--- a/examples/demos/demo_internet_plus.docx
+++ b/examples/demos/demo_internet_plus.docx
@@ -1730,6 +1730,79 @@
     </w:p>
     <w:p>
       <w:pPr>
+        <w:spacing w:before="0" w:after="120" w:lineRule="auto" w:line="360"/>
+        <w:ind w:firstLine="480"/>
+      </w:pPr>
+      <w:r>
+        <w:rPr>
+          <w:rFonts w:ascii="宋体" w:hAnsi="宋体" w:eastAsia="宋体"/>
+          <w:b w:val="0"/>
+          <w:color w:val="111827"/>
+          <w:sz w:val="24"/>
+        </w:rPr>
+        <w:t>收入来自订阅而非单次作业，这一点在交付流程上体现得很直接：客户按生长季订 4 次以上，我们就能把航线与地块档案复用，第二季度的边际成本显著低于第一季。</w:t>
+      </w:r>
+    </w:p>
+    <w:p>
+      <w:pPr>
+        <w:keepNext/>
+        <w:keepLines/>
+        <w:spacing w:before="200" w:after="80"/>
+        <w:jc w:val="center"/>
+      </w:pPr>
+      <w:r>
+        <w:drawing>
+          <wp:inline xmlns:a="http://schemas.openxmlformats.org/drawingml/2006/main" xmlns:pic="http://schemas.openxmlformats.org/drawingml/2006/picture">
+            <wp:extent cx="5472000" cy="1824000"/>
+            <wp:docPr id="2" name="Picture 2"/>
+            <wp:cNvGraphicFramePr>
+              <a:graphicFrameLocks noChangeAspect="1"/>
+            </wp:cNvGraphicFramePr>
+            <a:graphic>
+              <a:graphicData uri="http://schemas.openxmlformats.org/drawingml/2006/picture">
+                <pic:pic>
+                  <pic:nvPicPr>
+                    <pic:cNvPr id="0" name="19_service_flow.png"/>
+                    <pic:cNvPicPr/>
+                  </pic:nvPicPr>
+                  <pic:blipFill>
+                    <a:blip r:embed="rId10"/>
+                    <a:stretch>
+                      <a:fillRect/>
+                    </a:stretch>
+                  </pic:blipFill>
+                  <pic:spPr>
+                    <a:xfrm>
+                      <a:off x="0" y="0"/>
+                      <a:ext cx="5472000" cy="1824000"/>
+                    </a:xfrm>
+                    <a:prstGeom prst="rect"/>
+                  </pic:spPr>
+                </pic:pic>
+              </a:graphicData>
+            </a:graphic>
+          </wp:inline>
+        </w:drawing>
+      </w:r>
+    </w:p>
+    <w:p>
+      <w:pPr>
+        <w:keepLines/>
+        <w:spacing w:before="0" w:after="280"/>
+        <w:jc w:val="center"/>
+      </w:pPr>
+      <w:r>
+        <w:rPr>
+          <w:rFonts w:ascii="宋体" w:hAnsi="宋体" w:eastAsia="宋体"/>
+          <w:b w:val="0"/>
+          <w:color w:val="6B7280"/>
+          <w:sz w:val="21"/>
+        </w:rPr>
+        <w:t>图 2　服务交付六步链路与单环节耗时</w:t>
+      </w:r>
+    </w:p>
+    <w:p>
+      <w:pPr>
         <w:keepNext/>
         <w:keepLines/>
         <w:spacing w:before="360" w:after="160" w:line="360" w:lineRule="auto"/>
@@ -1770,7 +1843,7 @@
         <w:drawing>
           <wp:inline xmlns:a="http://schemas.openxmlformats.org/drawingml/2006/main" xmlns:pic="http://schemas.openxmlformats.org/drawingml/2006/picture">
             <wp:extent cx="3731785" cy="2520000"/>
-            <wp:docPr id="2" name="Picture 2"/>
+            <wp:docPr id="3" name="Picture 3"/>
             <wp:cNvGraphicFramePr>
               <a:graphicFrameLocks noChangeAspect="1"/>
             </wp:cNvGraphicFramePr>
@@ -1782,7 +1855,7 @@
                     <pic:cNvPicPr/>
                   </pic:nvPicPr>
                   <pic:blipFill>
-                    <a:blip r:embed="rId10"/>
+                    <a:blip r:embed="rId11"/>
                     <a:stretch>
                       <a:fillRect/>
                     </a:stretch>
@@ -1814,7 +1887,7 @@
           <w:color w:val="6B7280"/>
           <w:sz w:val="21"/>
         </w:rPr>
-        <w:t>图 2　SWOT 分析矩阵</w:t>
+        <w:t>图 3　SWOT 分析矩阵</w:t>
       </w:r>
     </w:p>
     <w:p>
@@ -1934,7 +2007,7 @@
         <w:drawing>
           <wp:inline xmlns:a="http://schemas.openxmlformats.org/drawingml/2006/main" xmlns:pic="http://schemas.openxmlformats.org/drawingml/2006/picture">
             <wp:extent cx="4630402" cy="2520000"/>
-            <wp:docPr id="3" name="Picture 3"/>
+            <wp:docPr id="4" name="Picture 4"/>
             <wp:cNvGraphicFramePr>
               <a:graphicFrameLocks noChangeAspect="1"/>
             </wp:cNvGraphicFramePr>
@@ -1946,7 +2019,7 @@
                     <pic:cNvPicPr/>
                   </pic:nvPicPr>
                   <pic:blipFill>
-                    <a:blip r:embed="rId11"/>
+                    <a:blip r:embed="rId12"/>
                     <a:stretch>
                       <a:fillRect/>
                     </a:stretch>
@@ -1978,7 +2051,7 @@
           <w:color w:val="6B7280"/>
           <w:sz w:val="21"/>
         </w:rPr>
-        <w:t>图 3　五年财务预测（单位：万元）</w:t>
+        <w:t>图 4　五年财务预测（单位：万元）</w:t>
       </w:r>
     </w:p>
     <w:tbl>
@@ -3977,6 +4050,94 @@
     </w:p>
     <w:p>
       <w:pPr>
+        <w:spacing w:before="0" w:after="120" w:lineRule="auto" w:line="360"/>
+        <w:ind w:firstLine="480"/>
+      </w:pPr>
+      <w:r>
+        <w:rPr>
+          <w:rFonts w:ascii="宋体" w:hAnsi="宋体" w:eastAsia="宋体"/>
+          <w:b w:val="0"/>
+          <w:color w:val="111827"/>
+          <w:sz w:val="24"/>
+        </w:rPr>
+        <w:t>财务模型从单亩算起。8 元/亩·次的收入结构能否成立，取决于四块成本能否被压到 4.4 元以内。</w:t>
+      </w:r>
+    </w:p>
+    <w:p>
+      <w:pPr>
+        <w:keepNext/>
+        <w:keepLines/>
+        <w:spacing w:before="200" w:after="80"/>
+        <w:jc w:val="center"/>
+      </w:pPr>
+      <w:r>
+        <w:drawing>
+          <wp:inline xmlns:a="http://schemas.openxmlformats.org/drawingml/2006/main" xmlns:pic="http://schemas.openxmlformats.org/drawingml/2006/picture">
+            <wp:extent cx="5087981" cy="2520000"/>
+            <wp:docPr id="5" name="Picture 5"/>
+            <wp:cNvGraphicFramePr>
+              <a:graphicFrameLocks noChangeAspect="1"/>
+            </wp:cNvGraphicFramePr>
+            <a:graphic>
+              <a:graphicData uri="http://schemas.openxmlformats.org/drawingml/2006/picture">
+                <pic:pic>
+                  <pic:nvPicPr>
+                    <pic:cNvPr id="0" name="18_unit_econ.png"/>
+                    <pic:cNvPicPr/>
+                  </pic:nvPicPr>
+                  <pic:blipFill>
+                    <a:blip r:embed="rId13"/>
+                    <a:stretch>
+                      <a:fillRect/>
+                    </a:stretch>
+                  </pic:blipFill>
+                  <pic:spPr>
+                    <a:xfrm>
+                      <a:off x="0" y="0"/>
+                      <a:ext cx="5087981" cy="2520000"/>
+                    </a:xfrm>
+                    <a:prstGeom prst="rect"/>
+                  </pic:spPr>
+                </pic:pic>
+              </a:graphicData>
+            </a:graphic>
+          </wp:inline>
+        </w:drawing>
+      </w:r>
+    </w:p>
+    <w:p>
+      <w:pPr>
+        <w:keepLines/>
+        <w:spacing w:before="0" w:after="280"/>
+        <w:jc w:val="center"/>
+      </w:pPr>
+      <w:r>
+        <w:rPr>
+          <w:rFonts w:ascii="宋体" w:hAnsi="宋体" w:eastAsia="宋体"/>
+          <w:b w:val="0"/>
+          <w:color w:val="6B7280"/>
+          <w:sz w:val="21"/>
+        </w:rPr>
+        <w:t>图 5　单亩单次经济模型：收入、成本与毛利的构成</w:t>
+      </w:r>
+    </w:p>
+    <w:p>
+      <w:pPr>
+        <w:spacing w:before="0" w:after="120" w:lineRule="auto" w:line="360"/>
+        <w:ind w:firstLine="480"/>
+      </w:pPr>
+      <w:r>
+        <w:rPr>
+          <w:rFonts w:ascii="宋体" w:hAnsi="宋体" w:eastAsia="宋体"/>
+          <w:b w:val="0"/>
+          <w:color w:val="111827"/>
+          <w:sz w:val="24"/>
+        </w:rPr>
+        <w:t>这也是我们对「价格战」的回应：如果同行把价格压到 6 元，单亩毛利只剩 1.6 元，就必须靠极大规模摊薄固定成本才能活；我们不打算走这条路，而是靠数据服务把单价做上去。</w:t>
+      </w:r>
+    </w:p>
+    <w:p>
+      <w:pPr>
         <w:keepNext/>
         <w:keepLines/>
         <w:spacing w:before="360" w:after="160" w:line="360" w:lineRule="auto"/>
@@ -4917,6 +5078,64 @@
         <w:t>投资人看早期项目，第一看团队、第二看市场。这份材料里团队放在商业模式之后、财务之前，是因为农业服务这件事的成败很大程度上取决于「谁在县里蹲得住」，而不只是模型好不好。</w:t>
       </w:r>
     </w:p>
+    <w:p>
+      <w:pPr>
+        <w:keepNext/>
+        <w:keepLines/>
+        <w:spacing w:before="200" w:after="80"/>
+        <w:jc w:val="center"/>
+      </w:pPr>
+      <w:r>
+        <w:drawing>
+          <wp:inline xmlns:a="http://schemas.openxmlformats.org/drawingml/2006/main" xmlns:pic="http://schemas.openxmlformats.org/drawingml/2006/picture">
+            <wp:extent cx="5472000" cy="2312728"/>
+            <wp:docPr id="6" name="Picture 6"/>
+            <wp:cNvGraphicFramePr>
+              <a:graphicFrameLocks noChangeAspect="1"/>
+            </wp:cNvGraphicFramePr>
+            <a:graphic>
+              <a:graphicData uri="http://schemas.openxmlformats.org/drawingml/2006/picture">
+                <pic:pic>
+                  <pic:nvPicPr>
+                    <pic:cNvPr id="0" name="23_org_chart.png"/>
+                    <pic:cNvPicPr/>
+                  </pic:nvPicPr>
+                  <pic:blipFill>
+                    <a:blip r:embed="rId14"/>
+                    <a:stretch>
+                      <a:fillRect/>
+                    </a:stretch>
+                  </pic:blipFill>
+                  <pic:spPr>
+                    <a:xfrm>
+                      <a:off x="0" y="0"/>
+                      <a:ext cx="5472000" cy="2312728"/>
+                    </a:xfrm>
+                    <a:prstGeom prst="rect"/>
+                  </pic:spPr>
+                </pic:pic>
+              </a:graphicData>
+            </a:graphic>
+          </wp:inline>
+        </w:drawing>
+      </w:r>
+    </w:p>
+    <w:p>
+      <w:pPr>
+        <w:keepLines/>
+        <w:spacing w:before="0" w:after="280"/>
+        <w:jc w:val="center"/>
+      </w:pPr>
+      <w:r>
+        <w:rPr>
+          <w:rFonts w:ascii="宋体" w:hAnsi="宋体" w:eastAsia="宋体"/>
+          <w:b w:val="0"/>
+          <w:color w:val="6B7280"/>
+          <w:sz w:val="21"/>
+        </w:rPr>
+        <w:t>图 6　核心团队组织架构与人员缺口</w:t>
+      </w:r>
+    </w:p>
     <w:tbl>
       <w:tblPr>
         <w:tblStyle w:val="TableGrid"/>
@@ -5569,7 +5788,7 @@
         <w:drawing>
           <wp:inline xmlns:a="http://schemas.openxmlformats.org/drawingml/2006/main" xmlns:pic="http://schemas.openxmlformats.org/drawingml/2006/picture">
             <wp:extent cx="4400000" cy="2520000"/>
-            <wp:docPr id="4" name="Picture 4"/>
+            <wp:docPr id="7" name="Picture 7"/>
             <wp:cNvGraphicFramePr>
               <a:graphicFrameLocks noChangeAspect="1"/>
             </wp:cNvGraphicFramePr>
@@ -5581,7 +5800,7 @@
                     <pic:cNvPicPr/>
                   </pic:nvPicPr>
                   <pic:blipFill>
-                    <a:blip r:embed="rId12"/>
+                    <a:blip r:embed="rId15"/>
                     <a:stretch>
                       <a:fillRect/>
                     </a:stretch>
@@ -5613,7 +5832,7 @@
           <w:color w:val="6B7280"/>
           <w:sz w:val="21"/>
         </w:rPr>
-        <w:t>图 4　项目风险矩阵（概率 × 影响）</w:t>
+        <w:t>图 7　项目风险矩阵（概率 × 影响）</w:t>
       </w:r>
     </w:p>
     <w:tbl>
@@ -6029,7 +6248,7 @@
         <w:drawing>
           <wp:inline xmlns:a="http://schemas.openxmlformats.org/drawingml/2006/main" xmlns:pic="http://schemas.openxmlformats.org/drawingml/2006/picture">
             <wp:extent cx="5348767" cy="2520000"/>
-            <wp:docPr id="5" name="Picture 5"/>
+            <wp:docPr id="8" name="Picture 8"/>
             <wp:cNvGraphicFramePr>
               <a:graphicFrameLocks noChangeAspect="1"/>
             </wp:cNvGraphicFramePr>
@@ -6041,7 +6260,7 @@
                     <pic:cNvPicPr/>
                   </pic:nvPicPr>
                   <pic:blipFill>
-                    <a:blip r:embed="rId13"/>
+                    <a:blip r:embed="rId16"/>
                     <a:stretch>
                       <a:fillRect/>
                     </a:stretch>
@@ -6073,7 +6292,7 @@
           <w:color w:val="6B7280"/>
           <w:sz w:val="21"/>
         </w:rPr>
-        <w:t>图 5　三阶段实施路线（M1—M12）</w:t>
+        <w:t>图 8　三阶段实施路线（M1—M12）</w:t>
       </w:r>
     </w:p>
     <w:p>

--- a/examples/demos/demo_internet_plus.docx
+++ b/examples/demos/demo_internet_plus.docx
@@ -297,7 +297,7 @@
       <w:pPr>
         <w:keepNext/>
         <w:keepLines/>
-        <w:spacing w:before="360" w:after="160" w:line="360" w:lineRule="auto"/>
+        <w:spacing w:before="280" w:after="140" w:line="360" w:lineRule="auto"/>
       </w:pPr>
       <w:r>
         <w:rPr>
@@ -539,7 +539,7 @@
       <w:pPr>
         <w:keepNext/>
         <w:keepLines/>
-        <w:spacing w:before="360" w:after="160" w:line="360" w:lineRule="auto"/>
+        <w:spacing w:before="280" w:after="140" w:line="360" w:lineRule="auto"/>
       </w:pPr>
       <w:r>
         <w:rPr>
@@ -564,6 +564,23 @@
           <w:sz w:val="24"/>
         </w:rPr>
         <w:t>目标市场为县域农业社会化服务市场。按全国 18 亿亩耕地、年巡田 4 次、单次 8 元/亩测算，理论市场空间约 576 亿元；聚焦 50 亩以上规模种植户，可服务面积约 6 亿亩，对应 192 亿元。</w:t>
+      </w:r>
+    </w:p>
+    <w:p>
+      <w:pPr>
+        <w:keepNext/>
+        <w:keepLines/>
+        <w:spacing w:before="120" w:after="40" w:line="288" w:lineRule="auto"/>
+        <w:jc w:val="center"/>
+      </w:pPr>
+      <w:r>
+        <w:rPr>
+          <w:rFonts w:ascii="黑体" w:hAnsi="黑体" w:eastAsia="黑体"/>
+          <w:b w:val="0"/>
+          <w:color w:val="111827"/>
+          <w:sz w:val="21"/>
+        </w:rPr>
+        <w:t>表 1　TAM / SAM / SOM 三层市场规模与测算依据</w:t>
       </w:r>
     </w:p>
     <w:tbl>
@@ -883,7 +900,7 @@
           <w:color w:val="111827"/>
           <w:sz w:val="25"/>
         </w:rPr>
-        <w:t>2.3 竞争格局</w:t>
+        <w:t>2.1 竞争格局</w:t>
       </w:r>
     </w:p>
     <w:p>
@@ -944,7 +961,7 @@
           <w:color w:val="111827"/>
           <w:sz w:val="25"/>
         </w:rPr>
-        <w:t>2.4 用户调研</w:t>
+        <w:t>2.2 用户调研</w:t>
       </w:r>
     </w:p>
     <w:p>
@@ -1020,7 +1037,7 @@
           <w:color w:val="111827"/>
           <w:sz w:val="25"/>
         </w:rPr>
-        <w:t>2.5 市场规模测算的假设与敏感性</w:t>
+        <w:t>2.3 市场规模测算的假设与敏感性</w:t>
       </w:r>
     </w:p>
     <w:p>
@@ -1036,6 +1053,23 @@
           <w:sz w:val="24"/>
         </w:rPr>
         <w:t>576 亿元的 TAM 建立在三个假设上：全国耕地 18 亿亩、年巡田 4 次、单价 8 元/亩。这三个数字都可能偏离。耕地面积是公开数据，偏差小；巡田频次取决于作物与经济性，若农户只愿意巡 2 次，市场直接腰斩；单价则会随竞争下降。</w:t>
+      </w:r>
+    </w:p>
+    <w:p>
+      <w:pPr>
+        <w:keepNext/>
+        <w:keepLines/>
+        <w:spacing w:before="120" w:after="40" w:line="288" w:lineRule="auto"/>
+        <w:jc w:val="center"/>
+      </w:pPr>
+      <w:r>
+        <w:rPr>
+          <w:rFonts w:ascii="黑体" w:hAnsi="黑体" w:eastAsia="黑体"/>
+          <w:b w:val="0"/>
+          <w:color w:val="111827"/>
+          <w:sz w:val="21"/>
+        </w:rPr>
+        <w:t>表 2　关键假设在基准与悲观情景下对 TAM 的影响</w:t>
       </w:r>
     </w:p>
     <w:tbl>
@@ -1543,7 +1577,7 @@
           <w:color w:val="111827"/>
           <w:sz w:val="25"/>
         </w:rPr>
-        <w:t>2.6 目标市场的进入顺序</w:t>
+        <w:t>2.4 目标市场的进入顺序</w:t>
       </w:r>
     </w:p>
     <w:p>
@@ -1565,7 +1599,7 @@
       <w:pPr>
         <w:keepNext/>
         <w:keepLines/>
-        <w:spacing w:before="360" w:after="160" w:line="360" w:lineRule="auto"/>
+        <w:spacing w:before="280" w:after="140" w:line="360" w:lineRule="auto"/>
       </w:pPr>
       <w:r>
         <w:rPr>
@@ -1598,7 +1632,7 @@
       <w:pPr>
         <w:keepNext/>
         <w:keepLines/>
-        <w:spacing w:before="200" w:after="80"/>
+        <w:spacing w:before="160" w:after="60"/>
         <w:jc w:val="center"/>
       </w:pPr>
       <w:r>
@@ -1617,7 +1651,7 @@
                     <pic:cNvPicPr/>
                   </pic:nvPicPr>
                   <pic:blipFill>
-                    <a:blip r:embed="rId9"/>
+                    <a:blip r:embed="rId10"/>
                     <a:stretch>
                       <a:fillRect/>
                     </a:stretch>
@@ -1639,7 +1673,7 @@
     <w:p>
       <w:pPr>
         <w:keepLines/>
-        <w:spacing w:before="0" w:after="280"/>
+        <w:spacing w:before="0" w:after="200"/>
         <w:jc w:val="center"/>
       </w:pPr>
       <w:r>
@@ -1695,7 +1729,7 @@
           <w:color w:val="111827"/>
           <w:sz w:val="25"/>
         </w:rPr>
-        <w:t>3.2 单位经济与规模化</w:t>
+        <w:t>3.1 单位经济与规模化</w:t>
       </w:r>
     </w:p>
     <w:p>
@@ -1747,7 +1781,7 @@
       <w:pPr>
         <w:keepNext/>
         <w:keepLines/>
-        <w:spacing w:before="200" w:after="80"/>
+        <w:spacing w:before="160" w:after="60"/>
         <w:jc w:val="center"/>
       </w:pPr>
       <w:r>
@@ -1766,7 +1800,7 @@
                     <pic:cNvPicPr/>
                   </pic:nvPicPr>
                   <pic:blipFill>
-                    <a:blip r:embed="rId10"/>
+                    <a:blip r:embed="rId11"/>
                     <a:stretch>
                       <a:fillRect/>
                     </a:stretch>
@@ -1788,7 +1822,7 @@
     <w:p>
       <w:pPr>
         <w:keepLines/>
-        <w:spacing w:before="0" w:after="280"/>
+        <w:spacing w:before="0" w:after="200"/>
         <w:jc w:val="center"/>
       </w:pPr>
       <w:r>
@@ -1805,7 +1839,7 @@
       <w:pPr>
         <w:keepNext/>
         <w:keepLines/>
-        <w:spacing w:before="360" w:after="160" w:line="360" w:lineRule="auto"/>
+        <w:spacing w:before="280" w:after="140" w:line="360" w:lineRule="auto"/>
       </w:pPr>
       <w:r>
         <w:rPr>
@@ -1836,7 +1870,7 @@
       <w:pPr>
         <w:keepNext/>
         <w:keepLines/>
-        <w:spacing w:before="200" w:after="80"/>
+        <w:spacing w:before="160" w:after="60"/>
         <w:jc w:val="center"/>
       </w:pPr>
       <w:r>
@@ -1855,7 +1889,7 @@
                     <pic:cNvPicPr/>
                   </pic:nvPicPr>
                   <pic:blipFill>
-                    <a:blip r:embed="rId11"/>
+                    <a:blip r:embed="rId12"/>
                     <a:stretch>
                       <a:fillRect/>
                     </a:stretch>
@@ -1877,7 +1911,7 @@
     <w:p>
       <w:pPr>
         <w:keepLines/>
-        <w:spacing w:before="0" w:after="280"/>
+        <w:spacing w:before="0" w:after="200"/>
         <w:jc w:val="center"/>
       </w:pPr>
       <w:r>
@@ -1969,7 +2003,7 @@
       <w:pPr>
         <w:keepNext/>
         <w:keepLines/>
-        <w:spacing w:before="360" w:after="160" w:line="360" w:lineRule="auto"/>
+        <w:spacing w:before="280" w:after="140" w:line="360" w:lineRule="auto"/>
       </w:pPr>
       <w:r>
         <w:rPr>
@@ -2000,7 +2034,7 @@
       <w:pPr>
         <w:keepNext/>
         <w:keepLines/>
-        <w:spacing w:before="200" w:after="80"/>
+        <w:spacing w:before="160" w:after="60"/>
         <w:jc w:val="center"/>
       </w:pPr>
       <w:r>
@@ -2019,7 +2053,7 @@
                     <pic:cNvPicPr/>
                   </pic:nvPicPr>
                   <pic:blipFill>
-                    <a:blip r:embed="rId12"/>
+                    <a:blip r:embed="rId13"/>
                     <a:stretch>
                       <a:fillRect/>
                     </a:stretch>
@@ -2041,7 +2075,7 @@
     <w:p>
       <w:pPr>
         <w:keepLines/>
-        <w:spacing w:before="0" w:after="280"/>
+        <w:spacing w:before="0" w:after="200"/>
         <w:jc w:val="center"/>
       </w:pPr>
       <w:r>
@@ -2052,6 +2086,23 @@
           <w:sz w:val="21"/>
         </w:rPr>
         <w:t>图 4　五年财务预测（单位：万元）</w:t>
+      </w:r>
+    </w:p>
+    <w:p>
+      <w:pPr>
+        <w:keepNext/>
+        <w:keepLines/>
+        <w:spacing w:before="120" w:after="40" w:line="288" w:lineRule="auto"/>
+        <w:jc w:val="center"/>
+      </w:pPr>
+      <w:r>
+        <w:rPr>
+          <w:rFonts w:ascii="黑体" w:hAnsi="黑体" w:eastAsia="黑体"/>
+          <w:b w:val="0"/>
+          <w:color w:val="111827"/>
+          <w:sz w:val="21"/>
+        </w:rPr>
+        <w:t>表 3　五年财务指标预测</w:t>
       </w:r>
     </w:p>
     <w:tbl>
@@ -2652,6 +2703,23 @@
         <w:t>财务模型的关键假设有三个：单亩服务价格年降 5%（规模效应让利）、飞手人效年升 15%（排班优化）、农资集采渗透率从 8% 提升至 25%。敏感性分析显示，即使服务价格降幅扩大到 10%，第 5 年净利仍有 214 万元，模型具备一定安全边际。</w:t>
       </w:r>
     </w:p>
+    <w:p>
+      <w:pPr>
+        <w:keepNext/>
+        <w:keepLines/>
+        <w:spacing w:before="120" w:after="40" w:line="288" w:lineRule="auto"/>
+        <w:jc w:val="center"/>
+      </w:pPr>
+      <w:r>
+        <w:rPr>
+          <w:rFonts w:ascii="黑体" w:hAnsi="黑体" w:eastAsia="黑体"/>
+          <w:b w:val="0"/>
+          <w:color w:val="111827"/>
+          <w:sz w:val="21"/>
+        </w:rPr>
+        <w:t>表 4　敏感性分析：关键变量对第 5 年净利的影响</w:t>
+      </w:r>
+    </w:p>
     <w:tbl>
       <w:tblPr>
         <w:tblStyle w:val="TableGrid"/>
@@ -3054,7 +3122,7 @@
           <w:color w:val="111827"/>
           <w:sz w:val="25"/>
         </w:rPr>
-        <w:t>5.4 成本结构与现金流</w:t>
+        <w:t>5.1 成本结构与现金流</w:t>
       </w:r>
     </w:p>
     <w:p>
@@ -3085,6 +3153,23 @@
           <w:sz w:val="24"/>
         </w:rPr>
         <w:t>现金流的最大问题是季节性错配：作业集中在 4—9 月，收入集中在这 6 个月，而人员与设备成本全年发生。首年需要预留至少 25 万元的运营资金用于跨季周转。这也是本轮融资 300 万元中，有 90 万元用于团队而非设备的原因。</w:t>
+      </w:r>
+    </w:p>
+    <w:p>
+      <w:pPr>
+        <w:keepNext/>
+        <w:keepLines/>
+        <w:spacing w:before="120" w:after="40" w:line="288" w:lineRule="auto"/>
+        <w:jc w:val="center"/>
+      </w:pPr>
+      <w:r>
+        <w:rPr>
+          <w:rFonts w:ascii="黑体" w:hAnsi="黑体" w:eastAsia="黑体"/>
+          <w:b w:val="0"/>
+          <w:color w:val="111827"/>
+          <w:sz w:val="21"/>
+        </w:rPr>
+        <w:t>表 5　现金流关键节点与当月净流入</w:t>
       </w:r>
     </w:p>
     <w:tbl>
@@ -3577,7 +3662,7 @@
           <w:color w:val="111827"/>
           <w:sz w:val="25"/>
         </w:rPr>
-        <w:t>5.5 关键财务假设</w:t>
+        <w:t>5.2 关键财务假设</w:t>
       </w:r>
     </w:p>
     <w:p>
@@ -3593,6 +3678,23 @@
           <w:sz w:val="24"/>
         </w:rPr>
         <w:t>财务模型的可靠性取决于假设是否诚实。我们把五个关键假设单独列出，并注明依据来源，避免「拍脑袋定增长」。</w:t>
+      </w:r>
+    </w:p>
+    <w:p>
+      <w:pPr>
+        <w:keepNext/>
+        <w:keepLines/>
+        <w:spacing w:before="120" w:after="40" w:line="288" w:lineRule="auto"/>
+        <w:jc w:val="center"/>
+      </w:pPr>
+      <w:r>
+        <w:rPr>
+          <w:rFonts w:ascii="黑体" w:hAnsi="黑体" w:eastAsia="黑体"/>
+          <w:b w:val="0"/>
+          <w:color w:val="111827"/>
+          <w:sz w:val="21"/>
+        </w:rPr>
+        <w:t>表 6　财务模型的核心假设与取值依据</w:t>
       </w:r>
     </w:p>
     <w:tbl>
@@ -4067,7 +4169,7 @@
       <w:pPr>
         <w:keepNext/>
         <w:keepLines/>
-        <w:spacing w:before="200" w:after="80"/>
+        <w:spacing w:before="160" w:after="60"/>
         <w:jc w:val="center"/>
       </w:pPr>
       <w:r>
@@ -4086,7 +4188,7 @@
                     <pic:cNvPicPr/>
                   </pic:nvPicPr>
                   <pic:blipFill>
-                    <a:blip r:embed="rId13"/>
+                    <a:blip r:embed="rId14"/>
                     <a:stretch>
                       <a:fillRect/>
                     </a:stretch>
@@ -4108,7 +4210,7 @@
     <w:p>
       <w:pPr>
         <w:keepLines/>
-        <w:spacing w:before="0" w:after="280"/>
+        <w:spacing w:before="0" w:after="200"/>
         <w:jc w:val="center"/>
       </w:pPr>
       <w:r>
@@ -4140,7 +4242,7 @@
       <w:pPr>
         <w:keepNext/>
         <w:keepLines/>
-        <w:spacing w:before="360" w:after="160" w:line="360" w:lineRule="auto"/>
+        <w:spacing w:before="280" w:after="140" w:line="360" w:lineRule="auto"/>
       </w:pPr>
       <w:r>
         <w:rPr>
@@ -4167,6 +4269,23 @@
           <w:sz w:val="24"/>
         </w:rPr>
         <w:t>本轮计划融资 300 万元，出让 12% 股权，资金用途如下：</w:t>
+      </w:r>
+    </w:p>
+    <w:p>
+      <w:pPr>
+        <w:keepNext/>
+        <w:keepLines/>
+        <w:spacing w:before="120" w:after="40" w:line="288" w:lineRule="auto"/>
+        <w:jc w:val="center"/>
+      </w:pPr>
+      <w:r>
+        <w:rPr>
+          <w:rFonts w:ascii="黑体" w:hAnsi="黑体" w:eastAsia="黑体"/>
+          <w:b w:val="0"/>
+          <w:color w:val="111827"/>
+          <w:sz w:val="21"/>
+        </w:rPr>
+        <w:t>表 7　本轮融资用途与金额分配</w:t>
       </w:r>
     </w:p>
     <w:tbl>
@@ -4646,6 +4765,23 @@
         </w:rPr>
       </w:r>
     </w:p>
+    <w:p>
+      <w:pPr>
+        <w:keepNext/>
+        <w:keepLines/>
+        <w:spacing w:before="120" w:after="40" w:line="288" w:lineRule="auto"/>
+        <w:jc w:val="center"/>
+      </w:pPr>
+      <w:r>
+        <w:rPr>
+          <w:rFonts w:ascii="黑体" w:hAnsi="黑体" w:eastAsia="黑体"/>
+          <w:b w:val="0"/>
+          <w:color w:val="111827"/>
+          <w:sz w:val="21"/>
+        </w:rPr>
+        <w:t>表 8　股权结构与各方角色</w:t>
+      </w:r>
+    </w:p>
     <w:tbl>
       <w:tblPr>
         <w:tblStyle w:val="TableGrid"/>
@@ -5051,7 +5187,7 @@
       <w:pPr>
         <w:keepNext/>
         <w:keepLines/>
-        <w:spacing w:before="360" w:after="160" w:line="360" w:lineRule="auto"/>
+        <w:spacing w:before="280" w:after="140" w:line="360" w:lineRule="auto"/>
       </w:pPr>
       <w:r>
         <w:rPr>
@@ -5082,7 +5218,7 @@
       <w:pPr>
         <w:keepNext/>
         <w:keepLines/>
-        <w:spacing w:before="200" w:after="80"/>
+        <w:spacing w:before="160" w:after="60"/>
         <w:jc w:val="center"/>
       </w:pPr>
       <w:r>
@@ -5101,7 +5237,7 @@
                     <pic:cNvPicPr/>
                   </pic:nvPicPr>
                   <pic:blipFill>
-                    <a:blip r:embed="rId14"/>
+                    <a:blip r:embed="rId15"/>
                     <a:stretch>
                       <a:fillRect/>
                     </a:stretch>
@@ -5123,7 +5259,7 @@
     <w:p>
       <w:pPr>
         <w:keepLines/>
-        <w:spacing w:before="0" w:after="280"/>
+        <w:spacing w:before="0" w:after="200"/>
         <w:jc w:val="center"/>
       </w:pPr>
       <w:r>
@@ -5134,6 +5270,23 @@
           <w:sz w:val="21"/>
         </w:rPr>
         <w:t>图 6　核心团队组织架构与人员缺口</w:t>
+      </w:r>
+    </w:p>
+    <w:p>
+      <w:pPr>
+        <w:keepNext/>
+        <w:keepLines/>
+        <w:spacing w:before="120" w:after="40" w:line="288" w:lineRule="auto"/>
+        <w:jc w:val="center"/>
+      </w:pPr>
+      <w:r>
+        <w:rPr>
+          <w:rFonts w:ascii="黑体" w:hAnsi="黑体" w:eastAsia="黑体"/>
+          <w:b w:val="0"/>
+          <w:color w:val="111827"/>
+          <w:sz w:val="21"/>
+        </w:rPr>
+        <w:t>表 9　核心团队成员、过往经历与投入方式</w:t>
       </w:r>
     </w:p>
     <w:tbl>
@@ -5750,7 +5903,7 @@
       <w:pPr>
         <w:keepNext/>
         <w:keepLines/>
-        <w:spacing w:before="360" w:after="160" w:line="360" w:lineRule="auto"/>
+        <w:spacing w:before="280" w:after="140" w:line="360" w:lineRule="auto"/>
       </w:pPr>
       <w:r>
         <w:rPr>
@@ -5781,7 +5934,7 @@
       <w:pPr>
         <w:keepNext/>
         <w:keepLines/>
-        <w:spacing w:before="200" w:after="80"/>
+        <w:spacing w:before="160" w:after="60"/>
         <w:jc w:val="center"/>
       </w:pPr>
       <w:r>
@@ -5800,7 +5953,7 @@
                     <pic:cNvPicPr/>
                   </pic:nvPicPr>
                   <pic:blipFill>
-                    <a:blip r:embed="rId15"/>
+                    <a:blip r:embed="rId16"/>
                     <a:stretch>
                       <a:fillRect/>
                     </a:stretch>
@@ -5822,7 +5975,7 @@
     <w:p>
       <w:pPr>
         <w:keepLines/>
-        <w:spacing w:before="0" w:after="280"/>
+        <w:spacing w:before="0" w:after="200"/>
         <w:jc w:val="center"/>
       </w:pPr>
       <w:r>
@@ -5833,6 +5986,23 @@
           <w:sz w:val="21"/>
         </w:rPr>
         <w:t>图 7　项目风险矩阵（概率 × 影响）</w:t>
+      </w:r>
+    </w:p>
+    <w:p>
+      <w:pPr>
+        <w:keepNext/>
+        <w:keepLines/>
+        <w:spacing w:before="120" w:after="40" w:line="288" w:lineRule="auto"/>
+        <w:jc w:val="center"/>
+      </w:pPr>
+      <w:r>
+        <w:rPr>
+          <w:rFonts w:ascii="黑体" w:hAnsi="黑体" w:eastAsia="黑体"/>
+          <w:b w:val="0"/>
+          <w:color w:val="111827"/>
+          <w:sz w:val="21"/>
+        </w:rPr>
+        <w:t>表 10　主要风险的触发条件与应对预案</w:t>
       </w:r>
     </w:p>
     <w:tbl>
@@ -6210,7 +6380,7 @@
       <w:pPr>
         <w:keepNext/>
         <w:keepLines/>
-        <w:spacing w:before="360" w:after="160" w:line="360" w:lineRule="auto"/>
+        <w:spacing w:before="280" w:after="140" w:line="360" w:lineRule="auto"/>
       </w:pPr>
       <w:r>
         <w:rPr>
@@ -6241,7 +6411,7 @@
       <w:pPr>
         <w:keepNext/>
         <w:keepLines/>
-        <w:spacing w:before="200" w:after="80"/>
+        <w:spacing w:before="160" w:after="60"/>
         <w:jc w:val="center"/>
       </w:pPr>
       <w:r>
@@ -6260,7 +6430,7 @@
                     <pic:cNvPicPr/>
                   </pic:nvPicPr>
                   <pic:blipFill>
-                    <a:blip r:embed="rId16"/>
+                    <a:blip r:embed="rId17"/>
                     <a:stretch>
                       <a:fillRect/>
                     </a:stretch>
@@ -6282,7 +6452,7 @@
     <w:p>
       <w:pPr>
         <w:keepLines/>
-        <w:spacing w:before="0" w:after="280"/>
+        <w:spacing w:before="0" w:after="200"/>
         <w:jc w:val="center"/>
       </w:pPr>
       <w:r>
@@ -6344,7 +6514,7 @@
       <w:pPr>
         <w:keepNext/>
         <w:keepLines/>
-        <w:spacing w:before="360" w:after="160" w:line="360" w:lineRule="auto"/>
+        <w:spacing w:before="280" w:after="140" w:line="360" w:lineRule="auto"/>
       </w:pPr>
       <w:r>
         <w:rPr>
@@ -6369,6 +6539,23 @@
           <w:sz w:val="24"/>
         </w:rPr>
         <w:t>这个项目的价值不只体现在营收上。农业社会化服务的特点是「一家赚钱、一片受益」，所以我把它拆成可核查的三类效益。</w:t>
+      </w:r>
+    </w:p>
+    <w:p>
+      <w:pPr>
+        <w:keepNext/>
+        <w:keepLines/>
+        <w:spacing w:before="120" w:after="40" w:line="288" w:lineRule="auto"/>
+        <w:jc w:val="center"/>
+      </w:pPr>
+      <w:r>
+        <w:rPr>
+          <w:rFonts w:ascii="黑体" w:hAnsi="黑体" w:eastAsia="黑体"/>
+          <w:b w:val="0"/>
+          <w:color w:val="111827"/>
+          <w:sz w:val="21"/>
+        </w:rPr>
+        <w:t>表 11　社会效益的具体表现与测算口径</w:t>
       </w:r>
     </w:p>
     <w:tbl>
@@ -6736,13 +6923,144 @@
       </w:r>
     </w:p>
     <w:sectPr>
+      <w:footerReference w:type="default" r:id="rId9"/>
       <w:pgSz w:w="11906" w:h="16838"/>
       <w:pgMar w:top="1440" w:right="1474" w:bottom="1440" w:left="1701" w:header="720" w:footer="720" w:gutter="0"/>
       <w:cols w:space="720"/>
+      <w:titlePg/>
       <w:docGrid w:linePitch="360"/>
     </w:sectPr>
   </w:body>
 </w:document>
+</file>
+
+<file path=word/footer1.xml><?xml version="1.0" encoding="utf-8"?>
+<w:ftr xmlns:m="http://schemas.openxmlformats.org/officeDocument/2006/math" xmlns:mc="http://schemas.openxmlformats.org/markup-compatibility/2006" xmlns:mo="http://schemas.microsoft.com/office/mac/office/2008/main" xmlns:mv="urn:schemas-microsoft-com:mac:vml" xmlns:o="urn:schemas-microsoft-com:office:office" xmlns:r="http://schemas.openxmlformats.org/officeDocument/2006/relationships" xmlns:v="urn:schemas-microsoft-com:vml" xmlns:w10="urn:schemas-microsoft-com:office:word" xmlns:w14="http://schemas.microsoft.com/office/word/2010/wordml" xmlns:w="http://schemas.openxmlformats.org/wordprocessingml/2006/main" xmlns:wne="http://schemas.microsoft.com/office/word/2006/wordml" xmlns:wp14="http://schemas.microsoft.com/office/word/2010/wordprocessingDrawing" xmlns:wp="http://schemas.openxmlformats.org/drawingml/2006/wordprocessingDrawing" xmlns:wpc="http://schemas.microsoft.com/office/word/2010/wordprocessingCanvas" xmlns:wpg="http://schemas.microsoft.com/office/word/2010/wordprocessingGroup" xmlns:wpi="http://schemas.microsoft.com/office/word/2010/wordprocessingInk" xmlns:wps="http://schemas.microsoft.com/office/word/2010/wordprocessingShape" mc:Ignorable="w14 wp14">
+  <w:p>
+    <w:pPr>
+      <w:pStyle w:val="Footer"/>
+      <w:spacing w:before="0" w:after="0"/>
+      <w:jc w:val="center"/>
+    </w:pPr>
+    <w:r>
+      <w:rPr>
+        <w:rFonts w:ascii="宋体" w:hAnsi="宋体" w:eastAsia="宋体"/>
+        <w:b w:val="0"/>
+        <w:color w:val="6B7280"/>
+        <w:sz w:val="18"/>
+      </w:rPr>
+      <w:t xml:space="preserve">第 </w:t>
+    </w:r>
+    <w:r>
+      <w:rPr>
+        <w:rFonts w:ascii="宋体" w:hAnsi="宋体" w:eastAsia="宋体"/>
+        <w:b w:val="0"/>
+        <w:color w:val="6B7280"/>
+        <w:sz w:val="18"/>
+      </w:rPr>
+      <w:fldChar w:fldCharType="begin"/>
+    </w:r>
+    <w:r>
+      <w:rPr>
+        <w:rFonts w:ascii="宋体" w:hAnsi="宋体" w:eastAsia="宋体"/>
+        <w:b w:val="0"/>
+        <w:color w:val="6B7280"/>
+        <w:sz w:val="18"/>
+      </w:rPr>
+      <w:instrText xml:space="preserve"> PAGE </w:instrText>
+    </w:r>
+    <w:r>
+      <w:rPr>
+        <w:rFonts w:ascii="宋体" w:hAnsi="宋体" w:eastAsia="宋体"/>
+        <w:b w:val="0"/>
+        <w:color w:val="6B7280"/>
+        <w:sz w:val="18"/>
+      </w:rPr>
+      <w:fldChar w:fldCharType="separate"/>
+    </w:r>
+    <w:r>
+      <w:rPr>
+        <w:rFonts w:ascii="宋体" w:hAnsi="宋体" w:eastAsia="宋体"/>
+        <w:b w:val="0"/>
+        <w:color w:val="6B7280"/>
+        <w:sz w:val="18"/>
+      </w:rPr>
+      <w:t>1</w:t>
+    </w:r>
+    <w:r>
+      <w:rPr>
+        <w:rFonts w:ascii="宋体" w:hAnsi="宋体" w:eastAsia="宋体"/>
+        <w:b w:val="0"/>
+        <w:color w:val="6B7280"/>
+        <w:sz w:val="18"/>
+      </w:rPr>
+      <w:fldChar w:fldCharType="end"/>
+    </w:r>
+    <w:r>
+      <w:rPr>
+        <w:rFonts w:ascii="宋体" w:hAnsi="宋体" w:eastAsia="宋体"/>
+        <w:b w:val="0"/>
+        <w:color w:val="6B7280"/>
+        <w:sz w:val="18"/>
+      </w:rPr>
+      <w:t xml:space="preserve"> 页　共 </w:t>
+    </w:r>
+    <w:r>
+      <w:rPr>
+        <w:rFonts w:ascii="宋体" w:hAnsi="宋体" w:eastAsia="宋体"/>
+        <w:b w:val="0"/>
+        <w:color w:val="6B7280"/>
+        <w:sz w:val="18"/>
+      </w:rPr>
+      <w:fldChar w:fldCharType="begin"/>
+    </w:r>
+    <w:r>
+      <w:rPr>
+        <w:rFonts w:ascii="宋体" w:hAnsi="宋体" w:eastAsia="宋体"/>
+        <w:b w:val="0"/>
+        <w:color w:val="6B7280"/>
+        <w:sz w:val="18"/>
+      </w:rPr>
+      <w:instrText xml:space="preserve"> NUMPAGES </w:instrText>
+    </w:r>
+    <w:r>
+      <w:rPr>
+        <w:rFonts w:ascii="宋体" w:hAnsi="宋体" w:eastAsia="宋体"/>
+        <w:b w:val="0"/>
+        <w:color w:val="6B7280"/>
+        <w:sz w:val="18"/>
+      </w:rPr>
+      <w:fldChar w:fldCharType="separate"/>
+    </w:r>
+    <w:r>
+      <w:rPr>
+        <w:rFonts w:ascii="宋体" w:hAnsi="宋体" w:eastAsia="宋体"/>
+        <w:b w:val="0"/>
+        <w:color w:val="6B7280"/>
+        <w:sz w:val="18"/>
+      </w:rPr>
+      <w:t>1</w:t>
+    </w:r>
+    <w:r>
+      <w:rPr>
+        <w:rFonts w:ascii="宋体" w:hAnsi="宋体" w:eastAsia="宋体"/>
+        <w:b w:val="0"/>
+        <w:color w:val="6B7280"/>
+        <w:sz w:val="18"/>
+      </w:rPr>
+      <w:fldChar w:fldCharType="end"/>
+    </w:r>
+    <w:r>
+      <w:rPr>
+        <w:rFonts w:ascii="宋体" w:hAnsi="宋体" w:eastAsia="宋体"/>
+        <w:b w:val="0"/>
+        <w:color w:val="6B7280"/>
+        <w:sz w:val="18"/>
+      </w:rPr>
+      <w:t xml:space="preserve"> 页</w:t>
+    </w:r>
+  </w:p>
+</w:ftr>
 </file>
 
 <file path=word/numbering.xml><?xml version="1.0" encoding="utf-8"?>

--- a/examples/demos/demo_internet_plus.docx
+++ b/examples/demos/demo_internet_plus.docx
@@ -614,6 +614,8 @@
           </w:tcPr>
           <w:p>
             <w:pPr>
+              <w:keepNext/>
+              <w:keepLines/>
               <w:spacing w:before="0" w:after="0"/>
               <w:jc w:val="center"/>
             </w:pPr>
@@ -635,6 +637,8 @@
           </w:tcPr>
           <w:p>
             <w:pPr>
+              <w:keepNext/>
+              <w:keepLines/>
               <w:spacing w:before="0" w:after="0"/>
               <w:jc w:val="center"/>
             </w:pPr>
@@ -656,6 +660,8 @@
           </w:tcPr>
           <w:p>
             <w:pPr>
+              <w:keepNext/>
+              <w:keepLines/>
               <w:spacing w:before="0" w:after="0"/>
               <w:jc w:val="center"/>
             </w:pPr>
@@ -682,6 +688,8 @@
           </w:tcPr>
           <w:p>
             <w:pPr>
+              <w:keepNext/>
+              <w:keepLines/>
               <w:spacing w:before="0" w:after="0" w:line="276" w:lineRule="auto"/>
             </w:pPr>
             <w:r/>
@@ -702,6 +710,8 @@
           </w:tcPr>
           <w:p>
             <w:pPr>
+              <w:keepNext/>
+              <w:keepLines/>
               <w:spacing w:before="0" w:after="0" w:line="276" w:lineRule="auto"/>
               <w:jc w:val="center"/>
             </w:pPr>
@@ -723,6 +733,8 @@
           </w:tcPr>
           <w:p>
             <w:pPr>
+              <w:keepNext/>
+              <w:keepLines/>
               <w:spacing w:before="0" w:after="0" w:line="276" w:lineRule="auto"/>
               <w:jc w:val="center"/>
             </w:pPr>
@@ -749,6 +761,8 @@
           </w:tcPr>
           <w:p>
             <w:pPr>
+              <w:keepNext/>
+              <w:keepLines/>
               <w:spacing w:before="0" w:after="0" w:line="276" w:lineRule="auto"/>
             </w:pPr>
             <w:r/>
@@ -769,6 +783,8 @@
           </w:tcPr>
           <w:p>
             <w:pPr>
+              <w:keepNext/>
+              <w:keepLines/>
               <w:spacing w:before="0" w:after="0" w:line="276" w:lineRule="auto"/>
               <w:jc w:val="center"/>
             </w:pPr>
@@ -790,6 +806,8 @@
           </w:tcPr>
           <w:p>
             <w:pPr>
+              <w:keepNext/>
+              <w:keepLines/>
               <w:spacing w:before="0" w:after="0" w:line="276" w:lineRule="auto"/>
               <w:jc w:val="center"/>
             </w:pPr>
@@ -1104,6 +1122,8 @@
           </w:tcPr>
           <w:p>
             <w:pPr>
+              <w:keepNext/>
+              <w:keepLines/>
               <w:spacing w:before="0" w:after="0"/>
               <w:jc w:val="center"/>
             </w:pPr>
@@ -1125,6 +1145,8 @@
           </w:tcPr>
           <w:p>
             <w:pPr>
+              <w:keepNext/>
+              <w:keepLines/>
               <w:spacing w:before="0" w:after="0"/>
               <w:jc w:val="center"/>
             </w:pPr>
@@ -1146,6 +1168,8 @@
           </w:tcPr>
           <w:p>
             <w:pPr>
+              <w:keepNext/>
+              <w:keepLines/>
               <w:spacing w:before="0" w:after="0"/>
               <w:jc w:val="center"/>
             </w:pPr>
@@ -1167,6 +1191,8 @@
           </w:tcPr>
           <w:p>
             <w:pPr>
+              <w:keepNext/>
+              <w:keepLines/>
               <w:spacing w:before="0" w:after="0"/>
               <w:jc w:val="center"/>
             </w:pPr>
@@ -1193,6 +1219,8 @@
           </w:tcPr>
           <w:p>
             <w:pPr>
+              <w:keepNext/>
+              <w:keepLines/>
               <w:spacing w:before="0" w:after="0" w:line="276" w:lineRule="auto"/>
             </w:pPr>
             <w:r/>
@@ -1213,6 +1241,8 @@
           </w:tcPr>
           <w:p>
             <w:pPr>
+              <w:keepNext/>
+              <w:keepLines/>
               <w:spacing w:before="0" w:after="0" w:line="276" w:lineRule="auto"/>
               <w:jc w:val="center"/>
             </w:pPr>
@@ -1234,6 +1264,8 @@
           </w:tcPr>
           <w:p>
             <w:pPr>
+              <w:keepNext/>
+              <w:keepLines/>
               <w:spacing w:before="0" w:after="0" w:line="276" w:lineRule="auto"/>
               <w:jc w:val="center"/>
             </w:pPr>
@@ -1255,6 +1287,8 @@
           </w:tcPr>
           <w:p>
             <w:pPr>
+              <w:keepNext/>
+              <w:keepLines/>
               <w:spacing w:before="0" w:after="0" w:line="276" w:lineRule="auto"/>
               <w:jc w:val="center"/>
             </w:pPr>
@@ -1281,6 +1315,8 @@
           </w:tcPr>
           <w:p>
             <w:pPr>
+              <w:keepNext/>
+              <w:keepLines/>
               <w:spacing w:before="0" w:after="0" w:line="276" w:lineRule="auto"/>
             </w:pPr>
             <w:r/>
@@ -1301,6 +1337,8 @@
           </w:tcPr>
           <w:p>
             <w:pPr>
+              <w:keepNext/>
+              <w:keepLines/>
               <w:spacing w:before="0" w:after="0" w:line="276" w:lineRule="auto"/>
               <w:jc w:val="center"/>
             </w:pPr>
@@ -1322,6 +1360,8 @@
           </w:tcPr>
           <w:p>
             <w:pPr>
+              <w:keepNext/>
+              <w:keepLines/>
               <w:spacing w:before="0" w:after="0" w:line="276" w:lineRule="auto"/>
               <w:jc w:val="center"/>
             </w:pPr>
@@ -1343,6 +1383,8 @@
           </w:tcPr>
           <w:p>
             <w:pPr>
+              <w:keepNext/>
+              <w:keepLines/>
               <w:spacing w:before="0" w:after="0" w:line="276" w:lineRule="auto"/>
               <w:jc w:val="center"/>
             </w:pPr>
@@ -1369,6 +1411,8 @@
           </w:tcPr>
           <w:p>
             <w:pPr>
+              <w:keepNext/>
+              <w:keepLines/>
               <w:spacing w:before="0" w:after="0" w:line="276" w:lineRule="auto"/>
             </w:pPr>
             <w:r/>
@@ -1389,6 +1433,8 @@
           </w:tcPr>
           <w:p>
             <w:pPr>
+              <w:keepNext/>
+              <w:keepLines/>
               <w:spacing w:before="0" w:after="0" w:line="276" w:lineRule="auto"/>
               <w:jc w:val="center"/>
             </w:pPr>
@@ -1410,6 +1456,8 @@
           </w:tcPr>
           <w:p>
             <w:pPr>
+              <w:keepNext/>
+              <w:keepLines/>
               <w:spacing w:before="0" w:after="0" w:line="276" w:lineRule="auto"/>
               <w:jc w:val="center"/>
             </w:pPr>
@@ -1431,6 +1479,8 @@
           </w:tcPr>
           <w:p>
             <w:pPr>
+              <w:keepNext/>
+              <w:keepLines/>
               <w:spacing w:before="0" w:after="0" w:line="276" w:lineRule="auto"/>
               <w:jc w:val="center"/>
             </w:pPr>
@@ -2138,6 +2188,8 @@
           </w:tcPr>
           <w:p>
             <w:pPr>
+              <w:keepNext/>
+              <w:keepLines/>
               <w:spacing w:before="0" w:after="0"/>
               <w:jc w:val="center"/>
             </w:pPr>
@@ -2159,6 +2211,8 @@
           </w:tcPr>
           <w:p>
             <w:pPr>
+              <w:keepNext/>
+              <w:keepLines/>
               <w:spacing w:before="0" w:after="0"/>
               <w:jc w:val="center"/>
             </w:pPr>
@@ -2180,6 +2234,8 @@
           </w:tcPr>
           <w:p>
             <w:pPr>
+              <w:keepNext/>
+              <w:keepLines/>
               <w:spacing w:before="0" w:after="0"/>
               <w:jc w:val="center"/>
             </w:pPr>
@@ -2201,6 +2257,8 @@
           </w:tcPr>
           <w:p>
             <w:pPr>
+              <w:keepNext/>
+              <w:keepLines/>
               <w:spacing w:before="0" w:after="0"/>
               <w:jc w:val="center"/>
             </w:pPr>
@@ -2222,6 +2280,8 @@
           </w:tcPr>
           <w:p>
             <w:pPr>
+              <w:keepNext/>
+              <w:keepLines/>
               <w:spacing w:before="0" w:after="0"/>
               <w:jc w:val="center"/>
             </w:pPr>
@@ -2248,6 +2308,8 @@
           </w:tcPr>
           <w:p>
             <w:pPr>
+              <w:keepNext/>
+              <w:keepLines/>
               <w:spacing w:before="0" w:after="0" w:line="276" w:lineRule="auto"/>
             </w:pPr>
             <w:r/>
@@ -2268,6 +2330,8 @@
           </w:tcPr>
           <w:p>
             <w:pPr>
+              <w:keepNext/>
+              <w:keepLines/>
               <w:spacing w:before="0" w:after="0" w:line="276" w:lineRule="auto"/>
               <w:jc w:val="center"/>
             </w:pPr>
@@ -2289,6 +2353,8 @@
           </w:tcPr>
           <w:p>
             <w:pPr>
+              <w:keepNext/>
+              <w:keepLines/>
               <w:spacing w:before="0" w:after="0" w:line="276" w:lineRule="auto"/>
               <w:jc w:val="center"/>
             </w:pPr>
@@ -2310,6 +2376,8 @@
           </w:tcPr>
           <w:p>
             <w:pPr>
+              <w:keepNext/>
+              <w:keepLines/>
               <w:spacing w:before="0" w:after="0" w:line="276" w:lineRule="auto"/>
               <w:jc w:val="center"/>
             </w:pPr>
@@ -2331,6 +2399,8 @@
           </w:tcPr>
           <w:p>
             <w:pPr>
+              <w:keepNext/>
+              <w:keepLines/>
               <w:spacing w:before="0" w:after="0" w:line="276" w:lineRule="auto"/>
               <w:jc w:val="center"/>
             </w:pPr>
@@ -2357,6 +2427,8 @@
           </w:tcPr>
           <w:p>
             <w:pPr>
+              <w:keepNext/>
+              <w:keepLines/>
               <w:spacing w:before="0" w:after="0" w:line="276" w:lineRule="auto"/>
             </w:pPr>
             <w:r/>
@@ -2377,6 +2449,8 @@
           </w:tcPr>
           <w:p>
             <w:pPr>
+              <w:keepNext/>
+              <w:keepLines/>
               <w:spacing w:before="0" w:after="0" w:line="276" w:lineRule="auto"/>
               <w:jc w:val="center"/>
             </w:pPr>
@@ -2398,6 +2472,8 @@
           </w:tcPr>
           <w:p>
             <w:pPr>
+              <w:keepNext/>
+              <w:keepLines/>
               <w:spacing w:before="0" w:after="0" w:line="276" w:lineRule="auto"/>
               <w:jc w:val="center"/>
             </w:pPr>
@@ -2419,6 +2495,8 @@
           </w:tcPr>
           <w:p>
             <w:pPr>
+              <w:keepNext/>
+              <w:keepLines/>
               <w:spacing w:before="0" w:after="0" w:line="276" w:lineRule="auto"/>
               <w:jc w:val="center"/>
             </w:pPr>
@@ -2440,6 +2518,8 @@
           </w:tcPr>
           <w:p>
             <w:pPr>
+              <w:keepNext/>
+              <w:keepLines/>
               <w:spacing w:before="0" w:after="0" w:line="276" w:lineRule="auto"/>
               <w:jc w:val="center"/>
             </w:pPr>
@@ -2466,6 +2546,8 @@
           </w:tcPr>
           <w:p>
             <w:pPr>
+              <w:keepNext/>
+              <w:keepLines/>
               <w:spacing w:before="0" w:after="0" w:line="276" w:lineRule="auto"/>
             </w:pPr>
             <w:r/>
@@ -2486,6 +2568,8 @@
           </w:tcPr>
           <w:p>
             <w:pPr>
+              <w:keepNext/>
+              <w:keepLines/>
               <w:spacing w:before="0" w:after="0" w:line="276" w:lineRule="auto"/>
               <w:jc w:val="center"/>
             </w:pPr>
@@ -2507,6 +2591,8 @@
           </w:tcPr>
           <w:p>
             <w:pPr>
+              <w:keepNext/>
+              <w:keepLines/>
               <w:spacing w:before="0" w:after="0" w:line="276" w:lineRule="auto"/>
               <w:jc w:val="center"/>
             </w:pPr>
@@ -2528,6 +2614,8 @@
           </w:tcPr>
           <w:p>
             <w:pPr>
+              <w:keepNext/>
+              <w:keepLines/>
               <w:spacing w:before="0" w:after="0" w:line="276" w:lineRule="auto"/>
               <w:jc w:val="center"/>
             </w:pPr>
@@ -2549,6 +2637,8 @@
           </w:tcPr>
           <w:p>
             <w:pPr>
+              <w:keepNext/>
+              <w:keepLines/>
               <w:spacing w:before="0" w:after="0" w:line="276" w:lineRule="auto"/>
               <w:jc w:val="center"/>
             </w:pPr>
@@ -2752,6 +2842,8 @@
           </w:tcPr>
           <w:p>
             <w:pPr>
+              <w:keepNext/>
+              <w:keepLines/>
               <w:spacing w:before="0" w:after="0"/>
               <w:jc w:val="center"/>
             </w:pPr>
@@ -2773,6 +2865,8 @@
           </w:tcPr>
           <w:p>
             <w:pPr>
+              <w:keepNext/>
+              <w:keepLines/>
               <w:spacing w:before="0" w:after="0"/>
               <w:jc w:val="center"/>
             </w:pPr>
@@ -2794,6 +2888,8 @@
           </w:tcPr>
           <w:p>
             <w:pPr>
+              <w:keepNext/>
+              <w:keepLines/>
               <w:spacing w:before="0" w:after="0"/>
               <w:jc w:val="center"/>
             </w:pPr>
@@ -2815,6 +2911,8 @@
           </w:tcPr>
           <w:p>
             <w:pPr>
+              <w:keepNext/>
+              <w:keepLines/>
               <w:spacing w:before="0" w:after="0"/>
               <w:jc w:val="center"/>
             </w:pPr>
@@ -2841,6 +2939,8 @@
           </w:tcPr>
           <w:p>
             <w:pPr>
+              <w:keepNext/>
+              <w:keepLines/>
               <w:spacing w:before="0" w:after="0" w:line="276" w:lineRule="auto"/>
             </w:pPr>
             <w:r/>
@@ -2861,6 +2961,8 @@
           </w:tcPr>
           <w:p>
             <w:pPr>
+              <w:keepNext/>
+              <w:keepLines/>
               <w:spacing w:before="0" w:after="0" w:line="276" w:lineRule="auto"/>
               <w:jc w:val="center"/>
             </w:pPr>
@@ -2882,6 +2984,8 @@
           </w:tcPr>
           <w:p>
             <w:pPr>
+              <w:keepNext/>
+              <w:keepLines/>
               <w:spacing w:before="0" w:after="0" w:line="276" w:lineRule="auto"/>
               <w:jc w:val="center"/>
             </w:pPr>
@@ -2903,6 +3007,8 @@
           </w:tcPr>
           <w:p>
             <w:pPr>
+              <w:keepNext/>
+              <w:keepLines/>
               <w:spacing w:before="0" w:after="0" w:line="276" w:lineRule="auto"/>
               <w:jc w:val="center"/>
             </w:pPr>
@@ -2929,6 +3035,8 @@
           </w:tcPr>
           <w:p>
             <w:pPr>
+              <w:keepNext/>
+              <w:keepLines/>
               <w:spacing w:before="0" w:after="0" w:line="276" w:lineRule="auto"/>
             </w:pPr>
             <w:r/>
@@ -2949,6 +3057,8 @@
           </w:tcPr>
           <w:p>
             <w:pPr>
+              <w:keepNext/>
+              <w:keepLines/>
               <w:spacing w:before="0" w:after="0" w:line="276" w:lineRule="auto"/>
               <w:jc w:val="center"/>
             </w:pPr>
@@ -2970,6 +3080,8 @@
           </w:tcPr>
           <w:p>
             <w:pPr>
+              <w:keepNext/>
+              <w:keepLines/>
               <w:spacing w:before="0" w:after="0" w:line="276" w:lineRule="auto"/>
               <w:jc w:val="center"/>
             </w:pPr>
@@ -2991,6 +3103,8 @@
           </w:tcPr>
           <w:p>
             <w:pPr>
+              <w:keepNext/>
+              <w:keepLines/>
               <w:spacing w:before="0" w:after="0" w:line="276" w:lineRule="auto"/>
               <w:jc w:val="center"/>
             </w:pPr>
@@ -3204,6 +3318,8 @@
           </w:tcPr>
           <w:p>
             <w:pPr>
+              <w:keepNext/>
+              <w:keepLines/>
               <w:spacing w:before="0" w:after="0"/>
               <w:jc w:val="center"/>
             </w:pPr>
@@ -3225,6 +3341,8 @@
           </w:tcPr>
           <w:p>
             <w:pPr>
+              <w:keepNext/>
+              <w:keepLines/>
               <w:spacing w:before="0" w:after="0"/>
               <w:jc w:val="center"/>
             </w:pPr>
@@ -3246,6 +3364,8 @@
           </w:tcPr>
           <w:p>
             <w:pPr>
+              <w:keepNext/>
+              <w:keepLines/>
               <w:spacing w:before="0" w:after="0"/>
               <w:jc w:val="center"/>
             </w:pPr>
@@ -3267,6 +3387,8 @@
           </w:tcPr>
           <w:p>
             <w:pPr>
+              <w:keepNext/>
+              <w:keepLines/>
               <w:spacing w:before="0" w:after="0"/>
               <w:jc w:val="center"/>
             </w:pPr>
@@ -3293,6 +3415,8 @@
           </w:tcPr>
           <w:p>
             <w:pPr>
+              <w:keepNext/>
+              <w:keepLines/>
               <w:spacing w:before="0" w:after="0" w:line="276" w:lineRule="auto"/>
             </w:pPr>
             <w:r/>
@@ -3313,6 +3437,8 @@
           </w:tcPr>
           <w:p>
             <w:pPr>
+              <w:keepNext/>
+              <w:keepLines/>
               <w:spacing w:before="0" w:after="0" w:line="276" w:lineRule="auto"/>
               <w:jc w:val="center"/>
             </w:pPr>
@@ -3334,6 +3460,8 @@
           </w:tcPr>
           <w:p>
             <w:pPr>
+              <w:keepNext/>
+              <w:keepLines/>
               <w:spacing w:before="0" w:after="0" w:line="276" w:lineRule="auto"/>
               <w:jc w:val="center"/>
             </w:pPr>
@@ -3355,6 +3483,8 @@
           </w:tcPr>
           <w:p>
             <w:pPr>
+              <w:keepNext/>
+              <w:keepLines/>
               <w:spacing w:before="0" w:after="0" w:line="276" w:lineRule="auto"/>
               <w:jc w:val="center"/>
             </w:pPr>
@@ -3381,6 +3511,8 @@
           </w:tcPr>
           <w:p>
             <w:pPr>
+              <w:keepNext/>
+              <w:keepLines/>
               <w:spacing w:before="0" w:after="0" w:line="276" w:lineRule="auto"/>
             </w:pPr>
             <w:r/>
@@ -3401,6 +3533,8 @@
           </w:tcPr>
           <w:p>
             <w:pPr>
+              <w:keepNext/>
+              <w:keepLines/>
               <w:spacing w:before="0" w:after="0" w:line="276" w:lineRule="auto"/>
               <w:jc w:val="center"/>
             </w:pPr>
@@ -3422,6 +3556,8 @@
           </w:tcPr>
           <w:p>
             <w:pPr>
+              <w:keepNext/>
+              <w:keepLines/>
               <w:spacing w:before="0" w:after="0" w:line="276" w:lineRule="auto"/>
               <w:jc w:val="center"/>
             </w:pPr>
@@ -3443,6 +3579,8 @@
           </w:tcPr>
           <w:p>
             <w:pPr>
+              <w:keepNext/>
+              <w:keepLines/>
               <w:spacing w:before="0" w:after="0" w:line="276" w:lineRule="auto"/>
               <w:jc w:val="center"/>
             </w:pPr>
@@ -3469,6 +3607,8 @@
           </w:tcPr>
           <w:p>
             <w:pPr>
+              <w:keepNext/>
+              <w:keepLines/>
               <w:spacing w:before="0" w:after="0" w:line="276" w:lineRule="auto"/>
             </w:pPr>
             <w:r/>
@@ -3489,6 +3629,8 @@
           </w:tcPr>
           <w:p>
             <w:pPr>
+              <w:keepNext/>
+              <w:keepLines/>
               <w:spacing w:before="0" w:after="0" w:line="276" w:lineRule="auto"/>
               <w:jc w:val="center"/>
             </w:pPr>
@@ -3510,6 +3652,8 @@
           </w:tcPr>
           <w:p>
             <w:pPr>
+              <w:keepNext/>
+              <w:keepLines/>
               <w:spacing w:before="0" w:after="0" w:line="276" w:lineRule="auto"/>
               <w:jc w:val="center"/>
             </w:pPr>
@@ -3531,6 +3675,8 @@
           </w:tcPr>
           <w:p>
             <w:pPr>
+              <w:keepNext/>
+              <w:keepLines/>
               <w:spacing w:before="0" w:after="0" w:line="276" w:lineRule="auto"/>
               <w:jc w:val="center"/>
             </w:pPr>
@@ -3728,6 +3874,8 @@
           </w:tcPr>
           <w:p>
             <w:pPr>
+              <w:keepNext/>
+              <w:keepLines/>
               <w:spacing w:before="0" w:after="0"/>
               <w:jc w:val="center"/>
             </w:pPr>
@@ -3749,6 +3897,8 @@
           </w:tcPr>
           <w:p>
             <w:pPr>
+              <w:keepNext/>
+              <w:keepLines/>
               <w:spacing w:before="0" w:after="0"/>
               <w:jc w:val="center"/>
             </w:pPr>
@@ -3770,6 +3920,8 @@
           </w:tcPr>
           <w:p>
             <w:pPr>
+              <w:keepNext/>
+              <w:keepLines/>
               <w:spacing w:before="0" w:after="0"/>
               <w:jc w:val="center"/>
             </w:pPr>
@@ -3796,6 +3948,8 @@
           </w:tcPr>
           <w:p>
             <w:pPr>
+              <w:keepNext/>
+              <w:keepLines/>
               <w:spacing w:before="0" w:after="0" w:line="276" w:lineRule="auto"/>
             </w:pPr>
             <w:r/>
@@ -3816,6 +3970,8 @@
           </w:tcPr>
           <w:p>
             <w:pPr>
+              <w:keepNext/>
+              <w:keepLines/>
               <w:spacing w:before="0" w:after="0" w:line="276" w:lineRule="auto"/>
               <w:jc w:val="center"/>
             </w:pPr>
@@ -3837,6 +3993,8 @@
           </w:tcPr>
           <w:p>
             <w:pPr>
+              <w:keepNext/>
+              <w:keepLines/>
               <w:spacing w:before="0" w:after="0" w:line="276" w:lineRule="auto"/>
               <w:jc w:val="center"/>
             </w:pPr>
@@ -3863,6 +4021,8 @@
           </w:tcPr>
           <w:p>
             <w:pPr>
+              <w:keepNext/>
+              <w:keepLines/>
               <w:spacing w:before="0" w:after="0" w:line="276" w:lineRule="auto"/>
             </w:pPr>
             <w:r/>
@@ -3883,6 +4043,8 @@
           </w:tcPr>
           <w:p>
             <w:pPr>
+              <w:keepNext/>
+              <w:keepLines/>
               <w:spacing w:before="0" w:after="0" w:line="276" w:lineRule="auto"/>
               <w:jc w:val="center"/>
             </w:pPr>
@@ -3904,6 +4066,8 @@
           </w:tcPr>
           <w:p>
             <w:pPr>
+              <w:keepNext/>
+              <w:keepLines/>
               <w:spacing w:before="0" w:after="0" w:line="276" w:lineRule="auto"/>
               <w:jc w:val="center"/>
             </w:pPr>
@@ -3930,6 +4094,8 @@
           </w:tcPr>
           <w:p>
             <w:pPr>
+              <w:keepNext/>
+              <w:keepLines/>
               <w:spacing w:before="0" w:after="0" w:line="276" w:lineRule="auto"/>
             </w:pPr>
             <w:r/>
@@ -3950,6 +4116,8 @@
           </w:tcPr>
           <w:p>
             <w:pPr>
+              <w:keepNext/>
+              <w:keepLines/>
               <w:spacing w:before="0" w:after="0" w:line="276" w:lineRule="auto"/>
               <w:jc w:val="center"/>
             </w:pPr>
@@ -3971,6 +4139,8 @@
           </w:tcPr>
           <w:p>
             <w:pPr>
+              <w:keepNext/>
+              <w:keepLines/>
               <w:spacing w:before="0" w:after="0" w:line="276" w:lineRule="auto"/>
               <w:jc w:val="center"/>
             </w:pPr>
@@ -3997,6 +4167,8 @@
           </w:tcPr>
           <w:p>
             <w:pPr>
+              <w:keepNext/>
+              <w:keepLines/>
               <w:spacing w:before="0" w:after="0" w:line="276" w:lineRule="auto"/>
             </w:pPr>
             <w:r/>
@@ -4017,6 +4189,8 @@
           </w:tcPr>
           <w:p>
             <w:pPr>
+              <w:keepNext/>
+              <w:keepLines/>
               <w:spacing w:before="0" w:after="0" w:line="276" w:lineRule="auto"/>
               <w:jc w:val="center"/>
             </w:pPr>
@@ -4038,6 +4212,8 @@
           </w:tcPr>
           <w:p>
             <w:pPr>
+              <w:keepNext/>
+              <w:keepLines/>
               <w:spacing w:before="0" w:after="0" w:line="276" w:lineRule="auto"/>
               <w:jc w:val="center"/>
             </w:pPr>
@@ -4320,6 +4496,8 @@
           </w:tcPr>
           <w:p>
             <w:pPr>
+              <w:keepNext/>
+              <w:keepLines/>
               <w:spacing w:before="0" w:after="0"/>
               <w:jc w:val="center"/>
             </w:pPr>
@@ -4341,6 +4519,8 @@
           </w:tcPr>
           <w:p>
             <w:pPr>
+              <w:keepNext/>
+              <w:keepLines/>
               <w:spacing w:before="0" w:after="0"/>
               <w:jc w:val="center"/>
             </w:pPr>
@@ -4362,6 +4542,8 @@
           </w:tcPr>
           <w:p>
             <w:pPr>
+              <w:keepNext/>
+              <w:keepLines/>
               <w:spacing w:before="0" w:after="0"/>
               <w:jc w:val="center"/>
             </w:pPr>
@@ -4383,6 +4565,8 @@
           </w:tcPr>
           <w:p>
             <w:pPr>
+              <w:keepNext/>
+              <w:keepLines/>
               <w:spacing w:before="0" w:after="0"/>
               <w:jc w:val="center"/>
             </w:pPr>
@@ -4409,6 +4593,8 @@
           </w:tcPr>
           <w:p>
             <w:pPr>
+              <w:keepNext/>
+              <w:keepLines/>
               <w:spacing w:before="0" w:after="0" w:line="276" w:lineRule="auto"/>
             </w:pPr>
             <w:r/>
@@ -4429,6 +4615,8 @@
           </w:tcPr>
           <w:p>
             <w:pPr>
+              <w:keepNext/>
+              <w:keepLines/>
               <w:spacing w:before="0" w:after="0" w:line="276" w:lineRule="auto"/>
               <w:jc w:val="center"/>
             </w:pPr>
@@ -4450,6 +4638,8 @@
           </w:tcPr>
           <w:p>
             <w:pPr>
+              <w:keepNext/>
+              <w:keepLines/>
               <w:spacing w:before="0" w:after="0" w:line="276" w:lineRule="auto"/>
               <w:jc w:val="center"/>
             </w:pPr>
@@ -4471,6 +4661,8 @@
           </w:tcPr>
           <w:p>
             <w:pPr>
+              <w:keepNext/>
+              <w:keepLines/>
               <w:spacing w:before="0" w:after="0" w:line="276" w:lineRule="auto"/>
               <w:jc w:val="center"/>
             </w:pPr>
@@ -4497,6 +4689,8 @@
           </w:tcPr>
           <w:p>
             <w:pPr>
+              <w:keepNext/>
+              <w:keepLines/>
               <w:spacing w:before="0" w:after="0" w:line="276" w:lineRule="auto"/>
             </w:pPr>
             <w:r/>
@@ -4517,6 +4711,8 @@
           </w:tcPr>
           <w:p>
             <w:pPr>
+              <w:keepNext/>
+              <w:keepLines/>
               <w:spacing w:before="0" w:after="0" w:line="276" w:lineRule="auto"/>
               <w:jc w:val="center"/>
             </w:pPr>
@@ -4538,6 +4734,8 @@
           </w:tcPr>
           <w:p>
             <w:pPr>
+              <w:keepNext/>
+              <w:keepLines/>
               <w:spacing w:before="0" w:after="0" w:line="276" w:lineRule="auto"/>
               <w:jc w:val="center"/>
             </w:pPr>
@@ -4559,6 +4757,8 @@
           </w:tcPr>
           <w:p>
             <w:pPr>
+              <w:keepNext/>
+              <w:keepLines/>
               <w:spacing w:before="0" w:after="0" w:line="276" w:lineRule="auto"/>
               <w:jc w:val="center"/>
             </w:pPr>
@@ -4585,6 +4785,8 @@
           </w:tcPr>
           <w:p>
             <w:pPr>
+              <w:keepNext/>
+              <w:keepLines/>
               <w:spacing w:before="0" w:after="0" w:line="276" w:lineRule="auto"/>
             </w:pPr>
             <w:r/>
@@ -4605,6 +4807,8 @@
           </w:tcPr>
           <w:p>
             <w:pPr>
+              <w:keepNext/>
+              <w:keepLines/>
               <w:spacing w:before="0" w:after="0" w:line="276" w:lineRule="auto"/>
               <w:jc w:val="center"/>
             </w:pPr>
@@ -4626,6 +4830,8 @@
           </w:tcPr>
           <w:p>
             <w:pPr>
+              <w:keepNext/>
+              <w:keepLines/>
               <w:spacing w:before="0" w:after="0" w:line="276" w:lineRule="auto"/>
               <w:jc w:val="center"/>
             </w:pPr>
@@ -4647,6 +4853,8 @@
           </w:tcPr>
           <w:p>
             <w:pPr>
+              <w:keepNext/>
+              <w:keepLines/>
               <w:spacing w:before="0" w:after="0" w:line="276" w:lineRule="auto"/>
               <w:jc w:val="center"/>
             </w:pPr>
@@ -4813,6 +5021,8 @@
           </w:tcPr>
           <w:p>
             <w:pPr>
+              <w:keepNext/>
+              <w:keepLines/>
               <w:spacing w:before="0" w:after="0"/>
               <w:jc w:val="center"/>
             </w:pPr>
@@ -4834,6 +5044,8 @@
           </w:tcPr>
           <w:p>
             <w:pPr>
+              <w:keepNext/>
+              <w:keepLines/>
               <w:spacing w:before="0" w:after="0"/>
               <w:jc w:val="center"/>
             </w:pPr>
@@ -4855,6 +5067,8 @@
           </w:tcPr>
           <w:p>
             <w:pPr>
+              <w:keepNext/>
+              <w:keepLines/>
               <w:spacing w:before="0" w:after="0"/>
               <w:jc w:val="center"/>
             </w:pPr>
@@ -4881,6 +5095,8 @@
           </w:tcPr>
           <w:p>
             <w:pPr>
+              <w:keepNext/>
+              <w:keepLines/>
               <w:spacing w:before="0" w:after="0" w:line="276" w:lineRule="auto"/>
             </w:pPr>
             <w:r/>
@@ -4901,6 +5117,8 @@
           </w:tcPr>
           <w:p>
             <w:pPr>
+              <w:keepNext/>
+              <w:keepLines/>
               <w:spacing w:before="0" w:after="0" w:line="276" w:lineRule="auto"/>
               <w:jc w:val="center"/>
             </w:pPr>
@@ -4922,6 +5140,8 @@
           </w:tcPr>
           <w:p>
             <w:pPr>
+              <w:keepNext/>
+              <w:keepLines/>
               <w:spacing w:before="0" w:after="0" w:line="276" w:lineRule="auto"/>
               <w:jc w:val="center"/>
             </w:pPr>
@@ -4948,6 +5168,8 @@
           </w:tcPr>
           <w:p>
             <w:pPr>
+              <w:keepNext/>
+              <w:keepLines/>
               <w:spacing w:before="0" w:after="0" w:line="276" w:lineRule="auto"/>
             </w:pPr>
             <w:r/>
@@ -4968,6 +5190,8 @@
           </w:tcPr>
           <w:p>
             <w:pPr>
+              <w:keepNext/>
+              <w:keepLines/>
               <w:spacing w:before="0" w:after="0" w:line="276" w:lineRule="auto"/>
               <w:jc w:val="center"/>
             </w:pPr>
@@ -4989,6 +5213,8 @@
           </w:tcPr>
           <w:p>
             <w:pPr>
+              <w:keepNext/>
+              <w:keepLines/>
               <w:spacing w:before="0" w:after="0" w:line="276" w:lineRule="auto"/>
               <w:jc w:val="center"/>
             </w:pPr>
@@ -5015,6 +5241,8 @@
           </w:tcPr>
           <w:p>
             <w:pPr>
+              <w:keepNext/>
+              <w:keepLines/>
               <w:spacing w:before="0" w:after="0" w:line="276" w:lineRule="auto"/>
             </w:pPr>
             <w:r/>
@@ -5035,6 +5263,8 @@
           </w:tcPr>
           <w:p>
             <w:pPr>
+              <w:keepNext/>
+              <w:keepLines/>
               <w:spacing w:before="0" w:after="0" w:line="276" w:lineRule="auto"/>
               <w:jc w:val="center"/>
             </w:pPr>
@@ -5056,6 +5286,8 @@
           </w:tcPr>
           <w:p>
             <w:pPr>
+              <w:keepNext/>
+              <w:keepLines/>
               <w:spacing w:before="0" w:after="0" w:line="276" w:lineRule="auto"/>
               <w:jc w:val="center"/>
             </w:pPr>
@@ -5321,6 +5553,8 @@
           </w:tcPr>
           <w:p>
             <w:pPr>
+              <w:keepNext/>
+              <w:keepLines/>
               <w:spacing w:before="0" w:after="0"/>
               <w:jc w:val="center"/>
             </w:pPr>
@@ -5342,6 +5576,8 @@
           </w:tcPr>
           <w:p>
             <w:pPr>
+              <w:keepNext/>
+              <w:keepLines/>
               <w:spacing w:before="0" w:after="0"/>
               <w:jc w:val="center"/>
             </w:pPr>
@@ -5363,6 +5599,8 @@
           </w:tcPr>
           <w:p>
             <w:pPr>
+              <w:keepNext/>
+              <w:keepLines/>
               <w:spacing w:before="0" w:after="0"/>
               <w:jc w:val="center"/>
             </w:pPr>
@@ -5384,6 +5622,8 @@
           </w:tcPr>
           <w:p>
             <w:pPr>
+              <w:keepNext/>
+              <w:keepLines/>
               <w:spacing w:before="0" w:after="0"/>
               <w:jc w:val="center"/>
             </w:pPr>
@@ -5410,6 +5650,8 @@
           </w:tcPr>
           <w:p>
             <w:pPr>
+              <w:keepNext/>
+              <w:keepLines/>
               <w:spacing w:before="0" w:after="0" w:line="276" w:lineRule="auto"/>
             </w:pPr>
             <w:r/>
@@ -5430,6 +5672,8 @@
           </w:tcPr>
           <w:p>
             <w:pPr>
+              <w:keepNext/>
+              <w:keepLines/>
               <w:spacing w:before="0" w:after="0" w:line="276" w:lineRule="auto"/>
               <w:jc w:val="center"/>
             </w:pPr>
@@ -5451,6 +5695,8 @@
           </w:tcPr>
           <w:p>
             <w:pPr>
+              <w:keepNext/>
+              <w:keepLines/>
               <w:spacing w:before="0" w:after="0" w:line="276" w:lineRule="auto"/>
               <w:jc w:val="center"/>
             </w:pPr>
@@ -5472,6 +5718,8 @@
           </w:tcPr>
           <w:p>
             <w:pPr>
+              <w:keepNext/>
+              <w:keepLines/>
               <w:spacing w:before="0" w:after="0" w:line="276" w:lineRule="auto"/>
               <w:jc w:val="center"/>
             </w:pPr>
@@ -5498,6 +5746,8 @@
           </w:tcPr>
           <w:p>
             <w:pPr>
+              <w:keepNext/>
+              <w:keepLines/>
               <w:spacing w:before="0" w:after="0" w:line="276" w:lineRule="auto"/>
             </w:pPr>
             <w:r/>
@@ -5518,6 +5768,8 @@
           </w:tcPr>
           <w:p>
             <w:pPr>
+              <w:keepNext/>
+              <w:keepLines/>
               <w:spacing w:before="0" w:after="0" w:line="276" w:lineRule="auto"/>
               <w:jc w:val="center"/>
             </w:pPr>
@@ -5539,6 +5791,8 @@
           </w:tcPr>
           <w:p>
             <w:pPr>
+              <w:keepNext/>
+              <w:keepLines/>
               <w:spacing w:before="0" w:after="0" w:line="276" w:lineRule="auto"/>
               <w:jc w:val="center"/>
             </w:pPr>
@@ -5560,6 +5814,8 @@
           </w:tcPr>
           <w:p>
             <w:pPr>
+              <w:keepNext/>
+              <w:keepLines/>
               <w:spacing w:before="0" w:after="0" w:line="276" w:lineRule="auto"/>
               <w:jc w:val="center"/>
             </w:pPr>
@@ -5586,6 +5842,8 @@
           </w:tcPr>
           <w:p>
             <w:pPr>
+              <w:keepNext/>
+              <w:keepLines/>
               <w:spacing w:before="0" w:after="0" w:line="276" w:lineRule="auto"/>
             </w:pPr>
             <w:r/>
@@ -5606,6 +5864,8 @@
           </w:tcPr>
           <w:p>
             <w:pPr>
+              <w:keepNext/>
+              <w:keepLines/>
               <w:spacing w:before="0" w:after="0" w:line="276" w:lineRule="auto"/>
               <w:jc w:val="center"/>
             </w:pPr>
@@ -5627,6 +5887,8 @@
           </w:tcPr>
           <w:p>
             <w:pPr>
+              <w:keepNext/>
+              <w:keepLines/>
               <w:spacing w:before="0" w:after="0" w:line="276" w:lineRule="auto"/>
               <w:jc w:val="center"/>
             </w:pPr>
@@ -5648,6 +5910,8 @@
           </w:tcPr>
           <w:p>
             <w:pPr>
+              <w:keepNext/>
+              <w:keepLines/>
               <w:spacing w:before="0" w:after="0" w:line="276" w:lineRule="auto"/>
               <w:jc w:val="center"/>
             </w:pPr>
@@ -5674,6 +5938,8 @@
           </w:tcPr>
           <w:p>
             <w:pPr>
+              <w:keepNext/>
+              <w:keepLines/>
               <w:spacing w:before="0" w:after="0" w:line="276" w:lineRule="auto"/>
             </w:pPr>
             <w:r/>
@@ -5694,6 +5960,8 @@
           </w:tcPr>
           <w:p>
             <w:pPr>
+              <w:keepNext/>
+              <w:keepLines/>
               <w:spacing w:before="0" w:after="0" w:line="276" w:lineRule="auto"/>
               <w:jc w:val="center"/>
             </w:pPr>
@@ -5715,6 +5983,8 @@
           </w:tcPr>
           <w:p>
             <w:pPr>
+              <w:keepNext/>
+              <w:keepLines/>
               <w:spacing w:before="0" w:after="0" w:line="276" w:lineRule="auto"/>
               <w:jc w:val="center"/>
             </w:pPr>
@@ -5736,6 +6006,8 @@
           </w:tcPr>
           <w:p>
             <w:pPr>
+              <w:keepNext/>
+              <w:keepLines/>
               <w:spacing w:before="0" w:after="0" w:line="276" w:lineRule="auto"/>
               <w:jc w:val="center"/>
             </w:pPr>
@@ -6036,6 +6308,8 @@
           </w:tcPr>
           <w:p>
             <w:pPr>
+              <w:keepNext/>
+              <w:keepLines/>
               <w:spacing w:before="0" w:after="0"/>
               <w:jc w:val="center"/>
             </w:pPr>
@@ -6057,6 +6331,8 @@
           </w:tcPr>
           <w:p>
             <w:pPr>
+              <w:keepNext/>
+              <w:keepLines/>
               <w:spacing w:before="0" w:after="0"/>
               <w:jc w:val="center"/>
             </w:pPr>
@@ -6078,6 +6354,8 @@
           </w:tcPr>
           <w:p>
             <w:pPr>
+              <w:keepNext/>
+              <w:keepLines/>
               <w:spacing w:before="0" w:after="0"/>
               <w:jc w:val="center"/>
             </w:pPr>
@@ -6104,6 +6382,8 @@
           </w:tcPr>
           <w:p>
             <w:pPr>
+              <w:keepNext/>
+              <w:keepLines/>
               <w:spacing w:before="0" w:after="0" w:line="276" w:lineRule="auto"/>
             </w:pPr>
             <w:r/>
@@ -6124,6 +6404,8 @@
           </w:tcPr>
           <w:p>
             <w:pPr>
+              <w:keepNext/>
+              <w:keepLines/>
               <w:spacing w:before="0" w:after="0" w:line="276" w:lineRule="auto"/>
               <w:jc w:val="center"/>
             </w:pPr>
@@ -6145,6 +6427,8 @@
           </w:tcPr>
           <w:p>
             <w:pPr>
+              <w:keepNext/>
+              <w:keepLines/>
               <w:spacing w:before="0" w:after="0" w:line="276" w:lineRule="auto"/>
               <w:jc w:val="center"/>
             </w:pPr>
@@ -6171,6 +6455,8 @@
           </w:tcPr>
           <w:p>
             <w:pPr>
+              <w:keepNext/>
+              <w:keepLines/>
               <w:spacing w:before="0" w:after="0" w:line="276" w:lineRule="auto"/>
             </w:pPr>
             <w:r/>
@@ -6191,6 +6477,8 @@
           </w:tcPr>
           <w:p>
             <w:pPr>
+              <w:keepNext/>
+              <w:keepLines/>
               <w:spacing w:before="0" w:after="0" w:line="276" w:lineRule="auto"/>
               <w:jc w:val="center"/>
             </w:pPr>
@@ -6212,6 +6500,8 @@
           </w:tcPr>
           <w:p>
             <w:pPr>
+              <w:keepNext/>
+              <w:keepLines/>
               <w:spacing w:before="0" w:after="0" w:line="276" w:lineRule="auto"/>
               <w:jc w:val="center"/>
             </w:pPr>
@@ -6238,6 +6528,8 @@
           </w:tcPr>
           <w:p>
             <w:pPr>
+              <w:keepNext/>
+              <w:keepLines/>
               <w:spacing w:before="0" w:after="0" w:line="276" w:lineRule="auto"/>
             </w:pPr>
             <w:r/>
@@ -6258,6 +6550,8 @@
           </w:tcPr>
           <w:p>
             <w:pPr>
+              <w:keepNext/>
+              <w:keepLines/>
               <w:spacing w:before="0" w:after="0" w:line="276" w:lineRule="auto"/>
               <w:jc w:val="center"/>
             </w:pPr>
@@ -6279,6 +6573,8 @@
           </w:tcPr>
           <w:p>
             <w:pPr>
+              <w:keepNext/>
+              <w:keepLines/>
               <w:spacing w:before="0" w:after="0" w:line="276" w:lineRule="auto"/>
               <w:jc w:val="center"/>
             </w:pPr>
@@ -6589,6 +6885,8 @@
           </w:tcPr>
           <w:p>
             <w:pPr>
+              <w:keepNext/>
+              <w:keepLines/>
               <w:spacing w:before="0" w:after="0"/>
               <w:jc w:val="center"/>
             </w:pPr>
@@ -6610,6 +6908,8 @@
           </w:tcPr>
           <w:p>
             <w:pPr>
+              <w:keepNext/>
+              <w:keepLines/>
               <w:spacing w:before="0" w:after="0"/>
               <w:jc w:val="center"/>
             </w:pPr>
@@ -6631,6 +6931,8 @@
           </w:tcPr>
           <w:p>
             <w:pPr>
+              <w:keepNext/>
+              <w:keepLines/>
               <w:spacing w:before="0" w:after="0"/>
               <w:jc w:val="center"/>
             </w:pPr>
@@ -6657,6 +6959,8 @@
           </w:tcPr>
           <w:p>
             <w:pPr>
+              <w:keepNext/>
+              <w:keepLines/>
               <w:spacing w:before="0" w:after="0" w:line="276" w:lineRule="auto"/>
             </w:pPr>
             <w:r/>
@@ -6677,6 +6981,8 @@
           </w:tcPr>
           <w:p>
             <w:pPr>
+              <w:keepNext/>
+              <w:keepLines/>
               <w:spacing w:before="0" w:after="0" w:line="276" w:lineRule="auto"/>
               <w:jc w:val="center"/>
             </w:pPr>
@@ -6698,6 +7004,8 @@
           </w:tcPr>
           <w:p>
             <w:pPr>
+              <w:keepNext/>
+              <w:keepLines/>
               <w:spacing w:before="0" w:after="0" w:line="276" w:lineRule="auto"/>
               <w:jc w:val="center"/>
             </w:pPr>
@@ -6724,6 +7032,8 @@
           </w:tcPr>
           <w:p>
             <w:pPr>
+              <w:keepNext/>
+              <w:keepLines/>
               <w:spacing w:before="0" w:after="0" w:line="276" w:lineRule="auto"/>
             </w:pPr>
             <w:r/>
@@ -6744,6 +7054,8 @@
           </w:tcPr>
           <w:p>
             <w:pPr>
+              <w:keepNext/>
+              <w:keepLines/>
               <w:spacing w:before="0" w:after="0" w:line="276" w:lineRule="auto"/>
               <w:jc w:val="center"/>
             </w:pPr>
@@ -6765,6 +7077,8 @@
           </w:tcPr>
           <w:p>
             <w:pPr>
+              <w:keepNext/>
+              <w:keepLines/>
               <w:spacing w:before="0" w:after="0" w:line="276" w:lineRule="auto"/>
               <w:jc w:val="center"/>
             </w:pPr>

--- a/examples/demos/demo_internet_plus.docx
+++ b/examples/demos/demo_internet_plus.docx
@@ -563,7 +563,7 @@
           <w:color w:val="111827"/>
           <w:sz w:val="24"/>
         </w:rPr>
-        <w:t>目标市场为县域农业社会化服务市场。按全国 18 亿亩耕地、年巡田 4 次、单次 8 元/亩测算，理论市场空间约 576 亿元；聚焦 50 亩以上规模种植户，可服务面积约 6 亿亩，对应 192 亿元。</w:t>
+        <w:t>目标市场为县域农业社会化服务市场。按全国 18 亿亩耕地、年巡田 4 次、单次 8 元/亩测算，理论市场空间约 576 亿元；聚焦 50 亩以上规模种植户，可服务面积约 6 亿亩，对应 192 亿元（见表 1）。</w:t>
       </w:r>
     </w:p>
     <w:p>
@@ -1070,7 +1070,7 @@
           <w:color w:val="111827"/>
           <w:sz w:val="24"/>
         </w:rPr>
-        <w:t>576 亿元的 TAM 建立在三个假设上：全国耕地 18 亿亩、年巡田 4 次、单价 8 元/亩。这三个数字都可能偏离。耕地面积是公开数据，偏差小；巡田频次取决于作物与经济性，若农户只愿意巡 2 次，市场直接腰斩；单价则会随竞争下降。</w:t>
+        <w:t>576 亿元的 TAM 建立在三个假设上：全国耕地 18 亿亩、年巡田 4 次、单价 8 元/亩。这三个数字都可能偏离。耕地面积是公开数据，偏差小；巡田频次取决于作物与经济性，若农户只愿意巡 2 次，市场直接腰斩；单价则会随竞争下降（见表 2）。</w:t>
       </w:r>
     </w:p>
     <w:p>
@@ -1675,7 +1675,7 @@
           <w:color w:val="111827"/>
           <w:sz w:val="24"/>
         </w:rPr>
-        <w:t>以「服务订阅为现金牛、数据驱动的农资集采为第二曲线」构建商业闭环。九宫格画布如下：</w:t>
+        <w:t>以「服务订阅为现金牛、数据驱动的农资集采为第二曲线」构建商业闭环。九宫格画布如图 1 所示：</w:t>
       </w:r>
     </w:p>
     <w:p>
@@ -1824,7 +1824,7 @@
           <w:color w:val="111827"/>
           <w:sz w:val="24"/>
         </w:rPr>
-        <w:t>收入来自订阅而非单次作业，这一点在交付流程上体现得很直接：客户按生长季订 4 次以上，我们就能把航线与地块档案复用，第二季度的边际成本显著低于第一季。</w:t>
+        <w:t>收入来自订阅而非单次作业，这一点在交付流程上体现得很直接：客户按生长季订 4 次以上，我们就能把航线与地块档案复用，第二季度的边际成本显著低于第一季（见图 2）。</w:t>
       </w:r>
     </w:p>
     <w:p>
@@ -1913,7 +1913,7 @@
           <w:color w:val="111827"/>
           <w:sz w:val="24"/>
         </w:rPr>
-        <w:t>主要竞争者分为植保无人机厂商与农服平台两类。前者优势在硬件与渠道，但业务重心在喷洒作业，监测只是附带；后者掌握流量但缺乏自主采集能力。本项目的差异化在于专注监测这一环，且掌握自有数据与模型。</w:t>
+        <w:t>主要竞争者分为植保无人机厂商与农服平台两类。前者优势在硬件与渠道，但业务重心在喷洒作业，监测只是附带；后者掌握流量但缺乏自主采集能力。本项目的差异化在于专注监测这一环，且掌握自有数据与模型（见图 3）。</w:t>
       </w:r>
     </w:p>
     <w:p>
@@ -2077,7 +2077,7 @@
           <w:color w:val="111827"/>
           <w:sz w:val="24"/>
         </w:rPr>
-        <w:t>五年预测：营业收入由 48 万元增长至 720 万元，复合增长率 97%；第 3 年实现盈亏平衡，第 5 年净利润 282 万元，净利率 39.2%。</w:t>
+        <w:t>五年预测：营业收入由 48 万元增长至 720 万元，复合增长率 97%；第 3 年实现盈亏平衡，第 5 年净利润 282 万元，净利率 39.2%（见图 4）。</w:t>
       </w:r>
     </w:p>
     <w:p>
@@ -2790,7 +2790,7 @@
           <w:color w:val="111827"/>
           <w:sz w:val="24"/>
         </w:rPr>
-        <w:t>财务模型的关键假设有三个：单亩服务价格年降 5%（规模效应让利）、飞手人效年升 15%（排班优化）、农资集采渗透率从 8% 提升至 25%。敏感性分析显示，即使服务价格降幅扩大到 10%，第 5 年净利仍有 214 万元，模型具备一定安全边际。</w:t>
+        <w:t>财务模型的关键假设有三个：单亩服务价格年降 5%（规模效应让利）、飞手人效年升 15%（排班优化）、农资集采渗透率从 8% 提升至 25%。敏感性分析显示，即使服务价格降幅扩大到 10%，第 5 年净利仍有 214 万元，模型具备一定安全边际（见表 4）。</w:t>
       </w:r>
     </w:p>
     <w:p>
@@ -3266,7 +3266,7 @@
           <w:color w:val="111827"/>
           <w:sz w:val="24"/>
         </w:rPr>
-        <w:t>现金流的最大问题是季节性错配：作业集中在 4—9 月，收入集中在这 6 个月，而人员与设备成本全年发生。首年需要预留至少 25 万元的运营资金用于跨季周转。这也是本轮融资 300 万元中，有 90 万元用于团队而非设备的原因。</w:t>
+        <w:t>现金流的最大问题是季节性错配：作业集中在 4—9 月，收入集中在这 6 个月，而人员与设备成本全年发生。首年需要预留至少 25 万元的运营资金用于跨季周转。这也是本轮融资 300 万元中，有 90 万元用于团队而非设备的原因（见表 5）。</w:t>
       </w:r>
     </w:p>
     <w:p>
@@ -3823,7 +3823,7 @@
           <w:color w:val="111827"/>
           <w:sz w:val="24"/>
         </w:rPr>
-        <w:t>财务模型的可靠性取决于假设是否诚实。我们把五个关键假设单独列出，并注明依据来源，避免「拍脑袋定增长」。</w:t>
+        <w:t>财务模型的可靠性取决于假设是否诚实。我们把五个关键假设单独列出，并注明依据来源，避免「拍脑袋定增长」（见表 6）。</w:t>
       </w:r>
     </w:p>
     <w:p>
@@ -4338,7 +4338,7 @@
           <w:color w:val="111827"/>
           <w:sz w:val="24"/>
         </w:rPr>
-        <w:t>财务模型从单亩算起。8 元/亩·次的收入结构能否成立，取决于四块成本能否被压到 4.4 元以内。</w:t>
+        <w:t>财务模型从单亩算起。8 元/亩·次的收入结构能否成立，取决于四块成本能否被压到 4.4 元以内（见图 5）。</w:t>
       </w:r>
     </w:p>
     <w:p>
@@ -4444,7 +4444,7 @@
           <w:color w:val="111827"/>
           <w:sz w:val="24"/>
         </w:rPr>
-        <w:t>本轮计划融资 300 万元，出让 12% 股权，资金用途如下：</w:t>
+        <w:t>本轮计划融资 300 万元，出让 12% 股权，资金用途如表 7 所示：</w:t>
       </w:r>
     </w:p>
     <w:p>
@@ -5443,7 +5443,7 @@
           <w:color w:val="111827"/>
           <w:sz w:val="24"/>
         </w:rPr>
-        <w:t>投资人看早期项目，第一看团队、第二看市场。这份材料里团队放在商业模式之后、财务之前，是因为农业服务这件事的成败很大程度上取决于「谁在县里蹲得住」，而不只是模型好不好。</w:t>
+        <w:t>投资人看早期项目，第一看团队、第二看市场。这份材料里团队放在商业模式之后、财务之前，是因为农业服务这件事的成败很大程度上取决于「谁在县里蹲得住」，而不只是模型好不好（见图 6）。</w:t>
       </w:r>
     </w:p>
     <w:p>
@@ -6199,7 +6199,7 @@
           <w:color w:val="111827"/>
           <w:sz w:val="24"/>
         </w:rPr>
-        <w:t>五个风险项按概率与影响定位后，真正威胁模型成立的是政策风险与资金风险两项——前者影响作业连续性，后者影响扩张节奏。技术风险在本项目中反而偏低，因为服务所用的多光谱成像与长势模型都已是成熟技术，不存在原理性不确定。</w:t>
+        <w:t>五个风险项按概率与影响定位后，真正威胁模型成立的是政策风险与资金风险两项——前者影响作业连续性，后者影响扩张节奏。技术风险在本项目中反而偏低，因为服务所用的多光谱成像与长势模型都已是成熟技术，不存在原理性不确定（见图 7）。</w:t>
       </w:r>
     </w:p>
     <w:p>
@@ -6700,7 +6700,7 @@
           <w:color w:val="111827"/>
           <w:sz w:val="24"/>
         </w:rPr>
-        <w:t>把商业模式落到时间轴上，分三个阶段推进。每个阶段只解决一个核心问题，不追求同时铺开——资源有限时，同时做三件事等于三件都做不成。</w:t>
+        <w:t>把商业模式落到时间轴上，分三个阶段推进。每个阶段只解决一个核心问题，不追求同时铺开——资源有限时，同时做三件事等于三件都做不成（见图 8）。</w:t>
       </w:r>
     </w:p>
     <w:p>
@@ -6834,7 +6834,7 @@
           <w:color w:val="111827"/>
           <w:sz w:val="24"/>
         </w:rPr>
-        <w:t>这个项目的价值不只体现在营收上。农业社会化服务的特点是「一家赚钱、一片受益」，所以我把它拆成可核查的三类效益。</w:t>
+        <w:t>这个项目的价值不只体现在营收上。农业社会化服务的特点是「一家赚钱、一片受益」，所以我把它拆成可核查的三类效益（见表 11）。</w:t>
       </w:r>
     </w:p>
     <w:p>

--- a/examples/demos/demo_internet_plus.docx
+++ b/examples/demos/demo_internet_plus.docx
@@ -2,9 +2,12 @@
 <file path=word/document.xml><?xml version="1.0" encoding="utf-8"?>
 <w:document xmlns:wpc="http://schemas.microsoft.com/office/word/2010/wordprocessingCanvas" xmlns:mo="http://schemas.microsoft.com/office/mac/office/2008/main" xmlns:mc="http://schemas.openxmlformats.org/markup-compatibility/2006" xmlns:mv="urn:schemas-microsoft-com:mac:vml" xmlns:o="urn:schemas-microsoft-com:office:office" xmlns:r="http://schemas.openxmlformats.org/officeDocument/2006/relationships" xmlns:m="http://schemas.openxmlformats.org/officeDocument/2006/math" xmlns:v="urn:schemas-microsoft-com:vml" xmlns:wp14="http://schemas.microsoft.com/office/word/2010/wordprocessingDrawing" xmlns:wp="http://schemas.openxmlformats.org/drawingml/2006/wordprocessingDrawing" xmlns:w10="urn:schemas-microsoft-com:office:word" xmlns:w="http://schemas.openxmlformats.org/wordprocessingml/2006/main" xmlns:w14="http://schemas.microsoft.com/office/word/2010/wordml" xmlns:wpg="http://schemas.microsoft.com/office/word/2010/wordprocessingGroup" xmlns:wpi="http://schemas.microsoft.com/office/word/2010/wordprocessingInk" xmlns:wne="http://schemas.microsoft.com/office/word/2006/wordml" xmlns:wps="http://schemas.microsoft.com/office/word/2010/wordprocessingShape" mc:Ignorable="w14 wp14">
   <w:body>
-    <w:p/>
-    <w:p/>
-    <w:p/>
+    <w:p>
+      <w:pPr>
+        <w:spacing w:before="0" w:after="0" w:lineRule="exact" w:line="3969"/>
+      </w:pPr>
+      <w:r/>
+    </w:p>
     <w:p>
       <w:pPr>
         <w:spacing w:after="200"/>

--- a/examples/demos/demo_internet_plus.docx
+++ b/examples/demos/demo_internet_plus.docx
@@ -81,6 +81,9 @@
         <w:gridCol w:w="6123"/>
       </w:tblGrid>
       <w:tr>
+        <w:trPr>
+          <w:cantSplit/>
+        </w:trPr>
         <w:tc>
           <w:tcPr>
             <w:tcW w:type="dxa" w:w="2608"/>
@@ -123,6 +126,9 @@
         </w:tc>
       </w:tr>
       <w:tr>
+        <w:trPr>
+          <w:cantSplit/>
+        </w:trPr>
         <w:tc>
           <w:tcPr>
             <w:tcW w:type="dxa" w:w="2608"/>
@@ -165,6 +171,9 @@
         </w:tc>
       </w:tr>
       <w:tr>
+        <w:trPr>
+          <w:cantSplit/>
+        </w:trPr>
         <w:tc>
           <w:tcPr>
             <w:tcW w:type="dxa" w:w="2608"/>
@@ -207,6 +216,9 @@
         </w:tc>
       </w:tr>
       <w:tr>
+        <w:trPr>
+          <w:cantSplit/>
+        </w:trPr>
         <w:tc>
           <w:tcPr>
             <w:tcW w:type="dxa" w:w="2608"/>
@@ -249,6 +261,9 @@
         </w:tc>
       </w:tr>
       <w:tr>
+        <w:trPr>
+          <w:cantSplit/>
+        </w:trPr>
         <w:tc>
           <w:tcPr>
             <w:tcW w:type="dxa" w:w="2608"/>
@@ -301,6 +316,7 @@
         <w:keepNext/>
         <w:keepLines/>
         <w:spacing w:before="280" w:after="140" w:line="360" w:lineRule="auto"/>
+        <w:outlineLvl w:val="0"/>
       </w:pPr>
       <w:r>
         <w:rPr>
@@ -340,6 +356,9 @@
         <w:gridCol w:w="6123"/>
       </w:tblGrid>
       <w:tr>
+        <w:trPr>
+          <w:cantSplit/>
+        </w:trPr>
         <w:tc>
           <w:tcPr>
             <w:tcW w:type="dxa" w:w="2608"/>
@@ -382,6 +401,9 @@
         </w:tc>
       </w:tr>
       <w:tr>
+        <w:trPr>
+          <w:cantSplit/>
+        </w:trPr>
         <w:tc>
           <w:tcPr>
             <w:tcW w:type="dxa" w:w="2608"/>
@@ -424,6 +446,9 @@
         </w:tc>
       </w:tr>
       <w:tr>
+        <w:trPr>
+          <w:cantSplit/>
+        </w:trPr>
         <w:tc>
           <w:tcPr>
             <w:tcW w:type="dxa" w:w="2608"/>
@@ -466,6 +491,9 @@
         </w:tc>
       </w:tr>
       <w:tr>
+        <w:trPr>
+          <w:cantSplit/>
+        </w:trPr>
         <w:tc>
           <w:tcPr>
             <w:tcW w:type="dxa" w:w="2608"/>
@@ -543,6 +571,7 @@
         <w:keepNext/>
         <w:keepLines/>
         <w:spacing w:before="280" w:after="140" w:line="360" w:lineRule="auto"/>
+        <w:outlineLvl w:val="0"/>
       </w:pPr>
       <w:r>
         <w:rPr>
@@ -913,6 +942,7 @@
         <w:keepNext/>
         <w:keepLines/>
         <w:spacing w:before="200" w:after="100" w:line="360" w:lineRule="auto"/>
+        <w:outlineLvl w:val="1"/>
       </w:pPr>
       <w:r>
         <w:rPr>
@@ -974,6 +1004,7 @@
         <w:keepNext/>
         <w:keepLines/>
         <w:spacing w:before="200" w:after="100" w:line="360" w:lineRule="auto"/>
+        <w:outlineLvl w:val="1"/>
       </w:pPr>
       <w:r>
         <w:rPr>
@@ -1050,6 +1081,7 @@
         <w:keepNext/>
         <w:keepLines/>
         <w:spacing w:before="200" w:after="100" w:line="360" w:lineRule="auto"/>
+        <w:outlineLvl w:val="1"/>
       </w:pPr>
       <w:r>
         <w:rPr>
@@ -1622,6 +1654,7 @@
         <w:keepNext/>
         <w:keepLines/>
         <w:spacing w:before="200" w:after="100" w:line="360" w:lineRule="auto"/>
+        <w:outlineLvl w:val="1"/>
       </w:pPr>
       <w:r>
         <w:rPr>
@@ -1653,6 +1686,7 @@
         <w:keepNext/>
         <w:keepLines/>
         <w:spacing w:before="280" w:after="140" w:line="360" w:lineRule="auto"/>
+        <w:outlineLvl w:val="0"/>
       </w:pPr>
       <w:r>
         <w:rPr>
@@ -1774,6 +1808,7 @@
         <w:keepNext/>
         <w:keepLines/>
         <w:spacing w:before="200" w:after="100" w:line="360" w:lineRule="auto"/>
+        <w:outlineLvl w:val="1"/>
       </w:pPr>
       <w:r>
         <w:rPr>
@@ -1893,6 +1928,7 @@
         <w:keepNext/>
         <w:keepLines/>
         <w:spacing w:before="280" w:after="140" w:line="360" w:lineRule="auto"/>
+        <w:outlineLvl w:val="0"/>
       </w:pPr>
       <w:r>
         <w:rPr>
@@ -2057,6 +2093,7 @@
         <w:keepNext/>
         <w:keepLines/>
         <w:spacing w:before="280" w:after="140" w:line="360" w:lineRule="auto"/>
+        <w:outlineLvl w:val="0"/>
       </w:pPr>
       <w:r>
         <w:rPr>
@@ -2080,7 +2117,7 @@
           <w:color w:val="111827"/>
           <w:sz w:val="24"/>
         </w:rPr>
-        <w:t>五年预测：营业收入由 48 万元增长至 720 万元，复合增长率 97%；第 3 年实现盈亏平衡，第 5 年净利润 282 万元，净利率 39.2%（见图 4）。</w:t>
+        <w:t>五年预测：营业收入由 48 万元增长至 720 万元，复合增长率 97%；第 3 年实现盈亏平衡，第 5 年净利润 282 万元，净利率 39.2%（见图 4）（见表 3）。</w:t>
       </w:r>
     </w:p>
     <w:p>
@@ -3231,6 +3268,7 @@
         <w:keepNext/>
         <w:keepLines/>
         <w:spacing w:before="200" w:after="100" w:line="360" w:lineRule="auto"/>
+        <w:outlineLvl w:val="1"/>
       </w:pPr>
       <w:r>
         <w:rPr>
@@ -3803,6 +3841,7 @@
         <w:keepNext/>
         <w:keepLines/>
         <w:spacing w:before="200" w:after="100" w:line="360" w:lineRule="auto"/>
+        <w:outlineLvl w:val="1"/>
       </w:pPr>
       <w:r>
         <w:rPr>
@@ -4422,6 +4461,7 @@
         <w:keepNext/>
         <w:keepLines/>
         <w:spacing w:before="280" w:after="140" w:line="360" w:lineRule="auto"/>
+        <w:outlineLvl w:val="0"/>
       </w:pPr>
       <w:r>
         <w:rPr>
@@ -4447,7 +4487,7 @@
           <w:color w:val="111827"/>
           <w:sz w:val="24"/>
         </w:rPr>
-        <w:t>本轮计划融资 300 万元，出让 12% 股权，资金用途如表 7 所示：</w:t>
+        <w:t>本轮计划融资 300 万元，出让 12% 股权，资金用途如表 7 所示（见表 8）：</w:t>
       </w:r>
     </w:p>
     <w:p>
@@ -5423,6 +5463,7 @@
         <w:keepNext/>
         <w:keepLines/>
         <w:spacing w:before="280" w:after="140" w:line="360" w:lineRule="auto"/>
+        <w:outlineLvl w:val="0"/>
       </w:pPr>
       <w:r>
         <w:rPr>
@@ -5446,7 +5487,7 @@
           <w:color w:val="111827"/>
           <w:sz w:val="24"/>
         </w:rPr>
-        <w:t>投资人看早期项目，第一看团队、第二看市场。这份材料里团队放在商业模式之后、财务之前，是因为农业服务这件事的成败很大程度上取决于「谁在县里蹲得住」，而不只是模型好不好（见图 6）。</w:t>
+        <w:t>投资人看早期项目，第一看团队、第二看市场。这份材料里团队放在商业模式之后、财务之前，是因为农业服务这件事的成败很大程度上取决于「谁在县里蹲得住」，而不只是模型好不好（见图 6）（见表 9）。</w:t>
       </w:r>
     </w:p>
     <w:p>
@@ -6179,6 +6220,7 @@
         <w:keepNext/>
         <w:keepLines/>
         <w:spacing w:before="280" w:after="140" w:line="360" w:lineRule="auto"/>
+        <w:outlineLvl w:val="0"/>
       </w:pPr>
       <w:r>
         <w:rPr>
@@ -6202,7 +6244,7 @@
           <w:color w:val="111827"/>
           <w:sz w:val="24"/>
         </w:rPr>
-        <w:t>五个风险项按概率与影响定位后，真正威胁模型成立的是政策风险与资金风险两项——前者影响作业连续性，后者影响扩张节奏。技术风险在本项目中反而偏低，因为服务所用的多光谱成像与长势模型都已是成熟技术，不存在原理性不确定（见图 7）。</w:t>
+        <w:t>五个风险项按概率与影响定位后，真正威胁模型成立的是政策风险与资金风险两项——前者影响作业连续性，后者影响扩张节奏。技术风险在本项目中反而偏低，因为服务所用的多光谱成像与长势模型都已是成熟技术，不存在原理性不确定（见图 7）（见表 10）。</w:t>
       </w:r>
     </w:p>
     <w:p>
@@ -6680,6 +6722,7 @@
         <w:keepNext/>
         <w:keepLines/>
         <w:spacing w:before="280" w:after="140" w:line="360" w:lineRule="auto"/>
+        <w:outlineLvl w:val="0"/>
       </w:pPr>
       <w:r>
         <w:rPr>
@@ -6814,6 +6857,7 @@
         <w:keepNext/>
         <w:keepLines/>
         <w:spacing w:before="280" w:after="140" w:line="360" w:lineRule="auto"/>
+        <w:outlineLvl w:val="0"/>
       </w:pPr>
       <w:r>
         <w:rPr>

--- a/examples/demos/demo_internet_plus.docx
+++ b/examples/demos/demo_internet_plus.docx
@@ -568,6 +568,36 @@
     </w:p>
     <w:p>
       <w:pPr>
+        <w:spacing w:before="0" w:after="120" w:lineRule="auto" w:line="360"/>
+        <w:ind w:firstLine="480"/>
+      </w:pPr>
+      <w:r>
+        <w:rPr>
+          <w:rFonts w:ascii="宋体" w:hAnsi="宋体" w:eastAsia="宋体"/>
+          <w:b w:val="0"/>
+          <w:color w:val="111827"/>
+          <w:sz w:val="24"/>
+        </w:rPr>
+        <w:t>这个时间点做这件事，有三个外部条件同时成立。一是农村劳动力结构变了：我们走访的三个县，50 岁以上种植户占 63%，「看得见长势、看不清病虫」是普遍状态；二是设备成本降了：一台多光谱无人机从 2019 年的 12 万元降到 4 万元以内，使「按亩收费」的模式第一次算得过来；三是服务组织起来了：三个县共有 27 家农机合作社，他们有设备、有渠道，缺的是能把数据变成决策的产品。</w:t>
+      </w:r>
+    </w:p>
+    <w:p>
+      <w:pPr>
+        <w:spacing w:before="0" w:after="120" w:lineRule="auto" w:line="360"/>
+        <w:ind w:firstLine="480"/>
+      </w:pPr>
+      <w:r>
+        <w:rPr>
+          <w:rFonts w:ascii="宋体" w:hAnsi="宋体" w:eastAsia="宋体"/>
+          <w:b w:val="0"/>
+          <w:color w:val="111827"/>
+          <w:sz w:val="24"/>
+        </w:rPr>
+        <w:t>我们的位置就在这个缺口上：不卖设备，不做飞防，只做「监测—判断—建议」这一段，把结果以每亩 8 元的价格卖给合作社与规模种植户。一年内的目标写得很具体：跑通 3 个县、服务 3.6 万亩、单亩毛利稳定在 3.6 元、复购率不低于 85%。这些数字不是愿景，是这一轮融资要对赌的交付物。</w:t>
+      </w:r>
+    </w:p>
+    <w:p>
+      <w:pPr>
         <w:keepNext/>
         <w:keepLines/>
         <w:spacing w:before="280" w:after="140" w:line="360" w:lineRule="auto"/>
@@ -897,7 +927,7 @@
                 <w:color w:val="111827"/>
                 <w:sz w:val="21"/>
               </w:rPr>
-              <w:t>2.4 亿元</w:t>
+              <w:t>0.96 亿元</w:t>
             </w:r>
           </w:p>
         </w:tc>
@@ -1685,6 +1715,877 @@
       <w:pPr>
         <w:keepNext/>
         <w:keepLines/>
+        <w:spacing w:before="200" w:after="100" w:line="360" w:lineRule="auto"/>
+        <w:outlineLvl w:val="1"/>
+      </w:pPr>
+      <w:r>
+        <w:rPr>
+          <w:rFonts w:ascii="黑体" w:hAnsi="黑体" w:eastAsia="黑体"/>
+          <w:b/>
+          <w:color w:val="111827"/>
+          <w:sz w:val="25"/>
+        </w:rPr>
+        <w:t>2.5 产业链位置与替代方案</w:t>
+      </w:r>
+    </w:p>
+    <w:p>
+      <w:pPr>
+        <w:spacing w:before="0" w:after="120" w:lineRule="auto" w:line="360"/>
+        <w:ind w:firstLine="480"/>
+      </w:pPr>
+      <w:r>
+        <w:rPr>
+          <w:rFonts w:ascii="宋体" w:hAnsi="宋体" w:eastAsia="宋体"/>
+          <w:b w:val="0"/>
+          <w:color w:val="111827"/>
+          <w:sz w:val="24"/>
+        </w:rPr>
+        <w:t>农业服务产业链可以粗分为四段：农资供应、田间作业、农情监测、产后流通。我们只做第三段，原因很直接——这一段目前最没有人为它单独付费，但也最靠近决策：谁掌握了「要不要打药、什么时候打」的判断，谁就站在农资销售的入口上。</w:t>
+      </w:r>
+    </w:p>
+    <w:p>
+      <w:pPr>
+        <w:spacing w:before="0" w:after="120" w:lineRule="auto" w:line="360"/>
+        <w:ind w:firstLine="480"/>
+      </w:pPr>
+      <w:r>
+        <w:rPr>
+          <w:rFonts w:ascii="宋体" w:hAnsi="宋体" w:eastAsia="宋体"/>
+          <w:b w:val="0"/>
+          <w:color w:val="111827"/>
+          <w:sz w:val="24"/>
+        </w:rPr>
+        <w:t>现有的替代方案有三种，各有各的将就。第一种是农技站人工巡查，一个县通常 3—5 名农技员，覆盖十几万亩，一年能到地块 2—3 次，密度远远不够；第二种是农户自己看，靠经验与邻地对照，早期病害基本发现不了；第三种是植保无人机厂商附带的巡查功能，只在打药时顺带飞一次，数据不落地、不成档案。三种方案的共同问题是：没有连续、可回溯的地块级数据。</w:t>
+      </w:r>
+    </w:p>
+    <w:p>
+      <w:pPr>
+        <w:spacing w:before="0" w:after="120" w:lineRule="auto" w:line="360"/>
+        <w:ind w:firstLine="480"/>
+      </w:pPr>
+      <w:r>
+        <w:rPr>
+          <w:rFonts w:ascii="宋体" w:hAnsi="宋体" w:eastAsia="宋体"/>
+          <w:b w:val="0"/>
+          <w:color w:val="111827"/>
+          <w:sz w:val="24"/>
+        </w:rPr>
+        <w:t>这也决定了我们的产品形态不是「飞一次给个报告」，而是「一个生长季至少四次、同一地块连续可比的档案」。连续性才是壁垒，单次飞行谁都能做。</w:t>
+      </w:r>
+    </w:p>
+    <w:p>
+      <w:pPr>
+        <w:keepNext/>
+        <w:keepLines/>
+        <w:spacing w:before="200" w:after="100" w:line="360" w:lineRule="auto"/>
+        <w:outlineLvl w:val="1"/>
+      </w:pPr>
+      <w:r>
+        <w:rPr>
+          <w:rFonts w:ascii="黑体" w:hAnsi="黑体" w:eastAsia="黑体"/>
+          <w:b/>
+          <w:color w:val="111827"/>
+          <w:sz w:val="25"/>
+        </w:rPr>
+        <w:t>2.6 种植户分层与付费意愿</w:t>
+      </w:r>
+    </w:p>
+    <w:p>
+      <w:pPr>
+        <w:keepNext/>
+        <w:keepLines/>
+        <w:spacing w:before="0" w:after="120" w:lineRule="auto" w:line="360"/>
+        <w:ind w:firstLine="480"/>
+      </w:pPr>
+      <w:r>
+        <w:rPr>
+          <w:rFonts w:ascii="宋体" w:hAnsi="宋体" w:eastAsia="宋体"/>
+          <w:b w:val="0"/>
+          <w:color w:val="111827"/>
+          <w:sz w:val="24"/>
+        </w:rPr>
+        <w:t>把 47 份访谈按经营面积分层之后，付费逻辑差异非常明显，不能用一个价位打全场如表 3 所示：</w:t>
+      </w:r>
+    </w:p>
+    <w:p>
+      <w:pPr>
+        <w:keepNext/>
+        <w:keepLines/>
+        <w:spacing w:before="120" w:after="40" w:line="288" w:lineRule="auto"/>
+        <w:jc w:val="center"/>
+      </w:pPr>
+      <w:r>
+        <w:rPr>
+          <w:rFonts w:ascii="黑体" w:hAnsi="黑体" w:eastAsia="黑体"/>
+          <w:b w:val="0"/>
+          <w:color w:val="111827"/>
+          <w:sz w:val="21"/>
+        </w:rPr>
+        <w:t>表 3　四类客户的分层特征、可接受单价与获客方式</w:t>
+      </w:r>
+    </w:p>
+    <w:tbl>
+      <w:tblPr>
+        <w:tblStyle w:val="TableGrid"/>
+        <w:tblW w:type="auto" w:w="0"/>
+        <w:jc w:val="center"/>
+        <w:tblLayout w:type="fixed"/>
+        <w:tblLook w:firstColumn="1" w:firstRow="1" w:lastColumn="0" w:lastRow="0" w:noHBand="0" w:noVBand="1" w:val="04A0"/>
+        <w:tblLayout w:type="fixed"/>
+        <w:tblCellMar>
+          <w:top w:w="50" w:type="dxa"/>
+          <w:bottom w:w="50" w:type="dxa"/>
+          <w:left w:w="100" w:type="dxa"/>
+          <w:right w:w="100" w:type="dxa"/>
+        </w:tblCellMar>
+      </w:tblPr>
+      <w:tblGrid>
+        <w:gridCol w:w="1439"/>
+        <w:gridCol w:w="1343"/>
+        <w:gridCol w:w="3070"/>
+        <w:gridCol w:w="1247"/>
+        <w:gridCol w:w="1631"/>
+      </w:tblGrid>
+      <w:tr>
+        <w:trPr>
+          <w:tblHeader/>
+          <w:cantSplit/>
+        </w:trPr>
+        <w:tc>
+          <w:tcPr>
+            <w:tcW w:type="dxa" w:w="1439"/>
+          </w:tcPr>
+          <w:p>
+            <w:pPr>
+              <w:keepNext/>
+              <w:keepLines/>
+              <w:spacing w:before="0" w:after="0"/>
+              <w:jc w:val="center"/>
+            </w:pPr>
+            <w:r/>
+            <w:r>
+              <w:rPr>
+                <w:rFonts w:ascii="黑体" w:hAnsi="黑体" w:eastAsia="黑体"/>
+                <w:b/>
+                <w:color w:val="111827"/>
+                <w:sz w:val="21"/>
+              </w:rPr>
+              <w:t>客户分层</w:t>
+            </w:r>
+          </w:p>
+        </w:tc>
+        <w:tc>
+          <w:tcPr>
+            <w:tcW w:type="dxa" w:w="1343"/>
+          </w:tcPr>
+          <w:p>
+            <w:pPr>
+              <w:keepNext/>
+              <w:keepLines/>
+              <w:spacing w:before="0" w:after="0"/>
+              <w:jc w:val="center"/>
+            </w:pPr>
+            <w:r/>
+            <w:r>
+              <w:rPr>
+                <w:rFonts w:ascii="黑体" w:hAnsi="黑体" w:eastAsia="黑体"/>
+                <w:b/>
+                <w:color w:val="111827"/>
+                <w:sz w:val="21"/>
+              </w:rPr>
+              <w:t>经营面积</w:t>
+            </w:r>
+          </w:p>
+        </w:tc>
+        <w:tc>
+          <w:tcPr>
+            <w:tcW w:type="dxa" w:w="3070"/>
+          </w:tcPr>
+          <w:p>
+            <w:pPr>
+              <w:keepNext/>
+              <w:keepLines/>
+              <w:spacing w:before="0" w:after="0"/>
+              <w:jc w:val="center"/>
+            </w:pPr>
+            <w:r/>
+            <w:r>
+              <w:rPr>
+                <w:rFonts w:ascii="黑体" w:hAnsi="黑体" w:eastAsia="黑体"/>
+                <w:b/>
+                <w:color w:val="111827"/>
+                <w:sz w:val="21"/>
+              </w:rPr>
+              <w:t>核心痛点</w:t>
+            </w:r>
+          </w:p>
+        </w:tc>
+        <w:tc>
+          <w:tcPr>
+            <w:tcW w:type="dxa" w:w="1247"/>
+          </w:tcPr>
+          <w:p>
+            <w:pPr>
+              <w:keepNext/>
+              <w:keepLines/>
+              <w:spacing w:before="0" w:after="0"/>
+              <w:jc w:val="center"/>
+            </w:pPr>
+            <w:r/>
+            <w:r>
+              <w:rPr>
+                <w:rFonts w:ascii="黑体" w:hAnsi="黑体" w:eastAsia="黑体"/>
+                <w:b/>
+                <w:color w:val="111827"/>
+                <w:sz w:val="21"/>
+              </w:rPr>
+              <w:t>可接受单价</w:t>
+            </w:r>
+          </w:p>
+        </w:tc>
+        <w:tc>
+          <w:tcPr>
+            <w:tcW w:type="dxa" w:w="1631"/>
+          </w:tcPr>
+          <w:p>
+            <w:pPr>
+              <w:keepNext/>
+              <w:keepLines/>
+              <w:spacing w:before="0" w:after="0"/>
+              <w:jc w:val="center"/>
+            </w:pPr>
+            <w:r/>
+            <w:r>
+              <w:rPr>
+                <w:rFonts w:ascii="黑体" w:hAnsi="黑体" w:eastAsia="黑体"/>
+                <w:b/>
+                <w:color w:val="111827"/>
+                <w:sz w:val="21"/>
+              </w:rPr>
+              <w:t>获客方式</w:t>
+            </w:r>
+          </w:p>
+        </w:tc>
+      </w:tr>
+      <w:tr>
+        <w:trPr>
+          <w:cantSplit/>
+        </w:trPr>
+        <w:tc>
+          <w:tcPr>
+            <w:tcW w:type="dxa" w:w="1439"/>
+          </w:tcPr>
+          <w:p>
+            <w:pPr>
+              <w:keepNext/>
+              <w:keepLines/>
+              <w:spacing w:before="0" w:after="0" w:line="276" w:lineRule="auto"/>
+            </w:pPr>
+            <w:r/>
+            <w:r>
+              <w:rPr>
+                <w:rFonts w:ascii="宋体" w:hAnsi="宋体" w:eastAsia="宋体"/>
+                <w:b w:val="0"/>
+                <w:color w:val="111827"/>
+                <w:sz w:val="21"/>
+              </w:rPr>
+              <w:t>小散户</w:t>
+            </w:r>
+          </w:p>
+        </w:tc>
+        <w:tc>
+          <w:tcPr>
+            <w:tcW w:type="dxa" w:w="1343"/>
+          </w:tcPr>
+          <w:p>
+            <w:pPr>
+              <w:keepNext/>
+              <w:keepLines/>
+              <w:spacing w:before="0" w:after="0" w:line="276" w:lineRule="auto"/>
+              <w:jc w:val="center"/>
+            </w:pPr>
+            <w:r/>
+            <w:r>
+              <w:rPr>
+                <w:rFonts w:ascii="宋体" w:hAnsi="宋体" w:eastAsia="宋体"/>
+                <w:b w:val="0"/>
+                <w:color w:val="111827"/>
+                <w:sz w:val="21"/>
+              </w:rPr>
+              <w:t>50 亩以下</w:t>
+            </w:r>
+          </w:p>
+        </w:tc>
+        <w:tc>
+          <w:tcPr>
+            <w:tcW w:type="dxa" w:w="3070"/>
+          </w:tcPr>
+          <w:p>
+            <w:pPr>
+              <w:keepNext/>
+              <w:keepLines/>
+              <w:spacing w:before="0" w:after="0" w:line="276" w:lineRule="auto"/>
+              <w:jc w:val="center"/>
+            </w:pPr>
+            <w:r/>
+            <w:r>
+              <w:rPr>
+                <w:rFonts w:ascii="宋体" w:hAnsi="宋体" w:eastAsia="宋体"/>
+                <w:b w:val="0"/>
+                <w:color w:val="111827"/>
+                <w:sz w:val="21"/>
+              </w:rPr>
+              <w:t>自己看得过来，觉得没必要花钱</w:t>
+            </w:r>
+          </w:p>
+        </w:tc>
+        <w:tc>
+          <w:tcPr>
+            <w:tcW w:type="dxa" w:w="1247"/>
+          </w:tcPr>
+          <w:p>
+            <w:pPr>
+              <w:keepNext/>
+              <w:keepLines/>
+              <w:spacing w:before="0" w:after="0" w:line="276" w:lineRule="auto"/>
+              <w:jc w:val="center"/>
+            </w:pPr>
+            <w:r/>
+            <w:r>
+              <w:rPr>
+                <w:rFonts w:ascii="宋体" w:hAnsi="宋体" w:eastAsia="宋体"/>
+                <w:b w:val="0"/>
+                <w:color w:val="111827"/>
+                <w:sz w:val="21"/>
+              </w:rPr>
+              <w:t>3 元以内</w:t>
+            </w:r>
+          </w:p>
+        </w:tc>
+        <w:tc>
+          <w:tcPr>
+            <w:tcW w:type="dxa" w:w="1631"/>
+          </w:tcPr>
+          <w:p>
+            <w:pPr>
+              <w:keepNext/>
+              <w:keepLines/>
+              <w:spacing w:before="0" w:after="0" w:line="276" w:lineRule="auto"/>
+              <w:jc w:val="center"/>
+            </w:pPr>
+            <w:r/>
+            <w:r>
+              <w:rPr>
+                <w:rFonts w:ascii="宋体" w:hAnsi="宋体" w:eastAsia="宋体"/>
+                <w:b w:val="0"/>
+                <w:color w:val="111827"/>
+                <w:sz w:val="21"/>
+              </w:rPr>
+              <w:t>不主动触达</w:t>
+            </w:r>
+          </w:p>
+        </w:tc>
+      </w:tr>
+      <w:tr>
+        <w:trPr>
+          <w:cantSplit/>
+        </w:trPr>
+        <w:tc>
+          <w:tcPr>
+            <w:tcW w:type="dxa" w:w="1439"/>
+          </w:tcPr>
+          <w:p>
+            <w:pPr>
+              <w:keepNext/>
+              <w:keepLines/>
+              <w:spacing w:before="0" w:after="0" w:line="276" w:lineRule="auto"/>
+            </w:pPr>
+            <w:r/>
+            <w:r>
+              <w:rPr>
+                <w:rFonts w:ascii="宋体" w:hAnsi="宋体" w:eastAsia="宋体"/>
+                <w:b w:val="0"/>
+                <w:color w:val="111827"/>
+                <w:sz w:val="21"/>
+              </w:rPr>
+              <w:t>规模户</w:t>
+            </w:r>
+          </w:p>
+        </w:tc>
+        <w:tc>
+          <w:tcPr>
+            <w:tcW w:type="dxa" w:w="1343"/>
+          </w:tcPr>
+          <w:p>
+            <w:pPr>
+              <w:keepNext/>
+              <w:keepLines/>
+              <w:spacing w:before="0" w:after="0" w:line="276" w:lineRule="auto"/>
+              <w:jc w:val="center"/>
+            </w:pPr>
+            <w:r/>
+            <w:r>
+              <w:rPr>
+                <w:rFonts w:ascii="宋体" w:hAnsi="宋体" w:eastAsia="宋体"/>
+                <w:b w:val="0"/>
+                <w:color w:val="111827"/>
+                <w:sz w:val="21"/>
+              </w:rPr>
+              <w:t>50—100 亩</w:t>
+            </w:r>
+          </w:p>
+        </w:tc>
+        <w:tc>
+          <w:tcPr>
+            <w:tcW w:type="dxa" w:w="3070"/>
+          </w:tcPr>
+          <w:p>
+            <w:pPr>
+              <w:keepNext/>
+              <w:keepLines/>
+              <w:spacing w:before="0" w:after="0" w:line="276" w:lineRule="auto"/>
+              <w:jc w:val="center"/>
+            </w:pPr>
+            <w:r/>
+            <w:r>
+              <w:rPr>
+                <w:rFonts w:ascii="宋体" w:hAnsi="宋体" w:eastAsia="宋体"/>
+                <w:b w:val="0"/>
+                <w:color w:val="111827"/>
+                <w:sz w:val="21"/>
+              </w:rPr>
+              <w:t>忙不过来，怕错过用药窗口</w:t>
+            </w:r>
+          </w:p>
+        </w:tc>
+        <w:tc>
+          <w:tcPr>
+            <w:tcW w:type="dxa" w:w="1247"/>
+          </w:tcPr>
+          <w:p>
+            <w:pPr>
+              <w:keepNext/>
+              <w:keepLines/>
+              <w:spacing w:before="0" w:after="0" w:line="276" w:lineRule="auto"/>
+              <w:jc w:val="center"/>
+            </w:pPr>
+            <w:r/>
+            <w:r>
+              <w:rPr>
+                <w:rFonts w:ascii="宋体" w:hAnsi="宋体" w:eastAsia="宋体"/>
+                <w:b w:val="0"/>
+                <w:color w:val="111827"/>
+                <w:sz w:val="21"/>
+              </w:rPr>
+              <w:t>8—12 元</w:t>
+            </w:r>
+          </w:p>
+        </w:tc>
+        <w:tc>
+          <w:tcPr>
+            <w:tcW w:type="dxa" w:w="1631"/>
+          </w:tcPr>
+          <w:p>
+            <w:pPr>
+              <w:keepNext/>
+              <w:keepLines/>
+              <w:spacing w:before="0" w:after="0" w:line="276" w:lineRule="auto"/>
+              <w:jc w:val="center"/>
+            </w:pPr>
+            <w:r/>
+            <w:r>
+              <w:rPr>
+                <w:rFonts w:ascii="宋体" w:hAnsi="宋体" w:eastAsia="宋体"/>
+                <w:b w:val="0"/>
+                <w:color w:val="111827"/>
+                <w:sz w:val="21"/>
+              </w:rPr>
+              <w:t>合作社介绍</w:t>
+            </w:r>
+          </w:p>
+        </w:tc>
+      </w:tr>
+      <w:tr>
+        <w:trPr>
+          <w:cantSplit/>
+        </w:trPr>
+        <w:tc>
+          <w:tcPr>
+            <w:tcW w:type="dxa" w:w="1439"/>
+          </w:tcPr>
+          <w:p>
+            <w:pPr>
+              <w:keepNext/>
+              <w:keepLines/>
+              <w:spacing w:before="0" w:after="0" w:line="276" w:lineRule="auto"/>
+            </w:pPr>
+            <w:r/>
+            <w:r>
+              <w:rPr>
+                <w:rFonts w:ascii="宋体" w:hAnsi="宋体" w:eastAsia="宋体"/>
+                <w:b w:val="0"/>
+                <w:color w:val="111827"/>
+                <w:sz w:val="21"/>
+              </w:rPr>
+              <w:t>家庭农场</w:t>
+            </w:r>
+          </w:p>
+        </w:tc>
+        <w:tc>
+          <w:tcPr>
+            <w:tcW w:type="dxa" w:w="1343"/>
+          </w:tcPr>
+          <w:p>
+            <w:pPr>
+              <w:keepNext/>
+              <w:keepLines/>
+              <w:spacing w:before="0" w:after="0" w:line="276" w:lineRule="auto"/>
+              <w:jc w:val="center"/>
+            </w:pPr>
+            <w:r/>
+            <w:r>
+              <w:rPr>
+                <w:rFonts w:ascii="宋体" w:hAnsi="宋体" w:eastAsia="宋体"/>
+                <w:b w:val="0"/>
+                <w:color w:val="111827"/>
+                <w:sz w:val="21"/>
+              </w:rPr>
+              <w:t>100—300 亩</w:t>
+            </w:r>
+          </w:p>
+        </w:tc>
+        <w:tc>
+          <w:tcPr>
+            <w:tcW w:type="dxa" w:w="3070"/>
+          </w:tcPr>
+          <w:p>
+            <w:pPr>
+              <w:keepNext/>
+              <w:keepLines/>
+              <w:spacing w:before="0" w:after="0" w:line="276" w:lineRule="auto"/>
+              <w:jc w:val="center"/>
+            </w:pPr>
+            <w:r/>
+            <w:r>
+              <w:rPr>
+                <w:rFonts w:ascii="宋体" w:hAnsi="宋体" w:eastAsia="宋体"/>
+                <w:b w:val="0"/>
+                <w:color w:val="111827"/>
+                <w:sz w:val="21"/>
+              </w:rPr>
+              <w:t>要算投入产出，需要数据和台账</w:t>
+            </w:r>
+          </w:p>
+        </w:tc>
+        <w:tc>
+          <w:tcPr>
+            <w:tcW w:type="dxa" w:w="1247"/>
+          </w:tcPr>
+          <w:p>
+            <w:pPr>
+              <w:keepNext/>
+              <w:keepLines/>
+              <w:spacing w:before="0" w:after="0" w:line="276" w:lineRule="auto"/>
+              <w:jc w:val="center"/>
+            </w:pPr>
+            <w:r/>
+            <w:r>
+              <w:rPr>
+                <w:rFonts w:ascii="宋体" w:hAnsi="宋体" w:eastAsia="宋体"/>
+                <w:b w:val="0"/>
+                <w:color w:val="111827"/>
+                <w:sz w:val="21"/>
+              </w:rPr>
+              <w:t>12—15 元</w:t>
+            </w:r>
+          </w:p>
+        </w:tc>
+        <w:tc>
+          <w:tcPr>
+            <w:tcW w:type="dxa" w:w="1631"/>
+          </w:tcPr>
+          <w:p>
+            <w:pPr>
+              <w:keepNext/>
+              <w:keepLines/>
+              <w:spacing w:before="0" w:after="0" w:line="276" w:lineRule="auto"/>
+              <w:jc w:val="center"/>
+            </w:pPr>
+            <w:r/>
+            <w:r>
+              <w:rPr>
+                <w:rFonts w:ascii="宋体" w:hAnsi="宋体" w:eastAsia="宋体"/>
+                <w:b w:val="0"/>
+                <w:color w:val="111827"/>
+                <w:sz w:val="21"/>
+              </w:rPr>
+              <w:t>乡镇农技站推荐</w:t>
+            </w:r>
+          </w:p>
+        </w:tc>
+      </w:tr>
+      <w:tr>
+        <w:trPr>
+          <w:cantSplit/>
+        </w:trPr>
+        <w:tc>
+          <w:tcPr>
+            <w:tcW w:type="dxa" w:w="1439"/>
+          </w:tcPr>
+          <w:p>
+            <w:pPr>
+              <w:spacing w:before="0" w:after="0" w:line="276" w:lineRule="auto"/>
+            </w:pPr>
+            <w:r/>
+            <w:r>
+              <w:rPr>
+                <w:rFonts w:ascii="宋体" w:hAnsi="宋体" w:eastAsia="宋体"/>
+                <w:b w:val="0"/>
+                <w:color w:val="111827"/>
+                <w:sz w:val="21"/>
+              </w:rPr>
+              <w:t>合作社 / 农服公司</w:t>
+            </w:r>
+          </w:p>
+        </w:tc>
+        <w:tc>
+          <w:tcPr>
+            <w:tcW w:type="dxa" w:w="1343"/>
+          </w:tcPr>
+          <w:p>
+            <w:pPr>
+              <w:spacing w:before="0" w:after="0" w:line="276" w:lineRule="auto"/>
+              <w:jc w:val="center"/>
+            </w:pPr>
+            <w:r/>
+            <w:r>
+              <w:rPr>
+                <w:rFonts w:ascii="宋体" w:hAnsi="宋体" w:eastAsia="宋体"/>
+                <w:b w:val="0"/>
+                <w:color w:val="111827"/>
+                <w:sz w:val="21"/>
+              </w:rPr>
+              <w:t>3000 亩以上</w:t>
+            </w:r>
+          </w:p>
+        </w:tc>
+        <w:tc>
+          <w:tcPr>
+            <w:tcW w:type="dxa" w:w="3070"/>
+          </w:tcPr>
+          <w:p>
+            <w:pPr>
+              <w:spacing w:before="0" w:after="0" w:line="276" w:lineRule="auto"/>
+              <w:jc w:val="center"/>
+            </w:pPr>
+            <w:r/>
+            <w:r>
+              <w:rPr>
+                <w:rFonts w:ascii="宋体" w:hAnsi="宋体" w:eastAsia="宋体"/>
+                <w:b w:val="0"/>
+                <w:color w:val="111827"/>
+                <w:sz w:val="21"/>
+              </w:rPr>
+              <w:t>要向上游要服务、向农户交代效果</w:t>
+            </w:r>
+          </w:p>
+        </w:tc>
+        <w:tc>
+          <w:tcPr>
+            <w:tcW w:type="dxa" w:w="1247"/>
+          </w:tcPr>
+          <w:p>
+            <w:pPr>
+              <w:spacing w:before="0" w:after="0" w:line="276" w:lineRule="auto"/>
+              <w:jc w:val="center"/>
+            </w:pPr>
+            <w:r/>
+            <w:r>
+              <w:rPr>
+                <w:rFonts w:ascii="宋体" w:hAnsi="宋体" w:eastAsia="宋体"/>
+                <w:b w:val="0"/>
+                <w:color w:val="111827"/>
+                <w:sz w:val="21"/>
+              </w:rPr>
+              <w:t>按包年议价</w:t>
+            </w:r>
+          </w:p>
+        </w:tc>
+        <w:tc>
+          <w:tcPr>
+            <w:tcW w:type="dxa" w:w="1631"/>
+          </w:tcPr>
+          <w:p>
+            <w:pPr>
+              <w:spacing w:before="0" w:after="0" w:line="276" w:lineRule="auto"/>
+              <w:jc w:val="center"/>
+            </w:pPr>
+            <w:r/>
+            <w:r>
+              <w:rPr>
+                <w:rFonts w:ascii="宋体" w:hAnsi="宋体" w:eastAsia="宋体"/>
+                <w:b w:val="0"/>
+                <w:color w:val="111827"/>
+                <w:sz w:val="21"/>
+              </w:rPr>
+              <w:t>直接拜访 + 试点</w:t>
+            </w:r>
+          </w:p>
+        </w:tc>
+      </w:tr>
+    </w:tbl>
+    <w:p>
+      <w:pPr>
+        <w:spacing w:before="0" w:after="0" w:line="240" w:lineRule="exact"/>
+      </w:pPr>
+      <w:r>
+        <w:rPr>
+          <w:rFonts w:ascii="宋体" w:hAnsi="宋体" w:eastAsia="宋体"/>
+          <w:b w:val="0"/>
+          <w:color w:val="111827"/>
+          <w:sz w:val="16"/>
+        </w:rPr>
+      </w:r>
+    </w:p>
+    <w:p>
+      <w:pPr>
+        <w:spacing w:before="0" w:after="120" w:lineRule="auto" w:line="360"/>
+        <w:ind w:firstLine="480"/>
+      </w:pPr>
+      <w:r>
+        <w:rPr>
+          <w:rFonts w:ascii="宋体" w:hAnsi="宋体" w:eastAsia="宋体"/>
+          <w:b w:val="0"/>
+          <w:color w:val="111827"/>
+          <w:sz w:val="24"/>
+        </w:rPr>
+        <w:t>这张表解释了我们为什么把 50 亩作为起点：50 亩以下的服务成本与 50 亩以上几乎一样（转场与起降占大头），但付费意愿差三倍，做小散户在经济上不成立。而 300 亩以上的家庭农场是理想客户——他们已经在用 Excel 记农事，缺的只是有人替他们把这个表填满。</w:t>
+      </w:r>
+    </w:p>
+    <w:p>
+      <w:pPr>
+        <w:keepNext/>
+        <w:keepLines/>
+        <w:spacing w:before="200" w:after="100" w:line="360" w:lineRule="auto"/>
+        <w:outlineLvl w:val="1"/>
+      </w:pPr>
+      <w:r>
+        <w:rPr>
+          <w:rFonts w:ascii="黑体" w:hAnsi="黑体" w:eastAsia="黑体"/>
+          <w:b/>
+          <w:color w:val="111827"/>
+          <w:sz w:val="25"/>
+        </w:rPr>
+        <w:t>2.7 政策口径与补贴衔接</w:t>
+      </w:r>
+    </w:p>
+    <w:p>
+      <w:pPr>
+        <w:spacing w:before="0" w:after="120" w:lineRule="auto" w:line="360"/>
+        <w:ind w:firstLine="480"/>
+      </w:pPr>
+      <w:r>
+        <w:rPr>
+          <w:rFonts w:ascii="宋体" w:hAnsi="宋体" w:eastAsia="宋体"/>
+          <w:b w:val="0"/>
+          <w:color w:val="111827"/>
+          <w:sz w:val="24"/>
+        </w:rPr>
+        <w:t>农业社会化服务有明确的服务补贴通道，多数省份对统防统治、代耕代种按亩给予 10—20 元补贴，补贴对象是服务组织而非农户。这意味着两件事：一是我们可以作为服务组织申报，补贴可直接改善单位经济；二是合作社比我们更会申报——这也是我们选择「县域合伙」而非直营的原因之一。</w:t>
+      </w:r>
+    </w:p>
+    <w:p>
+      <w:pPr>
+        <w:spacing w:before="0" w:after="120" w:lineRule="auto" w:line="360"/>
+        <w:ind w:firstLine="480"/>
+      </w:pPr>
+      <w:r>
+        <w:rPr>
+          <w:rFonts w:ascii="宋体" w:hAnsi="宋体" w:eastAsia="宋体"/>
+          <w:b w:val="0"/>
+          <w:color w:val="111827"/>
+          <w:sz w:val="24"/>
+        </w:rPr>
+        <w:t>但补贴不能算进商业模型。我们做财务预测时把补贴全部视为零，理由是补贴名单每年调整、到账有滞后、且与企业规模挂钩。如果补贴到账，是额外安全垫；如果不到，模型依然成立。这一条我们在路演里会主动讲，因为把所有希望押在政策上的项目，评审见得太多（见图 1）。</w:t>
+      </w:r>
+    </w:p>
+    <w:p>
+      <w:pPr>
+        <w:keepNext/>
+        <w:keepLines/>
+        <w:spacing w:before="160" w:after="60"/>
+        <w:jc w:val="center"/>
+      </w:pPr>
+      <w:r>
+        <w:drawing>
+          <wp:inline xmlns:a="http://schemas.openxmlformats.org/drawingml/2006/main" xmlns:pic="http://schemas.openxmlformats.org/drawingml/2006/picture">
+            <wp:extent cx="5472000" cy="2382269"/>
+            <wp:docPr id="1" name="Picture 1"/>
+            <wp:cNvGraphicFramePr>
+              <a:graphicFrameLocks noChangeAspect="1"/>
+            </wp:cNvGraphicFramePr>
+            <a:graphic>
+              <a:graphicData uri="http://schemas.openxmlformats.org/drawingml/2006/picture">
+                <pic:pic>
+                  <pic:nvPicPr>
+                    <pic:cNvPr id="0" name="26_market_funnel.png"/>
+                    <pic:cNvPicPr/>
+                  </pic:nvPicPr>
+                  <pic:blipFill>
+                    <a:blip r:embed="rId10"/>
+                    <a:stretch>
+                      <a:fillRect/>
+                    </a:stretch>
+                  </pic:blipFill>
+                  <pic:spPr>
+                    <a:xfrm>
+                      <a:off x="0" y="0"/>
+                      <a:ext cx="5472000" cy="2382269"/>
+                    </a:xfrm>
+                    <a:prstGeom prst="rect"/>
+                  </pic:spPr>
+                </pic:pic>
+              </a:graphicData>
+            </a:graphic>
+          </wp:inline>
+        </w:drawing>
+      </w:r>
+    </w:p>
+    <w:p>
+      <w:pPr>
+        <w:keepLines/>
+        <w:spacing w:before="0" w:after="200"/>
+        <w:jc w:val="center"/>
+      </w:pPr>
+      <w:r>
+        <w:rPr>
+          <w:rFonts w:ascii="宋体" w:hAnsi="宋体" w:eastAsia="宋体"/>
+          <w:b w:val="0"/>
+          <w:color w:val="6B7280"/>
+          <w:sz w:val="21"/>
+        </w:rPr>
+        <w:t>图 1　市场空间的三层收敛：从 576 亿元的理论空间到首期 0.96 亿元的可获取空间</w:t>
+      </w:r>
+    </w:p>
+    <w:p>
+      <w:pPr>
+        <w:spacing w:before="0" w:after="120" w:lineRule="auto" w:line="360"/>
+        <w:ind w:firstLine="480"/>
+      </w:pPr>
+      <w:r>
+        <w:rPr>
+          <w:rFonts w:ascii="宋体" w:hAnsi="宋体" w:eastAsia="宋体"/>
+          <w:b w:val="0"/>
+          <w:color w:val="111827"/>
+          <w:sz w:val="24"/>
+        </w:rPr>
+        <w:t>需要说明这个漏斗的收敛逻辑：TAM 到 SAM 砍掉的是「50 亩以下」的碎片化耕地，SAM 到 SOM 砍掉的是「首期三个县之外」的地理范围。两级收敛之后只剩 0.96 亿元，看起来很小，但对一个 5 人团队、300 万元融资的早期项目，这个盘子足够跑三年——把 SOM 说成几十亿的项目，通常是在拿 TAM 冒充自己的市场。</w:t>
+      </w:r>
+    </w:p>
+    <w:p>
+      <w:pPr>
+        <w:keepNext/>
+        <w:keepLines/>
         <w:spacing w:before="280" w:after="140" w:line="360" w:lineRule="auto"/>
         <w:outlineLvl w:val="0"/>
       </w:pPr>
@@ -1712,7 +2613,7 @@
           <w:color w:val="111827"/>
           <w:sz w:val="24"/>
         </w:rPr>
-        <w:t>以「服务订阅为现金牛、数据驱动的农资集采为第二曲线」构建商业闭环。九宫格画布如图 1 所示：</w:t>
+        <w:t>以「服务订阅为现金牛、数据驱动的农资集采为第二曲线」构建商业闭环。九宫格画布如图 2 所示：</w:t>
       </w:r>
     </w:p>
     <w:p>
@@ -1726,7 +2627,7 @@
         <w:drawing>
           <wp:inline xmlns:a="http://schemas.openxmlformats.org/drawingml/2006/main" xmlns:pic="http://schemas.openxmlformats.org/drawingml/2006/picture">
             <wp:extent cx="5472000" cy="2249712"/>
-            <wp:docPr id="1" name="Picture 1"/>
+            <wp:docPr id="2" name="Picture 2"/>
             <wp:cNvGraphicFramePr>
               <a:graphicFrameLocks noChangeAspect="1"/>
             </wp:cNvGraphicFramePr>
@@ -1738,7 +2639,7 @@
                     <pic:cNvPicPr/>
                   </pic:nvPicPr>
                   <pic:blipFill>
-                    <a:blip r:embed="rId10"/>
+                    <a:blip r:embed="rId11"/>
                     <a:stretch>
                       <a:fillRect/>
                     </a:stretch>
@@ -1770,7 +2671,7 @@
           <w:color w:val="6B7280"/>
           <w:sz w:val="21"/>
         </w:rPr>
-        <w:t>图 1　商业模式画布</w:t>
+        <w:t>图 2　商业模式画布</w:t>
       </w:r>
     </w:p>
     <w:p>
@@ -1862,7 +2763,7 @@
           <w:color w:val="111827"/>
           <w:sz w:val="24"/>
         </w:rPr>
-        <w:t>收入来自订阅而非单次作业，这一点在交付流程上体现得很直接：客户按生长季订 4 次以上，我们就能把航线与地块档案复用，第二季度的边际成本显著低于第一季（见图 2）。</w:t>
+        <w:t>收入来自订阅而非单次作业，这一点在交付流程上体现得很直接：客户按生长季订 4 次以上，我们就能把航线与地块档案复用，第二季度的边际成本显著低于第一季（见图 3）。</w:t>
       </w:r>
     </w:p>
     <w:p>
@@ -1876,7 +2777,7 @@
         <w:drawing>
           <wp:inline xmlns:a="http://schemas.openxmlformats.org/drawingml/2006/main" xmlns:pic="http://schemas.openxmlformats.org/drawingml/2006/picture">
             <wp:extent cx="5472000" cy="1824000"/>
-            <wp:docPr id="2" name="Picture 2"/>
+            <wp:docPr id="3" name="Picture 3"/>
             <wp:cNvGraphicFramePr>
               <a:graphicFrameLocks noChangeAspect="1"/>
             </wp:cNvGraphicFramePr>
@@ -1888,7 +2789,7 @@
                     <pic:cNvPicPr/>
                   </pic:nvPicPr>
                   <pic:blipFill>
-                    <a:blip r:embed="rId11"/>
+                    <a:blip r:embed="rId12"/>
                     <a:stretch>
                       <a:fillRect/>
                     </a:stretch>
@@ -1920,7 +2821,794 @@
           <w:color w:val="6B7280"/>
           <w:sz w:val="21"/>
         </w:rPr>
-        <w:t>图 2　服务交付六步链路与单环节耗时</w:t>
+        <w:t>图 3　服务交付六步链路与单环节耗时</w:t>
+      </w:r>
+    </w:p>
+    <w:p>
+      <w:pPr>
+        <w:keepNext/>
+        <w:keepLines/>
+        <w:spacing w:before="200" w:after="100" w:line="360" w:lineRule="auto"/>
+        <w:outlineLvl w:val="1"/>
+      </w:pPr>
+      <w:r>
+        <w:rPr>
+          <w:rFonts w:ascii="黑体" w:hAnsi="黑体" w:eastAsia="黑体"/>
+          <w:b/>
+          <w:color w:val="111827"/>
+          <w:sz w:val="25"/>
+        </w:rPr>
+        <w:t>3.2 收入结构与定价阶梯</w:t>
+      </w:r>
+    </w:p>
+    <w:p>
+      <w:pPr>
+        <w:keepNext/>
+        <w:keepLines/>
+        <w:spacing w:before="0" w:after="120" w:lineRule="auto" w:line="360"/>
+        <w:ind w:firstLine="480"/>
+      </w:pPr>
+      <w:r>
+        <w:rPr>
+          <w:rFonts w:ascii="宋体" w:hAnsi="宋体" w:eastAsia="宋体"/>
+          <w:b w:val="0"/>
+          <w:color w:val="111827"/>
+          <w:sz w:val="24"/>
+        </w:rPr>
+        <w:t>同样是「按亩收费」，我们做了三档，用来区分只买报告、买判断、和买台账的三类需求如表 4 所示：</w:t>
+      </w:r>
+    </w:p>
+    <w:p>
+      <w:pPr>
+        <w:keepNext/>
+        <w:keepLines/>
+        <w:spacing w:before="120" w:after="40" w:line="288" w:lineRule="auto"/>
+        <w:jc w:val="center"/>
+      </w:pPr>
+      <w:r>
+        <w:rPr>
+          <w:rFonts w:ascii="黑体" w:hAnsi="黑体" w:eastAsia="黑体"/>
+          <w:b w:val="0"/>
+          <w:color w:val="111827"/>
+          <w:sz w:val="21"/>
+        </w:rPr>
+        <w:t>表 4　三档服务的定价、交付内容与适用客户</w:t>
+      </w:r>
+    </w:p>
+    <w:tbl>
+      <w:tblPr>
+        <w:tblStyle w:val="TableGrid"/>
+        <w:tblW w:type="auto" w:w="0"/>
+        <w:jc w:val="center"/>
+        <w:tblLayout w:type="fixed"/>
+        <w:tblLook w:firstColumn="1" w:firstRow="1" w:lastColumn="0" w:lastRow="0" w:noHBand="0" w:noVBand="1" w:val="04A0"/>
+        <w:tblLayout w:type="fixed"/>
+        <w:tblCellMar>
+          <w:top w:w="50" w:type="dxa"/>
+          <w:bottom w:w="50" w:type="dxa"/>
+          <w:left w:w="100" w:type="dxa"/>
+          <w:right w:w="100" w:type="dxa"/>
+        </w:tblCellMar>
+      </w:tblPr>
+      <w:tblGrid>
+        <w:gridCol w:w="1343"/>
+        <w:gridCol w:w="1439"/>
+        <w:gridCol w:w="3934"/>
+        <w:gridCol w:w="2015"/>
+      </w:tblGrid>
+      <w:tr>
+        <w:trPr>
+          <w:tblHeader/>
+          <w:cantSplit/>
+        </w:trPr>
+        <w:tc>
+          <w:tcPr>
+            <w:tcW w:type="dxa" w:w="1343"/>
+          </w:tcPr>
+          <w:p>
+            <w:pPr>
+              <w:keepNext/>
+              <w:keepLines/>
+              <w:spacing w:before="0" w:after="0"/>
+              <w:jc w:val="center"/>
+            </w:pPr>
+            <w:r/>
+            <w:r>
+              <w:rPr>
+                <w:rFonts w:ascii="黑体" w:hAnsi="黑体" w:eastAsia="黑体"/>
+                <w:b/>
+                <w:color w:val="111827"/>
+                <w:sz w:val="21"/>
+              </w:rPr>
+              <w:t>档位</w:t>
+            </w:r>
+          </w:p>
+        </w:tc>
+        <w:tc>
+          <w:tcPr>
+            <w:tcW w:type="dxa" w:w="1439"/>
+          </w:tcPr>
+          <w:p>
+            <w:pPr>
+              <w:keepNext/>
+              <w:keepLines/>
+              <w:spacing w:before="0" w:after="0"/>
+              <w:jc w:val="center"/>
+            </w:pPr>
+            <w:r/>
+            <w:r>
+              <w:rPr>
+                <w:rFonts w:ascii="黑体" w:hAnsi="黑体" w:eastAsia="黑体"/>
+                <w:b/>
+                <w:color w:val="111827"/>
+                <w:sz w:val="21"/>
+              </w:rPr>
+              <w:t>单价</w:t>
+            </w:r>
+          </w:p>
+        </w:tc>
+        <w:tc>
+          <w:tcPr>
+            <w:tcW w:type="dxa" w:w="3934"/>
+          </w:tcPr>
+          <w:p>
+            <w:pPr>
+              <w:keepNext/>
+              <w:keepLines/>
+              <w:spacing w:before="0" w:after="0"/>
+              <w:jc w:val="center"/>
+            </w:pPr>
+            <w:r/>
+            <w:r>
+              <w:rPr>
+                <w:rFonts w:ascii="黑体" w:hAnsi="黑体" w:eastAsia="黑体"/>
+                <w:b/>
+                <w:color w:val="111827"/>
+                <w:sz w:val="21"/>
+              </w:rPr>
+              <w:t>交付内容</w:t>
+            </w:r>
+          </w:p>
+        </w:tc>
+        <w:tc>
+          <w:tcPr>
+            <w:tcW w:type="dxa" w:w="2015"/>
+          </w:tcPr>
+          <w:p>
+            <w:pPr>
+              <w:keepNext/>
+              <w:keepLines/>
+              <w:spacing w:before="0" w:after="0"/>
+              <w:jc w:val="center"/>
+            </w:pPr>
+            <w:r/>
+            <w:r>
+              <w:rPr>
+                <w:rFonts w:ascii="黑体" w:hAnsi="黑体" w:eastAsia="黑体"/>
+                <w:b/>
+                <w:color w:val="111827"/>
+                <w:sz w:val="21"/>
+              </w:rPr>
+              <w:t>适用客户</w:t>
+            </w:r>
+          </w:p>
+        </w:tc>
+      </w:tr>
+      <w:tr>
+        <w:trPr>
+          <w:cantSplit/>
+        </w:trPr>
+        <w:tc>
+          <w:tcPr>
+            <w:tcW w:type="dxa" w:w="1343"/>
+          </w:tcPr>
+          <w:p>
+            <w:pPr>
+              <w:keepNext/>
+              <w:keepLines/>
+              <w:spacing w:before="0" w:after="0" w:line="276" w:lineRule="auto"/>
+            </w:pPr>
+            <w:r/>
+            <w:r>
+              <w:rPr>
+                <w:rFonts w:ascii="宋体" w:hAnsi="宋体" w:eastAsia="宋体"/>
+                <w:b w:val="0"/>
+                <w:color w:val="111827"/>
+                <w:sz w:val="21"/>
+              </w:rPr>
+              <w:t>基础巡田</w:t>
+            </w:r>
+          </w:p>
+        </w:tc>
+        <w:tc>
+          <w:tcPr>
+            <w:tcW w:type="dxa" w:w="1439"/>
+          </w:tcPr>
+          <w:p>
+            <w:pPr>
+              <w:keepNext/>
+              <w:keepLines/>
+              <w:spacing w:before="0" w:after="0" w:line="276" w:lineRule="auto"/>
+              <w:jc w:val="center"/>
+            </w:pPr>
+            <w:r/>
+            <w:r>
+              <w:rPr>
+                <w:rFonts w:ascii="宋体" w:hAnsi="宋体" w:eastAsia="宋体"/>
+                <w:b w:val="0"/>
+                <w:color w:val="111827"/>
+                <w:sz w:val="21"/>
+              </w:rPr>
+              <w:t>6 元/亩·次</w:t>
+            </w:r>
+          </w:p>
+        </w:tc>
+        <w:tc>
+          <w:tcPr>
+            <w:tcW w:type="dxa" w:w="3934"/>
+          </w:tcPr>
+          <w:p>
+            <w:pPr>
+              <w:keepNext/>
+              <w:keepLines/>
+              <w:spacing w:before="0" w:after="0" w:line="276" w:lineRule="auto"/>
+              <w:jc w:val="center"/>
+            </w:pPr>
+            <w:r/>
+            <w:r>
+              <w:rPr>
+                <w:rFonts w:ascii="宋体" w:hAnsi="宋体" w:eastAsia="宋体"/>
+                <w:b w:val="0"/>
+                <w:color w:val="111827"/>
+                <w:sz w:val="21"/>
+              </w:rPr>
+              <w:t>长势分级图与异常地块标注，不含用药建议</w:t>
+            </w:r>
+          </w:p>
+        </w:tc>
+        <w:tc>
+          <w:tcPr>
+            <w:tcW w:type="dxa" w:w="2015"/>
+          </w:tcPr>
+          <w:p>
+            <w:pPr>
+              <w:keepNext/>
+              <w:keepLines/>
+              <w:spacing w:before="0" w:after="0" w:line="276" w:lineRule="auto"/>
+              <w:jc w:val="center"/>
+            </w:pPr>
+            <w:r/>
+            <w:r>
+              <w:rPr>
+                <w:rFonts w:ascii="宋体" w:hAnsi="宋体" w:eastAsia="宋体"/>
+                <w:b w:val="0"/>
+                <w:color w:val="111827"/>
+                <w:sz w:val="21"/>
+              </w:rPr>
+              <w:t>首次试用、价格敏感户</w:t>
+            </w:r>
+          </w:p>
+        </w:tc>
+      </w:tr>
+      <w:tr>
+        <w:trPr>
+          <w:cantSplit/>
+        </w:trPr>
+        <w:tc>
+          <w:tcPr>
+            <w:tcW w:type="dxa" w:w="1343"/>
+          </w:tcPr>
+          <w:p>
+            <w:pPr>
+              <w:keepNext/>
+              <w:keepLines/>
+              <w:spacing w:before="0" w:after="0" w:line="276" w:lineRule="auto"/>
+            </w:pPr>
+            <w:r/>
+            <w:r>
+              <w:rPr>
+                <w:rFonts w:ascii="宋体" w:hAnsi="宋体" w:eastAsia="宋体"/>
+                <w:b w:val="0"/>
+                <w:color w:val="111827"/>
+                <w:sz w:val="21"/>
+              </w:rPr>
+              <w:t>标准监测</w:t>
+            </w:r>
+          </w:p>
+        </w:tc>
+        <w:tc>
+          <w:tcPr>
+            <w:tcW w:type="dxa" w:w="1439"/>
+          </w:tcPr>
+          <w:p>
+            <w:pPr>
+              <w:keepNext/>
+              <w:keepLines/>
+              <w:spacing w:before="0" w:after="0" w:line="276" w:lineRule="auto"/>
+              <w:jc w:val="center"/>
+            </w:pPr>
+            <w:r/>
+            <w:r>
+              <w:rPr>
+                <w:rFonts w:ascii="宋体" w:hAnsi="宋体" w:eastAsia="宋体"/>
+                <w:b w:val="0"/>
+                <w:color w:val="111827"/>
+                <w:sz w:val="21"/>
+              </w:rPr>
+              <w:t>8 元/亩·次</w:t>
+            </w:r>
+          </w:p>
+        </w:tc>
+        <w:tc>
+          <w:tcPr>
+            <w:tcW w:type="dxa" w:w="3934"/>
+          </w:tcPr>
+          <w:p>
+            <w:pPr>
+              <w:keepNext/>
+              <w:keepLines/>
+              <w:spacing w:before="0" w:after="0" w:line="276" w:lineRule="auto"/>
+              <w:jc w:val="center"/>
+            </w:pPr>
+            <w:r/>
+            <w:r>
+              <w:rPr>
+                <w:rFonts w:ascii="宋体" w:hAnsi="宋体" w:eastAsia="宋体"/>
+                <w:b w:val="0"/>
+                <w:color w:val="111827"/>
+                <w:sz w:val="21"/>
+              </w:rPr>
+              <w:t>长势 + 病虫害风险等级 + 用药窗口建议（主力档）</w:t>
+            </w:r>
+          </w:p>
+        </w:tc>
+        <w:tc>
+          <w:tcPr>
+            <w:tcW w:type="dxa" w:w="2015"/>
+          </w:tcPr>
+          <w:p>
+            <w:pPr>
+              <w:keepNext/>
+              <w:keepLines/>
+              <w:spacing w:before="0" w:after="0" w:line="276" w:lineRule="auto"/>
+              <w:jc w:val="center"/>
+            </w:pPr>
+            <w:r/>
+            <w:r>
+              <w:rPr>
+                <w:rFonts w:ascii="宋体" w:hAnsi="宋体" w:eastAsia="宋体"/>
+                <w:b w:val="0"/>
+                <w:color w:val="111827"/>
+                <w:sz w:val="21"/>
+              </w:rPr>
+              <w:t>50—300 亩规模户</w:t>
+            </w:r>
+          </w:p>
+        </w:tc>
+      </w:tr>
+      <w:tr>
+        <w:trPr>
+          <w:cantSplit/>
+        </w:trPr>
+        <w:tc>
+          <w:tcPr>
+            <w:tcW w:type="dxa" w:w="1343"/>
+          </w:tcPr>
+          <w:p>
+            <w:pPr>
+              <w:keepNext/>
+              <w:keepLines/>
+              <w:spacing w:before="0" w:after="0" w:line="276" w:lineRule="auto"/>
+            </w:pPr>
+            <w:r/>
+            <w:r>
+              <w:rPr>
+                <w:rFonts w:ascii="宋体" w:hAnsi="宋体" w:eastAsia="宋体"/>
+                <w:b w:val="0"/>
+                <w:color w:val="111827"/>
+                <w:sz w:val="21"/>
+              </w:rPr>
+              <w:t>地块档案</w:t>
+            </w:r>
+          </w:p>
+        </w:tc>
+        <w:tc>
+          <w:tcPr>
+            <w:tcW w:type="dxa" w:w="1439"/>
+          </w:tcPr>
+          <w:p>
+            <w:pPr>
+              <w:keepNext/>
+              <w:keepLines/>
+              <w:spacing w:before="0" w:after="0" w:line="276" w:lineRule="auto"/>
+              <w:jc w:val="center"/>
+            </w:pPr>
+            <w:r/>
+            <w:r>
+              <w:rPr>
+                <w:rFonts w:ascii="宋体" w:hAnsi="宋体" w:eastAsia="宋体"/>
+                <w:b w:val="0"/>
+                <w:color w:val="111827"/>
+                <w:sz w:val="21"/>
+              </w:rPr>
+              <w:t>12 元/亩·次</w:t>
+            </w:r>
+          </w:p>
+        </w:tc>
+        <w:tc>
+          <w:tcPr>
+            <w:tcW w:type="dxa" w:w="3934"/>
+          </w:tcPr>
+          <w:p>
+            <w:pPr>
+              <w:keepNext/>
+              <w:keepLines/>
+              <w:spacing w:before="0" w:after="0" w:line="276" w:lineRule="auto"/>
+              <w:jc w:val="center"/>
+            </w:pPr>
+            <w:r/>
+            <w:r>
+              <w:rPr>
+                <w:rFonts w:ascii="宋体" w:hAnsi="宋体" w:eastAsia="宋体"/>
+                <w:b w:val="0"/>
+                <w:color w:val="111827"/>
+                <w:sz w:val="21"/>
+              </w:rPr>
+              <w:t>含历史档案、补贴申报与保险理赔所需的过程材料</w:t>
+            </w:r>
+          </w:p>
+        </w:tc>
+        <w:tc>
+          <w:tcPr>
+            <w:tcW w:type="dxa" w:w="2015"/>
+          </w:tcPr>
+          <w:p>
+            <w:pPr>
+              <w:keepNext/>
+              <w:keepLines/>
+              <w:spacing w:before="0" w:after="0" w:line="276" w:lineRule="auto"/>
+              <w:jc w:val="center"/>
+            </w:pPr>
+            <w:r/>
+            <w:r>
+              <w:rPr>
+                <w:rFonts w:ascii="宋体" w:hAnsi="宋体" w:eastAsia="宋体"/>
+                <w:b w:val="0"/>
+                <w:color w:val="111827"/>
+                <w:sz w:val="21"/>
+              </w:rPr>
+              <w:t>家庭农场、合作社</w:t>
+            </w:r>
+          </w:p>
+        </w:tc>
+      </w:tr>
+      <w:tr>
+        <w:trPr>
+          <w:cantSplit/>
+        </w:trPr>
+        <w:tc>
+          <w:tcPr>
+            <w:tcW w:type="dxa" w:w="1343"/>
+          </w:tcPr>
+          <w:p>
+            <w:pPr>
+              <w:spacing w:before="0" w:after="0" w:line="276" w:lineRule="auto"/>
+            </w:pPr>
+            <w:r/>
+            <w:r>
+              <w:rPr>
+                <w:rFonts w:ascii="宋体" w:hAnsi="宋体" w:eastAsia="宋体"/>
+                <w:b w:val="0"/>
+                <w:color w:val="111827"/>
+                <w:sz w:val="21"/>
+              </w:rPr>
+              <w:t>合作社包年</w:t>
+            </w:r>
+          </w:p>
+        </w:tc>
+        <w:tc>
+          <w:tcPr>
+            <w:tcW w:type="dxa" w:w="1439"/>
+          </w:tcPr>
+          <w:p>
+            <w:pPr>
+              <w:spacing w:before="0" w:after="0" w:line="276" w:lineRule="auto"/>
+              <w:jc w:val="center"/>
+            </w:pPr>
+            <w:r/>
+            <w:r>
+              <w:rPr>
+                <w:rFonts w:ascii="宋体" w:hAnsi="宋体" w:eastAsia="宋体"/>
+                <w:b w:val="0"/>
+                <w:color w:val="111827"/>
+                <w:sz w:val="21"/>
+              </w:rPr>
+              <w:t>按面积议价</w:t>
+            </w:r>
+          </w:p>
+        </w:tc>
+        <w:tc>
+          <w:tcPr>
+            <w:tcW w:type="dxa" w:w="3934"/>
+          </w:tcPr>
+          <w:p>
+            <w:pPr>
+              <w:spacing w:before="0" w:after="0" w:line="276" w:lineRule="auto"/>
+              <w:jc w:val="center"/>
+            </w:pPr>
+            <w:r/>
+            <w:r>
+              <w:rPr>
+                <w:rFonts w:ascii="宋体" w:hAnsi="宋体" w:eastAsia="宋体"/>
+                <w:b w:val="0"/>
+                <w:color w:val="111827"/>
+                <w:sz w:val="21"/>
+              </w:rPr>
+              <w:t>全季不限次，含培训与台账输出</w:t>
+            </w:r>
+          </w:p>
+        </w:tc>
+        <w:tc>
+          <w:tcPr>
+            <w:tcW w:type="dxa" w:w="2015"/>
+          </w:tcPr>
+          <w:p>
+            <w:pPr>
+              <w:spacing w:before="0" w:after="0" w:line="276" w:lineRule="auto"/>
+              <w:jc w:val="center"/>
+            </w:pPr>
+            <w:r/>
+            <w:r>
+              <w:rPr>
+                <w:rFonts w:ascii="宋体" w:hAnsi="宋体" w:eastAsia="宋体"/>
+                <w:b w:val="0"/>
+                <w:color w:val="111827"/>
+                <w:sz w:val="21"/>
+              </w:rPr>
+              <w:t>3000 亩以上</w:t>
+            </w:r>
+          </w:p>
+        </w:tc>
+      </w:tr>
+    </w:tbl>
+    <w:p>
+      <w:pPr>
+        <w:spacing w:before="0" w:after="0" w:line="240" w:lineRule="exact"/>
+      </w:pPr>
+      <w:r>
+        <w:rPr>
+          <w:rFonts w:ascii="宋体" w:hAnsi="宋体" w:eastAsia="宋体"/>
+          <w:b w:val="0"/>
+          <w:color w:val="111827"/>
+          <w:sz w:val="16"/>
+        </w:rPr>
+      </w:r>
+    </w:p>
+    <w:p>
+      <w:pPr>
+        <w:spacing w:before="0" w:after="120" w:lineRule="auto" w:line="360"/>
+        <w:ind w:firstLine="480"/>
+      </w:pPr>
+      <w:r>
+        <w:rPr>
+          <w:rFonts w:ascii="宋体" w:hAnsi="宋体" w:eastAsia="宋体"/>
+          <w:b w:val="0"/>
+          <w:color w:val="111827"/>
+          <w:sz w:val="24"/>
+        </w:rPr>
+        <w:t>主力档定在 8 元，是访谈倒推出来的结果：47 人中有 31 人表示「20 元以内都能接受」，但他们的心理锚点是「比打一次药便宜」。一亩地一次打药的人工加药费约 25—35 元，监测费必须显著低于这个数才会被当作常规支出，而不是「项目开销」。</w:t>
+      </w:r>
+    </w:p>
+    <w:p>
+      <w:pPr>
+        <w:spacing w:before="0" w:after="120" w:lineRule="auto" w:line="360"/>
+        <w:ind w:firstLine="480"/>
+      </w:pPr>
+      <w:r>
+        <w:rPr>
+          <w:rFonts w:ascii="宋体" w:hAnsi="宋体" w:eastAsia="宋体"/>
+          <w:b w:val="0"/>
+          <w:color w:val="111827"/>
+          <w:sz w:val="24"/>
+        </w:rPr>
+        <w:t>三档之间的差价不是随意拉的，而是对应交付成本：基础档只做图像处理，边际成本几乎为零；标准档需要人工复核异常地块，每亩增加约 0.5 元；档案档要整理全年材料，每亩增加约 1.2 元。我们不打算用低价档冲量——低价拉来的客户，第二年一定流失。</w:t>
+      </w:r>
+    </w:p>
+    <w:p>
+      <w:pPr>
+        <w:keepNext/>
+        <w:keepLines/>
+        <w:spacing w:before="200" w:after="100" w:line="360" w:lineRule="auto"/>
+        <w:outlineLvl w:val="1"/>
+      </w:pPr>
+      <w:r>
+        <w:rPr>
+          <w:rFonts w:ascii="黑体" w:hAnsi="黑体" w:eastAsia="黑体"/>
+          <w:b/>
+          <w:color w:val="111827"/>
+          <w:sz w:val="25"/>
+        </w:rPr>
+        <w:t>3.3 渠道组合与获客成本</w:t>
+      </w:r>
+    </w:p>
+    <w:p>
+      <w:pPr>
+        <w:spacing w:before="0" w:after="120" w:lineRule="auto" w:line="360"/>
+        <w:ind w:firstLine="480"/>
+      </w:pPr>
+      <w:r>
+        <w:rPr>
+          <w:rFonts w:ascii="宋体" w:hAnsi="宋体" w:eastAsia="宋体"/>
+          <w:b w:val="0"/>
+          <w:color w:val="111827"/>
+          <w:sz w:val="24"/>
+        </w:rPr>
+        <w:t>获客不靠投放，靠三条腿：合作社分销、农技站背书、老客户转介绍。试点期 3 家合作社带来 4,200 亩次，单个客户获取成本约 900 元；同期在本地做过一次朋友圈投放测试，单个有效线索成本 260 元，但转化率只有 4%，折算下来获客成本超过 6,000 元，所以我们放弃了线上投放这条路。</w:t>
+      </w:r>
+    </w:p>
+    <w:p>
+      <w:pPr>
+        <w:spacing w:before="0" w:after="120" w:lineRule="auto" w:line="360"/>
+        <w:ind w:firstLine="480"/>
+      </w:pPr>
+      <w:r>
+        <w:rPr>
+          <w:rFonts w:ascii="宋体" w:hAnsi="宋体" w:eastAsia="宋体"/>
+          <w:b w:val="0"/>
+          <w:color w:val="111827"/>
+          <w:sz w:val="24"/>
+        </w:rPr>
+        <w:t>渠道分成上，合作社介绍客户按服务费 10% 返点，这个比例高于行业常见的 5%，原因是我们需要合作社承担「带路、协调地块、催收账款」三件事，这些活我们干不了。返点看似让利，实际省下的是地推人力与账期风险。</w:t>
+      </w:r>
+    </w:p>
+    <w:p>
+      <w:pPr>
+        <w:keepNext/>
+        <w:keepLines/>
+        <w:spacing w:before="200" w:after="100" w:line="360" w:lineRule="auto"/>
+        <w:outlineLvl w:val="1"/>
+      </w:pPr>
+      <w:r>
+        <w:rPr>
+          <w:rFonts w:ascii="黑体" w:hAnsi="黑体" w:eastAsia="黑体"/>
+          <w:b/>
+          <w:color w:val="111827"/>
+          <w:sz w:val="25"/>
+        </w:rPr>
+        <w:t>3.4 单位经济的敏感性与生命周期价值</w:t>
+      </w:r>
+    </w:p>
+    <w:p>
+      <w:pPr>
+        <w:spacing w:before="0" w:after="120" w:lineRule="auto" w:line="360"/>
+        <w:ind w:firstLine="480"/>
+      </w:pPr>
+      <w:r>
+        <w:rPr>
+          <w:rFonts w:ascii="宋体" w:hAnsi="宋体" w:eastAsia="宋体"/>
+          <w:b w:val="0"/>
+          <w:color w:val="111827"/>
+          <w:sz w:val="24"/>
+        </w:rPr>
+        <w:t>上一节把 8 元拆成了 4.4 元变动成本与 3.6 元毛利，但没有回答一个更要紧的问题：这 3.6 元经不经得起波动。回答方式是做单变量敏感性——每次只动一个参数，看毛利被削掉多少。</w:t>
+      </w:r>
+    </w:p>
+    <w:p>
+      <w:pPr>
+        <w:spacing w:before="0" w:after="120" w:lineRule="auto" w:line="360"/>
+        <w:ind w:firstLine="480"/>
+      </w:pPr>
+      <w:r>
+        <w:rPr>
+          <w:rFonts w:ascii="宋体" w:hAnsi="宋体" w:eastAsia="宋体"/>
+          <w:b w:val="0"/>
+          <w:color w:val="111827"/>
+          <w:sz w:val="24"/>
+        </w:rPr>
+        <w:t>最敏感的是单价。单价从 8 元降到 6 元，毛利从 3.6 元掉到 1.6 元，直接腰斩还要多，盈亏平衡作业量从 13.6 万亩次抬到 30.6 万亩次——这个量级意味着必须做到 5 个县，而 5 个县的管理跨度是我们目前管不了的。这就是为什么我们宁可在价格上不让步，也要在服务次数上做加法：降价是单向的，加服务是可逆的。</w:t>
+      </w:r>
+    </w:p>
+    <w:p>
+      <w:pPr>
+        <w:spacing w:before="0" w:after="120" w:lineRule="auto" w:line="360"/>
+        <w:ind w:firstLine="480"/>
+      </w:pPr>
+      <w:r>
+        <w:rPr>
+          <w:rFonts w:ascii="宋体" w:hAnsi="宋体" w:eastAsia="宋体"/>
+          <w:b w:val="0"/>
+          <w:color w:val="111827"/>
+          <w:sz w:val="24"/>
+        </w:rPr>
+        <w:t>第二敏感的是飞行作业成本。它主要由电池折旧、转场油耗和飞手工时构成，其中飞手工时占一半以上。单块连片面积从 80 亩提到 200 亩，转场次数减少，作业成本能压到 2.1 元，毛利回升到 4.1 元。这条规律决定了我们的销售动作：优先签整村、整社，不接零散小单（见图 4）。</w:t>
+      </w:r>
+    </w:p>
+    <w:p>
+      <w:pPr>
+        <w:keepNext/>
+        <w:keepLines/>
+        <w:spacing w:before="160" w:after="60"/>
+        <w:jc w:val="center"/>
+      </w:pPr>
+      <w:r>
+        <w:drawing>
+          <wp:inline xmlns:a="http://schemas.openxmlformats.org/drawingml/2006/main" xmlns:pic="http://schemas.openxmlformats.org/drawingml/2006/picture">
+            <wp:extent cx="5472000" cy="2878189"/>
+            <wp:docPr id="4" name="Picture 4"/>
+            <wp:cNvGraphicFramePr>
+              <a:graphicFrameLocks noChangeAspect="1"/>
+            </wp:cNvGraphicFramePr>
+            <a:graphic>
+              <a:graphicData uri="http://schemas.openxmlformats.org/drawingml/2006/picture">
+                <pic:pic>
+                  <pic:nvPicPr>
+                    <pic:cNvPr id="0" name="31_unit_walk.png"/>
+                    <pic:cNvPicPr/>
+                  </pic:nvPicPr>
+                  <pic:blipFill>
+                    <a:blip r:embed="rId13"/>
+                    <a:stretch>
+                      <a:fillRect/>
+                    </a:stretch>
+                  </pic:blipFill>
+                  <pic:spPr>
+                    <a:xfrm>
+                      <a:off x="0" y="0"/>
+                      <a:ext cx="5472000" cy="2878189"/>
+                    </a:xfrm>
+                    <a:prstGeom prst="rect"/>
+                  </pic:spPr>
+                </pic:pic>
+              </a:graphicData>
+            </a:graphic>
+          </wp:inline>
+        </w:drawing>
+      </w:r>
+    </w:p>
+    <w:p>
+      <w:pPr>
+        <w:keepLines/>
+        <w:spacing w:before="0" w:after="200"/>
+        <w:jc w:val="center"/>
+      </w:pPr>
+      <w:r>
+        <w:rPr>
+          <w:rFonts w:ascii="宋体" w:hAnsi="宋体" w:eastAsia="宋体"/>
+          <w:b w:val="0"/>
+          <w:color w:val="6B7280"/>
+          <w:sz w:val="21"/>
+        </w:rPr>
+        <w:t>图 4　每亩次收入在各项成本之间的分配</w:t>
+      </w:r>
+    </w:p>
+    <w:p>
+      <w:pPr>
+        <w:spacing w:before="0" w:after="120" w:lineRule="auto" w:line="360"/>
+        <w:ind w:firstLine="480"/>
+      </w:pPr>
+      <w:r>
+        <w:rPr>
+          <w:rFonts w:ascii="宋体" w:hAnsi="宋体" w:eastAsia="宋体"/>
+          <w:b w:val="0"/>
+          <w:color w:val="111827"/>
+          <w:sz w:val="24"/>
+        </w:rPr>
+        <w:t>把单亩毛利放到客户生命周期里看，账会更清楚。一个规模户一旦接入，平均留存 3.2 个生长季（按 47 份访谈里已终止合作的 9 户倒推），每年服务 2.6 次，年毛利 3.6 × 2.6 ≈ 9.4 元/亩。按平均 85 亩计算，单个客户的三年毛利约 2,400 元。</w:t>
+      </w:r>
+    </w:p>
+    <w:p>
+      <w:pPr>
+        <w:spacing w:before="0" w:after="120" w:lineRule="auto" w:line="360"/>
+        <w:ind w:firstLine="480"/>
+      </w:pPr>
+      <w:r>
+        <w:rPr>
+          <w:rFonts w:ascii="宋体" w:hAnsi="宋体" w:eastAsia="宋体"/>
+          <w:b w:val="0"/>
+          <w:color w:val="111827"/>
+          <w:sz w:val="24"/>
+        </w:rPr>
+        <w:t>对应的获客成本是 900 元（合作社介绍）到 6,000 元（自建地推）。前者回本期约 1 个生长季，后者要 2.5 个生长季——已经接近客户平均留存的极限。这组数字比任何战略表述都更能说明问题：我们负担不起自建地推，渠道必须挂在合作社身上，哪怕为此付出 10% 的返点。</w:t>
       </w:r>
     </w:p>
     <w:p>
@@ -1952,7 +3640,7 @@
           <w:color w:val="111827"/>
           <w:sz w:val="24"/>
         </w:rPr>
-        <w:t>主要竞争者分为植保无人机厂商与农服平台两类。前者优势在硬件与渠道，但业务重心在喷洒作业，监测只是附带；后者掌握流量但缺乏自主采集能力。本项目的差异化在于专注监测这一环，且掌握自有数据与模型（见图 3）。</w:t>
+        <w:t>主要竞争者分为植保无人机厂商与农服平台两类。前者优势在硬件与渠道，但业务重心在喷洒作业，监测只是附带；后者掌握流量但缺乏自主采集能力。本项目的差异化在于专注监测这一环，且掌握自有数据与模型（见图 5）。</w:t>
       </w:r>
     </w:p>
     <w:p>
@@ -1966,7 +3654,7 @@
         <w:drawing>
           <wp:inline xmlns:a="http://schemas.openxmlformats.org/drawingml/2006/main" xmlns:pic="http://schemas.openxmlformats.org/drawingml/2006/picture">
             <wp:extent cx="3731785" cy="2520000"/>
-            <wp:docPr id="3" name="Picture 3"/>
+            <wp:docPr id="5" name="Picture 5"/>
             <wp:cNvGraphicFramePr>
               <a:graphicFrameLocks noChangeAspect="1"/>
             </wp:cNvGraphicFramePr>
@@ -1978,7 +3666,7 @@
                     <pic:cNvPicPr/>
                   </pic:nvPicPr>
                   <pic:blipFill>
-                    <a:blip r:embed="rId12"/>
+                    <a:blip r:embed="rId14"/>
                     <a:stretch>
                       <a:fillRect/>
                     </a:stretch>
@@ -2010,7 +3698,7 @@
           <w:color w:val="6B7280"/>
           <w:sz w:val="21"/>
         </w:rPr>
-        <w:t>图 3　SWOT 分析矩阵</w:t>
+        <w:t>图 5　SWOT 分析矩阵</w:t>
       </w:r>
     </w:p>
     <w:p>
@@ -2092,6 +3780,870 @@
       <w:pPr>
         <w:keepNext/>
         <w:keepLines/>
+        <w:spacing w:before="0" w:after="120" w:lineRule="auto" w:line="360"/>
+        <w:ind w:firstLine="480"/>
+      </w:pPr>
+      <w:r>
+        <w:rPr>
+          <w:rFonts w:ascii="宋体" w:hAnsi="宋体" w:eastAsia="宋体"/>
+          <w:b w:val="0"/>
+          <w:color w:val="111827"/>
+          <w:sz w:val="24"/>
+        </w:rPr>
+        <w:t>把四类玩家放在同一张图上看，差距不在技术，而在「站的位置」如图 6 所示（见表 5）：</w:t>
+      </w:r>
+    </w:p>
+    <w:p>
+      <w:pPr>
+        <w:keepNext/>
+        <w:keepLines/>
+        <w:spacing w:before="160" w:after="60"/>
+        <w:jc w:val="center"/>
+      </w:pPr>
+      <w:r>
+        <w:drawing>
+          <wp:inline xmlns:a="http://schemas.openxmlformats.org/drawingml/2006/main" xmlns:pic="http://schemas.openxmlformats.org/drawingml/2006/picture">
+            <wp:extent cx="5472000" cy="2749760"/>
+            <wp:docPr id="6" name="Picture 6"/>
+            <wp:cNvGraphicFramePr>
+              <a:graphicFrameLocks noChangeAspect="1"/>
+            </wp:cNvGraphicFramePr>
+            <a:graphic>
+              <a:graphicData uri="http://schemas.openxmlformats.org/drawingml/2006/picture">
+                <pic:pic>
+                  <pic:nvPicPr>
+                    <pic:cNvPr id="0" name="27_competitive_map.png"/>
+                    <pic:cNvPicPr/>
+                  </pic:nvPicPr>
+                  <pic:blipFill>
+                    <a:blip r:embed="rId15"/>
+                    <a:stretch>
+                      <a:fillRect/>
+                    </a:stretch>
+                  </pic:blipFill>
+                  <pic:spPr>
+                    <a:xfrm>
+                      <a:off x="0" y="0"/>
+                      <a:ext cx="5472000" cy="2749760"/>
+                    </a:xfrm>
+                    <a:prstGeom prst="rect"/>
+                  </pic:spPr>
+                </pic:pic>
+              </a:graphicData>
+            </a:graphic>
+          </wp:inline>
+        </w:drawing>
+      </w:r>
+    </w:p>
+    <w:p>
+      <w:pPr>
+        <w:keepLines/>
+        <w:spacing w:before="0" w:after="200"/>
+        <w:jc w:val="center"/>
+      </w:pPr>
+      <w:r>
+        <w:rPr>
+          <w:rFonts w:ascii="宋体" w:hAnsi="宋体" w:eastAsia="宋体"/>
+          <w:b w:val="0"/>
+          <w:color w:val="6B7280"/>
+          <w:sz w:val="21"/>
+        </w:rPr>
+        <w:t>图 6　四类玩家的能力定位与本项目所处位置</w:t>
+      </w:r>
+    </w:p>
+    <w:p>
+      <w:pPr>
+        <w:keepNext/>
+        <w:keepLines/>
+        <w:spacing w:before="120" w:after="40" w:line="288" w:lineRule="auto"/>
+        <w:jc w:val="center"/>
+      </w:pPr>
+      <w:r>
+        <w:rPr>
+          <w:rFonts w:ascii="黑体" w:hAnsi="黑体" w:eastAsia="黑体"/>
+          <w:b w:val="0"/>
+          <w:color w:val="111827"/>
+          <w:sz w:val="21"/>
+        </w:rPr>
+        <w:t>表 5　四类玩家在五个维度上的逐项对比</w:t>
+      </w:r>
+    </w:p>
+    <w:tbl>
+      <w:tblPr>
+        <w:tblStyle w:val="TableGrid"/>
+        <w:tblW w:type="auto" w:w="0"/>
+        <w:jc w:val="center"/>
+        <w:tblLayout w:type="fixed"/>
+        <w:tblLook w:firstColumn="1" w:firstRow="1" w:lastColumn="0" w:lastRow="0" w:noHBand="0" w:noVBand="1" w:val="04A0"/>
+        <w:tblLayout w:type="fixed"/>
+        <w:tblCellMar>
+          <w:top w:w="50" w:type="dxa"/>
+          <w:bottom w:w="50" w:type="dxa"/>
+          <w:left w:w="100" w:type="dxa"/>
+          <w:right w:w="100" w:type="dxa"/>
+        </w:tblCellMar>
+      </w:tblPr>
+      <w:tblGrid>
+        <w:gridCol w:w="1535"/>
+        <w:gridCol w:w="1919"/>
+        <w:gridCol w:w="1535"/>
+        <w:gridCol w:w="1535"/>
+        <w:gridCol w:w="2207"/>
+      </w:tblGrid>
+      <w:tr>
+        <w:trPr>
+          <w:tblHeader/>
+          <w:cantSplit/>
+        </w:trPr>
+        <w:tc>
+          <w:tcPr>
+            <w:tcW w:type="dxa" w:w="1535"/>
+          </w:tcPr>
+          <w:p>
+            <w:pPr>
+              <w:keepNext/>
+              <w:keepLines/>
+              <w:spacing w:before="0" w:after="0"/>
+              <w:jc w:val="center"/>
+            </w:pPr>
+            <w:r/>
+            <w:r>
+              <w:rPr>
+                <w:rFonts w:ascii="黑体" w:hAnsi="黑体" w:eastAsia="黑体"/>
+                <w:b/>
+                <w:color w:val="111827"/>
+                <w:sz w:val="21"/>
+              </w:rPr>
+              <w:t>对比维度</w:t>
+            </w:r>
+          </w:p>
+        </w:tc>
+        <w:tc>
+          <w:tcPr>
+            <w:tcW w:type="dxa" w:w="1919"/>
+          </w:tcPr>
+          <w:p>
+            <w:pPr>
+              <w:keepNext/>
+              <w:keepLines/>
+              <w:spacing w:before="0" w:after="0"/>
+              <w:jc w:val="center"/>
+            </w:pPr>
+            <w:r/>
+            <w:r>
+              <w:rPr>
+                <w:rFonts w:ascii="黑体" w:hAnsi="黑体" w:eastAsia="黑体"/>
+                <w:b/>
+                <w:color w:val="111827"/>
+                <w:sz w:val="21"/>
+              </w:rPr>
+              <w:t>植保无人机厂商</w:t>
+            </w:r>
+          </w:p>
+        </w:tc>
+        <w:tc>
+          <w:tcPr>
+            <w:tcW w:type="dxa" w:w="1535"/>
+          </w:tcPr>
+          <w:p>
+            <w:pPr>
+              <w:keepNext/>
+              <w:keepLines/>
+              <w:spacing w:before="0" w:after="0"/>
+              <w:jc w:val="center"/>
+            </w:pPr>
+            <w:r/>
+            <w:r>
+              <w:rPr>
+                <w:rFonts w:ascii="黑体" w:hAnsi="黑体" w:eastAsia="黑体"/>
+                <w:b/>
+                <w:color w:val="111827"/>
+                <w:sz w:val="21"/>
+              </w:rPr>
+              <w:t>农服平台</w:t>
+            </w:r>
+          </w:p>
+        </w:tc>
+        <w:tc>
+          <w:tcPr>
+            <w:tcW w:type="dxa" w:w="1535"/>
+          </w:tcPr>
+          <w:p>
+            <w:pPr>
+              <w:keepNext/>
+              <w:keepLines/>
+              <w:spacing w:before="0" w:after="0"/>
+              <w:jc w:val="center"/>
+            </w:pPr>
+            <w:r/>
+            <w:r>
+              <w:rPr>
+                <w:rFonts w:ascii="黑体" w:hAnsi="黑体" w:eastAsia="黑体"/>
+                <w:b/>
+                <w:color w:val="111827"/>
+                <w:sz w:val="21"/>
+              </w:rPr>
+              <w:t>县域飞防队</w:t>
+            </w:r>
+          </w:p>
+        </w:tc>
+        <w:tc>
+          <w:tcPr>
+            <w:tcW w:type="dxa" w:w="2207"/>
+          </w:tcPr>
+          <w:p>
+            <w:pPr>
+              <w:keepNext/>
+              <w:keepLines/>
+              <w:spacing w:before="0" w:after="0"/>
+              <w:jc w:val="center"/>
+            </w:pPr>
+            <w:r/>
+            <w:r>
+              <w:rPr>
+                <w:rFonts w:ascii="黑体" w:hAnsi="黑体" w:eastAsia="黑体"/>
+                <w:b/>
+                <w:color w:val="111827"/>
+                <w:sz w:val="21"/>
+              </w:rPr>
+              <w:t>本项目</w:t>
+            </w:r>
+          </w:p>
+        </w:tc>
+      </w:tr>
+      <w:tr>
+        <w:trPr>
+          <w:cantSplit/>
+        </w:trPr>
+        <w:tc>
+          <w:tcPr>
+            <w:tcW w:type="dxa" w:w="1535"/>
+          </w:tcPr>
+          <w:p>
+            <w:pPr>
+              <w:keepNext/>
+              <w:keepLines/>
+              <w:spacing w:before="0" w:after="0" w:line="276" w:lineRule="auto"/>
+            </w:pPr>
+            <w:r/>
+            <w:r>
+              <w:rPr>
+                <w:rFonts w:ascii="宋体" w:hAnsi="宋体" w:eastAsia="宋体"/>
+                <w:b w:val="0"/>
+                <w:color w:val="111827"/>
+                <w:sz w:val="21"/>
+              </w:rPr>
+              <w:t>核心业务</w:t>
+            </w:r>
+          </w:p>
+        </w:tc>
+        <w:tc>
+          <w:tcPr>
+            <w:tcW w:type="dxa" w:w="1919"/>
+          </w:tcPr>
+          <w:p>
+            <w:pPr>
+              <w:keepNext/>
+              <w:keepLines/>
+              <w:spacing w:before="0" w:after="0" w:line="276" w:lineRule="auto"/>
+              <w:jc w:val="center"/>
+            </w:pPr>
+            <w:r/>
+            <w:r>
+              <w:rPr>
+                <w:rFonts w:ascii="宋体" w:hAnsi="宋体" w:eastAsia="宋体"/>
+                <w:b w:val="0"/>
+                <w:color w:val="111827"/>
+                <w:sz w:val="21"/>
+              </w:rPr>
+              <w:t>卖设备、卖飞防</w:t>
+            </w:r>
+          </w:p>
+        </w:tc>
+        <w:tc>
+          <w:tcPr>
+            <w:tcW w:type="dxa" w:w="1535"/>
+          </w:tcPr>
+          <w:p>
+            <w:pPr>
+              <w:keepNext/>
+              <w:keepLines/>
+              <w:spacing w:before="0" w:after="0" w:line="276" w:lineRule="auto"/>
+              <w:jc w:val="center"/>
+            </w:pPr>
+            <w:r/>
+            <w:r>
+              <w:rPr>
+                <w:rFonts w:ascii="宋体" w:hAnsi="宋体" w:eastAsia="宋体"/>
+                <w:b w:val="0"/>
+                <w:color w:val="111827"/>
+                <w:sz w:val="21"/>
+              </w:rPr>
+              <w:t>撮合订单</w:t>
+            </w:r>
+          </w:p>
+        </w:tc>
+        <w:tc>
+          <w:tcPr>
+            <w:tcW w:type="dxa" w:w="1535"/>
+          </w:tcPr>
+          <w:p>
+            <w:pPr>
+              <w:keepNext/>
+              <w:keepLines/>
+              <w:spacing w:before="0" w:after="0" w:line="276" w:lineRule="auto"/>
+              <w:jc w:val="center"/>
+            </w:pPr>
+            <w:r/>
+            <w:r>
+              <w:rPr>
+                <w:rFonts w:ascii="宋体" w:hAnsi="宋体" w:eastAsia="宋体"/>
+                <w:b w:val="0"/>
+                <w:color w:val="111827"/>
+                <w:sz w:val="21"/>
+              </w:rPr>
+              <w:t>打药作业</w:t>
+            </w:r>
+          </w:p>
+        </w:tc>
+        <w:tc>
+          <w:tcPr>
+            <w:tcW w:type="dxa" w:w="2207"/>
+          </w:tcPr>
+          <w:p>
+            <w:pPr>
+              <w:keepNext/>
+              <w:keepLines/>
+              <w:spacing w:before="0" w:after="0" w:line="276" w:lineRule="auto"/>
+              <w:jc w:val="center"/>
+            </w:pPr>
+            <w:r/>
+            <w:r>
+              <w:rPr>
+                <w:rFonts w:ascii="宋体" w:hAnsi="宋体" w:eastAsia="宋体"/>
+                <w:b w:val="0"/>
+                <w:color w:val="111827"/>
+                <w:sz w:val="21"/>
+              </w:rPr>
+              <w:t>监测与判断</w:t>
+            </w:r>
+          </w:p>
+        </w:tc>
+      </w:tr>
+      <w:tr>
+        <w:trPr>
+          <w:cantSplit/>
+        </w:trPr>
+        <w:tc>
+          <w:tcPr>
+            <w:tcW w:type="dxa" w:w="1535"/>
+          </w:tcPr>
+          <w:p>
+            <w:pPr>
+              <w:keepNext/>
+              <w:keepLines/>
+              <w:spacing w:before="0" w:after="0" w:line="276" w:lineRule="auto"/>
+            </w:pPr>
+            <w:r/>
+            <w:r>
+              <w:rPr>
+                <w:rFonts w:ascii="宋体" w:hAnsi="宋体" w:eastAsia="宋体"/>
+                <w:b w:val="0"/>
+                <w:color w:val="111827"/>
+                <w:sz w:val="21"/>
+              </w:rPr>
+              <w:t>数据归属</w:t>
+            </w:r>
+          </w:p>
+        </w:tc>
+        <w:tc>
+          <w:tcPr>
+            <w:tcW w:type="dxa" w:w="1919"/>
+          </w:tcPr>
+          <w:p>
+            <w:pPr>
+              <w:keepNext/>
+              <w:keepLines/>
+              <w:spacing w:before="0" w:after="0" w:line="276" w:lineRule="auto"/>
+              <w:jc w:val="center"/>
+            </w:pPr>
+            <w:r/>
+            <w:r>
+              <w:rPr>
+                <w:rFonts w:ascii="宋体" w:hAnsi="宋体" w:eastAsia="宋体"/>
+                <w:b w:val="0"/>
+                <w:color w:val="111827"/>
+                <w:sz w:val="21"/>
+              </w:rPr>
+              <w:t>厂商后台</w:t>
+            </w:r>
+          </w:p>
+        </w:tc>
+        <w:tc>
+          <w:tcPr>
+            <w:tcW w:type="dxa" w:w="1535"/>
+          </w:tcPr>
+          <w:p>
+            <w:pPr>
+              <w:keepNext/>
+              <w:keepLines/>
+              <w:spacing w:before="0" w:after="0" w:line="276" w:lineRule="auto"/>
+              <w:jc w:val="center"/>
+            </w:pPr>
+            <w:r/>
+            <w:r>
+              <w:rPr>
+                <w:rFonts w:ascii="宋体" w:hAnsi="宋体" w:eastAsia="宋体"/>
+                <w:b w:val="0"/>
+                <w:color w:val="111827"/>
+                <w:sz w:val="21"/>
+              </w:rPr>
+              <w:t>平台</w:t>
+            </w:r>
+          </w:p>
+        </w:tc>
+        <w:tc>
+          <w:tcPr>
+            <w:tcW w:type="dxa" w:w="1535"/>
+          </w:tcPr>
+          <w:p>
+            <w:pPr>
+              <w:keepNext/>
+              <w:keepLines/>
+              <w:spacing w:before="0" w:after="0" w:line="276" w:lineRule="auto"/>
+              <w:jc w:val="center"/>
+            </w:pPr>
+            <w:r/>
+            <w:r>
+              <w:rPr>
+                <w:rFonts w:ascii="宋体" w:hAnsi="宋体" w:eastAsia="宋体"/>
+                <w:b w:val="0"/>
+                <w:color w:val="111827"/>
+                <w:sz w:val="21"/>
+              </w:rPr>
+              <w:t>无</w:t>
+            </w:r>
+          </w:p>
+        </w:tc>
+        <w:tc>
+          <w:tcPr>
+            <w:tcW w:type="dxa" w:w="2207"/>
+          </w:tcPr>
+          <w:p>
+            <w:pPr>
+              <w:keepNext/>
+              <w:keepLines/>
+              <w:spacing w:before="0" w:after="0" w:line="276" w:lineRule="auto"/>
+              <w:jc w:val="center"/>
+            </w:pPr>
+            <w:r/>
+            <w:r>
+              <w:rPr>
+                <w:rFonts w:ascii="宋体" w:hAnsi="宋体" w:eastAsia="宋体"/>
+                <w:b w:val="0"/>
+                <w:color w:val="111827"/>
+                <w:sz w:val="21"/>
+              </w:rPr>
+              <w:t>自有，可回溯</w:t>
+            </w:r>
+          </w:p>
+        </w:tc>
+      </w:tr>
+      <w:tr>
+        <w:trPr>
+          <w:cantSplit/>
+        </w:trPr>
+        <w:tc>
+          <w:tcPr>
+            <w:tcW w:type="dxa" w:w="1535"/>
+          </w:tcPr>
+          <w:p>
+            <w:pPr>
+              <w:keepNext/>
+              <w:keepLines/>
+              <w:spacing w:before="0" w:after="0" w:line="276" w:lineRule="auto"/>
+            </w:pPr>
+            <w:r/>
+            <w:r>
+              <w:rPr>
+                <w:rFonts w:ascii="宋体" w:hAnsi="宋体" w:eastAsia="宋体"/>
+                <w:b w:val="0"/>
+                <w:color w:val="111827"/>
+                <w:sz w:val="21"/>
+              </w:rPr>
+              <w:t>地块级连续性</w:t>
+            </w:r>
+          </w:p>
+        </w:tc>
+        <w:tc>
+          <w:tcPr>
+            <w:tcW w:type="dxa" w:w="1919"/>
+          </w:tcPr>
+          <w:p>
+            <w:pPr>
+              <w:keepNext/>
+              <w:keepLines/>
+              <w:spacing w:before="0" w:after="0" w:line="276" w:lineRule="auto"/>
+              <w:jc w:val="center"/>
+            </w:pPr>
+            <w:r/>
+            <w:r>
+              <w:rPr>
+                <w:rFonts w:ascii="宋体" w:hAnsi="宋体" w:eastAsia="宋体"/>
+                <w:b w:val="0"/>
+                <w:color w:val="111827"/>
+                <w:sz w:val="21"/>
+              </w:rPr>
+              <w:t>弱，随打药次数</w:t>
+            </w:r>
+          </w:p>
+        </w:tc>
+        <w:tc>
+          <w:tcPr>
+            <w:tcW w:type="dxa" w:w="1535"/>
+          </w:tcPr>
+          <w:p>
+            <w:pPr>
+              <w:keepNext/>
+              <w:keepLines/>
+              <w:spacing w:before="0" w:after="0" w:line="276" w:lineRule="auto"/>
+              <w:jc w:val="center"/>
+            </w:pPr>
+            <w:r/>
+            <w:r>
+              <w:rPr>
+                <w:rFonts w:ascii="宋体" w:hAnsi="宋体" w:eastAsia="宋体"/>
+                <w:b w:val="0"/>
+                <w:color w:val="111827"/>
+                <w:sz w:val="21"/>
+              </w:rPr>
+              <w:t>弱</w:t>
+            </w:r>
+          </w:p>
+        </w:tc>
+        <w:tc>
+          <w:tcPr>
+            <w:tcW w:type="dxa" w:w="1535"/>
+          </w:tcPr>
+          <w:p>
+            <w:pPr>
+              <w:keepNext/>
+              <w:keepLines/>
+              <w:spacing w:before="0" w:after="0" w:line="276" w:lineRule="auto"/>
+              <w:jc w:val="center"/>
+            </w:pPr>
+            <w:r/>
+            <w:r>
+              <w:rPr>
+                <w:rFonts w:ascii="宋体" w:hAnsi="宋体" w:eastAsia="宋体"/>
+                <w:b w:val="0"/>
+                <w:color w:val="111827"/>
+                <w:sz w:val="21"/>
+              </w:rPr>
+              <w:t>无</w:t>
+            </w:r>
+          </w:p>
+        </w:tc>
+        <w:tc>
+          <w:tcPr>
+            <w:tcW w:type="dxa" w:w="2207"/>
+          </w:tcPr>
+          <w:p>
+            <w:pPr>
+              <w:keepNext/>
+              <w:keepLines/>
+              <w:spacing w:before="0" w:after="0" w:line="276" w:lineRule="auto"/>
+              <w:jc w:val="center"/>
+            </w:pPr>
+            <w:r/>
+            <w:r>
+              <w:rPr>
+                <w:rFonts w:ascii="宋体" w:hAnsi="宋体" w:eastAsia="宋体"/>
+                <w:b w:val="0"/>
+                <w:color w:val="111827"/>
+                <w:sz w:val="21"/>
+              </w:rPr>
+              <w:t>强，按生长季建档</w:t>
+            </w:r>
+          </w:p>
+        </w:tc>
+      </w:tr>
+      <w:tr>
+        <w:trPr>
+          <w:cantSplit/>
+        </w:trPr>
+        <w:tc>
+          <w:tcPr>
+            <w:tcW w:type="dxa" w:w="1535"/>
+          </w:tcPr>
+          <w:p>
+            <w:pPr>
+              <w:keepNext/>
+              <w:keepLines/>
+              <w:spacing w:before="0" w:after="0" w:line="276" w:lineRule="auto"/>
+            </w:pPr>
+            <w:r/>
+            <w:r>
+              <w:rPr>
+                <w:rFonts w:ascii="宋体" w:hAnsi="宋体" w:eastAsia="宋体"/>
+                <w:b w:val="0"/>
+                <w:color w:val="111827"/>
+                <w:sz w:val="21"/>
+              </w:rPr>
+              <w:t>能否给用药建议</w:t>
+            </w:r>
+          </w:p>
+        </w:tc>
+        <w:tc>
+          <w:tcPr>
+            <w:tcW w:type="dxa" w:w="1919"/>
+          </w:tcPr>
+          <w:p>
+            <w:pPr>
+              <w:keepNext/>
+              <w:keepLines/>
+              <w:spacing w:before="0" w:after="0" w:line="276" w:lineRule="auto"/>
+              <w:jc w:val="center"/>
+            </w:pPr>
+            <w:r/>
+            <w:r>
+              <w:rPr>
+                <w:rFonts w:ascii="宋体" w:hAnsi="宋体" w:eastAsia="宋体"/>
+                <w:b w:val="0"/>
+                <w:color w:val="111827"/>
+                <w:sz w:val="21"/>
+              </w:rPr>
+              <w:t>不建议（利益冲突）</w:t>
+            </w:r>
+          </w:p>
+        </w:tc>
+        <w:tc>
+          <w:tcPr>
+            <w:tcW w:type="dxa" w:w="1535"/>
+          </w:tcPr>
+          <w:p>
+            <w:pPr>
+              <w:keepNext/>
+              <w:keepLines/>
+              <w:spacing w:before="0" w:after="0" w:line="276" w:lineRule="auto"/>
+              <w:jc w:val="center"/>
+            </w:pPr>
+            <w:r/>
+            <w:r>
+              <w:rPr>
+                <w:rFonts w:ascii="宋体" w:hAnsi="宋体" w:eastAsia="宋体"/>
+                <w:b w:val="0"/>
+                <w:color w:val="111827"/>
+                <w:sz w:val="21"/>
+              </w:rPr>
+              <w:t>不涉及</w:t>
+            </w:r>
+          </w:p>
+        </w:tc>
+        <w:tc>
+          <w:tcPr>
+            <w:tcW w:type="dxa" w:w="1535"/>
+          </w:tcPr>
+          <w:p>
+            <w:pPr>
+              <w:keepNext/>
+              <w:keepLines/>
+              <w:spacing w:before="0" w:after="0" w:line="276" w:lineRule="auto"/>
+              <w:jc w:val="center"/>
+            </w:pPr>
+            <w:r/>
+            <w:r>
+              <w:rPr>
+                <w:rFonts w:ascii="宋体" w:hAnsi="宋体" w:eastAsia="宋体"/>
+                <w:b w:val="0"/>
+                <w:color w:val="111827"/>
+                <w:sz w:val="21"/>
+              </w:rPr>
+              <w:t>凭经验</w:t>
+            </w:r>
+          </w:p>
+        </w:tc>
+        <w:tc>
+          <w:tcPr>
+            <w:tcW w:type="dxa" w:w="2207"/>
+          </w:tcPr>
+          <w:p>
+            <w:pPr>
+              <w:keepNext/>
+              <w:keepLines/>
+              <w:spacing w:before="0" w:after="0" w:line="276" w:lineRule="auto"/>
+              <w:jc w:val="center"/>
+            </w:pPr>
+            <w:r/>
+            <w:r>
+              <w:rPr>
+                <w:rFonts w:ascii="宋体" w:hAnsi="宋体" w:eastAsia="宋体"/>
+                <w:b w:val="0"/>
+                <w:color w:val="111827"/>
+                <w:sz w:val="21"/>
+              </w:rPr>
+              <w:t>可以，且与药商无绑定</w:t>
+            </w:r>
+          </w:p>
+        </w:tc>
+      </w:tr>
+      <w:tr>
+        <w:trPr>
+          <w:cantSplit/>
+        </w:trPr>
+        <w:tc>
+          <w:tcPr>
+            <w:tcW w:type="dxa" w:w="1535"/>
+          </w:tcPr>
+          <w:p>
+            <w:pPr>
+              <w:spacing w:before="0" w:after="0" w:line="276" w:lineRule="auto"/>
+            </w:pPr>
+            <w:r/>
+            <w:r>
+              <w:rPr>
+                <w:rFonts w:ascii="宋体" w:hAnsi="宋体" w:eastAsia="宋体"/>
+                <w:b w:val="0"/>
+                <w:color w:val="111827"/>
+                <w:sz w:val="21"/>
+              </w:rPr>
+              <w:t>服务半径</w:t>
+            </w:r>
+          </w:p>
+        </w:tc>
+        <w:tc>
+          <w:tcPr>
+            <w:tcW w:type="dxa" w:w="1919"/>
+          </w:tcPr>
+          <w:p>
+            <w:pPr>
+              <w:spacing w:before="0" w:after="0" w:line="276" w:lineRule="auto"/>
+              <w:jc w:val="center"/>
+            </w:pPr>
+            <w:r/>
+            <w:r>
+              <w:rPr>
+                <w:rFonts w:ascii="宋体" w:hAnsi="宋体" w:eastAsia="宋体"/>
+                <w:b w:val="0"/>
+                <w:color w:val="111827"/>
+                <w:sz w:val="21"/>
+              </w:rPr>
+              <w:t>全国</w:t>
+            </w:r>
+          </w:p>
+        </w:tc>
+        <w:tc>
+          <w:tcPr>
+            <w:tcW w:type="dxa" w:w="1535"/>
+          </w:tcPr>
+          <w:p>
+            <w:pPr>
+              <w:spacing w:before="0" w:after="0" w:line="276" w:lineRule="auto"/>
+              <w:jc w:val="center"/>
+            </w:pPr>
+            <w:r/>
+            <w:r>
+              <w:rPr>
+                <w:rFonts w:ascii="宋体" w:hAnsi="宋体" w:eastAsia="宋体"/>
+                <w:b w:val="0"/>
+                <w:color w:val="111827"/>
+                <w:sz w:val="21"/>
+              </w:rPr>
+              <w:t>全国</w:t>
+            </w:r>
+          </w:p>
+        </w:tc>
+        <w:tc>
+          <w:tcPr>
+            <w:tcW w:type="dxa" w:w="1535"/>
+          </w:tcPr>
+          <w:p>
+            <w:pPr>
+              <w:spacing w:before="0" w:after="0" w:line="276" w:lineRule="auto"/>
+              <w:jc w:val="center"/>
+            </w:pPr>
+            <w:r/>
+            <w:r>
+              <w:rPr>
+                <w:rFonts w:ascii="宋体" w:hAnsi="宋体" w:eastAsia="宋体"/>
+                <w:b w:val="0"/>
+                <w:color w:val="111827"/>
+                <w:sz w:val="21"/>
+              </w:rPr>
+              <w:t>单县</w:t>
+            </w:r>
+          </w:p>
+        </w:tc>
+        <w:tc>
+          <w:tcPr>
+            <w:tcW w:type="dxa" w:w="2207"/>
+          </w:tcPr>
+          <w:p>
+            <w:pPr>
+              <w:spacing w:before="0" w:after="0" w:line="276" w:lineRule="auto"/>
+              <w:jc w:val="center"/>
+            </w:pPr>
+            <w:r/>
+            <w:r>
+              <w:rPr>
+                <w:rFonts w:ascii="宋体" w:hAnsi="宋体" w:eastAsia="宋体"/>
+                <w:b w:val="0"/>
+                <w:color w:val="111827"/>
+                <w:sz w:val="21"/>
+              </w:rPr>
+              <w:t>逐县复制</w:t>
+            </w:r>
+          </w:p>
+        </w:tc>
+      </w:tr>
+    </w:tbl>
+    <w:p>
+      <w:pPr>
+        <w:spacing w:before="0" w:after="0" w:line="240" w:lineRule="exact"/>
+      </w:pPr>
+      <w:r>
+        <w:rPr>
+          <w:rFonts w:ascii="宋体" w:hAnsi="宋体" w:eastAsia="宋体"/>
+          <w:b w:val="0"/>
+          <w:color w:val="111827"/>
+          <w:sz w:val="16"/>
+        </w:rPr>
+      </w:r>
+    </w:p>
+    <w:p>
+      <w:pPr>
+        <w:spacing w:before="0" w:after="120" w:lineRule="auto" w:line="360"/>
+        <w:ind w:firstLine="480"/>
+      </w:pPr>
+      <w:r>
+        <w:rPr>
+          <w:rFonts w:ascii="宋体" w:hAnsi="宋体" w:eastAsia="宋体"/>
+          <w:b w:val="0"/>
+          <w:color w:val="111827"/>
+          <w:sz w:val="24"/>
+        </w:rPr>
+        <w:t>这张表里最值得说的是「利益冲突」这一行。植保厂商卖药，它给出的用药建议必然偏多，农户心里清楚，所以只把它当工具不当顾问。我们不卖药，这是一个结构性的信任优势——但它只在「我们真的不卖药」时成立，一旦开始做农资集采，这个优势就会被削弱。这是我们内部争论最久的问题，目前的结论是：集采只做「代采不代理」，不加价、不返点、不推荐品牌。</w:t>
+      </w:r>
+    </w:p>
+    <w:p>
+      <w:pPr>
+        <w:spacing w:before="0" w:after="120" w:lineRule="auto" w:line="360"/>
+        <w:ind w:firstLine="480"/>
+      </w:pPr>
+      <w:r>
+        <w:rPr>
+          <w:rFonts w:ascii="宋体" w:hAnsi="宋体" w:eastAsia="宋体"/>
+          <w:b w:val="0"/>
+          <w:color w:val="111827"/>
+          <w:sz w:val="24"/>
+        </w:rPr>
+        <w:t>壁垒可以拆成四层，从薄到厚：一是航线与作业规范，两三个月就能被模仿；二是地块档案的连续性，需要至少两年积累；三是作物模型，需要标注数据与农艺专家，一年半起步；四是合作社关系网络，最难复制，也最容易流失。我们真正的护城河是第二层和第四层的组合——数据留在我们这里，关系落在本地合伙人身上，两边都拿不走。</w:t>
+      </w:r>
+    </w:p>
+    <w:p>
+      <w:pPr>
+        <w:keepNext/>
+        <w:keepLines/>
         <w:spacing w:before="280" w:after="140" w:line="360" w:lineRule="auto"/>
         <w:outlineLvl w:val="0"/>
       </w:pPr>
@@ -2117,7 +4669,7 @@
           <w:color w:val="111827"/>
           <w:sz w:val="24"/>
         </w:rPr>
-        <w:t>五年预测：营业收入由 48 万元增长至 720 万元，复合增长率 97%；第 3 年实现盈亏平衡，第 5 年净利润 282 万元，净利率 39.2%（见图 4）（见表 3）。</w:t>
+        <w:t>五年预测：营业收入由 48 万元增长至 720 万元，复合增长率 97%；第 3 年实现盈亏平衡，第 5 年净利润 282 万元，净利率 39.2%（见图 7）（见表 6）。</w:t>
       </w:r>
     </w:p>
     <w:p>
@@ -2131,7 +4683,7 @@
         <w:drawing>
           <wp:inline xmlns:a="http://schemas.openxmlformats.org/drawingml/2006/main" xmlns:pic="http://schemas.openxmlformats.org/drawingml/2006/picture">
             <wp:extent cx="4630402" cy="2520000"/>
-            <wp:docPr id="4" name="Picture 4"/>
+            <wp:docPr id="7" name="Picture 7"/>
             <wp:cNvGraphicFramePr>
               <a:graphicFrameLocks noChangeAspect="1"/>
             </wp:cNvGraphicFramePr>
@@ -2143,7 +4695,7 @@
                     <pic:cNvPicPr/>
                   </pic:nvPicPr>
                   <pic:blipFill>
-                    <a:blip r:embed="rId13"/>
+                    <a:blip r:embed="rId16"/>
                     <a:stretch>
                       <a:fillRect/>
                     </a:stretch>
@@ -2175,7 +4727,7 @@
           <w:color w:val="6B7280"/>
           <w:sz w:val="21"/>
         </w:rPr>
-        <w:t>图 4　五年财务预测（单位：万元）</w:t>
+        <w:t>图 7　五年财务预测（单位：万元）</w:t>
       </w:r>
     </w:p>
     <w:p>
@@ -2192,7 +4744,7 @@
           <w:color w:val="111827"/>
           <w:sz w:val="21"/>
         </w:rPr>
-        <w:t>表 3　五年财务指标预测</w:t>
+        <w:t>表 6　五年财务指标预测</w:t>
       </w:r>
     </w:p>
     <w:tbl>
@@ -2715,7 +5267,7 @@
                 <w:color w:val="111827"/>
                 <w:sz w:val="21"/>
               </w:rPr>
-              <w:t>服务面积（万亩）</w:t>
+              <w:t>服务面积（万亩次）</w:t>
             </w:r>
           </w:p>
         </w:tc>
@@ -2736,7 +5288,7 @@
                 <w:color w:val="111827"/>
                 <w:sz w:val="21"/>
               </w:rPr>
-              <w:t>0.6</w:t>
+              <w:t>6.0</w:t>
             </w:r>
           </w:p>
         </w:tc>
@@ -2757,7 +5309,7 @@
                 <w:color w:val="111827"/>
                 <w:sz w:val="21"/>
               </w:rPr>
-              <w:t>1.8</w:t>
+              <w:t>16.5</w:t>
             </w:r>
           </w:p>
         </w:tc>
@@ -2778,7 +5330,7 @@
                 <w:color w:val="111827"/>
                 <w:sz w:val="21"/>
               </w:rPr>
-              <w:t>3.6</w:t>
+              <w:t>33.5</w:t>
             </w:r>
           </w:p>
         </w:tc>
@@ -2799,7 +5351,7 @@
                 <w:color w:val="111827"/>
                 <w:sz w:val="21"/>
               </w:rPr>
-              <w:t>9.2</w:t>
+              <w:t>90.0</w:t>
             </w:r>
           </w:p>
         </w:tc>
@@ -2830,7 +5382,7 @@
           <w:color w:val="111827"/>
           <w:sz w:val="24"/>
         </w:rPr>
-        <w:t>财务模型的关键假设有三个：单亩服务价格年降 5%（规模效应让利）、飞手人效年升 15%（排班优化）、农资集采渗透率从 8% 提升至 25%。敏感性分析显示，即使服务价格降幅扩大到 10%，第 5 年净利仍有 214 万元，模型具备一定安全边际（见表 4）。</w:t>
+        <w:t>财务模型的关键假设有三个：单亩服务价格年降 5%（规模效应让利）、飞手人效年升 15%（排班优化）、农资集采渗透率从 8% 提升至 25%。敏感性分析显示，即使服务价格降幅扩大到 10%，第 5 年净利仍有 214 万元，模型具备一定安全边际（见表 7）。</w:t>
       </w:r>
     </w:p>
     <w:p>
@@ -2847,7 +5399,7 @@
           <w:color w:val="111827"/>
           <w:sz w:val="21"/>
         </w:rPr>
-        <w:t>表 4　敏感性分析：关键变量对第 5 年净利的影响</w:t>
+        <w:t>表 7　敏感性分析：关键变量对第 5 年净利的影响</w:t>
       </w:r>
     </w:p>
     <w:tbl>
@@ -3307,7 +5859,7 @@
           <w:color w:val="111827"/>
           <w:sz w:val="24"/>
         </w:rPr>
-        <w:t>现金流的最大问题是季节性错配：作业集中在 4—9 月，收入集中在这 6 个月，而人员与设备成本全年发生。首年需要预留至少 25 万元的运营资金用于跨季周转。这也是本轮融资 300 万元中，有 90 万元用于团队而非设备的原因（见表 5）。</w:t>
+        <w:t>现金流的最大问题是季节性错配：作业集中在 4—9 月，收入集中在这 6 个月，而人员与设备成本全年发生。首年需要预留至少 25 万元的运营资金用于跨季周转。这也是本轮融资 300 万元中，有 90 万元用于团队而非设备的原因（见表 8）。</w:t>
       </w:r>
     </w:p>
     <w:p>
@@ -3324,7 +5876,7 @@
           <w:color w:val="111827"/>
           <w:sz w:val="21"/>
         </w:rPr>
-        <w:t>表 5　现金流关键节点与当月净流入</w:t>
+        <w:t>表 8　现金流关键节点与当月净流入</w:t>
       </w:r>
     </w:p>
     <w:tbl>
@@ -3865,7 +6417,7 @@
           <w:color w:val="111827"/>
           <w:sz w:val="24"/>
         </w:rPr>
-        <w:t>财务模型的可靠性取决于假设是否诚实。我们把五个关键假设单独列出，并注明依据来源，避免「拍脑袋定增长」（见表 6）。</w:t>
+        <w:t>财务模型的可靠性取决于假设是否诚实。我们把五个关键假设单独列出，并注明依据来源，避免「拍脑袋定增长」（见表 9）。</w:t>
       </w:r>
     </w:p>
     <w:p>
@@ -3882,7 +6434,7 @@
           <w:color w:val="111827"/>
           <w:sz w:val="21"/>
         </w:rPr>
-        <w:t>表 6　财务模型的核心假设与取值依据</w:t>
+        <w:t>表 9　财务模型的核心假设与取值依据</w:t>
       </w:r>
     </w:p>
     <w:tbl>
@@ -4380,7 +6932,7 @@
           <w:color w:val="111827"/>
           <w:sz w:val="24"/>
         </w:rPr>
-        <w:t>财务模型从单亩算起。8 元/亩·次的收入结构能否成立，取决于四块成本能否被压到 4.4 元以内（见图 5）。</w:t>
+        <w:t>财务模型从单亩算起。8 元/亩·次的收入结构能否成立，取决于四块成本能否被压到 4.4 元以内（见图 8）。</w:t>
       </w:r>
     </w:p>
     <w:p>
@@ -4394,7 +6946,7 @@
         <w:drawing>
           <wp:inline xmlns:a="http://schemas.openxmlformats.org/drawingml/2006/main" xmlns:pic="http://schemas.openxmlformats.org/drawingml/2006/picture">
             <wp:extent cx="5087981" cy="2520000"/>
-            <wp:docPr id="5" name="Picture 5"/>
+            <wp:docPr id="8" name="Picture 8"/>
             <wp:cNvGraphicFramePr>
               <a:graphicFrameLocks noChangeAspect="1"/>
             </wp:cNvGraphicFramePr>
@@ -4406,7 +6958,7 @@
                     <pic:cNvPicPr/>
                   </pic:nvPicPr>
                   <pic:blipFill>
-                    <a:blip r:embed="rId14"/>
+                    <a:blip r:embed="rId17"/>
                     <a:stretch>
                       <a:fillRect/>
                     </a:stretch>
@@ -4438,7 +6990,7 @@
           <w:color w:val="6B7280"/>
           <w:sz w:val="21"/>
         </w:rPr>
-        <w:t>图 5　单亩单次经济模型：收入、成本与毛利的构成</w:t>
+        <w:t>图 8　单亩单次经济模型：收入、成本与毛利的构成</w:t>
       </w:r>
     </w:p>
     <w:p>
@@ -4454,6 +7006,1392 @@
           <w:sz w:val="24"/>
         </w:rPr>
         <w:t>这也是我们对「价格战」的回应：如果同行把价格压到 6 元，单亩毛利只剩 1.6 元，就必须靠极大规模摊薄固定成本才能活；我们不打算走这条路，而是靠数据服务把单价做上去。</w:t>
+      </w:r>
+    </w:p>
+    <w:p>
+      <w:pPr>
+        <w:keepNext/>
+        <w:keepLines/>
+        <w:spacing w:before="200" w:after="100" w:line="360" w:lineRule="auto"/>
+        <w:outlineLvl w:val="1"/>
+      </w:pPr>
+      <w:r>
+        <w:rPr>
+          <w:rFonts w:ascii="黑体" w:hAnsi="黑体" w:eastAsia="黑体"/>
+          <w:b/>
+          <w:color w:val="111827"/>
+          <w:sz w:val="25"/>
+        </w:rPr>
+        <w:t>5.3 成本结构与盈亏平衡</w:t>
+      </w:r>
+    </w:p>
+    <w:p>
+      <w:pPr>
+        <w:keepNext/>
+        <w:keepLines/>
+        <w:spacing w:before="0" w:after="120" w:lineRule="auto" w:line="360"/>
+        <w:ind w:firstLine="480"/>
+      </w:pPr>
+      <w:r>
+        <w:rPr>
+          <w:rFonts w:ascii="宋体" w:hAnsi="宋体" w:eastAsia="宋体"/>
+          <w:b w:val="0"/>
+          <w:color w:val="111827"/>
+          <w:sz w:val="24"/>
+        </w:rPr>
+        <w:t>单亩 8 元的收入如何被成本吃掉，拆开看是四块如表 10 所示：</w:t>
+      </w:r>
+    </w:p>
+    <w:p>
+      <w:pPr>
+        <w:keepNext/>
+        <w:keepLines/>
+        <w:spacing w:before="120" w:after="40" w:line="288" w:lineRule="auto"/>
+        <w:jc w:val="center"/>
+      </w:pPr>
+      <w:r>
+        <w:rPr>
+          <w:rFonts w:ascii="黑体" w:hAnsi="黑体" w:eastAsia="黑体"/>
+          <w:b w:val="0"/>
+          <w:color w:val="111827"/>
+          <w:sz w:val="21"/>
+        </w:rPr>
+        <w:t>表 10　单亩单次成本的四项构成与可控性判断</w:t>
+      </w:r>
+    </w:p>
+    <w:tbl>
+      <w:tblPr>
+        <w:tblStyle w:val="TableGrid"/>
+        <w:tblW w:type="auto" w:w="0"/>
+        <w:jc w:val="center"/>
+        <w:tblLayout w:type="fixed"/>
+        <w:tblLook w:firstColumn="1" w:firstRow="1" w:lastColumn="0" w:lastRow="0" w:noHBand="0" w:noVBand="1" w:val="04A0"/>
+        <w:tblLayout w:type="fixed"/>
+        <w:tblCellMar>
+          <w:top w:w="50" w:type="dxa"/>
+          <w:bottom w:w="50" w:type="dxa"/>
+          <w:left w:w="100" w:type="dxa"/>
+          <w:right w:w="100" w:type="dxa"/>
+        </w:tblCellMar>
+      </w:tblPr>
+      <w:tblGrid>
+        <w:gridCol w:w="1984"/>
+        <w:gridCol w:w="1488"/>
+        <w:gridCol w:w="1290"/>
+        <w:gridCol w:w="3969"/>
+      </w:tblGrid>
+      <w:tr>
+        <w:trPr>
+          <w:tblHeader/>
+          <w:cantSplit/>
+        </w:trPr>
+        <w:tc>
+          <w:tcPr>
+            <w:tcW w:type="dxa" w:w="1984"/>
+          </w:tcPr>
+          <w:p>
+            <w:pPr>
+              <w:keepNext/>
+              <w:keepLines/>
+              <w:spacing w:before="0" w:after="0"/>
+              <w:jc w:val="center"/>
+            </w:pPr>
+            <w:r/>
+            <w:r>
+              <w:rPr>
+                <w:rFonts w:ascii="黑体" w:hAnsi="黑体" w:eastAsia="黑体"/>
+                <w:b/>
+                <w:color w:val="111827"/>
+                <w:sz w:val="21"/>
+              </w:rPr>
+              <w:t>成本项</w:t>
+            </w:r>
+          </w:p>
+        </w:tc>
+        <w:tc>
+          <w:tcPr>
+            <w:tcW w:type="dxa" w:w="1488"/>
+          </w:tcPr>
+          <w:p>
+            <w:pPr>
+              <w:keepNext/>
+              <w:keepLines/>
+              <w:spacing w:before="0" w:after="0"/>
+              <w:jc w:val="center"/>
+            </w:pPr>
+            <w:r/>
+            <w:r>
+              <w:rPr>
+                <w:rFonts w:ascii="黑体" w:hAnsi="黑体" w:eastAsia="黑体"/>
+                <w:b/>
+                <w:color w:val="111827"/>
+                <w:sz w:val="21"/>
+              </w:rPr>
+              <w:t>元/亩·次</w:t>
+            </w:r>
+          </w:p>
+        </w:tc>
+        <w:tc>
+          <w:tcPr>
+            <w:tcW w:type="dxa" w:w="1290"/>
+          </w:tcPr>
+          <w:p>
+            <w:pPr>
+              <w:keepNext/>
+              <w:keepLines/>
+              <w:spacing w:before="0" w:after="0"/>
+              <w:jc w:val="center"/>
+            </w:pPr>
+            <w:r/>
+            <w:r>
+              <w:rPr>
+                <w:rFonts w:ascii="黑体" w:hAnsi="黑体" w:eastAsia="黑体"/>
+                <w:b/>
+                <w:color w:val="111827"/>
+                <w:sz w:val="21"/>
+              </w:rPr>
+              <w:t>占比</w:t>
+            </w:r>
+          </w:p>
+        </w:tc>
+        <w:tc>
+          <w:tcPr>
+            <w:tcW w:type="dxa" w:w="3969"/>
+          </w:tcPr>
+          <w:p>
+            <w:pPr>
+              <w:keepNext/>
+              <w:keepLines/>
+              <w:spacing w:before="0" w:after="0"/>
+              <w:jc w:val="center"/>
+            </w:pPr>
+            <w:r/>
+            <w:r>
+              <w:rPr>
+                <w:rFonts w:ascii="黑体" w:hAnsi="黑体" w:eastAsia="黑体"/>
+                <w:b/>
+                <w:color w:val="111827"/>
+                <w:sz w:val="21"/>
+              </w:rPr>
+              <w:t>可控性</w:t>
+            </w:r>
+          </w:p>
+        </w:tc>
+      </w:tr>
+      <w:tr>
+        <w:trPr>
+          <w:cantSplit/>
+        </w:trPr>
+        <w:tc>
+          <w:tcPr>
+            <w:tcW w:type="dxa" w:w="1984"/>
+          </w:tcPr>
+          <w:p>
+            <w:pPr>
+              <w:keepNext/>
+              <w:keepLines/>
+              <w:spacing w:before="0" w:after="0" w:line="276" w:lineRule="auto"/>
+            </w:pPr>
+            <w:r/>
+            <w:r>
+              <w:rPr>
+                <w:rFonts w:ascii="宋体" w:hAnsi="宋体" w:eastAsia="宋体"/>
+                <w:b w:val="0"/>
+                <w:color w:val="111827"/>
+                <w:sz w:val="21"/>
+              </w:rPr>
+              <w:t>飞手人工</w:t>
+            </w:r>
+          </w:p>
+        </w:tc>
+        <w:tc>
+          <w:tcPr>
+            <w:tcW w:type="dxa" w:w="1488"/>
+          </w:tcPr>
+          <w:p>
+            <w:pPr>
+              <w:keepNext/>
+              <w:keepLines/>
+              <w:spacing w:before="0" w:after="0" w:line="276" w:lineRule="auto"/>
+              <w:jc w:val="center"/>
+            </w:pPr>
+            <w:r/>
+            <w:r>
+              <w:rPr>
+                <w:rFonts w:ascii="宋体" w:hAnsi="宋体" w:eastAsia="宋体"/>
+                <w:b w:val="0"/>
+                <w:color w:val="111827"/>
+                <w:sz w:val="21"/>
+              </w:rPr>
+              <w:t>1.7</w:t>
+            </w:r>
+          </w:p>
+        </w:tc>
+        <w:tc>
+          <w:tcPr>
+            <w:tcW w:type="dxa" w:w="1290"/>
+          </w:tcPr>
+          <w:p>
+            <w:pPr>
+              <w:keepNext/>
+              <w:keepLines/>
+              <w:spacing w:before="0" w:after="0" w:line="276" w:lineRule="auto"/>
+              <w:jc w:val="center"/>
+            </w:pPr>
+            <w:r/>
+            <w:r>
+              <w:rPr>
+                <w:rFonts w:ascii="宋体" w:hAnsi="宋体" w:eastAsia="宋体"/>
+                <w:b w:val="0"/>
+                <w:color w:val="111827"/>
+                <w:sz w:val="21"/>
+              </w:rPr>
+              <w:t>39%</w:t>
+            </w:r>
+          </w:p>
+        </w:tc>
+        <w:tc>
+          <w:tcPr>
+            <w:tcW w:type="dxa" w:w="3969"/>
+          </w:tcPr>
+          <w:p>
+            <w:pPr>
+              <w:keepNext/>
+              <w:keepLines/>
+              <w:spacing w:before="0" w:after="0" w:line="276" w:lineRule="auto"/>
+              <w:jc w:val="center"/>
+            </w:pPr>
+            <w:r/>
+            <w:r>
+              <w:rPr>
+                <w:rFonts w:ascii="宋体" w:hAnsi="宋体" w:eastAsia="宋体"/>
+                <w:b w:val="0"/>
+                <w:color w:val="111827"/>
+                <w:sz w:val="21"/>
+              </w:rPr>
+              <w:t>中：靠排班优化与本地招聘压降</w:t>
+            </w:r>
+          </w:p>
+        </w:tc>
+      </w:tr>
+      <w:tr>
+        <w:trPr>
+          <w:cantSplit/>
+        </w:trPr>
+        <w:tc>
+          <w:tcPr>
+            <w:tcW w:type="dxa" w:w="1984"/>
+          </w:tcPr>
+          <w:p>
+            <w:pPr>
+              <w:keepNext/>
+              <w:keepLines/>
+              <w:spacing w:before="0" w:after="0" w:line="276" w:lineRule="auto"/>
+            </w:pPr>
+            <w:r/>
+            <w:r>
+              <w:rPr>
+                <w:rFonts w:ascii="宋体" w:hAnsi="宋体" w:eastAsia="宋体"/>
+                <w:b w:val="0"/>
+                <w:color w:val="111827"/>
+                <w:sz w:val="21"/>
+              </w:rPr>
+              <w:t>设备折旧与油电</w:t>
+            </w:r>
+          </w:p>
+        </w:tc>
+        <w:tc>
+          <w:tcPr>
+            <w:tcW w:type="dxa" w:w="1488"/>
+          </w:tcPr>
+          <w:p>
+            <w:pPr>
+              <w:keepNext/>
+              <w:keepLines/>
+              <w:spacing w:before="0" w:after="0" w:line="276" w:lineRule="auto"/>
+              <w:jc w:val="center"/>
+            </w:pPr>
+            <w:r/>
+            <w:r>
+              <w:rPr>
+                <w:rFonts w:ascii="宋体" w:hAnsi="宋体" w:eastAsia="宋体"/>
+                <w:b w:val="0"/>
+                <w:color w:val="111827"/>
+                <w:sz w:val="21"/>
+              </w:rPr>
+              <w:t>1.2</w:t>
+            </w:r>
+          </w:p>
+        </w:tc>
+        <w:tc>
+          <w:tcPr>
+            <w:tcW w:type="dxa" w:w="1290"/>
+          </w:tcPr>
+          <w:p>
+            <w:pPr>
+              <w:keepNext/>
+              <w:keepLines/>
+              <w:spacing w:before="0" w:after="0" w:line="276" w:lineRule="auto"/>
+              <w:jc w:val="center"/>
+            </w:pPr>
+            <w:r/>
+            <w:r>
+              <w:rPr>
+                <w:rFonts w:ascii="宋体" w:hAnsi="宋体" w:eastAsia="宋体"/>
+                <w:b w:val="0"/>
+                <w:color w:val="111827"/>
+                <w:sz w:val="21"/>
+              </w:rPr>
+              <w:t>27%</w:t>
+            </w:r>
+          </w:p>
+        </w:tc>
+        <w:tc>
+          <w:tcPr>
+            <w:tcW w:type="dxa" w:w="3969"/>
+          </w:tcPr>
+          <w:p>
+            <w:pPr>
+              <w:keepNext/>
+              <w:keepLines/>
+              <w:spacing w:before="0" w:after="0" w:line="276" w:lineRule="auto"/>
+              <w:jc w:val="center"/>
+            </w:pPr>
+            <w:r/>
+            <w:r>
+              <w:rPr>
+                <w:rFonts w:ascii="宋体" w:hAnsi="宋体" w:eastAsia="宋体"/>
+                <w:b w:val="0"/>
+                <w:color w:val="111827"/>
+                <w:sz w:val="21"/>
+              </w:rPr>
+              <w:t>低：取决于采购价与利用率</w:t>
+            </w:r>
+          </w:p>
+        </w:tc>
+      </w:tr>
+      <w:tr>
+        <w:trPr>
+          <w:cantSplit/>
+        </w:trPr>
+        <w:tc>
+          <w:tcPr>
+            <w:tcW w:type="dxa" w:w="1984"/>
+          </w:tcPr>
+          <w:p>
+            <w:pPr>
+              <w:keepNext/>
+              <w:keepLines/>
+              <w:spacing w:before="0" w:after="0" w:line="276" w:lineRule="auto"/>
+            </w:pPr>
+            <w:r/>
+            <w:r>
+              <w:rPr>
+                <w:rFonts w:ascii="宋体" w:hAnsi="宋体" w:eastAsia="宋体"/>
+                <w:b w:val="0"/>
+                <w:color w:val="111827"/>
+                <w:sz w:val="21"/>
+              </w:rPr>
+              <w:t>数据处理</w:t>
+            </w:r>
+          </w:p>
+        </w:tc>
+        <w:tc>
+          <w:tcPr>
+            <w:tcW w:type="dxa" w:w="1488"/>
+          </w:tcPr>
+          <w:p>
+            <w:pPr>
+              <w:keepNext/>
+              <w:keepLines/>
+              <w:spacing w:before="0" w:after="0" w:line="276" w:lineRule="auto"/>
+              <w:jc w:val="center"/>
+            </w:pPr>
+            <w:r/>
+            <w:r>
+              <w:rPr>
+                <w:rFonts w:ascii="宋体" w:hAnsi="宋体" w:eastAsia="宋体"/>
+                <w:b w:val="0"/>
+                <w:color w:val="111827"/>
+                <w:sz w:val="21"/>
+              </w:rPr>
+              <w:t>0.6</w:t>
+            </w:r>
+          </w:p>
+        </w:tc>
+        <w:tc>
+          <w:tcPr>
+            <w:tcW w:type="dxa" w:w="1290"/>
+          </w:tcPr>
+          <w:p>
+            <w:pPr>
+              <w:keepNext/>
+              <w:keepLines/>
+              <w:spacing w:before="0" w:after="0" w:line="276" w:lineRule="auto"/>
+              <w:jc w:val="center"/>
+            </w:pPr>
+            <w:r/>
+            <w:r>
+              <w:rPr>
+                <w:rFonts w:ascii="宋体" w:hAnsi="宋体" w:eastAsia="宋体"/>
+                <w:b w:val="0"/>
+                <w:color w:val="111827"/>
+                <w:sz w:val="21"/>
+              </w:rPr>
+              <w:t>14%</w:t>
+            </w:r>
+          </w:p>
+        </w:tc>
+        <w:tc>
+          <w:tcPr>
+            <w:tcW w:type="dxa" w:w="3969"/>
+          </w:tcPr>
+          <w:p>
+            <w:pPr>
+              <w:keepNext/>
+              <w:keepLines/>
+              <w:spacing w:before="0" w:after="0" w:line="276" w:lineRule="auto"/>
+              <w:jc w:val="center"/>
+            </w:pPr>
+            <w:r/>
+            <w:r>
+              <w:rPr>
+                <w:rFonts w:ascii="宋体" w:hAnsi="宋体" w:eastAsia="宋体"/>
+                <w:b w:val="0"/>
+                <w:color w:val="111827"/>
+                <w:sz w:val="21"/>
+              </w:rPr>
+              <w:t>高：自动化程度提升后可持续下降</w:t>
+            </w:r>
+          </w:p>
+        </w:tc>
+      </w:tr>
+      <w:tr>
+        <w:trPr>
+          <w:cantSplit/>
+        </w:trPr>
+        <w:tc>
+          <w:tcPr>
+            <w:tcW w:type="dxa" w:w="1984"/>
+          </w:tcPr>
+          <w:p>
+            <w:pPr>
+              <w:spacing w:before="0" w:after="0" w:line="276" w:lineRule="auto"/>
+            </w:pPr>
+            <w:r/>
+            <w:r>
+              <w:rPr>
+                <w:rFonts w:ascii="宋体" w:hAnsi="宋体" w:eastAsia="宋体"/>
+                <w:b w:val="0"/>
+                <w:color w:val="111827"/>
+                <w:sz w:val="21"/>
+              </w:rPr>
+              <w:t>管理与损耗</w:t>
+            </w:r>
+          </w:p>
+        </w:tc>
+        <w:tc>
+          <w:tcPr>
+            <w:tcW w:type="dxa" w:w="1488"/>
+          </w:tcPr>
+          <w:p>
+            <w:pPr>
+              <w:spacing w:before="0" w:after="0" w:line="276" w:lineRule="auto"/>
+              <w:jc w:val="center"/>
+            </w:pPr>
+            <w:r/>
+            <w:r>
+              <w:rPr>
+                <w:rFonts w:ascii="宋体" w:hAnsi="宋体" w:eastAsia="宋体"/>
+                <w:b w:val="0"/>
+                <w:color w:val="111827"/>
+                <w:sz w:val="21"/>
+              </w:rPr>
+              <w:t>0.9</w:t>
+            </w:r>
+          </w:p>
+        </w:tc>
+        <w:tc>
+          <w:tcPr>
+            <w:tcW w:type="dxa" w:w="1290"/>
+          </w:tcPr>
+          <w:p>
+            <w:pPr>
+              <w:spacing w:before="0" w:after="0" w:line="276" w:lineRule="auto"/>
+              <w:jc w:val="center"/>
+            </w:pPr>
+            <w:r/>
+            <w:r>
+              <w:rPr>
+                <w:rFonts w:ascii="宋体" w:hAnsi="宋体" w:eastAsia="宋体"/>
+                <w:b w:val="0"/>
+                <w:color w:val="111827"/>
+                <w:sz w:val="21"/>
+              </w:rPr>
+              <w:t>20%</w:t>
+            </w:r>
+          </w:p>
+        </w:tc>
+        <w:tc>
+          <w:tcPr>
+            <w:tcW w:type="dxa" w:w="3969"/>
+          </w:tcPr>
+          <w:p>
+            <w:pPr>
+              <w:spacing w:before="0" w:after="0" w:line="276" w:lineRule="auto"/>
+              <w:jc w:val="center"/>
+            </w:pPr>
+            <w:r/>
+            <w:r>
+              <w:rPr>
+                <w:rFonts w:ascii="宋体" w:hAnsi="宋体" w:eastAsia="宋体"/>
+                <w:b w:val="0"/>
+                <w:color w:val="111827"/>
+                <w:sz w:val="21"/>
+              </w:rPr>
+              <w:t>中：含转场、返工、坏账</w:t>
+            </w:r>
+          </w:p>
+        </w:tc>
+      </w:tr>
+    </w:tbl>
+    <w:p>
+      <w:pPr>
+        <w:spacing w:before="0" w:after="0" w:line="240" w:lineRule="exact"/>
+      </w:pPr>
+      <w:r>
+        <w:rPr>
+          <w:rFonts w:ascii="宋体" w:hAnsi="宋体" w:eastAsia="宋体"/>
+          <w:b w:val="0"/>
+          <w:color w:val="111827"/>
+          <w:sz w:val="16"/>
+        </w:rPr>
+      </w:r>
+    </w:p>
+    <w:p>
+      <w:pPr>
+        <w:spacing w:before="0" w:after="120" w:lineRule="auto" w:line="360"/>
+        <w:ind w:firstLine="480"/>
+      </w:pPr>
+      <w:r>
+        <w:rPr>
+          <w:rFonts w:ascii="宋体" w:hAnsi="宋体" w:eastAsia="宋体"/>
+          <w:b w:val="0"/>
+          <w:color w:val="111827"/>
+          <w:sz w:val="24"/>
+        </w:rPr>
+        <w:t>把固定成本单独拎出来：人员、场地、软件与折旧合计约 49 万元/年。按单亩毛利 3.6 元测算，盈亏平衡点约 13.6 万亩次/年，折合约 3.4 万亩规模。第 3 年计划做到 33.5 万亩次，是安全线的 2.5 倍——这个倍数不算激进，因为农业服务对天气与季节高度敏感，留一倍余量是必须的（见图 9）。</w:t>
+      </w:r>
+    </w:p>
+    <w:p>
+      <w:pPr>
+        <w:keepNext/>
+        <w:keepLines/>
+        <w:spacing w:before="160" w:after="60"/>
+        <w:jc w:val="center"/>
+      </w:pPr>
+      <w:r>
+        <w:drawing>
+          <wp:inline xmlns:a="http://schemas.openxmlformats.org/drawingml/2006/main" xmlns:pic="http://schemas.openxmlformats.org/drawingml/2006/picture">
+            <wp:extent cx="5472000" cy="2663774"/>
+            <wp:docPr id="9" name="Picture 9"/>
+            <wp:cNvGraphicFramePr>
+              <a:graphicFrameLocks noChangeAspect="1"/>
+            </wp:cNvGraphicFramePr>
+            <a:graphic>
+              <a:graphicData uri="http://schemas.openxmlformats.org/drawingml/2006/picture">
+                <pic:pic>
+                  <pic:nvPicPr>
+                    <pic:cNvPr id="0" name="28_cashflow.png"/>
+                    <pic:cNvPicPr/>
+                  </pic:nvPicPr>
+                  <pic:blipFill>
+                    <a:blip r:embed="rId18"/>
+                    <a:stretch>
+                      <a:fillRect/>
+                    </a:stretch>
+                  </pic:blipFill>
+                  <pic:spPr>
+                    <a:xfrm>
+                      <a:off x="0" y="0"/>
+                      <a:ext cx="5472000" cy="2663774"/>
+                    </a:xfrm>
+                    <a:prstGeom prst="rect"/>
+                  </pic:spPr>
+                </pic:pic>
+              </a:graphicData>
+            </a:graphic>
+          </wp:inline>
+        </w:drawing>
+      </w:r>
+    </w:p>
+    <w:p>
+      <w:pPr>
+        <w:keepLines/>
+        <w:spacing w:before="0" w:after="200"/>
+        <w:jc w:val="center"/>
+      </w:pPr>
+      <w:r>
+        <w:rPr>
+          <w:rFonts w:ascii="宋体" w:hAnsi="宋体" w:eastAsia="宋体"/>
+          <w:b w:val="0"/>
+          <w:color w:val="6B7280"/>
+          <w:sz w:val="21"/>
+        </w:rPr>
+        <w:t>图 9　三年净利润与累计现金流：第 2 年末为资金最低点，第 3 年累计转正</w:t>
+      </w:r>
+    </w:p>
+    <w:p>
+      <w:pPr>
+        <w:spacing w:before="0" w:after="120" w:lineRule="auto" w:line="360"/>
+        <w:ind w:firstLine="480"/>
+      </w:pPr>
+      <w:r>
+        <w:rPr>
+          <w:rFonts w:ascii="宋体" w:hAnsi="宋体" w:eastAsia="宋体"/>
+          <w:b w:val="0"/>
+          <w:color w:val="111827"/>
+          <w:sz w:val="24"/>
+        </w:rPr>
+        <w:t>现金流的形状比利润更重要。第 1 年净亏 14 万元、第 2 年仍有 6 万元缺口，累计缺口最低点出现在第 2 年末，为 -20 万元。这个缺口不大，但时点很关键：恰好落在设备第二次采购与旺季垫资之间，如果不能及时补上，会直接丢掉一个作业季。本轮 300 万元融资中，预留 60 万元作为旺季周转金，就是为这个时点准备的。</w:t>
+      </w:r>
+    </w:p>
+    <w:p>
+      <w:pPr>
+        <w:keepNext/>
+        <w:keepLines/>
+        <w:spacing w:before="200" w:after="100" w:line="360" w:lineRule="auto"/>
+        <w:outlineLvl w:val="1"/>
+      </w:pPr>
+      <w:r>
+        <w:rPr>
+          <w:rFonts w:ascii="黑体" w:hAnsi="黑体" w:eastAsia="黑体"/>
+          <w:b/>
+          <w:color w:val="111827"/>
+          <w:sz w:val="25"/>
+        </w:rPr>
+        <w:t>5.4 三种情景下的承受力</w:t>
+      </w:r>
+    </w:p>
+    <w:p>
+      <w:pPr>
+        <w:keepNext/>
+        <w:keepLines/>
+        <w:spacing w:before="0" w:after="120" w:lineRule="auto" w:line="360"/>
+        <w:ind w:firstLine="480"/>
+      </w:pPr>
+      <w:r>
+        <w:rPr>
+          <w:rFonts w:ascii="宋体" w:hAnsi="宋体" w:eastAsia="宋体"/>
+          <w:b w:val="0"/>
+          <w:color w:val="111827"/>
+          <w:sz w:val="24"/>
+        </w:rPr>
+        <w:t>预测只有一种数字是不可信的，所以我们按单价与面积两个变量做了三情景如表 11 所示：</w:t>
+      </w:r>
+    </w:p>
+    <w:p>
+      <w:pPr>
+        <w:keepNext/>
+        <w:keepLines/>
+        <w:spacing w:before="120" w:after="40" w:line="288" w:lineRule="auto"/>
+        <w:jc w:val="center"/>
+      </w:pPr>
+      <w:r>
+        <w:rPr>
+          <w:rFonts w:ascii="黑体" w:hAnsi="黑体" w:eastAsia="黑体"/>
+          <w:b w:val="0"/>
+          <w:color w:val="111827"/>
+          <w:sz w:val="21"/>
+        </w:rPr>
+        <w:t>表 11　悲观、基准、乐观三种情景下的收入与净利</w:t>
+      </w:r>
+    </w:p>
+    <w:tbl>
+      <w:tblPr>
+        <w:tblStyle w:val="TableGrid"/>
+        <w:tblW w:type="auto" w:w="0"/>
+        <w:jc w:val="center"/>
+        <w:tblLayout w:type="fixed"/>
+        <w:tblLook w:firstColumn="1" w:firstRow="1" w:lastColumn="0" w:lastRow="0" w:noHBand="0" w:noVBand="1" w:val="04A0"/>
+        <w:tblLayout w:type="fixed"/>
+        <w:tblCellMar>
+          <w:top w:w="50" w:type="dxa"/>
+          <w:bottom w:w="50" w:type="dxa"/>
+          <w:left w:w="100" w:type="dxa"/>
+          <w:right w:w="100" w:type="dxa"/>
+        </w:tblCellMar>
+      </w:tblPr>
+      <w:tblGrid>
+        <w:gridCol w:w="889"/>
+        <w:gridCol w:w="1213"/>
+        <w:gridCol w:w="1293"/>
+        <w:gridCol w:w="1374"/>
+        <w:gridCol w:w="1374"/>
+        <w:gridCol w:w="2587"/>
+      </w:tblGrid>
+      <w:tr>
+        <w:trPr>
+          <w:tblHeader/>
+          <w:cantSplit/>
+        </w:trPr>
+        <w:tc>
+          <w:tcPr>
+            <w:tcW w:type="dxa" w:w="889"/>
+          </w:tcPr>
+          <w:p>
+            <w:pPr>
+              <w:keepNext/>
+              <w:keepLines/>
+              <w:spacing w:before="0" w:after="0"/>
+              <w:jc w:val="center"/>
+            </w:pPr>
+            <w:r/>
+            <w:r>
+              <w:rPr>
+                <w:rFonts w:ascii="黑体" w:hAnsi="黑体" w:eastAsia="黑体"/>
+                <w:b/>
+                <w:color w:val="111827"/>
+                <w:sz w:val="21"/>
+              </w:rPr>
+              <w:t>情景</w:t>
+            </w:r>
+          </w:p>
+        </w:tc>
+        <w:tc>
+          <w:tcPr>
+            <w:tcW w:type="dxa" w:w="1213"/>
+          </w:tcPr>
+          <w:p>
+            <w:pPr>
+              <w:keepNext/>
+              <w:keepLines/>
+              <w:spacing w:before="0" w:after="0"/>
+              <w:jc w:val="center"/>
+            </w:pPr>
+            <w:r/>
+            <w:r>
+              <w:rPr>
+                <w:rFonts w:ascii="黑体" w:hAnsi="黑体" w:eastAsia="黑体"/>
+                <w:b/>
+                <w:color w:val="111827"/>
+                <w:sz w:val="21"/>
+              </w:rPr>
+              <w:t>单价</w:t>
+            </w:r>
+          </w:p>
+        </w:tc>
+        <w:tc>
+          <w:tcPr>
+            <w:tcW w:type="dxa" w:w="1293"/>
+          </w:tcPr>
+          <w:p>
+            <w:pPr>
+              <w:keepNext/>
+              <w:keepLines/>
+              <w:spacing w:before="0" w:after="0"/>
+              <w:jc w:val="center"/>
+            </w:pPr>
+            <w:r/>
+            <w:r>
+              <w:rPr>
+                <w:rFonts w:ascii="黑体" w:hAnsi="黑体" w:eastAsia="黑体"/>
+                <w:b/>
+                <w:color w:val="111827"/>
+                <w:sz w:val="21"/>
+              </w:rPr>
+              <w:t>服务面积</w:t>
+            </w:r>
+          </w:p>
+        </w:tc>
+        <w:tc>
+          <w:tcPr>
+            <w:tcW w:type="dxa" w:w="1374"/>
+          </w:tcPr>
+          <w:p>
+            <w:pPr>
+              <w:keepNext/>
+              <w:keepLines/>
+              <w:spacing w:before="0" w:after="0"/>
+              <w:jc w:val="center"/>
+            </w:pPr>
+            <w:r/>
+            <w:r>
+              <w:rPr>
+                <w:rFonts w:ascii="黑体" w:hAnsi="黑体" w:eastAsia="黑体"/>
+                <w:b/>
+                <w:color w:val="111827"/>
+                <w:sz w:val="21"/>
+              </w:rPr>
+              <w:t>第 3 年收入</w:t>
+            </w:r>
+          </w:p>
+        </w:tc>
+        <w:tc>
+          <w:tcPr>
+            <w:tcW w:type="dxa" w:w="1374"/>
+          </w:tcPr>
+          <w:p>
+            <w:pPr>
+              <w:keepNext/>
+              <w:keepLines/>
+              <w:spacing w:before="0" w:after="0"/>
+              <w:jc w:val="center"/>
+            </w:pPr>
+            <w:r/>
+            <w:r>
+              <w:rPr>
+                <w:rFonts w:ascii="黑体" w:hAnsi="黑体" w:eastAsia="黑体"/>
+                <w:b/>
+                <w:color w:val="111827"/>
+                <w:sz w:val="21"/>
+              </w:rPr>
+              <w:t>第 3 年净利</w:t>
+            </w:r>
+          </w:p>
+        </w:tc>
+        <w:tc>
+          <w:tcPr>
+            <w:tcW w:type="dxa" w:w="2587"/>
+          </w:tcPr>
+          <w:p>
+            <w:pPr>
+              <w:keepNext/>
+              <w:keepLines/>
+              <w:spacing w:before="0" w:after="0"/>
+              <w:jc w:val="center"/>
+            </w:pPr>
+            <w:r/>
+            <w:r>
+              <w:rPr>
+                <w:rFonts w:ascii="黑体" w:hAnsi="黑体" w:eastAsia="黑体"/>
+                <w:b/>
+                <w:color w:val="111827"/>
+                <w:sz w:val="21"/>
+              </w:rPr>
+              <w:t>应对动作</w:t>
+            </w:r>
+          </w:p>
+        </w:tc>
+      </w:tr>
+      <w:tr>
+        <w:trPr>
+          <w:cantSplit/>
+        </w:trPr>
+        <w:tc>
+          <w:tcPr>
+            <w:tcW w:type="dxa" w:w="889"/>
+          </w:tcPr>
+          <w:p>
+            <w:pPr>
+              <w:keepNext/>
+              <w:keepLines/>
+              <w:spacing w:before="0" w:after="0" w:line="276" w:lineRule="auto"/>
+            </w:pPr>
+            <w:r/>
+            <w:r>
+              <w:rPr>
+                <w:rFonts w:ascii="宋体" w:hAnsi="宋体" w:eastAsia="宋体"/>
+                <w:b w:val="0"/>
+                <w:color w:val="111827"/>
+                <w:sz w:val="21"/>
+              </w:rPr>
+              <w:t>悲观</w:t>
+            </w:r>
+          </w:p>
+        </w:tc>
+        <w:tc>
+          <w:tcPr>
+            <w:tcW w:type="dxa" w:w="1213"/>
+          </w:tcPr>
+          <w:p>
+            <w:pPr>
+              <w:keepNext/>
+              <w:keepLines/>
+              <w:spacing w:before="0" w:after="0" w:line="276" w:lineRule="auto"/>
+              <w:jc w:val="center"/>
+            </w:pPr>
+            <w:r/>
+            <w:r>
+              <w:rPr>
+                <w:rFonts w:ascii="宋体" w:hAnsi="宋体" w:eastAsia="宋体"/>
+                <w:b w:val="0"/>
+                <w:color w:val="111827"/>
+                <w:sz w:val="21"/>
+              </w:rPr>
+              <w:t>6 元/亩·次</w:t>
+            </w:r>
+          </w:p>
+        </w:tc>
+        <w:tc>
+          <w:tcPr>
+            <w:tcW w:type="dxa" w:w="1293"/>
+          </w:tcPr>
+          <w:p>
+            <w:pPr>
+              <w:keepNext/>
+              <w:keepLines/>
+              <w:spacing w:before="0" w:after="0" w:line="276" w:lineRule="auto"/>
+              <w:jc w:val="center"/>
+            </w:pPr>
+            <w:r/>
+            <w:r>
+              <w:rPr>
+                <w:rFonts w:ascii="宋体" w:hAnsi="宋体" w:eastAsia="宋体"/>
+                <w:b w:val="0"/>
+                <w:color w:val="111827"/>
+                <w:sz w:val="21"/>
+              </w:rPr>
+              <w:t>23.5 万亩次</w:t>
+            </w:r>
+          </w:p>
+        </w:tc>
+        <w:tc>
+          <w:tcPr>
+            <w:tcW w:type="dxa" w:w="1374"/>
+          </w:tcPr>
+          <w:p>
+            <w:pPr>
+              <w:keepNext/>
+              <w:keepLines/>
+              <w:spacing w:before="0" w:after="0" w:line="276" w:lineRule="auto"/>
+              <w:jc w:val="center"/>
+            </w:pPr>
+            <w:r/>
+            <w:r>
+              <w:rPr>
+                <w:rFonts w:ascii="宋体" w:hAnsi="宋体" w:eastAsia="宋体"/>
+                <w:b w:val="0"/>
+                <w:color w:val="111827"/>
+                <w:sz w:val="21"/>
+              </w:rPr>
+              <w:t>141 万元</w:t>
+            </w:r>
+          </w:p>
+        </w:tc>
+        <w:tc>
+          <w:tcPr>
+            <w:tcW w:type="dxa" w:w="1374"/>
+          </w:tcPr>
+          <w:p>
+            <w:pPr>
+              <w:keepNext/>
+              <w:keepLines/>
+              <w:spacing w:before="0" w:after="0" w:line="276" w:lineRule="auto"/>
+              <w:jc w:val="center"/>
+            </w:pPr>
+            <w:r/>
+            <w:r>
+              <w:rPr>
+                <w:rFonts w:ascii="宋体" w:hAnsi="宋体" w:eastAsia="宋体"/>
+                <w:b w:val="0"/>
+                <w:color w:val="111827"/>
+                <w:sz w:val="21"/>
+              </w:rPr>
+              <w:t>-12 万元</w:t>
+            </w:r>
+          </w:p>
+        </w:tc>
+        <w:tc>
+          <w:tcPr>
+            <w:tcW w:type="dxa" w:w="2587"/>
+          </w:tcPr>
+          <w:p>
+            <w:pPr>
+              <w:keepNext/>
+              <w:keepLines/>
+              <w:spacing w:before="0" w:after="0" w:line="276" w:lineRule="auto"/>
+              <w:jc w:val="center"/>
+            </w:pPr>
+            <w:r/>
+            <w:r>
+              <w:rPr>
+                <w:rFonts w:ascii="宋体" w:hAnsi="宋体" w:eastAsia="宋体"/>
+                <w:b w:val="0"/>
+                <w:color w:val="111827"/>
+                <w:sz w:val="21"/>
+              </w:rPr>
+              <w:t>暂停扩张，把 3 个县做深</w:t>
+            </w:r>
+          </w:p>
+        </w:tc>
+      </w:tr>
+      <w:tr>
+        <w:trPr>
+          <w:cantSplit/>
+        </w:trPr>
+        <w:tc>
+          <w:tcPr>
+            <w:tcW w:type="dxa" w:w="889"/>
+          </w:tcPr>
+          <w:p>
+            <w:pPr>
+              <w:keepNext/>
+              <w:keepLines/>
+              <w:spacing w:before="0" w:after="0" w:line="276" w:lineRule="auto"/>
+            </w:pPr>
+            <w:r/>
+            <w:r>
+              <w:rPr>
+                <w:rFonts w:ascii="宋体" w:hAnsi="宋体" w:eastAsia="宋体"/>
+                <w:b w:val="0"/>
+                <w:color w:val="111827"/>
+                <w:sz w:val="21"/>
+              </w:rPr>
+              <w:t>基准</w:t>
+            </w:r>
+          </w:p>
+        </w:tc>
+        <w:tc>
+          <w:tcPr>
+            <w:tcW w:type="dxa" w:w="1213"/>
+          </w:tcPr>
+          <w:p>
+            <w:pPr>
+              <w:keepNext/>
+              <w:keepLines/>
+              <w:spacing w:before="0" w:after="0" w:line="276" w:lineRule="auto"/>
+              <w:jc w:val="center"/>
+            </w:pPr>
+            <w:r/>
+            <w:r>
+              <w:rPr>
+                <w:rFonts w:ascii="宋体" w:hAnsi="宋体" w:eastAsia="宋体"/>
+                <w:b w:val="0"/>
+                <w:color w:val="111827"/>
+                <w:sz w:val="21"/>
+              </w:rPr>
+              <w:t>8 元/亩·次</w:t>
+            </w:r>
+          </w:p>
+        </w:tc>
+        <w:tc>
+          <w:tcPr>
+            <w:tcW w:type="dxa" w:w="1293"/>
+          </w:tcPr>
+          <w:p>
+            <w:pPr>
+              <w:keepNext/>
+              <w:keepLines/>
+              <w:spacing w:before="0" w:after="0" w:line="276" w:lineRule="auto"/>
+              <w:jc w:val="center"/>
+            </w:pPr>
+            <w:r/>
+            <w:r>
+              <w:rPr>
+                <w:rFonts w:ascii="宋体" w:hAnsi="宋体" w:eastAsia="宋体"/>
+                <w:b w:val="0"/>
+                <w:color w:val="111827"/>
+                <w:sz w:val="21"/>
+              </w:rPr>
+              <w:t>33.5 万亩次</w:t>
+            </w:r>
+          </w:p>
+        </w:tc>
+        <w:tc>
+          <w:tcPr>
+            <w:tcW w:type="dxa" w:w="1374"/>
+          </w:tcPr>
+          <w:p>
+            <w:pPr>
+              <w:keepNext/>
+              <w:keepLines/>
+              <w:spacing w:before="0" w:after="0" w:line="276" w:lineRule="auto"/>
+              <w:jc w:val="center"/>
+            </w:pPr>
+            <w:r/>
+            <w:r>
+              <w:rPr>
+                <w:rFonts w:ascii="宋体" w:hAnsi="宋体" w:eastAsia="宋体"/>
+                <w:b w:val="0"/>
+                <w:color w:val="111827"/>
+                <w:sz w:val="21"/>
+              </w:rPr>
+              <w:t>268 万元</w:t>
+            </w:r>
+          </w:p>
+        </w:tc>
+        <w:tc>
+          <w:tcPr>
+            <w:tcW w:type="dxa" w:w="1374"/>
+          </w:tcPr>
+          <w:p>
+            <w:pPr>
+              <w:keepNext/>
+              <w:keepLines/>
+              <w:spacing w:before="0" w:after="0" w:line="276" w:lineRule="auto"/>
+              <w:jc w:val="center"/>
+            </w:pPr>
+            <w:r/>
+            <w:r>
+              <w:rPr>
+                <w:rFonts w:ascii="宋体" w:hAnsi="宋体" w:eastAsia="宋体"/>
+                <w:b w:val="0"/>
+                <w:color w:val="111827"/>
+                <w:sz w:val="21"/>
+              </w:rPr>
+              <w:t>72 万元</w:t>
+            </w:r>
+          </w:p>
+        </w:tc>
+        <w:tc>
+          <w:tcPr>
+            <w:tcW w:type="dxa" w:w="2587"/>
+          </w:tcPr>
+          <w:p>
+            <w:pPr>
+              <w:keepNext/>
+              <w:keepLines/>
+              <w:spacing w:before="0" w:after="0" w:line="276" w:lineRule="auto"/>
+              <w:jc w:val="center"/>
+            </w:pPr>
+            <w:r/>
+            <w:r>
+              <w:rPr>
+                <w:rFonts w:ascii="宋体" w:hAnsi="宋体" w:eastAsia="宋体"/>
+                <w:b w:val="0"/>
+                <w:color w:val="111827"/>
+                <w:sz w:val="21"/>
+              </w:rPr>
+              <w:t>按计划复制到第 5 个县</w:t>
+            </w:r>
+          </w:p>
+        </w:tc>
+      </w:tr>
+      <w:tr>
+        <w:trPr>
+          <w:cantSplit/>
+        </w:trPr>
+        <w:tc>
+          <w:tcPr>
+            <w:tcW w:type="dxa" w:w="889"/>
+          </w:tcPr>
+          <w:p>
+            <w:pPr>
+              <w:spacing w:before="0" w:after="0" w:line="276" w:lineRule="auto"/>
+            </w:pPr>
+            <w:r/>
+            <w:r>
+              <w:rPr>
+                <w:rFonts w:ascii="宋体" w:hAnsi="宋体" w:eastAsia="宋体"/>
+                <w:b w:val="0"/>
+                <w:color w:val="111827"/>
+                <w:sz w:val="21"/>
+              </w:rPr>
+              <w:t>乐观</w:t>
+            </w:r>
+          </w:p>
+        </w:tc>
+        <w:tc>
+          <w:tcPr>
+            <w:tcW w:type="dxa" w:w="1213"/>
+          </w:tcPr>
+          <w:p>
+            <w:pPr>
+              <w:spacing w:before="0" w:after="0" w:line="276" w:lineRule="auto"/>
+              <w:jc w:val="center"/>
+            </w:pPr>
+            <w:r/>
+            <w:r>
+              <w:rPr>
+                <w:rFonts w:ascii="宋体" w:hAnsi="宋体" w:eastAsia="宋体"/>
+                <w:b w:val="0"/>
+                <w:color w:val="111827"/>
+                <w:sz w:val="21"/>
+              </w:rPr>
+              <w:t>9 元/亩·次</w:t>
+            </w:r>
+          </w:p>
+        </w:tc>
+        <w:tc>
+          <w:tcPr>
+            <w:tcW w:type="dxa" w:w="1293"/>
+          </w:tcPr>
+          <w:p>
+            <w:pPr>
+              <w:spacing w:before="0" w:after="0" w:line="276" w:lineRule="auto"/>
+              <w:jc w:val="center"/>
+            </w:pPr>
+            <w:r/>
+            <w:r>
+              <w:rPr>
+                <w:rFonts w:ascii="宋体" w:hAnsi="宋体" w:eastAsia="宋体"/>
+                <w:b w:val="0"/>
+                <w:color w:val="111827"/>
+                <w:sz w:val="21"/>
+              </w:rPr>
+              <w:t>40.2 万亩次</w:t>
+            </w:r>
+          </w:p>
+        </w:tc>
+        <w:tc>
+          <w:tcPr>
+            <w:tcW w:type="dxa" w:w="1374"/>
+          </w:tcPr>
+          <w:p>
+            <w:pPr>
+              <w:spacing w:before="0" w:after="0" w:line="276" w:lineRule="auto"/>
+              <w:jc w:val="center"/>
+            </w:pPr>
+            <w:r/>
+            <w:r>
+              <w:rPr>
+                <w:rFonts w:ascii="宋体" w:hAnsi="宋体" w:eastAsia="宋体"/>
+                <w:b w:val="0"/>
+                <w:color w:val="111827"/>
+                <w:sz w:val="21"/>
+              </w:rPr>
+              <w:t>362 万元</w:t>
+            </w:r>
+          </w:p>
+        </w:tc>
+        <w:tc>
+          <w:tcPr>
+            <w:tcW w:type="dxa" w:w="1374"/>
+          </w:tcPr>
+          <w:p>
+            <w:pPr>
+              <w:spacing w:before="0" w:after="0" w:line="276" w:lineRule="auto"/>
+              <w:jc w:val="center"/>
+            </w:pPr>
+            <w:r/>
+            <w:r>
+              <w:rPr>
+                <w:rFonts w:ascii="宋体" w:hAnsi="宋体" w:eastAsia="宋体"/>
+                <w:b w:val="0"/>
+                <w:color w:val="111827"/>
+                <w:sz w:val="21"/>
+              </w:rPr>
+              <w:t>136 万元</w:t>
+            </w:r>
+          </w:p>
+        </w:tc>
+        <w:tc>
+          <w:tcPr>
+            <w:tcW w:type="dxa" w:w="2587"/>
+          </w:tcPr>
+          <w:p>
+            <w:pPr>
+              <w:spacing w:before="0" w:after="0" w:line="276" w:lineRule="auto"/>
+              <w:jc w:val="center"/>
+            </w:pPr>
+            <w:r/>
+            <w:r>
+              <w:rPr>
+                <w:rFonts w:ascii="宋体" w:hAnsi="宋体" w:eastAsia="宋体"/>
+                <w:b w:val="0"/>
+                <w:color w:val="111827"/>
+                <w:sz w:val="21"/>
+              </w:rPr>
+              <w:t>优先补飞手与数据人员</w:t>
+            </w:r>
+          </w:p>
+        </w:tc>
+      </w:tr>
+    </w:tbl>
+    <w:p>
+      <w:pPr>
+        <w:spacing w:before="0" w:after="0" w:line="240" w:lineRule="exact"/>
+      </w:pPr>
+      <w:r>
+        <w:rPr>
+          <w:rFonts w:ascii="宋体" w:hAnsi="宋体" w:eastAsia="宋体"/>
+          <w:b w:val="0"/>
+          <w:color w:val="111827"/>
+          <w:sz w:val="16"/>
+        </w:rPr>
+      </w:r>
+    </w:p>
+    <w:p>
+      <w:pPr>
+        <w:spacing w:before="0" w:after="120" w:lineRule="auto" w:line="360"/>
+        <w:ind w:firstLine="480"/>
+      </w:pPr>
+      <w:r>
+        <w:rPr>
+          <w:rFonts w:ascii="宋体" w:hAnsi="宋体" w:eastAsia="宋体"/>
+          <w:b w:val="0"/>
+          <w:color w:val="111827"/>
+          <w:sz w:val="24"/>
+        </w:rPr>
+        <w:t>悲观情景下第 3 年仍然亏损 12 万元，这是必须承认的：如果单价被压到 6 元、面积只做到七成，这个模型跑不通。我们的判断是这种组合不会同时发生——单价下行通常伴随市场扩大，两者同向恶化的概率不高。但即使发生，亏损 12 万元也在可承受范围内，不会伤及本金。</w:t>
+      </w:r>
+    </w:p>
+    <w:p>
+      <w:pPr>
+        <w:spacing w:before="0" w:after="120" w:lineRule="auto" w:line="360"/>
+        <w:ind w:firstLine="480"/>
+      </w:pPr>
+      <w:r>
+        <w:rPr>
+          <w:rFonts w:ascii="宋体" w:hAnsi="宋体" w:eastAsia="宋体"/>
+          <w:b w:val="0"/>
+          <w:color w:val="111827"/>
+          <w:sz w:val="24"/>
+        </w:rPr>
+        <w:t>需要说明：以上预测只计服务费收入，农资集采的佣金没有算进去。按第 3 年 25% 的集采渗透率估算，理论上还能增加 30 万元左右收入，但我们不把它写进预测——集采涉及资金垫付与供应链账期，对早期团队是负担而非助力，等服务体系稳定后再启动更稳妥。</w:t>
+      </w:r>
+    </w:p>
+    <w:p>
+      <w:pPr>
+        <w:keepNext/>
+        <w:keepLines/>
+        <w:spacing w:before="200" w:after="100" w:line="360" w:lineRule="auto"/>
+        <w:outlineLvl w:val="1"/>
+      </w:pPr>
+      <w:r>
+        <w:rPr>
+          <w:rFonts w:ascii="黑体" w:hAnsi="黑体" w:eastAsia="黑体"/>
+          <w:b/>
+          <w:color w:val="111827"/>
+          <w:sz w:val="25"/>
+        </w:rPr>
+        <w:t>5.5 三张表的钩稽关系与现金流红线</w:t>
+      </w:r>
+    </w:p>
+    <w:p>
+      <w:pPr>
+        <w:spacing w:before="0" w:after="120" w:lineRule="auto" w:line="360"/>
+        <w:ind w:firstLine="480"/>
+      </w:pPr>
+      <w:r>
+        <w:rPr>
+          <w:rFonts w:ascii="宋体" w:hAnsi="宋体" w:eastAsia="宋体"/>
+          <w:b w:val="0"/>
+          <w:color w:val="111827"/>
+          <w:sz w:val="24"/>
+        </w:rPr>
+        <w:t>财务预测最容易出的问题是收入、成本、现金三套数字各说各话。这份预测里，三张表是靠三条硬约束焊在一起的，任何一条被改动，其他地方必须跟着动。</w:t>
+      </w:r>
+    </w:p>
+    <w:p>
+      <w:pPr>
+        <w:spacing w:before="0" w:after="120" w:lineRule="auto" w:line="360"/>
+        <w:ind w:firstLine="480"/>
+      </w:pPr>
+      <w:r>
+        <w:rPr>
+          <w:rFonts w:ascii="宋体" w:hAnsi="宋体" w:eastAsia="宋体"/>
+          <w:b w:val="0"/>
+          <w:color w:val="111827"/>
+          <w:sz w:val="24"/>
+        </w:rPr>
+        <w:t>第二条：净利润等于毛利减固定成本，不吃补贴、不做非经常性收益。第 1 年毛利 21.6 万元、固定成本 35.6 万元，亏 14 万元；第 3 年毛利 120.6 万元、固定成本 48.6 万元，净利 72 万元。两边的固定成本差 13 万元，主要是新增一个县的管理人员与办公，这个增幅是刻意压住的——固定成本一旦上去就下不来。</w:t>
+      </w:r>
+    </w:p>
+    <w:p>
+      <w:pPr>
+        <w:spacing w:before="0" w:after="120" w:lineRule="auto" w:line="360"/>
+        <w:ind w:firstLine="480"/>
+      </w:pPr>
+      <w:r>
+        <w:rPr>
+          <w:rFonts w:ascii="宋体" w:hAnsi="宋体" w:eastAsia="宋体"/>
+          <w:b w:val="0"/>
+          <w:color w:val="111827"/>
+          <w:sz w:val="24"/>
+        </w:rPr>
+        <w:t>第三条：现金流的下限必须留出三个月的固定支出。按模型，资金最低点出现在第 2 年末，累计 −20 万元。这个数字之所以还能接受，是因为账上届时仍有约 12 万元，刚好覆盖三个月固定成本（每月约 4 万元）。如果这个余额掉到 8 万元以下，触发收缩动作：暂停第二个县的扩张，把飞手从 5 人减到 3 人，优先保住已签约地块的交付。</w:t>
       </w:r>
     </w:p>
     <w:p>
@@ -4487,7 +8425,7 @@
           <w:color w:val="111827"/>
           <w:sz w:val="24"/>
         </w:rPr>
-        <w:t>本轮计划融资 300 万元，出让 12% 股权，资金用途如表 7 所示（见表 8）：</w:t>
+        <w:t>本轮计划融资 300 万元，出让 12% 股权，资金用途如表 12 所示（见表 13）：</w:t>
       </w:r>
     </w:p>
     <w:p>
@@ -4504,7 +8442,7 @@
           <w:color w:val="111827"/>
           <w:sz w:val="21"/>
         </w:rPr>
-        <w:t>表 7　本轮融资用途与金额分配</w:t>
+        <w:t>表 12　本轮融资用途与金额分配</w:t>
       </w:r>
     </w:p>
     <w:tbl>
@@ -5030,7 +8968,7 @@
           <w:color w:val="111827"/>
           <w:sz w:val="21"/>
         </w:rPr>
-        <w:t>表 8　股权结构与各方角色</w:t>
+        <w:t>表 13　股权结构与各方角色</w:t>
       </w:r>
     </w:p>
     <w:tbl>
@@ -5460,6 +9398,1387 @@
     </w:p>
     <w:p>
       <w:pPr>
+        <w:spacing w:before="0" w:after="120" w:lineRule="auto" w:line="360"/>
+        <w:ind w:firstLine="480"/>
+      </w:pPr>
+      <w:r>
+        <w:rPr>
+          <w:rFonts w:ascii="宋体" w:hAnsi="宋体" w:eastAsia="宋体"/>
+          <w:b w:val="0"/>
+          <w:color w:val="111827"/>
+          <w:sz w:val="24"/>
+        </w:rPr>
+        <w:t>本轮融资 300 万元、出让 12% 股权，对应投后估值 2,500 万元。这个估值不是按同类公司对标出来的，而是按「三年内能交付什么」倒推：第 3 年净利 72 万元，对应静态市盈率约 35 倍，偏高；若按第 5 年净利 282 万元计算，对应约 9 倍，处于合理区间。我们向投资人明确说明：这是一笔按第 5 年退出定价的投资，前三年不指望分红（见表 14）。</w:t>
+      </w:r>
+    </w:p>
+    <w:p>
+      <w:pPr>
+        <w:keepNext/>
+        <w:keepLines/>
+        <w:spacing w:before="120" w:after="40" w:line="288" w:lineRule="auto"/>
+        <w:jc w:val="center"/>
+      </w:pPr>
+      <w:r>
+        <w:rPr>
+          <w:rFonts w:ascii="黑体" w:hAnsi="黑体" w:eastAsia="黑体"/>
+          <w:b w:val="0"/>
+          <w:color w:val="111827"/>
+          <w:sz w:val="21"/>
+        </w:rPr>
+        <w:t>表 14　融资款分期到账的节点、前置条件与用途</w:t>
+      </w:r>
+    </w:p>
+    <w:tbl>
+      <w:tblPr>
+        <w:tblStyle w:val="TableGrid"/>
+        <w:tblW w:type="auto" w:w="0"/>
+        <w:jc w:val="center"/>
+        <w:tblLayout w:type="fixed"/>
+        <w:tblLook w:firstColumn="1" w:firstRow="1" w:lastColumn="0" w:lastRow="0" w:noHBand="0" w:noVBand="1" w:val="04A0"/>
+        <w:tblLayout w:type="fixed"/>
+        <w:tblCellMar>
+          <w:top w:w="50" w:type="dxa"/>
+          <w:bottom w:w="50" w:type="dxa"/>
+          <w:left w:w="100" w:type="dxa"/>
+          <w:right w:w="100" w:type="dxa"/>
+        </w:tblCellMar>
+      </w:tblPr>
+      <w:tblGrid>
+        <w:gridCol w:w="1579"/>
+        <w:gridCol w:w="1393"/>
+        <w:gridCol w:w="3251"/>
+        <w:gridCol w:w="2508"/>
+      </w:tblGrid>
+      <w:tr>
+        <w:trPr>
+          <w:tblHeader/>
+          <w:cantSplit/>
+        </w:trPr>
+        <w:tc>
+          <w:tcPr>
+            <w:tcW w:type="dxa" w:w="1579"/>
+          </w:tcPr>
+          <w:p>
+            <w:pPr>
+              <w:keepNext/>
+              <w:keepLines/>
+              <w:spacing w:before="0" w:after="0"/>
+              <w:jc w:val="center"/>
+            </w:pPr>
+            <w:r/>
+            <w:r>
+              <w:rPr>
+                <w:rFonts w:ascii="黑体" w:hAnsi="黑体" w:eastAsia="黑体"/>
+                <w:b/>
+                <w:color w:val="111827"/>
+                <w:sz w:val="21"/>
+              </w:rPr>
+              <w:t>时间节点</w:t>
+            </w:r>
+          </w:p>
+        </w:tc>
+        <w:tc>
+          <w:tcPr>
+            <w:tcW w:type="dxa" w:w="1393"/>
+          </w:tcPr>
+          <w:p>
+            <w:pPr>
+              <w:keepNext/>
+              <w:keepLines/>
+              <w:spacing w:before="0" w:after="0"/>
+              <w:jc w:val="center"/>
+            </w:pPr>
+            <w:r/>
+            <w:r>
+              <w:rPr>
+                <w:rFonts w:ascii="黑体" w:hAnsi="黑体" w:eastAsia="黑体"/>
+                <w:b/>
+                <w:color w:val="111827"/>
+                <w:sz w:val="21"/>
+              </w:rPr>
+              <w:t>到账金额</w:t>
+            </w:r>
+          </w:p>
+        </w:tc>
+        <w:tc>
+          <w:tcPr>
+            <w:tcW w:type="dxa" w:w="3251"/>
+          </w:tcPr>
+          <w:p>
+            <w:pPr>
+              <w:keepNext/>
+              <w:keepLines/>
+              <w:spacing w:before="0" w:after="0"/>
+              <w:jc w:val="center"/>
+            </w:pPr>
+            <w:r/>
+            <w:r>
+              <w:rPr>
+                <w:rFonts w:ascii="黑体" w:hAnsi="黑体" w:eastAsia="黑体"/>
+                <w:b/>
+                <w:color w:val="111827"/>
+                <w:sz w:val="21"/>
+              </w:rPr>
+              <w:t>前置条件</w:t>
+            </w:r>
+          </w:p>
+        </w:tc>
+        <w:tc>
+          <w:tcPr>
+            <w:tcW w:type="dxa" w:w="2508"/>
+          </w:tcPr>
+          <w:p>
+            <w:pPr>
+              <w:keepNext/>
+              <w:keepLines/>
+              <w:spacing w:before="0" w:after="0"/>
+              <w:jc w:val="center"/>
+            </w:pPr>
+            <w:r/>
+            <w:r>
+              <w:rPr>
+                <w:rFonts w:ascii="黑体" w:hAnsi="黑体" w:eastAsia="黑体"/>
+                <w:b/>
+                <w:color w:val="111827"/>
+                <w:sz w:val="21"/>
+              </w:rPr>
+              <w:t>用途</w:t>
+            </w:r>
+          </w:p>
+        </w:tc>
+      </w:tr>
+      <w:tr>
+        <w:trPr>
+          <w:cantSplit/>
+        </w:trPr>
+        <w:tc>
+          <w:tcPr>
+            <w:tcW w:type="dxa" w:w="1579"/>
+          </w:tcPr>
+          <w:p>
+            <w:pPr>
+              <w:keepNext/>
+              <w:keepLines/>
+              <w:spacing w:before="0" w:after="0" w:line="276" w:lineRule="auto"/>
+            </w:pPr>
+            <w:r/>
+            <w:r>
+              <w:rPr>
+                <w:rFonts w:ascii="宋体" w:hAnsi="宋体" w:eastAsia="宋体"/>
+                <w:b w:val="0"/>
+                <w:color w:val="111827"/>
+                <w:sz w:val="21"/>
+              </w:rPr>
+              <w:t>签约后 10 日内</w:t>
+            </w:r>
+          </w:p>
+        </w:tc>
+        <w:tc>
+          <w:tcPr>
+            <w:tcW w:type="dxa" w:w="1393"/>
+          </w:tcPr>
+          <w:p>
+            <w:pPr>
+              <w:keepNext/>
+              <w:keepLines/>
+              <w:spacing w:before="0" w:after="0" w:line="276" w:lineRule="auto"/>
+              <w:jc w:val="center"/>
+            </w:pPr>
+            <w:r/>
+            <w:r>
+              <w:rPr>
+                <w:rFonts w:ascii="宋体" w:hAnsi="宋体" w:eastAsia="宋体"/>
+                <w:b w:val="0"/>
+                <w:color w:val="111827"/>
+                <w:sz w:val="21"/>
+              </w:rPr>
+              <w:t>180 万元</w:t>
+            </w:r>
+          </w:p>
+        </w:tc>
+        <w:tc>
+          <w:tcPr>
+            <w:tcW w:type="dxa" w:w="3251"/>
+          </w:tcPr>
+          <w:p>
+            <w:pPr>
+              <w:keepNext/>
+              <w:keepLines/>
+              <w:spacing w:before="0" w:after="0" w:line="276" w:lineRule="auto"/>
+              <w:jc w:val="center"/>
+            </w:pPr>
+            <w:r/>
+            <w:r>
+              <w:rPr>
+                <w:rFonts w:ascii="宋体" w:hAnsi="宋体" w:eastAsia="宋体"/>
+                <w:b w:val="0"/>
+                <w:color w:val="111827"/>
+                <w:sz w:val="21"/>
+              </w:rPr>
+              <w:t>工商变更完成</w:t>
+            </w:r>
+          </w:p>
+        </w:tc>
+        <w:tc>
+          <w:tcPr>
+            <w:tcW w:type="dxa" w:w="2508"/>
+          </w:tcPr>
+          <w:p>
+            <w:pPr>
+              <w:keepNext/>
+              <w:keepLines/>
+              <w:spacing w:before="0" w:after="0" w:line="276" w:lineRule="auto"/>
+              <w:jc w:val="center"/>
+            </w:pPr>
+            <w:r/>
+            <w:r>
+              <w:rPr>
+                <w:rFonts w:ascii="宋体" w:hAnsi="宋体" w:eastAsia="宋体"/>
+                <w:b w:val="0"/>
+                <w:color w:val="111827"/>
+                <w:sz w:val="21"/>
+              </w:rPr>
+              <w:t>设备采购 120 万、团队 60 万</w:t>
+            </w:r>
+          </w:p>
+        </w:tc>
+      </w:tr>
+      <w:tr>
+        <w:trPr>
+          <w:cantSplit/>
+        </w:trPr>
+        <w:tc>
+          <w:tcPr>
+            <w:tcW w:type="dxa" w:w="1579"/>
+          </w:tcPr>
+          <w:p>
+            <w:pPr>
+              <w:keepNext/>
+              <w:keepLines/>
+              <w:spacing w:before="0" w:after="0" w:line="276" w:lineRule="auto"/>
+            </w:pPr>
+            <w:r/>
+            <w:r>
+              <w:rPr>
+                <w:rFonts w:ascii="宋体" w:hAnsi="宋体" w:eastAsia="宋体"/>
+                <w:b w:val="0"/>
+                <w:color w:val="111827"/>
+                <w:sz w:val="21"/>
+              </w:rPr>
+              <w:t>M6</w:t>
+            </w:r>
+          </w:p>
+        </w:tc>
+        <w:tc>
+          <w:tcPr>
+            <w:tcW w:type="dxa" w:w="1393"/>
+          </w:tcPr>
+          <w:p>
+            <w:pPr>
+              <w:keepNext/>
+              <w:keepLines/>
+              <w:spacing w:before="0" w:after="0" w:line="276" w:lineRule="auto"/>
+              <w:jc w:val="center"/>
+            </w:pPr>
+            <w:r/>
+            <w:r>
+              <w:rPr>
+                <w:rFonts w:ascii="宋体" w:hAnsi="宋体" w:eastAsia="宋体"/>
+                <w:b w:val="0"/>
+                <w:color w:val="111827"/>
+                <w:sz w:val="21"/>
+              </w:rPr>
+              <w:t>60 万元</w:t>
+            </w:r>
+          </w:p>
+        </w:tc>
+        <w:tc>
+          <w:tcPr>
+            <w:tcW w:type="dxa" w:w="3251"/>
+          </w:tcPr>
+          <w:p>
+            <w:pPr>
+              <w:keepNext/>
+              <w:keepLines/>
+              <w:spacing w:before="0" w:after="0" w:line="276" w:lineRule="auto"/>
+              <w:jc w:val="center"/>
+            </w:pPr>
+            <w:r/>
+            <w:r>
+              <w:rPr>
+                <w:rFonts w:ascii="宋体" w:hAnsi="宋体" w:eastAsia="宋体"/>
+                <w:b w:val="0"/>
+                <w:color w:val="111827"/>
+                <w:sz w:val="21"/>
+              </w:rPr>
+              <w:t>3 个县首季服务完成、复购率 ≥80%</w:t>
+            </w:r>
+          </w:p>
+        </w:tc>
+        <w:tc>
+          <w:tcPr>
+            <w:tcW w:type="dxa" w:w="2508"/>
+          </w:tcPr>
+          <w:p>
+            <w:pPr>
+              <w:keepNext/>
+              <w:keepLines/>
+              <w:spacing w:before="0" w:after="0" w:line="276" w:lineRule="auto"/>
+              <w:jc w:val="center"/>
+            </w:pPr>
+            <w:r/>
+            <w:r>
+              <w:rPr>
+                <w:rFonts w:ascii="宋体" w:hAnsi="宋体" w:eastAsia="宋体"/>
+                <w:b w:val="0"/>
+                <w:color w:val="111827"/>
+                <w:sz w:val="21"/>
+              </w:rPr>
+              <w:t>市场推广与试点补贴</w:t>
+            </w:r>
+          </w:p>
+        </w:tc>
+      </w:tr>
+      <w:tr>
+        <w:trPr>
+          <w:cantSplit/>
+        </w:trPr>
+        <w:tc>
+          <w:tcPr>
+            <w:tcW w:type="dxa" w:w="1579"/>
+          </w:tcPr>
+          <w:p>
+            <w:pPr>
+              <w:spacing w:before="0" w:after="0" w:line="276" w:lineRule="auto"/>
+            </w:pPr>
+            <w:r/>
+            <w:r>
+              <w:rPr>
+                <w:rFonts w:ascii="宋体" w:hAnsi="宋体" w:eastAsia="宋体"/>
+                <w:b w:val="0"/>
+                <w:color w:val="111827"/>
+                <w:sz w:val="21"/>
+              </w:rPr>
+              <w:t>M12</w:t>
+            </w:r>
+          </w:p>
+        </w:tc>
+        <w:tc>
+          <w:tcPr>
+            <w:tcW w:type="dxa" w:w="1393"/>
+          </w:tcPr>
+          <w:p>
+            <w:pPr>
+              <w:spacing w:before="0" w:after="0" w:line="276" w:lineRule="auto"/>
+              <w:jc w:val="center"/>
+            </w:pPr>
+            <w:r/>
+            <w:r>
+              <w:rPr>
+                <w:rFonts w:ascii="宋体" w:hAnsi="宋体" w:eastAsia="宋体"/>
+                <w:b w:val="0"/>
+                <w:color w:val="111827"/>
+                <w:sz w:val="21"/>
+              </w:rPr>
+              <w:t>60 万元</w:t>
+            </w:r>
+          </w:p>
+        </w:tc>
+        <w:tc>
+          <w:tcPr>
+            <w:tcW w:type="dxa" w:w="3251"/>
+          </w:tcPr>
+          <w:p>
+            <w:pPr>
+              <w:spacing w:before="0" w:after="0" w:line="276" w:lineRule="auto"/>
+              <w:jc w:val="center"/>
+            </w:pPr>
+            <w:r/>
+            <w:r>
+              <w:rPr>
+                <w:rFonts w:ascii="宋体" w:hAnsi="宋体" w:eastAsia="宋体"/>
+                <w:b w:val="0"/>
+                <w:color w:val="111827"/>
+                <w:sz w:val="21"/>
+              </w:rPr>
+              <w:t>服务面积达 1.8 万亩次、毛利率 ≥20%</w:t>
+            </w:r>
+          </w:p>
+        </w:tc>
+        <w:tc>
+          <w:tcPr>
+            <w:tcW w:type="dxa" w:w="2508"/>
+          </w:tcPr>
+          <w:p>
+            <w:pPr>
+              <w:spacing w:before="0" w:after="0" w:line="276" w:lineRule="auto"/>
+              <w:jc w:val="center"/>
+            </w:pPr>
+            <w:r/>
+            <w:r>
+              <w:rPr>
+                <w:rFonts w:ascii="宋体" w:hAnsi="宋体" w:eastAsia="宋体"/>
+                <w:b w:val="0"/>
+                <w:color w:val="111827"/>
+                <w:sz w:val="21"/>
+              </w:rPr>
+              <w:t>数据处理与模型迭代</w:t>
+            </w:r>
+          </w:p>
+        </w:tc>
+      </w:tr>
+    </w:tbl>
+    <w:p>
+      <w:pPr>
+        <w:spacing w:before="0" w:after="0" w:line="240" w:lineRule="exact"/>
+      </w:pPr>
+      <w:r>
+        <w:rPr>
+          <w:rFonts w:ascii="宋体" w:hAnsi="宋体" w:eastAsia="宋体"/>
+          <w:b w:val="0"/>
+          <w:color w:val="111827"/>
+          <w:sz w:val="16"/>
+        </w:rPr>
+      </w:r>
+    </w:p>
+    <w:p>
+      <w:pPr>
+        <w:spacing w:before="0" w:after="120" w:lineRule="auto" w:line="360"/>
+        <w:ind w:firstLine="480"/>
+      </w:pPr>
+      <w:r>
+        <w:rPr>
+          <w:rFonts w:ascii="宋体" w:hAnsi="宋体" w:eastAsia="宋体"/>
+          <w:b w:val="0"/>
+          <w:color w:val="111827"/>
+          <w:sz w:val="24"/>
+        </w:rPr>
+        <w:t>分期到账不是投资人单方面的要求，也是我们主动提出的：一次性拿 300 万元，团队容易在还没验证的地域上花掉；分三笔、每笔绑定一个可核查的里程碑，等于给自己上了三次闹钟。如果 M6 的复购率没到 80%，我们宁可不拿第二笔，先解决问题。</w:t>
+      </w:r>
+    </w:p>
+    <w:p>
+      <w:pPr>
+        <w:spacing w:before="0" w:after="120" w:lineRule="auto" w:line="360"/>
+        <w:ind w:firstLine="480"/>
+      </w:pPr>
+      <w:r>
+        <w:rPr>
+          <w:rFonts w:ascii="宋体" w:hAnsi="宋体" w:eastAsia="宋体"/>
+          <w:b w:val="0"/>
+          <w:color w:val="111827"/>
+          <w:sz w:val="24"/>
+        </w:rPr>
+        <w:t>股权结构上留了 8% 的期权池，用于飞手队长与数据负责人这两个关键岗位。农业服务的人才特点是「会飞的不愿意写报告、会写报告的不愿意下地」，能把两头连起来的人极少，必须用股权留。指导教师持股 8%，以技术顾问身份参与，不参与经营决策。</w:t>
+      </w:r>
+    </w:p>
+    <w:p>
+      <w:pPr>
+        <w:keepNext/>
+        <w:keepLines/>
+        <w:spacing w:before="200" w:after="100" w:line="360" w:lineRule="auto"/>
+        <w:outlineLvl w:val="1"/>
+      </w:pPr>
+      <w:r>
+        <w:rPr>
+          <w:rFonts w:ascii="黑体" w:hAnsi="黑体" w:eastAsia="黑体"/>
+          <w:b/>
+          <w:color w:val="111827"/>
+          <w:sz w:val="25"/>
+        </w:rPr>
+        <w:t>6.1 资金用途与投后估值的推导</w:t>
+      </w:r>
+    </w:p>
+    <w:p>
+      <w:pPr>
+        <w:spacing w:before="0" w:after="120" w:lineRule="auto" w:line="360"/>
+        <w:ind w:firstLine="480"/>
+      </w:pPr>
+      <w:r>
+        <w:rPr>
+          <w:rFonts w:ascii="宋体" w:hAnsi="宋体" w:eastAsia="宋体"/>
+          <w:b w:val="0"/>
+          <w:color w:val="111827"/>
+          <w:sz w:val="24"/>
+        </w:rPr>
+        <w:t>300 万元怎么花，比融多少更重要。按第一笔 180 万元的到账口径，我们把用途拆成四块，每一块都对应一个具体的交付物，而不是笼统的「运营资金」：设备与载荷 62 万元，换来 3 套多光谱载荷加 2 块备用电池组，决定作业能力上限；人员与培训 54 万元，养 5 名持证飞手和 2 名标注员，决定单县作业周期；市场与渠道 38 万元，用于首期 8 家合作社签约与三县农技站对接；软件与算力 26 万元，把地块档案系统上线、把模型训练跑完。</w:t>
+      </w:r>
+    </w:p>
+    <w:p>
+      <w:pPr>
+        <w:spacing w:before="0" w:after="120" w:lineRule="auto" w:line="360"/>
+        <w:ind w:firstLine="480"/>
+      </w:pPr>
+      <w:r>
+        <w:rPr>
+          <w:rFonts w:ascii="宋体" w:hAnsi="宋体" w:eastAsia="宋体"/>
+          <w:b w:val="0"/>
+          <w:color w:val="111827"/>
+          <w:sz w:val="24"/>
+        </w:rPr>
+        <w:t>四块加起来正好 180 万元，没有留「预备费」这一项，是因为预备费在实际执行中几乎必然变成对失败的补贴。如果某一项超支，处理办法是从其他项里砍，而不是从账上另拿钱——这会强迫我们每个月重新判断哪件事最值得做。四块里任何一块没兑现，后果都是可量化的：设备不到位，作业能力锁死在 12 万亩次；人员不到位，单县作业周期从 9 天拖到 15 天，直接错过窗口；渠道钱省了，获客成本从 900 元反弹到 3,000 元以上；软件钱省了，交付退回纸质报告，地块档案这条壁垒就不存在了。</w:t>
+      </w:r>
+    </w:p>
+    <w:p>
+      <w:pPr>
+        <w:spacing w:before="0" w:after="120" w:lineRule="auto" w:line="360"/>
+        <w:ind w:firstLine="480"/>
+      </w:pPr>
+      <w:r>
+        <w:rPr>
+          <w:rFonts w:ascii="宋体" w:hAnsi="宋体" w:eastAsia="宋体"/>
+          <w:b w:val="0"/>
+          <w:color w:val="111827"/>
+          <w:sz w:val="24"/>
+        </w:rPr>
+        <w:t>投后估值 2,500 万元是按可比法倒推的，不是拍脑袋。选取的可比对象是三家区域型农业服务公司，它们的共同特征是年服务面积 20 万—40 万亩次、净利率 15%—25%，市场给的估值中枢在年收入 6—9 倍。我们按第 3 年收入 268 万元、8 倍市销率折算，得到 2,144 万元，向上取整到 2,500 万元。</w:t>
+      </w:r>
+    </w:p>
+    <w:p>
+      <w:pPr>
+        <w:spacing w:before="0" w:after="120" w:lineRule="auto" w:line="360"/>
+        <w:ind w:firstLine="480"/>
+      </w:pPr>
+      <w:r>
+        <w:rPr>
+          <w:rFonts w:ascii="宋体" w:hAnsi="宋体" w:eastAsia="宋体"/>
+          <w:b w:val="0"/>
+          <w:color w:val="111827"/>
+          <w:sz w:val="24"/>
+        </w:rPr>
+        <w:t>条款上我们逐条想过，落成下面这张清单。写这么细不是为了显得专业，而是因为条款谈判最怕「到时候再说」——真到那一步，创业公司几乎没有议价空间（见表 15）。</w:t>
+      </w:r>
+    </w:p>
+    <w:p>
+      <w:pPr>
+        <w:keepNext/>
+        <w:keepLines/>
+        <w:spacing w:before="120" w:after="40" w:line="288" w:lineRule="auto"/>
+        <w:jc w:val="center"/>
+      </w:pPr>
+      <w:r>
+        <w:rPr>
+          <w:rFonts w:ascii="黑体" w:hAnsi="黑体" w:eastAsia="黑体"/>
+          <w:b w:val="0"/>
+          <w:color w:val="111827"/>
+          <w:sz w:val="21"/>
+        </w:rPr>
+        <w:t>表 15　融资关键条款、投资人常见要求与本方立场</w:t>
+      </w:r>
+    </w:p>
+    <w:tbl>
+      <w:tblPr>
+        <w:tblStyle w:val="TableGrid"/>
+        <w:tblW w:type="auto" w:w="0"/>
+        <w:jc w:val="center"/>
+        <w:tblLayout w:type="fixed"/>
+        <w:tblLook w:firstColumn="1" w:firstRow="1" w:lastColumn="0" w:lastRow="0" w:noHBand="0" w:noVBand="1" w:val="04A0"/>
+        <w:tblLayout w:type="fixed"/>
+        <w:tblCellMar>
+          <w:top w:w="50" w:type="dxa"/>
+          <w:bottom w:w="50" w:type="dxa"/>
+          <w:left w:w="100" w:type="dxa"/>
+          <w:right w:w="100" w:type="dxa"/>
+        </w:tblCellMar>
+      </w:tblPr>
+      <w:tblGrid>
+        <w:gridCol w:w="2183"/>
+        <w:gridCol w:w="2183"/>
+        <w:gridCol w:w="2183"/>
+        <w:gridCol w:w="2183"/>
+      </w:tblGrid>
+      <w:tr>
+        <w:trPr>
+          <w:tblHeader/>
+          <w:cantSplit/>
+        </w:trPr>
+        <w:tc>
+          <w:tcPr>
+            <w:tcW w:type="dxa" w:w="2183"/>
+          </w:tcPr>
+          <w:p>
+            <w:pPr>
+              <w:keepNext/>
+              <w:keepLines/>
+              <w:spacing w:before="0" w:after="0"/>
+              <w:jc w:val="center"/>
+            </w:pPr>
+            <w:r/>
+            <w:r>
+              <w:rPr>
+                <w:rFonts w:ascii="黑体" w:hAnsi="黑体" w:eastAsia="黑体"/>
+                <w:b/>
+                <w:color w:val="111827"/>
+                <w:sz w:val="21"/>
+              </w:rPr>
+              <w:t>条款</w:t>
+            </w:r>
+          </w:p>
+        </w:tc>
+        <w:tc>
+          <w:tcPr>
+            <w:tcW w:type="dxa" w:w="2183"/>
+          </w:tcPr>
+          <w:p>
+            <w:pPr>
+              <w:keepNext/>
+              <w:keepLines/>
+              <w:spacing w:before="0" w:after="0"/>
+              <w:jc w:val="center"/>
+            </w:pPr>
+            <w:r/>
+            <w:r>
+              <w:rPr>
+                <w:rFonts w:ascii="黑体" w:hAnsi="黑体" w:eastAsia="黑体"/>
+                <w:b/>
+                <w:color w:val="111827"/>
+                <w:sz w:val="21"/>
+              </w:rPr>
+              <w:t>投资人常见要求</w:t>
+            </w:r>
+          </w:p>
+        </w:tc>
+        <w:tc>
+          <w:tcPr>
+            <w:tcW w:type="dxa" w:w="2183"/>
+          </w:tcPr>
+          <w:p>
+            <w:pPr>
+              <w:keepNext/>
+              <w:keepLines/>
+              <w:spacing w:before="0" w:after="0"/>
+              <w:jc w:val="center"/>
+            </w:pPr>
+            <w:r/>
+            <w:r>
+              <w:rPr>
+                <w:rFonts w:ascii="黑体" w:hAnsi="黑体" w:eastAsia="黑体"/>
+                <w:b/>
+                <w:color w:val="111827"/>
+                <w:sz w:val="21"/>
+              </w:rPr>
+              <w:t>我们的立场</w:t>
+            </w:r>
+          </w:p>
+        </w:tc>
+        <w:tc>
+          <w:tcPr>
+            <w:tcW w:type="dxa" w:w="2183"/>
+          </w:tcPr>
+          <w:p>
+            <w:pPr>
+              <w:keepNext/>
+              <w:keepLines/>
+              <w:spacing w:before="0" w:after="0"/>
+              <w:jc w:val="center"/>
+            </w:pPr>
+            <w:r/>
+            <w:r>
+              <w:rPr>
+                <w:rFonts w:ascii="黑体" w:hAnsi="黑体" w:eastAsia="黑体"/>
+                <w:b/>
+                <w:color w:val="111827"/>
+                <w:sz w:val="21"/>
+              </w:rPr>
+              <w:t>理由</w:t>
+            </w:r>
+          </w:p>
+        </w:tc>
+      </w:tr>
+      <w:tr>
+        <w:trPr>
+          <w:cantSplit/>
+        </w:trPr>
+        <w:tc>
+          <w:tcPr>
+            <w:tcW w:type="dxa" w:w="2183"/>
+          </w:tcPr>
+          <w:p>
+            <w:pPr>
+              <w:keepNext/>
+              <w:keepLines/>
+              <w:spacing w:before="0" w:after="0" w:line="276" w:lineRule="auto"/>
+            </w:pPr>
+            <w:r/>
+            <w:r>
+              <w:rPr>
+                <w:rFonts w:ascii="宋体" w:hAnsi="宋体" w:eastAsia="宋体"/>
+                <w:b w:val="0"/>
+                <w:color w:val="111827"/>
+                <w:sz w:val="21"/>
+              </w:rPr>
+              <w:t>业绩对赌</w:t>
+            </w:r>
+          </w:p>
+        </w:tc>
+        <w:tc>
+          <w:tcPr>
+            <w:tcW w:type="dxa" w:w="2183"/>
+          </w:tcPr>
+          <w:p>
+            <w:pPr>
+              <w:keepNext/>
+              <w:keepLines/>
+              <w:spacing w:before="0" w:after="0" w:line="276" w:lineRule="auto"/>
+              <w:jc w:val="center"/>
+            </w:pPr>
+            <w:r/>
+            <w:r>
+              <w:rPr>
+                <w:rFonts w:ascii="宋体" w:hAnsi="宋体" w:eastAsia="宋体"/>
+                <w:b w:val="0"/>
+                <w:color w:val="111827"/>
+                <w:sz w:val="21"/>
+              </w:rPr>
+              <w:t>按净利差额补偿股权</w:t>
+            </w:r>
+          </w:p>
+        </w:tc>
+        <w:tc>
+          <w:tcPr>
+            <w:tcW w:type="dxa" w:w="2183"/>
+          </w:tcPr>
+          <w:p>
+            <w:pPr>
+              <w:keepNext/>
+              <w:keepLines/>
+              <w:spacing w:before="0" w:after="0" w:line="276" w:lineRule="auto"/>
+              <w:jc w:val="center"/>
+            </w:pPr>
+            <w:r/>
+            <w:r>
+              <w:rPr>
+                <w:rFonts w:ascii="宋体" w:hAnsi="宋体" w:eastAsia="宋体"/>
+                <w:b w:val="0"/>
+                <w:color w:val="111827"/>
+                <w:sz w:val="21"/>
+              </w:rPr>
+              <w:t>不接受</w:t>
+            </w:r>
+          </w:p>
+        </w:tc>
+        <w:tc>
+          <w:tcPr>
+            <w:tcW w:type="dxa" w:w="2183"/>
+          </w:tcPr>
+          <w:p>
+            <w:pPr>
+              <w:keepNext/>
+              <w:keepLines/>
+              <w:spacing w:before="0" w:after="0" w:line="276" w:lineRule="auto"/>
+              <w:jc w:val="center"/>
+            </w:pPr>
+            <w:r/>
+            <w:r>
+              <w:rPr>
+                <w:rFonts w:ascii="宋体" w:hAnsi="宋体" w:eastAsia="宋体"/>
+                <w:b w:val="0"/>
+                <w:color w:val="111827"/>
+                <w:sz w:val="21"/>
+              </w:rPr>
+              <w:t>农业单年收入波动 20% 属正常，把天气波动变成股权稀释对双方都不公平</w:t>
+            </w:r>
+          </w:p>
+        </w:tc>
+      </w:tr>
+      <w:tr>
+        <w:trPr>
+          <w:cantSplit/>
+        </w:trPr>
+        <w:tc>
+          <w:tcPr>
+            <w:tcW w:type="dxa" w:w="2183"/>
+          </w:tcPr>
+          <w:p>
+            <w:pPr>
+              <w:keepNext/>
+              <w:keepLines/>
+              <w:spacing w:before="0" w:after="0" w:line="276" w:lineRule="auto"/>
+            </w:pPr>
+            <w:r/>
+            <w:r>
+              <w:rPr>
+                <w:rFonts w:ascii="宋体" w:hAnsi="宋体" w:eastAsia="宋体"/>
+                <w:b w:val="0"/>
+                <w:color w:val="111827"/>
+                <w:sz w:val="21"/>
+              </w:rPr>
+              <w:t>分期到账</w:t>
+            </w:r>
+          </w:p>
+        </w:tc>
+        <w:tc>
+          <w:tcPr>
+            <w:tcW w:type="dxa" w:w="2183"/>
+          </w:tcPr>
+          <w:p>
+            <w:pPr>
+              <w:keepNext/>
+              <w:keepLines/>
+              <w:spacing w:before="0" w:after="0" w:line="276" w:lineRule="auto"/>
+              <w:jc w:val="center"/>
+            </w:pPr>
+            <w:r/>
+            <w:r>
+              <w:rPr>
+                <w:rFonts w:ascii="宋体" w:hAnsi="宋体" w:eastAsia="宋体"/>
+                <w:b w:val="0"/>
+                <w:color w:val="111827"/>
+                <w:sz w:val="21"/>
+              </w:rPr>
+              <w:t>按里程碑分三笔</w:t>
+            </w:r>
+          </w:p>
+        </w:tc>
+        <w:tc>
+          <w:tcPr>
+            <w:tcW w:type="dxa" w:w="2183"/>
+          </w:tcPr>
+          <w:p>
+            <w:pPr>
+              <w:keepNext/>
+              <w:keepLines/>
+              <w:spacing w:before="0" w:after="0" w:line="276" w:lineRule="auto"/>
+              <w:jc w:val="center"/>
+            </w:pPr>
+            <w:r/>
+            <w:r>
+              <w:rPr>
+                <w:rFonts w:ascii="宋体" w:hAnsi="宋体" w:eastAsia="宋体"/>
+                <w:b w:val="0"/>
+                <w:color w:val="111827"/>
+                <w:sz w:val="21"/>
+              </w:rPr>
+              <w:t>接受</w:t>
+            </w:r>
+          </w:p>
+        </w:tc>
+        <w:tc>
+          <w:tcPr>
+            <w:tcW w:type="dxa" w:w="2183"/>
+          </w:tcPr>
+          <w:p>
+            <w:pPr>
+              <w:keepNext/>
+              <w:keepLines/>
+              <w:spacing w:before="0" w:after="0" w:line="276" w:lineRule="auto"/>
+              <w:jc w:val="center"/>
+            </w:pPr>
+            <w:r/>
+            <w:r>
+              <w:rPr>
+                <w:rFonts w:ascii="宋体" w:hAnsi="宋体" w:eastAsia="宋体"/>
+                <w:b w:val="0"/>
+                <w:color w:val="111827"/>
+                <w:sz w:val="21"/>
+              </w:rPr>
+              <w:t>把「没做到」的惩罚落在资金节奏上，而不是落在股权上</w:t>
+            </w:r>
+          </w:p>
+        </w:tc>
+      </w:tr>
+      <w:tr>
+        <w:trPr>
+          <w:cantSplit/>
+        </w:trPr>
+        <w:tc>
+          <w:tcPr>
+            <w:tcW w:type="dxa" w:w="2183"/>
+          </w:tcPr>
+          <w:p>
+            <w:pPr>
+              <w:keepNext/>
+              <w:keepLines/>
+              <w:spacing w:before="0" w:after="0" w:line="276" w:lineRule="auto"/>
+            </w:pPr>
+            <w:r/>
+            <w:r>
+              <w:rPr>
+                <w:rFonts w:ascii="宋体" w:hAnsi="宋体" w:eastAsia="宋体"/>
+                <w:b w:val="0"/>
+                <w:color w:val="111827"/>
+                <w:sz w:val="21"/>
+              </w:rPr>
+              <w:t>一票否决权</w:t>
+            </w:r>
+          </w:p>
+        </w:tc>
+        <w:tc>
+          <w:tcPr>
+            <w:tcW w:type="dxa" w:w="2183"/>
+          </w:tcPr>
+          <w:p>
+            <w:pPr>
+              <w:keepNext/>
+              <w:keepLines/>
+              <w:spacing w:before="0" w:after="0" w:line="276" w:lineRule="auto"/>
+              <w:jc w:val="center"/>
+            </w:pPr>
+            <w:r/>
+            <w:r>
+              <w:rPr>
+                <w:rFonts w:ascii="宋体" w:hAnsi="宋体" w:eastAsia="宋体"/>
+                <w:b w:val="0"/>
+                <w:color w:val="111827"/>
+                <w:sz w:val="21"/>
+              </w:rPr>
+              <w:t>覆盖重大与日常经营</w:t>
+            </w:r>
+          </w:p>
+        </w:tc>
+        <w:tc>
+          <w:tcPr>
+            <w:tcW w:type="dxa" w:w="2183"/>
+          </w:tcPr>
+          <w:p>
+            <w:pPr>
+              <w:keepNext/>
+              <w:keepLines/>
+              <w:spacing w:before="0" w:after="0" w:line="276" w:lineRule="auto"/>
+              <w:jc w:val="center"/>
+            </w:pPr>
+            <w:r/>
+            <w:r>
+              <w:rPr>
+                <w:rFonts w:ascii="宋体" w:hAnsi="宋体" w:eastAsia="宋体"/>
+                <w:b w:val="0"/>
+                <w:color w:val="111827"/>
+                <w:sz w:val="21"/>
+              </w:rPr>
+              <w:t>不接受，限三类事项</w:t>
+            </w:r>
+          </w:p>
+        </w:tc>
+        <w:tc>
+          <w:tcPr>
+            <w:tcW w:type="dxa" w:w="2183"/>
+          </w:tcPr>
+          <w:p>
+            <w:pPr>
+              <w:keepNext/>
+              <w:keepLines/>
+              <w:spacing w:before="0" w:after="0" w:line="276" w:lineRule="auto"/>
+              <w:jc w:val="center"/>
+            </w:pPr>
+            <w:r/>
+            <w:r>
+              <w:rPr>
+                <w:rFonts w:ascii="宋体" w:hAnsi="宋体" w:eastAsia="宋体"/>
+                <w:b w:val="0"/>
+                <w:color w:val="111827"/>
+                <w:sz w:val="21"/>
+              </w:rPr>
+              <w:t>定价、招聘、县域选择需一周内拍板，走董事会等于放弃作业窗口</w:t>
+            </w:r>
+          </w:p>
+        </w:tc>
+      </w:tr>
+      <w:tr>
+        <w:trPr>
+          <w:cantSplit/>
+        </w:trPr>
+        <w:tc>
+          <w:tcPr>
+            <w:tcW w:type="dxa" w:w="2183"/>
+          </w:tcPr>
+          <w:p>
+            <w:pPr>
+              <w:keepNext/>
+              <w:keepLines/>
+              <w:spacing w:before="0" w:after="0" w:line="276" w:lineRule="auto"/>
+            </w:pPr>
+            <w:r/>
+            <w:r>
+              <w:rPr>
+                <w:rFonts w:ascii="宋体" w:hAnsi="宋体" w:eastAsia="宋体"/>
+                <w:b w:val="0"/>
+                <w:color w:val="111827"/>
+                <w:sz w:val="21"/>
+              </w:rPr>
+              <w:t>优先清算权</w:t>
+            </w:r>
+          </w:p>
+        </w:tc>
+        <w:tc>
+          <w:tcPr>
+            <w:tcW w:type="dxa" w:w="2183"/>
+          </w:tcPr>
+          <w:p>
+            <w:pPr>
+              <w:keepNext/>
+              <w:keepLines/>
+              <w:spacing w:before="0" w:after="0" w:line="276" w:lineRule="auto"/>
+              <w:jc w:val="center"/>
+            </w:pPr>
+            <w:r/>
+            <w:r>
+              <w:rPr>
+                <w:rFonts w:ascii="宋体" w:hAnsi="宋体" w:eastAsia="宋体"/>
+                <w:b w:val="0"/>
+                <w:color w:val="111827"/>
+                <w:sz w:val="21"/>
+              </w:rPr>
+              <w:t>2 倍参与型</w:t>
+            </w:r>
+          </w:p>
+        </w:tc>
+        <w:tc>
+          <w:tcPr>
+            <w:tcW w:type="dxa" w:w="2183"/>
+          </w:tcPr>
+          <w:p>
+            <w:pPr>
+              <w:keepNext/>
+              <w:keepLines/>
+              <w:spacing w:before="0" w:after="0" w:line="276" w:lineRule="auto"/>
+              <w:jc w:val="center"/>
+            </w:pPr>
+            <w:r/>
+            <w:r>
+              <w:rPr>
+                <w:rFonts w:ascii="宋体" w:hAnsi="宋体" w:eastAsia="宋体"/>
+                <w:b w:val="0"/>
+                <w:color w:val="111827"/>
+                <w:sz w:val="21"/>
+              </w:rPr>
+              <w:t>不接受，接受 1 倍非参与型</w:t>
+            </w:r>
+          </w:p>
+        </w:tc>
+        <w:tc>
+          <w:tcPr>
+            <w:tcW w:type="dxa" w:w="2183"/>
+          </w:tcPr>
+          <w:p>
+            <w:pPr>
+              <w:keepNext/>
+              <w:keepLines/>
+              <w:spacing w:before="0" w:after="0" w:line="276" w:lineRule="auto"/>
+              <w:jc w:val="center"/>
+            </w:pPr>
+            <w:r/>
+            <w:r>
+              <w:rPr>
+                <w:rFonts w:ascii="宋体" w:hAnsi="宋体" w:eastAsia="宋体"/>
+                <w:b w:val="0"/>
+                <w:color w:val="111827"/>
+                <w:sz w:val="21"/>
+              </w:rPr>
+              <w:t>2 倍参与型在 2,500 万估值下等于把退出上限锁死，后续轮次无法定价</w:t>
+            </w:r>
+          </w:p>
+        </w:tc>
+      </w:tr>
+      <w:tr>
+        <w:trPr>
+          <w:cantSplit/>
+        </w:trPr>
+        <w:tc>
+          <w:tcPr>
+            <w:tcW w:type="dxa" w:w="2183"/>
+          </w:tcPr>
+          <w:p>
+            <w:pPr>
+              <w:keepNext/>
+              <w:keepLines/>
+              <w:spacing w:before="0" w:after="0" w:line="276" w:lineRule="auto"/>
+            </w:pPr>
+            <w:r/>
+            <w:r>
+              <w:rPr>
+                <w:rFonts w:ascii="宋体" w:hAnsi="宋体" w:eastAsia="宋体"/>
+                <w:b w:val="0"/>
+                <w:color w:val="111827"/>
+                <w:sz w:val="21"/>
+              </w:rPr>
+              <w:t>反稀释条款</w:t>
+            </w:r>
+          </w:p>
+        </w:tc>
+        <w:tc>
+          <w:tcPr>
+            <w:tcW w:type="dxa" w:w="2183"/>
+          </w:tcPr>
+          <w:p>
+            <w:pPr>
+              <w:keepNext/>
+              <w:keepLines/>
+              <w:spacing w:before="0" w:after="0" w:line="276" w:lineRule="auto"/>
+              <w:jc w:val="center"/>
+            </w:pPr>
+            <w:r/>
+            <w:r>
+              <w:rPr>
+                <w:rFonts w:ascii="宋体" w:hAnsi="宋体" w:eastAsia="宋体"/>
+                <w:b w:val="0"/>
+                <w:color w:val="111827"/>
+                <w:sz w:val="21"/>
+              </w:rPr>
+              <w:t>完全棘轮</w:t>
+            </w:r>
+          </w:p>
+        </w:tc>
+        <w:tc>
+          <w:tcPr>
+            <w:tcW w:type="dxa" w:w="2183"/>
+          </w:tcPr>
+          <w:p>
+            <w:pPr>
+              <w:keepNext/>
+              <w:keepLines/>
+              <w:spacing w:before="0" w:after="0" w:line="276" w:lineRule="auto"/>
+              <w:jc w:val="center"/>
+            </w:pPr>
+            <w:r/>
+            <w:r>
+              <w:rPr>
+                <w:rFonts w:ascii="宋体" w:hAnsi="宋体" w:eastAsia="宋体"/>
+                <w:b w:val="0"/>
+                <w:color w:val="111827"/>
+                <w:sz w:val="21"/>
+              </w:rPr>
+              <w:t>不接受，接受加权平均</w:t>
+            </w:r>
+          </w:p>
+        </w:tc>
+        <w:tc>
+          <w:tcPr>
+            <w:tcW w:type="dxa" w:w="2183"/>
+          </w:tcPr>
+          <w:p>
+            <w:pPr>
+              <w:keepNext/>
+              <w:keepLines/>
+              <w:spacing w:before="0" w:after="0" w:line="276" w:lineRule="auto"/>
+              <w:jc w:val="center"/>
+            </w:pPr>
+            <w:r/>
+            <w:r>
+              <w:rPr>
+                <w:rFonts w:ascii="宋体" w:hAnsi="宋体" w:eastAsia="宋体"/>
+                <w:b w:val="0"/>
+                <w:color w:val="111827"/>
+                <w:sz w:val="21"/>
+              </w:rPr>
+              <w:t>完全棘轮对后续融资的伤害是结构性的，会让 A 轮投资人直接退出谈判</w:t>
+            </w:r>
+          </w:p>
+        </w:tc>
+      </w:tr>
+      <w:tr>
+        <w:trPr>
+          <w:cantSplit/>
+        </w:trPr>
+        <w:tc>
+          <w:tcPr>
+            <w:tcW w:type="dxa" w:w="2183"/>
+          </w:tcPr>
+          <w:p>
+            <w:pPr>
+              <w:keepNext/>
+              <w:keepLines/>
+              <w:spacing w:before="0" w:after="0" w:line="276" w:lineRule="auto"/>
+            </w:pPr>
+            <w:r/>
+            <w:r>
+              <w:rPr>
+                <w:rFonts w:ascii="宋体" w:hAnsi="宋体" w:eastAsia="宋体"/>
+                <w:b w:val="0"/>
+                <w:color w:val="111827"/>
+                <w:sz w:val="21"/>
+              </w:rPr>
+              <w:t>董事会席位</w:t>
+            </w:r>
+          </w:p>
+        </w:tc>
+        <w:tc>
+          <w:tcPr>
+            <w:tcW w:type="dxa" w:w="2183"/>
+          </w:tcPr>
+          <w:p>
+            <w:pPr>
+              <w:keepNext/>
+              <w:keepLines/>
+              <w:spacing w:before="0" w:after="0" w:line="276" w:lineRule="auto"/>
+              <w:jc w:val="center"/>
+            </w:pPr>
+            <w:r/>
+            <w:r>
+              <w:rPr>
+                <w:rFonts w:ascii="宋体" w:hAnsi="宋体" w:eastAsia="宋体"/>
+                <w:b w:val="0"/>
+                <w:color w:val="111827"/>
+                <w:sz w:val="21"/>
+              </w:rPr>
+              <w:t>3 席中占 2 席</w:t>
+            </w:r>
+          </w:p>
+        </w:tc>
+        <w:tc>
+          <w:tcPr>
+            <w:tcW w:type="dxa" w:w="2183"/>
+          </w:tcPr>
+          <w:p>
+            <w:pPr>
+              <w:keepNext/>
+              <w:keepLines/>
+              <w:spacing w:before="0" w:after="0" w:line="276" w:lineRule="auto"/>
+              <w:jc w:val="center"/>
+            </w:pPr>
+            <w:r/>
+            <w:r>
+              <w:rPr>
+                <w:rFonts w:ascii="宋体" w:hAnsi="宋体" w:eastAsia="宋体"/>
+                <w:b w:val="0"/>
+                <w:color w:val="111827"/>
+                <w:sz w:val="21"/>
+              </w:rPr>
+              <w:t>不接受，5 席中占 2 席</w:t>
+            </w:r>
+          </w:p>
+        </w:tc>
+        <w:tc>
+          <w:tcPr>
+            <w:tcW w:type="dxa" w:w="2183"/>
+          </w:tcPr>
+          <w:p>
+            <w:pPr>
+              <w:keepNext/>
+              <w:keepLines/>
+              <w:spacing w:before="0" w:after="0" w:line="276" w:lineRule="auto"/>
+              <w:jc w:val="center"/>
+            </w:pPr>
+            <w:r/>
+            <w:r>
+              <w:rPr>
+                <w:rFonts w:ascii="宋体" w:hAnsi="宋体" w:eastAsia="宋体"/>
+                <w:b w:val="0"/>
+                <w:color w:val="111827"/>
+                <w:sz w:val="21"/>
+              </w:rPr>
+              <w:t>创始团队需保持决策效率，同时给投资人留一个观察席位</w:t>
+            </w:r>
+          </w:p>
+        </w:tc>
+      </w:tr>
+      <w:tr>
+        <w:trPr>
+          <w:cantSplit/>
+        </w:trPr>
+        <w:tc>
+          <w:tcPr>
+            <w:tcW w:type="dxa" w:w="2183"/>
+          </w:tcPr>
+          <w:p>
+            <w:pPr>
+              <w:spacing w:before="0" w:after="0" w:line="276" w:lineRule="auto"/>
+            </w:pPr>
+            <w:r/>
+            <w:r>
+              <w:rPr>
+                <w:rFonts w:ascii="宋体" w:hAnsi="宋体" w:eastAsia="宋体"/>
+                <w:b w:val="0"/>
+                <w:color w:val="111827"/>
+                <w:sz w:val="21"/>
+              </w:rPr>
+              <w:t>竞业限制</w:t>
+            </w:r>
+          </w:p>
+        </w:tc>
+        <w:tc>
+          <w:tcPr>
+            <w:tcW w:type="dxa" w:w="2183"/>
+          </w:tcPr>
+          <w:p>
+            <w:pPr>
+              <w:spacing w:before="0" w:after="0" w:line="276" w:lineRule="auto"/>
+              <w:jc w:val="center"/>
+            </w:pPr>
+            <w:r/>
+            <w:r>
+              <w:rPr>
+                <w:rFonts w:ascii="宋体" w:hAnsi="宋体" w:eastAsia="宋体"/>
+                <w:b w:val="0"/>
+                <w:color w:val="111827"/>
+                <w:sz w:val="21"/>
+              </w:rPr>
+              <w:t>创始人 3 年</w:t>
+            </w:r>
+          </w:p>
+        </w:tc>
+        <w:tc>
+          <w:tcPr>
+            <w:tcW w:type="dxa" w:w="2183"/>
+          </w:tcPr>
+          <w:p>
+            <w:pPr>
+              <w:spacing w:before="0" w:after="0" w:line="276" w:lineRule="auto"/>
+              <w:jc w:val="center"/>
+            </w:pPr>
+            <w:r/>
+            <w:r>
+              <w:rPr>
+                <w:rFonts w:ascii="宋体" w:hAnsi="宋体" w:eastAsia="宋体"/>
+                <w:b w:val="0"/>
+                <w:color w:val="111827"/>
+                <w:sz w:val="21"/>
+              </w:rPr>
+              <w:t>接受 2 年</w:t>
+            </w:r>
+          </w:p>
+        </w:tc>
+        <w:tc>
+          <w:tcPr>
+            <w:tcW w:type="dxa" w:w="2183"/>
+          </w:tcPr>
+          <w:p>
+            <w:pPr>
+              <w:spacing w:before="0" w:after="0" w:line="276" w:lineRule="auto"/>
+              <w:jc w:val="center"/>
+            </w:pPr>
+            <w:r/>
+            <w:r>
+              <w:rPr>
+                <w:rFonts w:ascii="宋体" w:hAnsi="宋体" w:eastAsia="宋体"/>
+                <w:b w:val="0"/>
+                <w:color w:val="111827"/>
+                <w:sz w:val="21"/>
+              </w:rPr>
+              <w:t>农业服务行业窄，3 年竞业实质等于禁止从业，超出合理范围</w:t>
+            </w:r>
+          </w:p>
+        </w:tc>
+      </w:tr>
+    </w:tbl>
+    <w:p>
+      <w:pPr>
+        <w:spacing w:before="0" w:after="0" w:line="240" w:lineRule="exact"/>
+      </w:pPr>
+      <w:r>
+        <w:rPr>
+          <w:rFonts w:ascii="宋体" w:hAnsi="宋体" w:eastAsia="宋体"/>
+          <w:b w:val="0"/>
+          <w:color w:val="111827"/>
+          <w:sz w:val="16"/>
+        </w:rPr>
+      </w:r>
+    </w:p>
+    <w:p>
+      <w:pPr>
+        <w:spacing w:before="0" w:after="120" w:lineRule="auto" w:line="360"/>
+        <w:ind w:firstLine="480"/>
+      </w:pPr>
+      <w:r>
+        <w:rPr>
+          <w:rFonts w:ascii="宋体" w:hAnsi="宋体" w:eastAsia="宋体"/>
+          <w:b w:val="0"/>
+          <w:color w:val="111827"/>
+          <w:sz w:val="24"/>
+        </w:rPr>
+        <w:t>下一轮的触发条件写在这里，是为了让这一轮的投资者知道我们打算怎么退。当三个县同时满足「作业量 ≥30 万亩次、复购率 ≥85%、单县净利为正」时，启动 A 轮，目标 1,500 万—2,000 万元，用于跨省复制。按当前排期，这个时点在第 3 年 Q2 到 Q3 之间；如果到第 3 年末仍未达成，我们不会硬推下一轮，而是把公司做成一家三个县的区域性服务商——它有稳定利润，只是没有故事。</w:t>
+      </w:r>
+    </w:p>
+    <w:p>
+      <w:pPr>
         <w:keepNext/>
         <w:keepLines/>
         <w:spacing w:before="280" w:after="140" w:line="360" w:lineRule="auto"/>
@@ -5487,7 +10806,7 @@
           <w:color w:val="111827"/>
           <w:sz w:val="24"/>
         </w:rPr>
-        <w:t>投资人看早期项目，第一看团队、第二看市场。这份材料里团队放在商业模式之后、财务之前，是因为农业服务这件事的成败很大程度上取决于「谁在县里蹲得住」，而不只是模型好不好（见图 6）（见表 9）。</w:t>
+        <w:t>投资人看早期项目，第一看团队、第二看市场。这份材料里团队放在商业模式之后、财务之前，是因为农业服务这件事的成败很大程度上取决于「谁在县里蹲得住」，而不只是模型好不好（见图 10）（见表 16）。</w:t>
       </w:r>
     </w:p>
     <w:p>
@@ -5501,7 +10820,7 @@
         <w:drawing>
           <wp:inline xmlns:a="http://schemas.openxmlformats.org/drawingml/2006/main" xmlns:pic="http://schemas.openxmlformats.org/drawingml/2006/picture">
             <wp:extent cx="5472000" cy="2312728"/>
-            <wp:docPr id="6" name="Picture 6"/>
+            <wp:docPr id="10" name="Picture 10"/>
             <wp:cNvGraphicFramePr>
               <a:graphicFrameLocks noChangeAspect="1"/>
             </wp:cNvGraphicFramePr>
@@ -5513,7 +10832,7 @@
                     <pic:cNvPicPr/>
                   </pic:nvPicPr>
                   <pic:blipFill>
-                    <a:blip r:embed="rId15"/>
+                    <a:blip r:embed="rId19"/>
                     <a:stretch>
                       <a:fillRect/>
                     </a:stretch>
@@ -5545,7 +10864,7 @@
           <w:color w:val="6B7280"/>
           <w:sz w:val="21"/>
         </w:rPr>
-        <w:t>图 6　核心团队组织架构与人员缺口</w:t>
+        <w:t>图 10　核心团队组织架构与人员缺口</w:t>
       </w:r>
     </w:p>
     <w:p>
@@ -5562,7 +10881,7 @@
           <w:color w:val="111827"/>
           <w:sz w:val="21"/>
         </w:rPr>
-        <w:t>表 9　核心团队成员、过往经历与投入方式</w:t>
+        <w:t>表 16　核心团队成员、过往经历与投入方式</w:t>
       </w:r>
     </w:p>
     <w:tbl>
@@ -6217,6 +11536,624 @@
     </w:p>
     <w:p>
       <w:pPr>
+        <w:spacing w:before="0" w:after="120" w:lineRule="auto" w:line="360"/>
+        <w:ind w:firstLine="480"/>
+      </w:pPr>
+      <w:r>
+        <w:rPr>
+          <w:rFonts w:ascii="宋体" w:hAnsi="宋体" w:eastAsia="宋体"/>
+          <w:b w:val="0"/>
+          <w:color w:val="111827"/>
+          <w:sz w:val="24"/>
+        </w:rPr>
+        <w:t>5 人全职团队的分工不是按职能切的，而是按「一个县能不能独立跑完」切的：每个人都要能独立完成从接单到交付的全流程，否则一旦有人离职，某个县的服务就会停摆（见表 17）。</w:t>
+      </w:r>
+    </w:p>
+    <w:p>
+      <w:pPr>
+        <w:keepNext/>
+        <w:keepLines/>
+        <w:spacing w:before="120" w:after="40" w:line="288" w:lineRule="auto"/>
+        <w:jc w:val="center"/>
+      </w:pPr>
+      <w:r>
+        <w:rPr>
+          <w:rFonts w:ascii="黑体" w:hAnsi="黑体" w:eastAsia="黑体"/>
+          <w:b w:val="0"/>
+          <w:color w:val="111827"/>
+          <w:sz w:val="21"/>
+        </w:rPr>
+        <w:t>表 17　团队现有角色、人数、职责与能力缺口</w:t>
+      </w:r>
+    </w:p>
+    <w:tbl>
+      <w:tblPr>
+        <w:tblStyle w:val="TableGrid"/>
+        <w:tblW w:type="auto" w:w="0"/>
+        <w:jc w:val="center"/>
+        <w:tblLayout w:type="fixed"/>
+        <w:tblLook w:firstColumn="1" w:firstRow="1" w:lastColumn="0" w:lastRow="0" w:noHBand="0" w:noVBand="1" w:val="04A0"/>
+        <w:tblLayout w:type="fixed"/>
+        <w:tblCellMar>
+          <w:top w:w="50" w:type="dxa"/>
+          <w:bottom w:w="50" w:type="dxa"/>
+          <w:left w:w="100" w:type="dxa"/>
+          <w:right w:w="100" w:type="dxa"/>
+        </w:tblCellMar>
+      </w:tblPr>
+      <w:tblGrid>
+        <w:gridCol w:w="1408"/>
+        <w:gridCol w:w="1033"/>
+        <w:gridCol w:w="3943"/>
+        <w:gridCol w:w="2347"/>
+      </w:tblGrid>
+      <w:tr>
+        <w:trPr>
+          <w:tblHeader/>
+          <w:cantSplit/>
+        </w:trPr>
+        <w:tc>
+          <w:tcPr>
+            <w:tcW w:type="dxa" w:w="1408"/>
+          </w:tcPr>
+          <w:p>
+            <w:pPr>
+              <w:keepNext/>
+              <w:keepLines/>
+              <w:spacing w:before="0" w:after="0"/>
+              <w:jc w:val="center"/>
+            </w:pPr>
+            <w:r/>
+            <w:r>
+              <w:rPr>
+                <w:rFonts w:ascii="黑体" w:hAnsi="黑体" w:eastAsia="黑体"/>
+                <w:b/>
+                <w:color w:val="111827"/>
+                <w:sz w:val="21"/>
+              </w:rPr>
+              <w:t>角色</w:t>
+            </w:r>
+          </w:p>
+        </w:tc>
+        <w:tc>
+          <w:tcPr>
+            <w:tcW w:type="dxa" w:w="1033"/>
+          </w:tcPr>
+          <w:p>
+            <w:pPr>
+              <w:keepNext/>
+              <w:keepLines/>
+              <w:spacing w:before="0" w:after="0"/>
+              <w:jc w:val="center"/>
+            </w:pPr>
+            <w:r/>
+            <w:r>
+              <w:rPr>
+                <w:rFonts w:ascii="黑体" w:hAnsi="黑体" w:eastAsia="黑体"/>
+                <w:b/>
+                <w:color w:val="111827"/>
+                <w:sz w:val="21"/>
+              </w:rPr>
+              <w:t>人数</w:t>
+            </w:r>
+          </w:p>
+        </w:tc>
+        <w:tc>
+          <w:tcPr>
+            <w:tcW w:type="dxa" w:w="3943"/>
+          </w:tcPr>
+          <w:p>
+            <w:pPr>
+              <w:keepNext/>
+              <w:keepLines/>
+              <w:spacing w:before="0" w:after="0"/>
+              <w:jc w:val="center"/>
+            </w:pPr>
+            <w:r/>
+            <w:r>
+              <w:rPr>
+                <w:rFonts w:ascii="黑体" w:hAnsi="黑体" w:eastAsia="黑体"/>
+                <w:b/>
+                <w:color w:val="111827"/>
+                <w:sz w:val="21"/>
+              </w:rPr>
+              <w:t>核心职责</w:t>
+            </w:r>
+          </w:p>
+        </w:tc>
+        <w:tc>
+          <w:tcPr>
+            <w:tcW w:type="dxa" w:w="2347"/>
+          </w:tcPr>
+          <w:p>
+            <w:pPr>
+              <w:keepNext/>
+              <w:keepLines/>
+              <w:spacing w:before="0" w:after="0"/>
+              <w:jc w:val="center"/>
+            </w:pPr>
+            <w:r/>
+            <w:r>
+              <w:rPr>
+                <w:rFonts w:ascii="黑体" w:hAnsi="黑体" w:eastAsia="黑体"/>
+                <w:b/>
+                <w:color w:val="111827"/>
+                <w:sz w:val="21"/>
+              </w:rPr>
+              <w:t>当前缺口</w:t>
+            </w:r>
+          </w:p>
+        </w:tc>
+      </w:tr>
+      <w:tr>
+        <w:trPr>
+          <w:cantSplit/>
+        </w:trPr>
+        <w:tc>
+          <w:tcPr>
+            <w:tcW w:type="dxa" w:w="1408"/>
+          </w:tcPr>
+          <w:p>
+            <w:pPr>
+              <w:keepNext/>
+              <w:keepLines/>
+              <w:spacing w:before="0" w:after="0" w:line="276" w:lineRule="auto"/>
+            </w:pPr>
+            <w:r/>
+            <w:r>
+              <w:rPr>
+                <w:rFonts w:ascii="宋体" w:hAnsi="宋体" w:eastAsia="宋体"/>
+                <w:b w:val="0"/>
+                <w:color w:val="111827"/>
+                <w:sz w:val="21"/>
+              </w:rPr>
+              <w:t>项目负责人</w:t>
+            </w:r>
+          </w:p>
+        </w:tc>
+        <w:tc>
+          <w:tcPr>
+            <w:tcW w:type="dxa" w:w="1033"/>
+          </w:tcPr>
+          <w:p>
+            <w:pPr>
+              <w:keepNext/>
+              <w:keepLines/>
+              <w:spacing w:before="0" w:after="0" w:line="276" w:lineRule="auto"/>
+              <w:jc w:val="center"/>
+            </w:pPr>
+            <w:r/>
+            <w:r>
+              <w:rPr>
+                <w:rFonts w:ascii="宋体" w:hAnsi="宋体" w:eastAsia="宋体"/>
+                <w:b w:val="0"/>
+                <w:color w:val="111827"/>
+                <w:sz w:val="21"/>
+              </w:rPr>
+              <w:t>1</w:t>
+            </w:r>
+          </w:p>
+        </w:tc>
+        <w:tc>
+          <w:tcPr>
+            <w:tcW w:type="dxa" w:w="3943"/>
+          </w:tcPr>
+          <w:p>
+            <w:pPr>
+              <w:keepNext/>
+              <w:keepLines/>
+              <w:spacing w:before="0" w:after="0" w:line="276" w:lineRule="auto"/>
+              <w:jc w:val="center"/>
+            </w:pPr>
+            <w:r/>
+            <w:r>
+              <w:rPr>
+                <w:rFonts w:ascii="宋体" w:hAnsi="宋体" w:eastAsia="宋体"/>
+                <w:b w:val="0"/>
+                <w:color w:val="111827"/>
+                <w:sz w:val="21"/>
+              </w:rPr>
+              <w:t>县域拓展、合作社关系、融资与对赌交付</w:t>
+            </w:r>
+          </w:p>
+        </w:tc>
+        <w:tc>
+          <w:tcPr>
+            <w:tcW w:type="dxa" w:w="2347"/>
+          </w:tcPr>
+          <w:p>
+            <w:pPr>
+              <w:keepNext/>
+              <w:keepLines/>
+              <w:spacing w:before="0" w:after="0" w:line="276" w:lineRule="auto"/>
+              <w:jc w:val="center"/>
+            </w:pPr>
+            <w:r/>
+            <w:r>
+              <w:rPr>
+                <w:rFonts w:ascii="宋体" w:hAnsi="宋体" w:eastAsia="宋体"/>
+                <w:b w:val="0"/>
+                <w:color w:val="111827"/>
+                <w:sz w:val="21"/>
+              </w:rPr>
+              <w:t>无</w:t>
+            </w:r>
+          </w:p>
+        </w:tc>
+      </w:tr>
+      <w:tr>
+        <w:trPr>
+          <w:cantSplit/>
+        </w:trPr>
+        <w:tc>
+          <w:tcPr>
+            <w:tcW w:type="dxa" w:w="1408"/>
+          </w:tcPr>
+          <w:p>
+            <w:pPr>
+              <w:keepNext/>
+              <w:keepLines/>
+              <w:spacing w:before="0" w:after="0" w:line="276" w:lineRule="auto"/>
+            </w:pPr>
+            <w:r/>
+            <w:r>
+              <w:rPr>
+                <w:rFonts w:ascii="宋体" w:hAnsi="宋体" w:eastAsia="宋体"/>
+                <w:b w:val="0"/>
+                <w:color w:val="111827"/>
+                <w:sz w:val="21"/>
+              </w:rPr>
+              <w:t>飞手队长</w:t>
+            </w:r>
+          </w:p>
+        </w:tc>
+        <w:tc>
+          <w:tcPr>
+            <w:tcW w:type="dxa" w:w="1033"/>
+          </w:tcPr>
+          <w:p>
+            <w:pPr>
+              <w:keepNext/>
+              <w:keepLines/>
+              <w:spacing w:before="0" w:after="0" w:line="276" w:lineRule="auto"/>
+              <w:jc w:val="center"/>
+            </w:pPr>
+            <w:r/>
+            <w:r>
+              <w:rPr>
+                <w:rFonts w:ascii="宋体" w:hAnsi="宋体" w:eastAsia="宋体"/>
+                <w:b w:val="0"/>
+                <w:color w:val="111827"/>
+                <w:sz w:val="21"/>
+              </w:rPr>
+              <w:t>1</w:t>
+            </w:r>
+          </w:p>
+        </w:tc>
+        <w:tc>
+          <w:tcPr>
+            <w:tcW w:type="dxa" w:w="3943"/>
+          </w:tcPr>
+          <w:p>
+            <w:pPr>
+              <w:keepNext/>
+              <w:keepLines/>
+              <w:spacing w:before="0" w:after="0" w:line="276" w:lineRule="auto"/>
+              <w:jc w:val="center"/>
+            </w:pPr>
+            <w:r/>
+            <w:r>
+              <w:rPr>
+                <w:rFonts w:ascii="宋体" w:hAnsi="宋体" w:eastAsia="宋体"/>
+                <w:b w:val="0"/>
+                <w:color w:val="111827"/>
+                <w:sz w:val="21"/>
+              </w:rPr>
+              <w:t>作业排班、设备维护、新人带教</w:t>
+            </w:r>
+          </w:p>
+        </w:tc>
+        <w:tc>
+          <w:tcPr>
+            <w:tcW w:type="dxa" w:w="2347"/>
+          </w:tcPr>
+          <w:p>
+            <w:pPr>
+              <w:keepNext/>
+              <w:keepLines/>
+              <w:spacing w:before="0" w:after="0" w:line="276" w:lineRule="auto"/>
+              <w:jc w:val="center"/>
+            </w:pPr>
+            <w:r/>
+            <w:r>
+              <w:rPr>
+                <w:rFonts w:ascii="宋体" w:hAnsi="宋体" w:eastAsia="宋体"/>
+                <w:b w:val="0"/>
+                <w:color w:val="111827"/>
+                <w:sz w:val="21"/>
+              </w:rPr>
+              <w:t>缺 1 名备份队长</w:t>
+            </w:r>
+          </w:p>
+        </w:tc>
+      </w:tr>
+      <w:tr>
+        <w:trPr>
+          <w:cantSplit/>
+        </w:trPr>
+        <w:tc>
+          <w:tcPr>
+            <w:tcW w:type="dxa" w:w="1408"/>
+          </w:tcPr>
+          <w:p>
+            <w:pPr>
+              <w:keepNext/>
+              <w:keepLines/>
+              <w:spacing w:before="0" w:after="0" w:line="276" w:lineRule="auto"/>
+            </w:pPr>
+            <w:r/>
+            <w:r>
+              <w:rPr>
+                <w:rFonts w:ascii="宋体" w:hAnsi="宋体" w:eastAsia="宋体"/>
+                <w:b w:val="0"/>
+                <w:color w:val="111827"/>
+                <w:sz w:val="21"/>
+              </w:rPr>
+              <w:t>数据处理</w:t>
+            </w:r>
+          </w:p>
+        </w:tc>
+        <w:tc>
+          <w:tcPr>
+            <w:tcW w:type="dxa" w:w="1033"/>
+          </w:tcPr>
+          <w:p>
+            <w:pPr>
+              <w:keepNext/>
+              <w:keepLines/>
+              <w:spacing w:before="0" w:after="0" w:line="276" w:lineRule="auto"/>
+              <w:jc w:val="center"/>
+            </w:pPr>
+            <w:r/>
+            <w:r>
+              <w:rPr>
+                <w:rFonts w:ascii="宋体" w:hAnsi="宋体" w:eastAsia="宋体"/>
+                <w:b w:val="0"/>
+                <w:color w:val="111827"/>
+                <w:sz w:val="21"/>
+              </w:rPr>
+              <w:t>2</w:t>
+            </w:r>
+          </w:p>
+        </w:tc>
+        <w:tc>
+          <w:tcPr>
+            <w:tcW w:type="dxa" w:w="3943"/>
+          </w:tcPr>
+          <w:p>
+            <w:pPr>
+              <w:keepNext/>
+              <w:keepLines/>
+              <w:spacing w:before="0" w:after="0" w:line="276" w:lineRule="auto"/>
+              <w:jc w:val="center"/>
+            </w:pPr>
+            <w:r/>
+            <w:r>
+              <w:rPr>
+                <w:rFonts w:ascii="宋体" w:hAnsi="宋体" w:eastAsia="宋体"/>
+                <w:b w:val="0"/>
+                <w:color w:val="111827"/>
+                <w:sz w:val="21"/>
+              </w:rPr>
+              <w:t>影像处理、异常地块复核、报告产出</w:t>
+            </w:r>
+          </w:p>
+        </w:tc>
+        <w:tc>
+          <w:tcPr>
+            <w:tcW w:type="dxa" w:w="2347"/>
+          </w:tcPr>
+          <w:p>
+            <w:pPr>
+              <w:keepNext/>
+              <w:keepLines/>
+              <w:spacing w:before="0" w:after="0" w:line="276" w:lineRule="auto"/>
+              <w:jc w:val="center"/>
+            </w:pPr>
+            <w:r/>
+            <w:r>
+              <w:rPr>
+                <w:rFonts w:ascii="宋体" w:hAnsi="宋体" w:eastAsia="宋体"/>
+                <w:b w:val="0"/>
+                <w:color w:val="111827"/>
+                <w:sz w:val="21"/>
+              </w:rPr>
+              <w:t>缺 1 名熟手</w:t>
+            </w:r>
+          </w:p>
+        </w:tc>
+      </w:tr>
+      <w:tr>
+        <w:trPr>
+          <w:cantSplit/>
+        </w:trPr>
+        <w:tc>
+          <w:tcPr>
+            <w:tcW w:type="dxa" w:w="1408"/>
+          </w:tcPr>
+          <w:p>
+            <w:pPr>
+              <w:spacing w:before="0" w:after="0" w:line="276" w:lineRule="auto"/>
+            </w:pPr>
+            <w:r/>
+            <w:r>
+              <w:rPr>
+                <w:rFonts w:ascii="宋体" w:hAnsi="宋体" w:eastAsia="宋体"/>
+                <w:b w:val="0"/>
+                <w:color w:val="111827"/>
+                <w:sz w:val="21"/>
+              </w:rPr>
+              <w:t>农艺顾问</w:t>
+            </w:r>
+          </w:p>
+        </w:tc>
+        <w:tc>
+          <w:tcPr>
+            <w:tcW w:type="dxa" w:w="1033"/>
+          </w:tcPr>
+          <w:p>
+            <w:pPr>
+              <w:spacing w:before="0" w:after="0" w:line="276" w:lineRule="auto"/>
+              <w:jc w:val="center"/>
+            </w:pPr>
+            <w:r/>
+            <w:r>
+              <w:rPr>
+                <w:rFonts w:ascii="宋体" w:hAnsi="宋体" w:eastAsia="宋体"/>
+                <w:b w:val="0"/>
+                <w:color w:val="111827"/>
+                <w:sz w:val="21"/>
+              </w:rPr>
+              <w:t>1（兼职）</w:t>
+            </w:r>
+          </w:p>
+        </w:tc>
+        <w:tc>
+          <w:tcPr>
+            <w:tcW w:type="dxa" w:w="3943"/>
+          </w:tcPr>
+          <w:p>
+            <w:pPr>
+              <w:spacing w:before="0" w:after="0" w:line="276" w:lineRule="auto"/>
+              <w:jc w:val="center"/>
+            </w:pPr>
+            <w:r/>
+            <w:r>
+              <w:rPr>
+                <w:rFonts w:ascii="宋体" w:hAnsi="宋体" w:eastAsia="宋体"/>
+                <w:b w:val="0"/>
+                <w:color w:val="111827"/>
+                <w:sz w:val="21"/>
+              </w:rPr>
+              <w:t>用药建议口径、模型标注规则</w:t>
+            </w:r>
+          </w:p>
+        </w:tc>
+        <w:tc>
+          <w:tcPr>
+            <w:tcW w:type="dxa" w:w="2347"/>
+          </w:tcPr>
+          <w:p>
+            <w:pPr>
+              <w:spacing w:before="0" w:after="0" w:line="276" w:lineRule="auto"/>
+              <w:jc w:val="center"/>
+            </w:pPr>
+            <w:r/>
+            <w:r>
+              <w:rPr>
+                <w:rFonts w:ascii="宋体" w:hAnsi="宋体" w:eastAsia="宋体"/>
+                <w:b w:val="0"/>
+                <w:color w:val="111827"/>
+                <w:sz w:val="21"/>
+              </w:rPr>
+              <w:t>需转为长期顾问</w:t>
+            </w:r>
+          </w:p>
+        </w:tc>
+      </w:tr>
+    </w:tbl>
+    <w:p>
+      <w:pPr>
+        <w:spacing w:before="0" w:after="0" w:line="240" w:lineRule="exact"/>
+      </w:pPr>
+      <w:r>
+        <w:rPr>
+          <w:rFonts w:ascii="宋体" w:hAnsi="宋体" w:eastAsia="宋体"/>
+          <w:b w:val="0"/>
+          <w:color w:val="111827"/>
+          <w:sz w:val="16"/>
+        </w:rPr>
+      </w:r>
+    </w:p>
+    <w:p>
+      <w:pPr>
+        <w:spacing w:before="0" w:after="120" w:lineRule="auto" w:line="360"/>
+        <w:ind w:firstLine="480"/>
+      </w:pPr>
+      <w:r>
+        <w:rPr>
+          <w:rFonts w:ascii="宋体" w:hAnsi="宋体" w:eastAsia="宋体"/>
+          <w:b w:val="0"/>
+          <w:color w:val="111827"/>
+          <w:sz w:val="24"/>
+        </w:rPr>
+        <w:t>两个能力缺口必须在 M6 之前补上。飞手队长缺备份，意味着旺季一旦他病倒，三个县的作业会同时延误——这在农业服务里是致命的，因为用药窗口通常只有 3—5 天。数据处理缺熟手，会直接卡住交付周期，目前一份报告平均 6 小时产出，目标是压到 3 小时。</w:t>
+      </w:r>
+    </w:p>
+    <w:p>
+      <w:pPr>
+        <w:spacing w:before="0" w:after="120" w:lineRule="auto" w:line="360"/>
+        <w:ind w:firstLine="480"/>
+      </w:pPr>
+      <w:r>
+        <w:rPr>
+          <w:rFonts w:ascii="宋体" w:hAnsi="宋体" w:eastAsia="宋体"/>
+          <w:b w:val="0"/>
+          <w:color w:val="111827"/>
+          <w:sz w:val="24"/>
+        </w:rPr>
+        <w:t>招聘上我们不打「大厂背景」的牌。飞手从本县招、退伍军人与农机手优先，培训两周上岗，旺季作业、淡季做设备维护与数据标注；数据岗从本地高职院校的测绘、遥感专业招，起薪不高但稳定，人员流失率明显低于从城市招。这套用人策略牺牲了一部分上限，换来了可复制性——毕竟我们要复制的是 5 个县，不是 5 个城市。</w:t>
+      </w:r>
+    </w:p>
+    <w:p>
+      <w:pPr>
+        <w:keepNext/>
+        <w:keepLines/>
+        <w:spacing w:before="200" w:after="100" w:line="360" w:lineRule="auto"/>
+        <w:outlineLvl w:val="1"/>
+      </w:pPr>
+      <w:r>
+        <w:rPr>
+          <w:rFonts w:ascii="黑体" w:hAnsi="黑体" w:eastAsia="黑体"/>
+          <w:b/>
+          <w:color w:val="111827"/>
+          <w:sz w:val="25"/>
+        </w:rPr>
+        <w:t>7.1 能力缺口与补齐节奏</w:t>
+      </w:r>
+    </w:p>
+    <w:p>
+      <w:pPr>
+        <w:spacing w:before="0" w:after="120" w:lineRule="auto" w:line="360"/>
+        <w:ind w:firstLine="480"/>
+      </w:pPr>
+      <w:r>
+        <w:rPr>
+          <w:rFonts w:ascii="宋体" w:hAnsi="宋体" w:eastAsia="宋体"/>
+          <w:b w:val="0"/>
+          <w:color w:val="111827"/>
+          <w:sz w:val="24"/>
+        </w:rPr>
+        <w:t>全职 3 人，分工已经磨合过一轮：一人管县域拓展与合作社关系，一人管作业组织与飞手，一人管模型与数据；另有 2 名不持股顾问，一位县农技站退休站长、一位植保方向的高校老师。这个配置的短板很具体，不是「缺人才」这种笼统说法——一是没人管钱，账靠 Excel，作业量上到 10 万亩次时应收、返点、飞手计件三套账会立刻打结；二是没人做产品，处方图目前是把模型输出套模板，合作社反馈「看得懂但用不上」，他们要的是先打哪块、用什么药、打多少。</w:t>
+      </w:r>
+    </w:p>
+    <w:p>
+      <w:pPr>
+        <w:spacing w:before="0" w:after="120" w:lineRule="auto" w:line="360"/>
+        <w:ind w:firstLine="480"/>
+      </w:pPr>
+      <w:r>
+        <w:rPr>
+          <w:rFonts w:ascii="宋体" w:hAnsi="宋体" w:eastAsia="宋体"/>
+          <w:b w:val="0"/>
+          <w:color w:val="111827"/>
+          <w:sz w:val="24"/>
+        </w:rPr>
+        <w:t>两个缺口的补法不一样。财务岗靠招，第 1 年 Q3 进人，要求不是会做账，是做过农业或工程类项目的应收账款管理，月薪给到 1.5 万元、高于本地 40%，因为账管不住比人贵更致命。产品岗靠蹲，第 1 年在三个县把农技站站长的判断逻辑一条条问出来，再固化成规则——产品经理可以从内部长出来，农业的领域知识只能从地里长出来。组织切分只有一条原则：一个县必须自己闭环完成签约、排期、飞行、出报告、收款，任何一环要跨县借人，就说明切分错了。激励上 15% 期权池分四年成熟、第一年 cliff，分配不看职级看岗位可替代性——飞手管理岗拿得比模型岗多，因为后者可以外包标注、可以买算力，而能把 5 个飞手、12 台设备、9 天窗口排明白的人，市场上找不到第二个。</w:t>
+      </w:r>
+    </w:p>
+    <w:p>
+      <w:pPr>
         <w:keepNext/>
         <w:keepLines/>
         <w:spacing w:before="280" w:after="140" w:line="360" w:lineRule="auto"/>
@@ -6244,7 +12181,7 @@
           <w:color w:val="111827"/>
           <w:sz w:val="24"/>
         </w:rPr>
-        <w:t>五个风险项按概率与影响定位后，真正威胁模型成立的是政策风险与资金风险两项——前者影响作业连续性，后者影响扩张节奏。技术风险在本项目中反而偏低，因为服务所用的多光谱成像与长势模型都已是成熟技术，不存在原理性不确定（见图 7）（见表 10）。</w:t>
+        <w:t>五个风险项按概率与影响定位后，真正威胁模型成立的是政策风险与资金风险两项——前者影响作业连续性，后者影响扩张节奏。技术风险在本项目中反而偏低，因为服务所用的多光谱成像与长势模型都已是成熟技术，不存在原理性不确定（见图 11）（见表 18）。</w:t>
       </w:r>
     </w:p>
     <w:p>
@@ -6258,7 +12195,7 @@
         <w:drawing>
           <wp:inline xmlns:a="http://schemas.openxmlformats.org/drawingml/2006/main" xmlns:pic="http://schemas.openxmlformats.org/drawingml/2006/picture">
             <wp:extent cx="4400000" cy="2520000"/>
-            <wp:docPr id="7" name="Picture 7"/>
+            <wp:docPr id="11" name="Picture 11"/>
             <wp:cNvGraphicFramePr>
               <a:graphicFrameLocks noChangeAspect="1"/>
             </wp:cNvGraphicFramePr>
@@ -6270,7 +12207,7 @@
                     <pic:cNvPicPr/>
                   </pic:nvPicPr>
                   <pic:blipFill>
-                    <a:blip r:embed="rId16"/>
+                    <a:blip r:embed="rId20"/>
                     <a:stretch>
                       <a:fillRect/>
                     </a:stretch>
@@ -6302,7 +12239,7 @@
           <w:color w:val="6B7280"/>
           <w:sz w:val="21"/>
         </w:rPr>
-        <w:t>图 7　项目风险矩阵（概率 × 影响）</w:t>
+        <w:t>图 11　项目风险矩阵（概率 × 影响）</w:t>
       </w:r>
     </w:p>
     <w:p>
@@ -6319,7 +12256,7 @@
           <w:color w:val="111827"/>
           <w:sz w:val="21"/>
         </w:rPr>
-        <w:t>表 10　主要风险的触发条件与应对预案</w:t>
+        <w:t>表 18　主要风险的触发条件与应对预案</w:t>
       </w:r>
     </w:p>
     <w:tbl>
@@ -6715,6 +12652,1289 @@
           <w:color w:val="111827"/>
           <w:sz w:val="16"/>
         </w:rPr>
+      </w:r>
+    </w:p>
+    <w:p>
+      <w:pPr>
+        <w:keepNext/>
+        <w:keepLines/>
+        <w:spacing w:before="0" w:after="120" w:lineRule="auto" w:line="360"/>
+        <w:ind w:firstLine="480"/>
+      </w:pPr>
+      <w:r>
+        <w:rPr>
+          <w:rFonts w:ascii="宋体" w:hAnsi="宋体" w:eastAsia="宋体"/>
+          <w:b w:val="0"/>
+          <w:color w:val="111827"/>
+          <w:sz w:val="24"/>
+        </w:rPr>
+        <w:t>风险不按「政策、市场、技术」这种分类写，因为那种分法不产生动作。我们按「多大概率、多大影响」排，只对右上角与中央区的项目配具体动作如图 12 所示（见表 19）：</w:t>
+      </w:r>
+    </w:p>
+    <w:p>
+      <w:pPr>
+        <w:keepNext/>
+        <w:keepLines/>
+        <w:spacing w:before="160" w:after="60"/>
+        <w:jc w:val="center"/>
+      </w:pPr>
+      <w:r>
+        <w:drawing>
+          <wp:inline xmlns:a="http://schemas.openxmlformats.org/drawingml/2006/main" xmlns:pic="http://schemas.openxmlformats.org/drawingml/2006/picture">
+            <wp:extent cx="5472000" cy="2913503"/>
+            <wp:docPr id="12" name="Picture 12"/>
+            <wp:cNvGraphicFramePr>
+              <a:graphicFrameLocks noChangeAspect="1"/>
+            </wp:cNvGraphicFramePr>
+            <a:graphic>
+              <a:graphicData uri="http://schemas.openxmlformats.org/drawingml/2006/picture">
+                <pic:pic>
+                  <pic:nvPicPr>
+                    <pic:cNvPr id="0" name="29_risk_heat.png"/>
+                    <pic:cNvPicPr/>
+                  </pic:nvPicPr>
+                  <pic:blipFill>
+                    <a:blip r:embed="rId21"/>
+                    <a:stretch>
+                      <a:fillRect/>
+                    </a:stretch>
+                  </pic:blipFill>
+                  <pic:spPr>
+                    <a:xfrm>
+                      <a:off x="0" y="0"/>
+                      <a:ext cx="5472000" cy="2913503"/>
+                    </a:xfrm>
+                    <a:prstGeom prst="rect"/>
+                  </pic:spPr>
+                </pic:pic>
+              </a:graphicData>
+            </a:graphic>
+          </wp:inline>
+        </w:drawing>
+      </w:r>
+    </w:p>
+    <w:p>
+      <w:pPr>
+        <w:keepLines/>
+        <w:spacing w:before="0" w:after="200"/>
+        <w:jc w:val="center"/>
+      </w:pPr>
+      <w:r>
+        <w:rPr>
+          <w:rFonts w:ascii="宋体" w:hAnsi="宋体" w:eastAsia="宋体"/>
+          <w:b w:val="0"/>
+          <w:color w:val="6B7280"/>
+          <w:sz w:val="21"/>
+        </w:rPr>
+        <w:t>图 12　八项风险的概率—影响分布</w:t>
+      </w:r>
+    </w:p>
+    <w:p>
+      <w:pPr>
+        <w:keepNext/>
+        <w:keepLines/>
+        <w:spacing w:before="120" w:after="40" w:line="288" w:lineRule="auto"/>
+        <w:jc w:val="center"/>
+      </w:pPr>
+      <w:r>
+        <w:rPr>
+          <w:rFonts w:ascii="黑体" w:hAnsi="黑体" w:eastAsia="黑体"/>
+          <w:b w:val="0"/>
+          <w:color w:val="111827"/>
+          <w:sz w:val="21"/>
+        </w:rPr>
+        <w:t>表 19　八项风险的触发条件、应对预案与兜底方案</w:t>
+      </w:r>
+    </w:p>
+    <w:tbl>
+      <w:tblPr>
+        <w:tblStyle w:val="TableGrid"/>
+        <w:tblW w:type="auto" w:w="0"/>
+        <w:jc w:val="center"/>
+        <w:tblLayout w:type="fixed"/>
+        <w:tblLook w:firstColumn="1" w:firstRow="1" w:lastColumn="0" w:lastRow="0" w:noHBand="0" w:noVBand="1" w:val="04A0"/>
+        <w:tblLayout w:type="fixed"/>
+        <w:tblCellMar>
+          <w:top w:w="50" w:type="dxa"/>
+          <w:bottom w:w="50" w:type="dxa"/>
+          <w:left w:w="100" w:type="dxa"/>
+          <w:right w:w="100" w:type="dxa"/>
+        </w:tblCellMar>
+      </w:tblPr>
+      <w:tblGrid>
+        <w:gridCol w:w="641"/>
+        <w:gridCol w:w="1682"/>
+        <w:gridCol w:w="2002"/>
+        <w:gridCol w:w="2403"/>
+        <w:gridCol w:w="2002"/>
+      </w:tblGrid>
+      <w:tr>
+        <w:trPr>
+          <w:tblHeader/>
+          <w:cantSplit/>
+        </w:trPr>
+        <w:tc>
+          <w:tcPr>
+            <w:tcW w:type="dxa" w:w="641"/>
+          </w:tcPr>
+          <w:p>
+            <w:pPr>
+              <w:keepNext/>
+              <w:keepLines/>
+              <w:spacing w:before="0" w:after="0"/>
+              <w:jc w:val="center"/>
+            </w:pPr>
+            <w:r/>
+            <w:r>
+              <w:rPr>
+                <w:rFonts w:ascii="黑体" w:hAnsi="黑体" w:eastAsia="黑体"/>
+                <w:b/>
+                <w:color w:val="111827"/>
+                <w:sz w:val="21"/>
+              </w:rPr>
+              <w:t>编号</w:t>
+            </w:r>
+          </w:p>
+        </w:tc>
+        <w:tc>
+          <w:tcPr>
+            <w:tcW w:type="dxa" w:w="1682"/>
+          </w:tcPr>
+          <w:p>
+            <w:pPr>
+              <w:keepNext/>
+              <w:keepLines/>
+              <w:spacing w:before="0" w:after="0"/>
+              <w:jc w:val="center"/>
+            </w:pPr>
+            <w:r/>
+            <w:r>
+              <w:rPr>
+                <w:rFonts w:ascii="黑体" w:hAnsi="黑体" w:eastAsia="黑体"/>
+                <w:b/>
+                <w:color w:val="111827"/>
+                <w:sz w:val="21"/>
+              </w:rPr>
+              <w:t>风险</w:t>
+            </w:r>
+          </w:p>
+        </w:tc>
+        <w:tc>
+          <w:tcPr>
+            <w:tcW w:type="dxa" w:w="2002"/>
+          </w:tcPr>
+          <w:p>
+            <w:pPr>
+              <w:keepNext/>
+              <w:keepLines/>
+              <w:spacing w:before="0" w:after="0"/>
+              <w:jc w:val="center"/>
+            </w:pPr>
+            <w:r/>
+            <w:r>
+              <w:rPr>
+                <w:rFonts w:ascii="黑体" w:hAnsi="黑体" w:eastAsia="黑体"/>
+                <w:b/>
+                <w:color w:val="111827"/>
+                <w:sz w:val="21"/>
+              </w:rPr>
+              <w:t>触发条件</w:t>
+            </w:r>
+          </w:p>
+        </w:tc>
+        <w:tc>
+          <w:tcPr>
+            <w:tcW w:type="dxa" w:w="2403"/>
+          </w:tcPr>
+          <w:p>
+            <w:pPr>
+              <w:keepNext/>
+              <w:keepLines/>
+              <w:spacing w:before="0" w:after="0"/>
+              <w:jc w:val="center"/>
+            </w:pPr>
+            <w:r/>
+            <w:r>
+              <w:rPr>
+                <w:rFonts w:ascii="黑体" w:hAnsi="黑体" w:eastAsia="黑体"/>
+                <w:b/>
+                <w:color w:val="111827"/>
+                <w:sz w:val="21"/>
+              </w:rPr>
+              <w:t>应对</w:t>
+            </w:r>
+          </w:p>
+        </w:tc>
+        <w:tc>
+          <w:tcPr>
+            <w:tcW w:type="dxa" w:w="2002"/>
+          </w:tcPr>
+          <w:p>
+            <w:pPr>
+              <w:keepNext/>
+              <w:keepLines/>
+              <w:spacing w:before="0" w:after="0"/>
+              <w:jc w:val="center"/>
+            </w:pPr>
+            <w:r/>
+            <w:r>
+              <w:rPr>
+                <w:rFonts w:ascii="黑体" w:hAnsi="黑体" w:eastAsia="黑体"/>
+                <w:b/>
+                <w:color w:val="111827"/>
+                <w:sz w:val="21"/>
+              </w:rPr>
+              <w:t>兜底</w:t>
+            </w:r>
+          </w:p>
+        </w:tc>
+      </w:tr>
+      <w:tr>
+        <w:trPr>
+          <w:cantSplit/>
+        </w:trPr>
+        <w:tc>
+          <w:tcPr>
+            <w:tcW w:type="dxa" w:w="641"/>
+          </w:tcPr>
+          <w:p>
+            <w:pPr>
+              <w:keepNext/>
+              <w:keepLines/>
+              <w:spacing w:before="0" w:after="0" w:line="276" w:lineRule="auto"/>
+            </w:pPr>
+            <w:r/>
+            <w:r>
+              <w:rPr>
+                <w:rFonts w:ascii="宋体" w:hAnsi="宋体" w:eastAsia="宋体"/>
+                <w:b w:val="0"/>
+                <w:color w:val="111827"/>
+                <w:sz w:val="21"/>
+              </w:rPr>
+              <w:t>R1</w:t>
+            </w:r>
+          </w:p>
+        </w:tc>
+        <w:tc>
+          <w:tcPr>
+            <w:tcW w:type="dxa" w:w="1682"/>
+          </w:tcPr>
+          <w:p>
+            <w:pPr>
+              <w:keepNext/>
+              <w:keepLines/>
+              <w:spacing w:before="0" w:after="0" w:line="276" w:lineRule="auto"/>
+              <w:jc w:val="center"/>
+            </w:pPr>
+            <w:r/>
+            <w:r>
+              <w:rPr>
+                <w:rFonts w:ascii="宋体" w:hAnsi="宋体" w:eastAsia="宋体"/>
+                <w:b w:val="0"/>
+                <w:color w:val="111827"/>
+                <w:sz w:val="21"/>
+              </w:rPr>
+              <w:t>作业窗口受天气挤压</w:t>
+            </w:r>
+          </w:p>
+        </w:tc>
+        <w:tc>
+          <w:tcPr>
+            <w:tcW w:type="dxa" w:w="2002"/>
+          </w:tcPr>
+          <w:p>
+            <w:pPr>
+              <w:keepNext/>
+              <w:keepLines/>
+              <w:spacing w:before="0" w:after="0" w:line="276" w:lineRule="auto"/>
+              <w:jc w:val="center"/>
+            </w:pPr>
+            <w:r/>
+            <w:r>
+              <w:rPr>
+                <w:rFonts w:ascii="宋体" w:hAnsi="宋体" w:eastAsia="宋体"/>
+                <w:b w:val="0"/>
+                <w:color w:val="111827"/>
+                <w:sz w:val="21"/>
+              </w:rPr>
+              <w:t>连续降雨超 5 天</w:t>
+            </w:r>
+          </w:p>
+        </w:tc>
+        <w:tc>
+          <w:tcPr>
+            <w:tcW w:type="dxa" w:w="2403"/>
+          </w:tcPr>
+          <w:p>
+            <w:pPr>
+              <w:keepNext/>
+              <w:keepLines/>
+              <w:spacing w:before="0" w:after="0" w:line="276" w:lineRule="auto"/>
+              <w:jc w:val="center"/>
+            </w:pPr>
+            <w:r/>
+            <w:r>
+              <w:rPr>
+                <w:rFonts w:ascii="宋体" w:hAnsi="宋体" w:eastAsia="宋体"/>
+                <w:b w:val="0"/>
+                <w:color w:val="111827"/>
+                <w:sz w:val="21"/>
+              </w:rPr>
+              <w:t>按作物窗口排队，优先保付费客户</w:t>
+            </w:r>
+          </w:p>
+        </w:tc>
+        <w:tc>
+          <w:tcPr>
+            <w:tcW w:type="dxa" w:w="2002"/>
+          </w:tcPr>
+          <w:p>
+            <w:pPr>
+              <w:keepNext/>
+              <w:keepLines/>
+              <w:spacing w:before="0" w:after="0" w:line="276" w:lineRule="auto"/>
+              <w:jc w:val="center"/>
+            </w:pPr>
+            <w:r/>
+            <w:r>
+              <w:rPr>
+                <w:rFonts w:ascii="宋体" w:hAnsi="宋体" w:eastAsia="宋体"/>
+                <w:b w:val="0"/>
+                <w:color w:val="111827"/>
+                <w:sz w:val="21"/>
+              </w:rPr>
+              <w:t>与邻县飞防队互换作业量</w:t>
+            </w:r>
+          </w:p>
+        </w:tc>
+      </w:tr>
+      <w:tr>
+        <w:trPr>
+          <w:cantSplit/>
+        </w:trPr>
+        <w:tc>
+          <w:tcPr>
+            <w:tcW w:type="dxa" w:w="641"/>
+          </w:tcPr>
+          <w:p>
+            <w:pPr>
+              <w:keepNext/>
+              <w:keepLines/>
+              <w:spacing w:before="0" w:after="0" w:line="276" w:lineRule="auto"/>
+            </w:pPr>
+            <w:r/>
+            <w:r>
+              <w:rPr>
+                <w:rFonts w:ascii="宋体" w:hAnsi="宋体" w:eastAsia="宋体"/>
+                <w:b w:val="0"/>
+                <w:color w:val="111827"/>
+                <w:sz w:val="21"/>
+              </w:rPr>
+              <w:t>R2</w:t>
+            </w:r>
+          </w:p>
+        </w:tc>
+        <w:tc>
+          <w:tcPr>
+            <w:tcW w:type="dxa" w:w="1682"/>
+          </w:tcPr>
+          <w:p>
+            <w:pPr>
+              <w:keepNext/>
+              <w:keepLines/>
+              <w:spacing w:before="0" w:after="0" w:line="276" w:lineRule="auto"/>
+              <w:jc w:val="center"/>
+            </w:pPr>
+            <w:r/>
+            <w:r>
+              <w:rPr>
+                <w:rFonts w:ascii="宋体" w:hAnsi="宋体" w:eastAsia="宋体"/>
+                <w:b w:val="0"/>
+                <w:color w:val="111827"/>
+                <w:sz w:val="21"/>
+              </w:rPr>
+              <w:t>飞手流失</w:t>
+            </w:r>
+          </w:p>
+        </w:tc>
+        <w:tc>
+          <w:tcPr>
+            <w:tcW w:type="dxa" w:w="2002"/>
+          </w:tcPr>
+          <w:p>
+            <w:pPr>
+              <w:keepNext/>
+              <w:keepLines/>
+              <w:spacing w:before="0" w:after="0" w:line="276" w:lineRule="auto"/>
+              <w:jc w:val="center"/>
+            </w:pPr>
+            <w:r/>
+            <w:r>
+              <w:rPr>
+                <w:rFonts w:ascii="宋体" w:hAnsi="宋体" w:eastAsia="宋体"/>
+                <w:b w:val="0"/>
+                <w:color w:val="111827"/>
+                <w:sz w:val="21"/>
+              </w:rPr>
+              <w:t>旺季前 1 个月内离职</w:t>
+            </w:r>
+          </w:p>
+        </w:tc>
+        <w:tc>
+          <w:tcPr>
+            <w:tcW w:type="dxa" w:w="2403"/>
+          </w:tcPr>
+          <w:p>
+            <w:pPr>
+              <w:keepNext/>
+              <w:keepLines/>
+              <w:spacing w:before="0" w:after="0" w:line="276" w:lineRule="auto"/>
+              <w:jc w:val="center"/>
+            </w:pPr>
+            <w:r/>
+            <w:r>
+              <w:rPr>
+                <w:rFonts w:ascii="宋体" w:hAnsi="宋体" w:eastAsia="宋体"/>
+                <w:b w:val="0"/>
+                <w:color w:val="111827"/>
+                <w:sz w:val="21"/>
+              </w:rPr>
+              <w:t>备份队长 + 旺季临时工储备</w:t>
+            </w:r>
+          </w:p>
+        </w:tc>
+        <w:tc>
+          <w:tcPr>
+            <w:tcW w:type="dxa" w:w="2002"/>
+          </w:tcPr>
+          <w:p>
+            <w:pPr>
+              <w:keepNext/>
+              <w:keepLines/>
+              <w:spacing w:before="0" w:after="0" w:line="276" w:lineRule="auto"/>
+              <w:jc w:val="center"/>
+            </w:pPr>
+            <w:r/>
+            <w:r>
+              <w:rPr>
+                <w:rFonts w:ascii="宋体" w:hAnsi="宋体" w:eastAsia="宋体"/>
+                <w:b w:val="0"/>
+                <w:color w:val="111827"/>
+                <w:sz w:val="21"/>
+              </w:rPr>
+              <w:t>负责人顶班，缩减服务面积</w:t>
+            </w:r>
+          </w:p>
+        </w:tc>
+      </w:tr>
+      <w:tr>
+        <w:trPr>
+          <w:cantSplit/>
+        </w:trPr>
+        <w:tc>
+          <w:tcPr>
+            <w:tcW w:type="dxa" w:w="641"/>
+          </w:tcPr>
+          <w:p>
+            <w:pPr>
+              <w:keepNext/>
+              <w:keepLines/>
+              <w:spacing w:before="0" w:after="0" w:line="276" w:lineRule="auto"/>
+            </w:pPr>
+            <w:r/>
+            <w:r>
+              <w:rPr>
+                <w:rFonts w:ascii="宋体" w:hAnsi="宋体" w:eastAsia="宋体"/>
+                <w:b w:val="0"/>
+                <w:color w:val="111827"/>
+                <w:sz w:val="21"/>
+              </w:rPr>
+              <w:t>R3</w:t>
+            </w:r>
+          </w:p>
+        </w:tc>
+        <w:tc>
+          <w:tcPr>
+            <w:tcW w:type="dxa" w:w="1682"/>
+          </w:tcPr>
+          <w:p>
+            <w:pPr>
+              <w:keepNext/>
+              <w:keepLines/>
+              <w:spacing w:before="0" w:after="0" w:line="276" w:lineRule="auto"/>
+              <w:jc w:val="center"/>
+            </w:pPr>
+            <w:r/>
+            <w:r>
+              <w:rPr>
+                <w:rFonts w:ascii="宋体" w:hAnsi="宋体" w:eastAsia="宋体"/>
+                <w:b w:val="0"/>
+                <w:color w:val="111827"/>
+                <w:sz w:val="21"/>
+              </w:rPr>
+              <w:t>价格战</w:t>
+            </w:r>
+          </w:p>
+        </w:tc>
+        <w:tc>
+          <w:tcPr>
+            <w:tcW w:type="dxa" w:w="2002"/>
+          </w:tcPr>
+          <w:p>
+            <w:pPr>
+              <w:keepNext/>
+              <w:keepLines/>
+              <w:spacing w:before="0" w:after="0" w:line="276" w:lineRule="auto"/>
+              <w:jc w:val="center"/>
+            </w:pPr>
+            <w:r/>
+            <w:r>
+              <w:rPr>
+                <w:rFonts w:ascii="宋体" w:hAnsi="宋体" w:eastAsia="宋体"/>
+                <w:b w:val="0"/>
+                <w:color w:val="111827"/>
+                <w:sz w:val="21"/>
+              </w:rPr>
+              <w:t>竞品在本地报价低于 5 元</w:t>
+            </w:r>
+          </w:p>
+        </w:tc>
+        <w:tc>
+          <w:tcPr>
+            <w:tcW w:type="dxa" w:w="2403"/>
+          </w:tcPr>
+          <w:p>
+            <w:pPr>
+              <w:keepNext/>
+              <w:keepLines/>
+              <w:spacing w:before="0" w:after="0" w:line="276" w:lineRule="auto"/>
+              <w:jc w:val="center"/>
+            </w:pPr>
+            <w:r/>
+            <w:r>
+              <w:rPr>
+                <w:rFonts w:ascii="宋体" w:hAnsi="宋体" w:eastAsia="宋体"/>
+                <w:b w:val="0"/>
+                <w:color w:val="111827"/>
+                <w:sz w:val="21"/>
+              </w:rPr>
+              <w:t>不打价格战，转做档案档与包年</w:t>
+            </w:r>
+          </w:p>
+        </w:tc>
+        <w:tc>
+          <w:tcPr>
+            <w:tcW w:type="dxa" w:w="2002"/>
+          </w:tcPr>
+          <w:p>
+            <w:pPr>
+              <w:keepNext/>
+              <w:keepLines/>
+              <w:spacing w:before="0" w:after="0" w:line="276" w:lineRule="auto"/>
+              <w:jc w:val="center"/>
+            </w:pPr>
+            <w:r/>
+            <w:r>
+              <w:rPr>
+                <w:rFonts w:ascii="宋体" w:hAnsi="宋体" w:eastAsia="宋体"/>
+                <w:b w:val="0"/>
+                <w:color w:val="111827"/>
+                <w:sz w:val="21"/>
+              </w:rPr>
+              <w:t>退守 3 个县的存量客户</w:t>
+            </w:r>
+          </w:p>
+        </w:tc>
+      </w:tr>
+      <w:tr>
+        <w:trPr>
+          <w:cantSplit/>
+        </w:trPr>
+        <w:tc>
+          <w:tcPr>
+            <w:tcW w:type="dxa" w:w="641"/>
+          </w:tcPr>
+          <w:p>
+            <w:pPr>
+              <w:keepNext/>
+              <w:keepLines/>
+              <w:spacing w:before="0" w:after="0" w:line="276" w:lineRule="auto"/>
+            </w:pPr>
+            <w:r/>
+            <w:r>
+              <w:rPr>
+                <w:rFonts w:ascii="宋体" w:hAnsi="宋体" w:eastAsia="宋体"/>
+                <w:b w:val="0"/>
+                <w:color w:val="111827"/>
+                <w:sz w:val="21"/>
+              </w:rPr>
+              <w:t>R4</w:t>
+            </w:r>
+          </w:p>
+        </w:tc>
+        <w:tc>
+          <w:tcPr>
+            <w:tcW w:type="dxa" w:w="1682"/>
+          </w:tcPr>
+          <w:p>
+            <w:pPr>
+              <w:keepNext/>
+              <w:keepLines/>
+              <w:spacing w:before="0" w:after="0" w:line="276" w:lineRule="auto"/>
+              <w:jc w:val="center"/>
+            </w:pPr>
+            <w:r/>
+            <w:r>
+              <w:rPr>
+                <w:rFonts w:ascii="宋体" w:hAnsi="宋体" w:eastAsia="宋体"/>
+                <w:b w:val="0"/>
+                <w:color w:val="111827"/>
+                <w:sz w:val="21"/>
+              </w:rPr>
+              <w:t>模型准确率不达预期</w:t>
+            </w:r>
+          </w:p>
+        </w:tc>
+        <w:tc>
+          <w:tcPr>
+            <w:tcW w:type="dxa" w:w="2002"/>
+          </w:tcPr>
+          <w:p>
+            <w:pPr>
+              <w:keepNext/>
+              <w:keepLines/>
+              <w:spacing w:before="0" w:after="0" w:line="276" w:lineRule="auto"/>
+              <w:jc w:val="center"/>
+            </w:pPr>
+            <w:r/>
+            <w:r>
+              <w:rPr>
+                <w:rFonts w:ascii="宋体" w:hAnsi="宋体" w:eastAsia="宋体"/>
+                <w:b w:val="0"/>
+                <w:color w:val="111827"/>
+                <w:sz w:val="21"/>
+              </w:rPr>
+              <w:t>异常地块漏检率 &gt;15%</w:t>
+            </w:r>
+          </w:p>
+        </w:tc>
+        <w:tc>
+          <w:tcPr>
+            <w:tcW w:type="dxa" w:w="2403"/>
+          </w:tcPr>
+          <w:p>
+            <w:pPr>
+              <w:keepNext/>
+              <w:keepLines/>
+              <w:spacing w:before="0" w:after="0" w:line="276" w:lineRule="auto"/>
+              <w:jc w:val="center"/>
+            </w:pPr>
+            <w:r/>
+            <w:r>
+              <w:rPr>
+                <w:rFonts w:ascii="宋体" w:hAnsi="宋体" w:eastAsia="宋体"/>
+                <w:b w:val="0"/>
+                <w:color w:val="111827"/>
+                <w:sz w:val="21"/>
+              </w:rPr>
+              <w:t>人工复核比例提到 30%，同步补标注</w:t>
+            </w:r>
+          </w:p>
+        </w:tc>
+        <w:tc>
+          <w:tcPr>
+            <w:tcW w:type="dxa" w:w="2002"/>
+          </w:tcPr>
+          <w:p>
+            <w:pPr>
+              <w:keepNext/>
+              <w:keepLines/>
+              <w:spacing w:before="0" w:after="0" w:line="276" w:lineRule="auto"/>
+              <w:jc w:val="center"/>
+            </w:pPr>
+            <w:r/>
+            <w:r>
+              <w:rPr>
+                <w:rFonts w:ascii="宋体" w:hAnsi="宋体" w:eastAsia="宋体"/>
+                <w:b w:val="0"/>
+                <w:color w:val="111827"/>
+                <w:sz w:val="21"/>
+              </w:rPr>
+              <w:t>降级为「只报长势、不给建议」</w:t>
+            </w:r>
+          </w:p>
+        </w:tc>
+      </w:tr>
+      <w:tr>
+        <w:trPr>
+          <w:cantSplit/>
+        </w:trPr>
+        <w:tc>
+          <w:tcPr>
+            <w:tcW w:type="dxa" w:w="641"/>
+          </w:tcPr>
+          <w:p>
+            <w:pPr>
+              <w:keepNext/>
+              <w:keepLines/>
+              <w:spacing w:before="0" w:after="0" w:line="276" w:lineRule="auto"/>
+            </w:pPr>
+            <w:r/>
+            <w:r>
+              <w:rPr>
+                <w:rFonts w:ascii="宋体" w:hAnsi="宋体" w:eastAsia="宋体"/>
+                <w:b w:val="0"/>
+                <w:color w:val="111827"/>
+                <w:sz w:val="21"/>
+              </w:rPr>
+              <w:t>R5</w:t>
+            </w:r>
+          </w:p>
+        </w:tc>
+        <w:tc>
+          <w:tcPr>
+            <w:tcW w:type="dxa" w:w="1682"/>
+          </w:tcPr>
+          <w:p>
+            <w:pPr>
+              <w:keepNext/>
+              <w:keepLines/>
+              <w:spacing w:before="0" w:after="0" w:line="276" w:lineRule="auto"/>
+              <w:jc w:val="center"/>
+            </w:pPr>
+            <w:r/>
+            <w:r>
+              <w:rPr>
+                <w:rFonts w:ascii="宋体" w:hAnsi="宋体" w:eastAsia="宋体"/>
+                <w:b w:val="0"/>
+                <w:color w:val="111827"/>
+                <w:sz w:val="21"/>
+              </w:rPr>
+              <w:t>补贴政策退坡</w:t>
+            </w:r>
+          </w:p>
+        </w:tc>
+        <w:tc>
+          <w:tcPr>
+            <w:tcW w:type="dxa" w:w="2002"/>
+          </w:tcPr>
+          <w:p>
+            <w:pPr>
+              <w:keepNext/>
+              <w:keepLines/>
+              <w:spacing w:before="0" w:after="0" w:line="276" w:lineRule="auto"/>
+              <w:jc w:val="center"/>
+            </w:pPr>
+            <w:r/>
+            <w:r>
+              <w:rPr>
+                <w:rFonts w:ascii="宋体" w:hAnsi="宋体" w:eastAsia="宋体"/>
+                <w:b w:val="0"/>
+                <w:color w:val="111827"/>
+                <w:sz w:val="21"/>
+              </w:rPr>
+              <w:t>省级补贴目录调整</w:t>
+            </w:r>
+          </w:p>
+        </w:tc>
+        <w:tc>
+          <w:tcPr>
+            <w:tcW w:type="dxa" w:w="2403"/>
+          </w:tcPr>
+          <w:p>
+            <w:pPr>
+              <w:keepNext/>
+              <w:keepLines/>
+              <w:spacing w:before="0" w:after="0" w:line="276" w:lineRule="auto"/>
+              <w:jc w:val="center"/>
+            </w:pPr>
+            <w:r/>
+            <w:r>
+              <w:rPr>
+                <w:rFonts w:ascii="宋体" w:hAnsi="宋体" w:eastAsia="宋体"/>
+                <w:b w:val="0"/>
+                <w:color w:val="111827"/>
+                <w:sz w:val="21"/>
+              </w:rPr>
+              <w:t>不依赖补贴定价</w:t>
+            </w:r>
+          </w:p>
+        </w:tc>
+        <w:tc>
+          <w:tcPr>
+            <w:tcW w:type="dxa" w:w="2002"/>
+          </w:tcPr>
+          <w:p>
+            <w:pPr>
+              <w:keepNext/>
+              <w:keepLines/>
+              <w:spacing w:before="0" w:after="0" w:line="276" w:lineRule="auto"/>
+              <w:jc w:val="center"/>
+            </w:pPr>
+            <w:r/>
+            <w:r>
+              <w:rPr>
+                <w:rFonts w:ascii="宋体" w:hAnsi="宋体" w:eastAsia="宋体"/>
+                <w:b w:val="0"/>
+                <w:color w:val="111827"/>
+                <w:sz w:val="21"/>
+              </w:rPr>
+              <w:t>维持现有单价</w:t>
+            </w:r>
+          </w:p>
+        </w:tc>
+      </w:tr>
+      <w:tr>
+        <w:trPr>
+          <w:cantSplit/>
+        </w:trPr>
+        <w:tc>
+          <w:tcPr>
+            <w:tcW w:type="dxa" w:w="641"/>
+          </w:tcPr>
+          <w:p>
+            <w:pPr>
+              <w:keepNext/>
+              <w:keepLines/>
+              <w:spacing w:before="0" w:after="0" w:line="276" w:lineRule="auto"/>
+            </w:pPr>
+            <w:r/>
+            <w:r>
+              <w:rPr>
+                <w:rFonts w:ascii="宋体" w:hAnsi="宋体" w:eastAsia="宋体"/>
+                <w:b w:val="0"/>
+                <w:color w:val="111827"/>
+                <w:sz w:val="21"/>
+              </w:rPr>
+              <w:t>R6</w:t>
+            </w:r>
+          </w:p>
+        </w:tc>
+        <w:tc>
+          <w:tcPr>
+            <w:tcW w:type="dxa" w:w="1682"/>
+          </w:tcPr>
+          <w:p>
+            <w:pPr>
+              <w:keepNext/>
+              <w:keepLines/>
+              <w:spacing w:before="0" w:after="0" w:line="276" w:lineRule="auto"/>
+              <w:jc w:val="center"/>
+            </w:pPr>
+            <w:r/>
+            <w:r>
+              <w:rPr>
+                <w:rFonts w:ascii="宋体" w:hAnsi="宋体" w:eastAsia="宋体"/>
+                <w:b w:val="0"/>
+                <w:color w:val="111827"/>
+                <w:sz w:val="21"/>
+              </w:rPr>
+              <w:t>回款账期拉长</w:t>
+            </w:r>
+          </w:p>
+        </w:tc>
+        <w:tc>
+          <w:tcPr>
+            <w:tcW w:type="dxa" w:w="2002"/>
+          </w:tcPr>
+          <w:p>
+            <w:pPr>
+              <w:keepNext/>
+              <w:keepLines/>
+              <w:spacing w:before="0" w:after="0" w:line="276" w:lineRule="auto"/>
+              <w:jc w:val="center"/>
+            </w:pPr>
+            <w:r/>
+            <w:r>
+              <w:rPr>
+                <w:rFonts w:ascii="宋体" w:hAnsi="宋体" w:eastAsia="宋体"/>
+                <w:b w:val="0"/>
+                <w:color w:val="111827"/>
+                <w:sz w:val="21"/>
+              </w:rPr>
+              <w:t>合作社账期由 30 天延至 90 天</w:t>
+            </w:r>
+          </w:p>
+        </w:tc>
+        <w:tc>
+          <w:tcPr>
+            <w:tcW w:type="dxa" w:w="2403"/>
+          </w:tcPr>
+          <w:p>
+            <w:pPr>
+              <w:keepNext/>
+              <w:keepLines/>
+              <w:spacing w:before="0" w:after="0" w:line="276" w:lineRule="auto"/>
+              <w:jc w:val="center"/>
+            </w:pPr>
+            <w:r/>
+            <w:r>
+              <w:rPr>
+                <w:rFonts w:ascii="宋体" w:hAnsi="宋体" w:eastAsia="宋体"/>
+                <w:b w:val="0"/>
+                <w:color w:val="111827"/>
+                <w:sz w:val="21"/>
+              </w:rPr>
+              <w:t>预付 30%、尾款与报告交付挂钩</w:t>
+            </w:r>
+          </w:p>
+        </w:tc>
+        <w:tc>
+          <w:tcPr>
+            <w:tcW w:type="dxa" w:w="2002"/>
+          </w:tcPr>
+          <w:p>
+            <w:pPr>
+              <w:keepNext/>
+              <w:keepLines/>
+              <w:spacing w:before="0" w:after="0" w:line="276" w:lineRule="auto"/>
+              <w:jc w:val="center"/>
+            </w:pPr>
+            <w:r/>
+            <w:r>
+              <w:rPr>
+                <w:rFonts w:ascii="宋体" w:hAnsi="宋体" w:eastAsia="宋体"/>
+                <w:b w:val="0"/>
+                <w:color w:val="111827"/>
+                <w:sz w:val="21"/>
+              </w:rPr>
+              <w:t>启用预留的 60 万周转金</w:t>
+            </w:r>
+          </w:p>
+        </w:tc>
+      </w:tr>
+      <w:tr>
+        <w:trPr>
+          <w:cantSplit/>
+        </w:trPr>
+        <w:tc>
+          <w:tcPr>
+            <w:tcW w:type="dxa" w:w="641"/>
+          </w:tcPr>
+          <w:p>
+            <w:pPr>
+              <w:keepNext/>
+              <w:keepLines/>
+              <w:spacing w:before="0" w:after="0" w:line="276" w:lineRule="auto"/>
+            </w:pPr>
+            <w:r/>
+            <w:r>
+              <w:rPr>
+                <w:rFonts w:ascii="宋体" w:hAnsi="宋体" w:eastAsia="宋体"/>
+                <w:b w:val="0"/>
+                <w:color w:val="111827"/>
+                <w:sz w:val="21"/>
+              </w:rPr>
+              <w:t>R7</w:t>
+            </w:r>
+          </w:p>
+        </w:tc>
+        <w:tc>
+          <w:tcPr>
+            <w:tcW w:type="dxa" w:w="1682"/>
+          </w:tcPr>
+          <w:p>
+            <w:pPr>
+              <w:keepNext/>
+              <w:keepLines/>
+              <w:spacing w:before="0" w:after="0" w:line="276" w:lineRule="auto"/>
+              <w:jc w:val="center"/>
+            </w:pPr>
+            <w:r/>
+            <w:r>
+              <w:rPr>
+                <w:rFonts w:ascii="宋体" w:hAnsi="宋体" w:eastAsia="宋体"/>
+                <w:b w:val="0"/>
+                <w:color w:val="111827"/>
+                <w:sz w:val="21"/>
+              </w:rPr>
+              <w:t>设备炸机与丢失</w:t>
+            </w:r>
+          </w:p>
+        </w:tc>
+        <w:tc>
+          <w:tcPr>
+            <w:tcW w:type="dxa" w:w="2002"/>
+          </w:tcPr>
+          <w:p>
+            <w:pPr>
+              <w:keepNext/>
+              <w:keepLines/>
+              <w:spacing w:before="0" w:after="0" w:line="276" w:lineRule="auto"/>
+              <w:jc w:val="center"/>
+            </w:pPr>
+            <w:r/>
+            <w:r>
+              <w:rPr>
+                <w:rFonts w:ascii="宋体" w:hAnsi="宋体" w:eastAsia="宋体"/>
+                <w:b w:val="0"/>
+                <w:color w:val="111827"/>
+                <w:sz w:val="21"/>
+              </w:rPr>
+              <w:t>单季事故 2 起以上</w:t>
+            </w:r>
+          </w:p>
+        </w:tc>
+        <w:tc>
+          <w:tcPr>
+            <w:tcW w:type="dxa" w:w="2403"/>
+          </w:tcPr>
+          <w:p>
+            <w:pPr>
+              <w:keepNext/>
+              <w:keepLines/>
+              <w:spacing w:before="0" w:after="0" w:line="276" w:lineRule="auto"/>
+              <w:jc w:val="center"/>
+            </w:pPr>
+            <w:r/>
+            <w:r>
+              <w:rPr>
+                <w:rFonts w:ascii="宋体" w:hAnsi="宋体" w:eastAsia="宋体"/>
+                <w:b w:val="0"/>
+                <w:color w:val="111827"/>
+                <w:sz w:val="21"/>
+              </w:rPr>
+              <w:t>双人作业、保险全覆盖</w:t>
+            </w:r>
+          </w:p>
+        </w:tc>
+        <w:tc>
+          <w:tcPr>
+            <w:tcW w:type="dxa" w:w="2002"/>
+          </w:tcPr>
+          <w:p>
+            <w:pPr>
+              <w:keepNext/>
+              <w:keepLines/>
+              <w:spacing w:before="0" w:after="0" w:line="276" w:lineRule="auto"/>
+              <w:jc w:val="center"/>
+            </w:pPr>
+            <w:r/>
+            <w:r>
+              <w:rPr>
+                <w:rFonts w:ascii="宋体" w:hAnsi="宋体" w:eastAsia="宋体"/>
+                <w:b w:val="0"/>
+                <w:color w:val="111827"/>
+                <w:sz w:val="21"/>
+              </w:rPr>
+              <w:t>租赁设备过渡，不中断服务</w:t>
+            </w:r>
+          </w:p>
+        </w:tc>
+      </w:tr>
+      <w:tr>
+        <w:trPr>
+          <w:cantSplit/>
+        </w:trPr>
+        <w:tc>
+          <w:tcPr>
+            <w:tcW w:type="dxa" w:w="641"/>
+          </w:tcPr>
+          <w:p>
+            <w:pPr>
+              <w:spacing w:before="0" w:after="0" w:line="276" w:lineRule="auto"/>
+            </w:pPr>
+            <w:r/>
+            <w:r>
+              <w:rPr>
+                <w:rFonts w:ascii="宋体" w:hAnsi="宋体" w:eastAsia="宋体"/>
+                <w:b w:val="0"/>
+                <w:color w:val="111827"/>
+                <w:sz w:val="21"/>
+              </w:rPr>
+              <w:t>R8</w:t>
+            </w:r>
+          </w:p>
+        </w:tc>
+        <w:tc>
+          <w:tcPr>
+            <w:tcW w:type="dxa" w:w="1682"/>
+          </w:tcPr>
+          <w:p>
+            <w:pPr>
+              <w:spacing w:before="0" w:after="0" w:line="276" w:lineRule="auto"/>
+              <w:jc w:val="center"/>
+            </w:pPr>
+            <w:r/>
+            <w:r>
+              <w:rPr>
+                <w:rFonts w:ascii="宋体" w:hAnsi="宋体" w:eastAsia="宋体"/>
+                <w:b w:val="0"/>
+                <w:color w:val="111827"/>
+                <w:sz w:val="21"/>
+              </w:rPr>
+              <w:t>竞品下沉县域</w:t>
+            </w:r>
+          </w:p>
+        </w:tc>
+        <w:tc>
+          <w:tcPr>
+            <w:tcW w:type="dxa" w:w="2002"/>
+          </w:tcPr>
+          <w:p>
+            <w:pPr>
+              <w:spacing w:before="0" w:after="0" w:line="276" w:lineRule="auto"/>
+              <w:jc w:val="center"/>
+            </w:pPr>
+            <w:r/>
+            <w:r>
+              <w:rPr>
+                <w:rFonts w:ascii="宋体" w:hAnsi="宋体" w:eastAsia="宋体"/>
+                <w:b w:val="0"/>
+                <w:color w:val="111827"/>
+                <w:sz w:val="21"/>
+              </w:rPr>
+              <w:t>头部厂商在本地设服务站</w:t>
+            </w:r>
+          </w:p>
+        </w:tc>
+        <w:tc>
+          <w:tcPr>
+            <w:tcW w:type="dxa" w:w="2403"/>
+          </w:tcPr>
+          <w:p>
+            <w:pPr>
+              <w:spacing w:before="0" w:after="0" w:line="276" w:lineRule="auto"/>
+              <w:jc w:val="center"/>
+            </w:pPr>
+            <w:r/>
+            <w:r>
+              <w:rPr>
+                <w:rFonts w:ascii="宋体" w:hAnsi="宋体" w:eastAsia="宋体"/>
+                <w:b w:val="0"/>
+                <w:color w:val="111827"/>
+                <w:sz w:val="21"/>
+              </w:rPr>
+              <w:t>加深与合作社的绑定，做他们做不了的台账</w:t>
+            </w:r>
+          </w:p>
+        </w:tc>
+        <w:tc>
+          <w:tcPr>
+            <w:tcW w:type="dxa" w:w="2002"/>
+          </w:tcPr>
+          <w:p>
+            <w:pPr>
+              <w:spacing w:before="0" w:after="0" w:line="276" w:lineRule="auto"/>
+              <w:jc w:val="center"/>
+            </w:pPr>
+            <w:r/>
+            <w:r>
+              <w:rPr>
+                <w:rFonts w:ascii="宋体" w:hAnsi="宋体" w:eastAsia="宋体"/>
+                <w:b w:val="0"/>
+                <w:color w:val="111827"/>
+                <w:sz w:val="21"/>
+              </w:rPr>
+              <w:t>转向更细的作物专项</w:t>
+            </w:r>
+          </w:p>
+        </w:tc>
+      </w:tr>
+    </w:tbl>
+    <w:p>
+      <w:pPr>
+        <w:spacing w:before="0" w:after="0" w:line="240" w:lineRule="exact"/>
+      </w:pPr>
+      <w:r>
+        <w:rPr>
+          <w:rFonts w:ascii="宋体" w:hAnsi="宋体" w:eastAsia="宋体"/>
+          <w:b w:val="0"/>
+          <w:color w:val="111827"/>
+          <w:sz w:val="16"/>
+        </w:rPr>
+      </w:r>
+    </w:p>
+    <w:p>
+      <w:pPr>
+        <w:spacing w:before="0" w:after="120" w:lineRule="auto" w:line="360"/>
+        <w:ind w:firstLine="480"/>
+      </w:pPr>
+      <w:r>
+        <w:rPr>
+          <w:rFonts w:ascii="宋体" w:hAnsi="宋体" w:eastAsia="宋体"/>
+          <w:b w:val="0"/>
+          <w:color w:val="111827"/>
+          <w:sz w:val="24"/>
+        </w:rPr>
+        <w:t>R3 与 R8 是真正会致命的：价格战会直接摧毁单位经济，竞品下沉会同时拿走渠道与客户。这两项的共同应对是同一件事——把客户关系从「买服务」变成「用台账」，一旦合作社的补贴申报、保险理赔依赖我们的材料，换供应商的成本就高了。</w:t>
+      </w:r>
+    </w:p>
+    <w:p>
+      <w:pPr>
+        <w:spacing w:before="0" w:after="120" w:lineRule="auto" w:line="360"/>
+        <w:ind w:firstLine="480"/>
+      </w:pPr>
+      <w:r>
+        <w:rPr>
+          <w:rFonts w:ascii="宋体" w:hAnsi="宋体" w:eastAsia="宋体"/>
+          <w:b w:val="0"/>
+          <w:color w:val="111827"/>
+          <w:sz w:val="24"/>
+        </w:rPr>
+        <w:t>R4 我们要多说一句：模型准确率是这个项目最不确定的地方。目前 91% 的预警准确率来自 3 个合作社、4,200 亩次的样本，样本量不足以支撑跨区域复制。我们的应对不是加大宣传，而是把人工复核比例维持在 30% 以上——宁可多花人力，也不能让农户因为一次误报而不信任。</w:t>
+      </w:r>
+    </w:p>
+    <w:p>
+      <w:pPr>
+        <w:keepNext/>
+        <w:keepLines/>
+        <w:spacing w:before="200" w:after="100" w:line="360" w:lineRule="auto"/>
+        <w:outlineLvl w:val="1"/>
+      </w:pPr>
+      <w:r>
+        <w:rPr>
+          <w:rFonts w:ascii="黑体" w:hAnsi="黑体" w:eastAsia="黑体"/>
+          <w:b/>
+          <w:color w:val="111827"/>
+          <w:sz w:val="25"/>
+        </w:rPr>
+        <w:t>8.1 预警阈值与止损线</w:t>
+      </w:r>
+    </w:p>
+    <w:p>
+      <w:pPr>
+        <w:spacing w:before="0" w:after="120" w:lineRule="auto" w:line="360"/>
+        <w:ind w:firstLine="480"/>
+      </w:pPr>
+      <w:r>
+        <w:rPr>
+          <w:rFonts w:ascii="宋体" w:hAnsi="宋体" w:eastAsia="宋体"/>
+          <w:b w:val="0"/>
+          <w:color w:val="111827"/>
+          <w:sz w:val="24"/>
+        </w:rPr>
+        <w:t>风险矩阵如果没有量化口径，只是一张好看的图。概率按「24 个月内至少发生一次」分四档（&lt;10% / 10%—30% / 30%—60% / &gt;60%），影响按「对第 3 年净利的冲击」分四档（&lt;10 万 / 10—30 万 / 30—60 万 / &gt;60 万或模式不成立），两维相乘，8 分以上必须预案，5—8 分持续监控。更重要的是把「担心」变成「动作」——下面这些阈值一旦触发，一线不用请示就可以动，事后复盘也有依据。</w:t>
+      </w:r>
+    </w:p>
+    <w:p>
+      <w:pPr>
+        <w:spacing w:before="0" w:after="120" w:lineRule="auto" w:line="360"/>
+        <w:ind w:firstLine="480"/>
+      </w:pPr>
+      <w:r>
+        <w:rPr>
+          <w:rFonts w:ascii="宋体" w:hAnsi="宋体" w:eastAsia="宋体"/>
+          <w:b w:val="0"/>
+          <w:color w:val="111827"/>
+          <w:sz w:val="24"/>
+        </w:rPr>
+        <w:t>落到执行上，八项风险各配一条可观测的预警信号：作业窗口类看「连续 7 天降水或大风」与「单县进度滞后 25%」，触发即启动夜航排班与飞手跨县支援；飞手流失看「持证飞手少于 3 人」，触发即启用备用飞手库、临时提价 20% 抢人；价格战看「连续两月成交价低于 6.5 元」，触发即退出零散小单、只保整村整社；模型准确率看「田间复核一致率低于 80% 且连续两周」，触发即降级为人工判读加模型辅助，并如实告知客户；回款看「应收账款周转超过 90 天」，触发即停止该客户的新作业、改预付款制。这套阈值的用处是把「担心」变成「动作」——一线不用请示就能动，事后复盘也有依据。</w:t>
+      </w:r>
+    </w:p>
+    <w:p>
+      <w:pPr>
+        <w:spacing w:before="0" w:after="120" w:lineRule="auto" w:line="360"/>
+        <w:ind w:firstLine="480"/>
+      </w:pPr>
+      <w:r>
+        <w:rPr>
+          <w:rFonts w:ascii="宋体" w:hAnsi="宋体" w:eastAsia="宋体"/>
+          <w:b w:val="0"/>
+          <w:color w:val="111827"/>
+          <w:sz w:val="24"/>
+        </w:rPr>
+        <w:t>止损线划在三处，每处都写清退出方式。第 2 年末若累计作业量低于 10 万亩次，说明「按亩收费」在这个区域跑不通，问题在需求不在执行——停止扩张，收缩成只服务 1 个县的服务队，年作业 5 万亩次、净利 8 万—12 万元，养活 3 人团队、不再融下一轮，这是个不好看但能活的结局。第 3 年 Q2 若三个县里两个县复购率低于 70%，问题在交付不在销售——砍掉一半客户，用一年把交付做扎实，接受收入倒退。第三条是现金：账上余额低于两个月固定支出（约 8 万元）且下一笔到账时间不确定时，立刻停掉所有新增投入，这条执行不需要开会，财务可以直接拦付款——把权限给财务而不是给创始人，是因为人在乐观时最不容易承认自己该刹车。写这些不是为了显得谨慎：我们见过的三家本地服务队，两家是把钱全押在设备上、遇到连阴雨作业量腰斩、飞手工资发不出直接散伙。</w:t>
       </w:r>
     </w:p>
     <w:p>
@@ -6746,7 +13966,7 @@
           <w:color w:val="111827"/>
           <w:sz w:val="24"/>
         </w:rPr>
-        <w:t>把商业模式落到时间轴上，分三个阶段推进。每个阶段只解决一个核心问题，不追求同时铺开——资源有限时，同时做三件事等于三件都做不成（见图 8）。</w:t>
+        <w:t>把商业模式落到时间轴上，分三个阶段推进。每个阶段只解决一个核心问题，不追求同时铺开——资源有限时，同时做三件事等于三件都做不成（见图 13）。</w:t>
       </w:r>
     </w:p>
     <w:p>
@@ -6760,7 +13980,7 @@
         <w:drawing>
           <wp:inline xmlns:a="http://schemas.openxmlformats.org/drawingml/2006/main" xmlns:pic="http://schemas.openxmlformats.org/drawingml/2006/picture">
             <wp:extent cx="5348767" cy="2520000"/>
-            <wp:docPr id="8" name="Picture 8"/>
+            <wp:docPr id="13" name="Picture 13"/>
             <wp:cNvGraphicFramePr>
               <a:graphicFrameLocks noChangeAspect="1"/>
             </wp:cNvGraphicFramePr>
@@ -6772,7 +13992,7 @@
                     <pic:cNvPicPr/>
                   </pic:nvPicPr>
                   <pic:blipFill>
-                    <a:blip r:embed="rId17"/>
+                    <a:blip r:embed="rId22"/>
                     <a:stretch>
                       <a:fillRect/>
                     </a:stretch>
@@ -6804,7 +14024,7 @@
           <w:color w:val="6B7280"/>
           <w:sz w:val="21"/>
         </w:rPr>
-        <w:t>图 8　三阶段实施路线（M1—M12）</w:t>
+        <w:t>图 13　三阶段实施路线（M1—M12）</w:t>
       </w:r>
     </w:p>
     <w:p>
@@ -6856,6 +14076,1452 @@
       <w:pPr>
         <w:keepNext/>
         <w:keepLines/>
+        <w:spacing w:before="0" w:after="120" w:lineRule="auto" w:line="360"/>
+        <w:ind w:firstLine="480"/>
+      </w:pPr>
+      <w:r>
+        <w:rPr>
+          <w:rFonts w:ascii="宋体" w:hAnsi="宋体" w:eastAsia="宋体"/>
+          <w:b w:val="0"/>
+          <w:color w:val="111827"/>
+          <w:sz w:val="24"/>
+        </w:rPr>
+        <w:t>把三个阶段拆到月，每一项都带验收指标与责任人。没有验收指标的里程碑，等于没有里程碑如表 20 所示：</w:t>
+      </w:r>
+    </w:p>
+    <w:p>
+      <w:pPr>
+        <w:keepNext/>
+        <w:keepLines/>
+        <w:spacing w:before="120" w:after="40" w:line="288" w:lineRule="auto"/>
+        <w:jc w:val="center"/>
+      </w:pPr>
+      <w:r>
+        <w:rPr>
+          <w:rFonts w:ascii="黑体" w:hAnsi="黑体" w:eastAsia="黑体"/>
+          <w:b w:val="0"/>
+          <w:color w:val="111827"/>
+          <w:sz w:val="21"/>
+        </w:rPr>
+        <w:t>表 20　十二个月里程碑、验收指标与责任人</w:t>
+      </w:r>
+    </w:p>
+    <w:tbl>
+      <w:tblPr>
+        <w:tblStyle w:val="TableGrid"/>
+        <w:tblW w:type="auto" w:w="0"/>
+        <w:jc w:val="center"/>
+        <w:tblLayout w:type="fixed"/>
+        <w:tblLook w:firstColumn="1" w:firstRow="1" w:lastColumn="0" w:lastRow="0" w:noHBand="0" w:noVBand="1" w:val="04A0"/>
+        <w:tblLayout w:type="fixed"/>
+        <w:tblCellMar>
+          <w:top w:w="50" w:type="dxa"/>
+          <w:bottom w:w="50" w:type="dxa"/>
+          <w:left w:w="100" w:type="dxa"/>
+          <w:right w:w="100" w:type="dxa"/>
+        </w:tblCellMar>
+      </w:tblPr>
+      <w:tblGrid>
+        <w:gridCol w:w="810"/>
+        <w:gridCol w:w="2700"/>
+        <w:gridCol w:w="3870"/>
+        <w:gridCol w:w="1350"/>
+      </w:tblGrid>
+      <w:tr>
+        <w:trPr>
+          <w:tblHeader/>
+          <w:cantSplit/>
+        </w:trPr>
+        <w:tc>
+          <w:tcPr>
+            <w:tcW w:type="dxa" w:w="810"/>
+          </w:tcPr>
+          <w:p>
+            <w:pPr>
+              <w:keepNext/>
+              <w:keepLines/>
+              <w:spacing w:before="0" w:after="0"/>
+              <w:jc w:val="center"/>
+            </w:pPr>
+            <w:r/>
+            <w:r>
+              <w:rPr>
+                <w:rFonts w:ascii="黑体" w:hAnsi="黑体" w:eastAsia="黑体"/>
+                <w:b/>
+                <w:color w:val="111827"/>
+                <w:sz w:val="21"/>
+              </w:rPr>
+              <w:t>时间</w:t>
+            </w:r>
+          </w:p>
+        </w:tc>
+        <w:tc>
+          <w:tcPr>
+            <w:tcW w:type="dxa" w:w="2700"/>
+          </w:tcPr>
+          <w:p>
+            <w:pPr>
+              <w:keepNext/>
+              <w:keepLines/>
+              <w:spacing w:before="0" w:after="0"/>
+              <w:jc w:val="center"/>
+            </w:pPr>
+            <w:r/>
+            <w:r>
+              <w:rPr>
+                <w:rFonts w:ascii="黑体" w:hAnsi="黑体" w:eastAsia="黑体"/>
+                <w:b/>
+                <w:color w:val="111827"/>
+                <w:sz w:val="21"/>
+              </w:rPr>
+              <w:t>里程碑</w:t>
+            </w:r>
+          </w:p>
+        </w:tc>
+        <w:tc>
+          <w:tcPr>
+            <w:tcW w:type="dxa" w:w="3870"/>
+          </w:tcPr>
+          <w:p>
+            <w:pPr>
+              <w:keepNext/>
+              <w:keepLines/>
+              <w:spacing w:before="0" w:after="0"/>
+              <w:jc w:val="center"/>
+            </w:pPr>
+            <w:r/>
+            <w:r>
+              <w:rPr>
+                <w:rFonts w:ascii="黑体" w:hAnsi="黑体" w:eastAsia="黑体"/>
+                <w:b/>
+                <w:color w:val="111827"/>
+                <w:sz w:val="21"/>
+              </w:rPr>
+              <w:t>验收指标</w:t>
+            </w:r>
+          </w:p>
+        </w:tc>
+        <w:tc>
+          <w:tcPr>
+            <w:tcW w:type="dxa" w:w="1350"/>
+          </w:tcPr>
+          <w:p>
+            <w:pPr>
+              <w:keepNext/>
+              <w:keepLines/>
+              <w:spacing w:before="0" w:after="0"/>
+              <w:jc w:val="center"/>
+            </w:pPr>
+            <w:r/>
+            <w:r>
+              <w:rPr>
+                <w:rFonts w:ascii="黑体" w:hAnsi="黑体" w:eastAsia="黑体"/>
+                <w:b/>
+                <w:color w:val="111827"/>
+                <w:sz w:val="21"/>
+              </w:rPr>
+              <w:t>责任人</w:t>
+            </w:r>
+          </w:p>
+        </w:tc>
+      </w:tr>
+      <w:tr>
+        <w:trPr>
+          <w:cantSplit/>
+        </w:trPr>
+        <w:tc>
+          <w:tcPr>
+            <w:tcW w:type="dxa" w:w="810"/>
+          </w:tcPr>
+          <w:p>
+            <w:pPr>
+              <w:keepNext/>
+              <w:keepLines/>
+              <w:spacing w:before="0" w:after="0" w:line="276" w:lineRule="auto"/>
+            </w:pPr>
+            <w:r/>
+            <w:r>
+              <w:rPr>
+                <w:rFonts w:ascii="宋体" w:hAnsi="宋体" w:eastAsia="宋体"/>
+                <w:b w:val="0"/>
+                <w:color w:val="111827"/>
+                <w:sz w:val="21"/>
+              </w:rPr>
+              <w:t>M1</w:t>
+            </w:r>
+          </w:p>
+        </w:tc>
+        <w:tc>
+          <w:tcPr>
+            <w:tcW w:type="dxa" w:w="2700"/>
+          </w:tcPr>
+          <w:p>
+            <w:pPr>
+              <w:keepNext/>
+              <w:keepLines/>
+              <w:spacing w:before="0" w:after="0" w:line="276" w:lineRule="auto"/>
+              <w:jc w:val="center"/>
+            </w:pPr>
+            <w:r/>
+            <w:r>
+              <w:rPr>
+                <w:rFonts w:ascii="宋体" w:hAnsi="宋体" w:eastAsia="宋体"/>
+                <w:b w:val="0"/>
+                <w:color w:val="111827"/>
+                <w:sz w:val="21"/>
+              </w:rPr>
+              <w:t>3 个县合作社签约</w:t>
+            </w:r>
+          </w:p>
+        </w:tc>
+        <w:tc>
+          <w:tcPr>
+            <w:tcW w:type="dxa" w:w="3870"/>
+          </w:tcPr>
+          <w:p>
+            <w:pPr>
+              <w:keepNext/>
+              <w:keepLines/>
+              <w:spacing w:before="0" w:after="0" w:line="276" w:lineRule="auto"/>
+              <w:jc w:val="center"/>
+            </w:pPr>
+            <w:r/>
+            <w:r>
+              <w:rPr>
+                <w:rFonts w:ascii="宋体" w:hAnsi="宋体" w:eastAsia="宋体"/>
+                <w:b w:val="0"/>
+                <w:color w:val="111827"/>
+                <w:sz w:val="21"/>
+              </w:rPr>
+              <w:t>签约面积 ≥1.5 万亩</w:t>
+            </w:r>
+          </w:p>
+        </w:tc>
+        <w:tc>
+          <w:tcPr>
+            <w:tcW w:type="dxa" w:w="1350"/>
+          </w:tcPr>
+          <w:p>
+            <w:pPr>
+              <w:keepNext/>
+              <w:keepLines/>
+              <w:spacing w:before="0" w:after="0" w:line="276" w:lineRule="auto"/>
+              <w:jc w:val="center"/>
+            </w:pPr>
+            <w:r/>
+            <w:r>
+              <w:rPr>
+                <w:rFonts w:ascii="宋体" w:hAnsi="宋体" w:eastAsia="宋体"/>
+                <w:b w:val="0"/>
+                <w:color w:val="111827"/>
+                <w:sz w:val="21"/>
+              </w:rPr>
+              <w:t>负责人</w:t>
+            </w:r>
+          </w:p>
+        </w:tc>
+      </w:tr>
+      <w:tr>
+        <w:trPr>
+          <w:cantSplit/>
+        </w:trPr>
+        <w:tc>
+          <w:tcPr>
+            <w:tcW w:type="dxa" w:w="810"/>
+          </w:tcPr>
+          <w:p>
+            <w:pPr>
+              <w:keepNext/>
+              <w:keepLines/>
+              <w:spacing w:before="0" w:after="0" w:line="276" w:lineRule="auto"/>
+            </w:pPr>
+            <w:r/>
+            <w:r>
+              <w:rPr>
+                <w:rFonts w:ascii="宋体" w:hAnsi="宋体" w:eastAsia="宋体"/>
+                <w:b w:val="0"/>
+                <w:color w:val="111827"/>
+                <w:sz w:val="21"/>
+              </w:rPr>
+              <w:t>M2</w:t>
+            </w:r>
+          </w:p>
+        </w:tc>
+        <w:tc>
+          <w:tcPr>
+            <w:tcW w:type="dxa" w:w="2700"/>
+          </w:tcPr>
+          <w:p>
+            <w:pPr>
+              <w:keepNext/>
+              <w:keepLines/>
+              <w:spacing w:before="0" w:after="0" w:line="276" w:lineRule="auto"/>
+              <w:jc w:val="center"/>
+            </w:pPr>
+            <w:r/>
+            <w:r>
+              <w:rPr>
+                <w:rFonts w:ascii="宋体" w:hAnsi="宋体" w:eastAsia="宋体"/>
+                <w:b w:val="0"/>
+                <w:color w:val="111827"/>
+                <w:sz w:val="21"/>
+              </w:rPr>
+              <w:t>报告模板定型</w:t>
+            </w:r>
+          </w:p>
+        </w:tc>
+        <w:tc>
+          <w:tcPr>
+            <w:tcW w:type="dxa" w:w="3870"/>
+          </w:tcPr>
+          <w:p>
+            <w:pPr>
+              <w:keepNext/>
+              <w:keepLines/>
+              <w:spacing w:before="0" w:after="0" w:line="276" w:lineRule="auto"/>
+              <w:jc w:val="center"/>
+            </w:pPr>
+            <w:r/>
+            <w:r>
+              <w:rPr>
+                <w:rFonts w:ascii="宋体" w:hAnsi="宋体" w:eastAsia="宋体"/>
+                <w:b w:val="0"/>
+                <w:color w:val="111827"/>
+                <w:sz w:val="21"/>
+              </w:rPr>
+              <w:t>同一地块连续两次等级跳变率 &lt;5%</w:t>
+            </w:r>
+          </w:p>
+        </w:tc>
+        <w:tc>
+          <w:tcPr>
+            <w:tcW w:type="dxa" w:w="1350"/>
+          </w:tcPr>
+          <w:p>
+            <w:pPr>
+              <w:keepNext/>
+              <w:keepLines/>
+              <w:spacing w:before="0" w:after="0" w:line="276" w:lineRule="auto"/>
+              <w:jc w:val="center"/>
+            </w:pPr>
+            <w:r/>
+            <w:r>
+              <w:rPr>
+                <w:rFonts w:ascii="宋体" w:hAnsi="宋体" w:eastAsia="宋体"/>
+                <w:b w:val="0"/>
+                <w:color w:val="111827"/>
+                <w:sz w:val="21"/>
+              </w:rPr>
+              <w:t>数据</w:t>
+            </w:r>
+          </w:p>
+        </w:tc>
+      </w:tr>
+      <w:tr>
+        <w:trPr>
+          <w:cantSplit/>
+        </w:trPr>
+        <w:tc>
+          <w:tcPr>
+            <w:tcW w:type="dxa" w:w="810"/>
+          </w:tcPr>
+          <w:p>
+            <w:pPr>
+              <w:keepNext/>
+              <w:keepLines/>
+              <w:spacing w:before="0" w:after="0" w:line="276" w:lineRule="auto"/>
+            </w:pPr>
+            <w:r/>
+            <w:r>
+              <w:rPr>
+                <w:rFonts w:ascii="宋体" w:hAnsi="宋体" w:eastAsia="宋体"/>
+                <w:b w:val="0"/>
+                <w:color w:val="111827"/>
+                <w:sz w:val="21"/>
+              </w:rPr>
+              <w:t>M3</w:t>
+            </w:r>
+          </w:p>
+        </w:tc>
+        <w:tc>
+          <w:tcPr>
+            <w:tcW w:type="dxa" w:w="2700"/>
+          </w:tcPr>
+          <w:p>
+            <w:pPr>
+              <w:keepNext/>
+              <w:keepLines/>
+              <w:spacing w:before="0" w:after="0" w:line="276" w:lineRule="auto"/>
+              <w:jc w:val="center"/>
+            </w:pPr>
+            <w:r/>
+            <w:r>
+              <w:rPr>
+                <w:rFonts w:ascii="宋体" w:hAnsi="宋体" w:eastAsia="宋体"/>
+                <w:b w:val="0"/>
+                <w:color w:val="111827"/>
+                <w:sz w:val="21"/>
+              </w:rPr>
+              <w:t>首季全流程跑通</w:t>
+            </w:r>
+          </w:p>
+        </w:tc>
+        <w:tc>
+          <w:tcPr>
+            <w:tcW w:type="dxa" w:w="3870"/>
+          </w:tcPr>
+          <w:p>
+            <w:pPr>
+              <w:keepNext/>
+              <w:keepLines/>
+              <w:spacing w:before="0" w:after="0" w:line="276" w:lineRule="auto"/>
+              <w:jc w:val="center"/>
+            </w:pPr>
+            <w:r/>
+            <w:r>
+              <w:rPr>
+                <w:rFonts w:ascii="宋体" w:hAnsi="宋体" w:eastAsia="宋体"/>
+                <w:b w:val="0"/>
+                <w:color w:val="111827"/>
+                <w:sz w:val="21"/>
+              </w:rPr>
+              <w:t>按期交付率 100%，返工 ≤2 次</w:t>
+            </w:r>
+          </w:p>
+        </w:tc>
+        <w:tc>
+          <w:tcPr>
+            <w:tcW w:type="dxa" w:w="1350"/>
+          </w:tcPr>
+          <w:p>
+            <w:pPr>
+              <w:keepNext/>
+              <w:keepLines/>
+              <w:spacing w:before="0" w:after="0" w:line="276" w:lineRule="auto"/>
+              <w:jc w:val="center"/>
+            </w:pPr>
+            <w:r/>
+            <w:r>
+              <w:rPr>
+                <w:rFonts w:ascii="宋体" w:hAnsi="宋体" w:eastAsia="宋体"/>
+                <w:b w:val="0"/>
+                <w:color w:val="111827"/>
+                <w:sz w:val="21"/>
+              </w:rPr>
+              <w:t>飞手队长</w:t>
+            </w:r>
+          </w:p>
+        </w:tc>
+      </w:tr>
+      <w:tr>
+        <w:trPr>
+          <w:cantSplit/>
+        </w:trPr>
+        <w:tc>
+          <w:tcPr>
+            <w:tcW w:type="dxa" w:w="810"/>
+          </w:tcPr>
+          <w:p>
+            <w:pPr>
+              <w:keepNext/>
+              <w:keepLines/>
+              <w:spacing w:before="0" w:after="0" w:line="276" w:lineRule="auto"/>
+            </w:pPr>
+            <w:r/>
+            <w:r>
+              <w:rPr>
+                <w:rFonts w:ascii="宋体" w:hAnsi="宋体" w:eastAsia="宋体"/>
+                <w:b w:val="0"/>
+                <w:color w:val="111827"/>
+                <w:sz w:val="21"/>
+              </w:rPr>
+              <w:t>M4</w:t>
+            </w:r>
+          </w:p>
+        </w:tc>
+        <w:tc>
+          <w:tcPr>
+            <w:tcW w:type="dxa" w:w="2700"/>
+          </w:tcPr>
+          <w:p>
+            <w:pPr>
+              <w:keepNext/>
+              <w:keepLines/>
+              <w:spacing w:before="0" w:after="0" w:line="276" w:lineRule="auto"/>
+              <w:jc w:val="center"/>
+            </w:pPr>
+            <w:r/>
+            <w:r>
+              <w:rPr>
+                <w:rFonts w:ascii="宋体" w:hAnsi="宋体" w:eastAsia="宋体"/>
+                <w:b w:val="0"/>
+                <w:color w:val="111827"/>
+                <w:sz w:val="21"/>
+              </w:rPr>
+              <w:t>第一季复盘</w:t>
+            </w:r>
+          </w:p>
+        </w:tc>
+        <w:tc>
+          <w:tcPr>
+            <w:tcW w:type="dxa" w:w="3870"/>
+          </w:tcPr>
+          <w:p>
+            <w:pPr>
+              <w:keepNext/>
+              <w:keepLines/>
+              <w:spacing w:before="0" w:after="0" w:line="276" w:lineRule="auto"/>
+              <w:jc w:val="center"/>
+            </w:pPr>
+            <w:r/>
+            <w:r>
+              <w:rPr>
+                <w:rFonts w:ascii="宋体" w:hAnsi="宋体" w:eastAsia="宋体"/>
+                <w:b w:val="0"/>
+                <w:color w:val="111827"/>
+                <w:sz w:val="21"/>
+              </w:rPr>
+              <w:t>客户满意度 ≥4.2/5，复购意向 ≥80%</w:t>
+            </w:r>
+          </w:p>
+        </w:tc>
+        <w:tc>
+          <w:tcPr>
+            <w:tcW w:type="dxa" w:w="1350"/>
+          </w:tcPr>
+          <w:p>
+            <w:pPr>
+              <w:keepNext/>
+              <w:keepLines/>
+              <w:spacing w:before="0" w:after="0" w:line="276" w:lineRule="auto"/>
+              <w:jc w:val="center"/>
+            </w:pPr>
+            <w:r/>
+            <w:r>
+              <w:rPr>
+                <w:rFonts w:ascii="宋体" w:hAnsi="宋体" w:eastAsia="宋体"/>
+                <w:b w:val="0"/>
+                <w:color w:val="111827"/>
+                <w:sz w:val="21"/>
+              </w:rPr>
+              <w:t>负责人</w:t>
+            </w:r>
+          </w:p>
+        </w:tc>
+      </w:tr>
+      <w:tr>
+        <w:trPr>
+          <w:cantSplit/>
+        </w:trPr>
+        <w:tc>
+          <w:tcPr>
+            <w:tcW w:type="dxa" w:w="810"/>
+          </w:tcPr>
+          <w:p>
+            <w:pPr>
+              <w:keepNext/>
+              <w:keepLines/>
+              <w:spacing w:before="0" w:after="0" w:line="276" w:lineRule="auto"/>
+            </w:pPr>
+            <w:r/>
+            <w:r>
+              <w:rPr>
+                <w:rFonts w:ascii="宋体" w:hAnsi="宋体" w:eastAsia="宋体"/>
+                <w:b w:val="0"/>
+                <w:color w:val="111827"/>
+                <w:sz w:val="21"/>
+              </w:rPr>
+              <w:t>M5</w:t>
+            </w:r>
+          </w:p>
+        </w:tc>
+        <w:tc>
+          <w:tcPr>
+            <w:tcW w:type="dxa" w:w="2700"/>
+          </w:tcPr>
+          <w:p>
+            <w:pPr>
+              <w:keepNext/>
+              <w:keepLines/>
+              <w:spacing w:before="0" w:after="0" w:line="276" w:lineRule="auto"/>
+              <w:jc w:val="center"/>
+            </w:pPr>
+            <w:r/>
+            <w:r>
+              <w:rPr>
+                <w:rFonts w:ascii="宋体" w:hAnsi="宋体" w:eastAsia="宋体"/>
+                <w:b w:val="0"/>
+                <w:color w:val="111827"/>
+                <w:sz w:val="21"/>
+              </w:rPr>
+              <w:t>第 4、5 个县启动</w:t>
+            </w:r>
+          </w:p>
+        </w:tc>
+        <w:tc>
+          <w:tcPr>
+            <w:tcW w:type="dxa" w:w="3870"/>
+          </w:tcPr>
+          <w:p>
+            <w:pPr>
+              <w:keepNext/>
+              <w:keepLines/>
+              <w:spacing w:before="0" w:after="0" w:line="276" w:lineRule="auto"/>
+              <w:jc w:val="center"/>
+            </w:pPr>
+            <w:r/>
+            <w:r>
+              <w:rPr>
+                <w:rFonts w:ascii="宋体" w:hAnsi="宋体" w:eastAsia="宋体"/>
+                <w:b w:val="0"/>
+                <w:color w:val="111827"/>
+                <w:sz w:val="21"/>
+              </w:rPr>
+              <w:t>新增签约 ≥8000 亩</w:t>
+            </w:r>
+          </w:p>
+        </w:tc>
+        <w:tc>
+          <w:tcPr>
+            <w:tcW w:type="dxa" w:w="1350"/>
+          </w:tcPr>
+          <w:p>
+            <w:pPr>
+              <w:keepNext/>
+              <w:keepLines/>
+              <w:spacing w:before="0" w:after="0" w:line="276" w:lineRule="auto"/>
+              <w:jc w:val="center"/>
+            </w:pPr>
+            <w:r/>
+            <w:r>
+              <w:rPr>
+                <w:rFonts w:ascii="宋体" w:hAnsi="宋体" w:eastAsia="宋体"/>
+                <w:b w:val="0"/>
+                <w:color w:val="111827"/>
+                <w:sz w:val="21"/>
+              </w:rPr>
+              <w:t>负责人</w:t>
+            </w:r>
+          </w:p>
+        </w:tc>
+      </w:tr>
+      <w:tr>
+        <w:trPr>
+          <w:cantSplit/>
+        </w:trPr>
+        <w:tc>
+          <w:tcPr>
+            <w:tcW w:type="dxa" w:w="810"/>
+          </w:tcPr>
+          <w:p>
+            <w:pPr>
+              <w:keepNext/>
+              <w:keepLines/>
+              <w:spacing w:before="0" w:after="0" w:line="276" w:lineRule="auto"/>
+            </w:pPr>
+            <w:r/>
+            <w:r>
+              <w:rPr>
+                <w:rFonts w:ascii="宋体" w:hAnsi="宋体" w:eastAsia="宋体"/>
+                <w:b w:val="0"/>
+                <w:color w:val="111827"/>
+                <w:sz w:val="21"/>
+              </w:rPr>
+              <w:t>M6</w:t>
+            </w:r>
+          </w:p>
+        </w:tc>
+        <w:tc>
+          <w:tcPr>
+            <w:tcW w:type="dxa" w:w="2700"/>
+          </w:tcPr>
+          <w:p>
+            <w:pPr>
+              <w:keepNext/>
+              <w:keepLines/>
+              <w:spacing w:before="0" w:after="0" w:line="276" w:lineRule="auto"/>
+              <w:jc w:val="center"/>
+            </w:pPr>
+            <w:r/>
+            <w:r>
+              <w:rPr>
+                <w:rFonts w:ascii="宋体" w:hAnsi="宋体" w:eastAsia="宋体"/>
+                <w:b w:val="0"/>
+                <w:color w:val="111827"/>
+                <w:sz w:val="21"/>
+              </w:rPr>
+              <w:t>飞手培训体系成型</w:t>
+            </w:r>
+          </w:p>
+        </w:tc>
+        <w:tc>
+          <w:tcPr>
+            <w:tcW w:type="dxa" w:w="3870"/>
+          </w:tcPr>
+          <w:p>
+            <w:pPr>
+              <w:keepNext/>
+              <w:keepLines/>
+              <w:spacing w:before="0" w:after="0" w:line="276" w:lineRule="auto"/>
+              <w:jc w:val="center"/>
+            </w:pPr>
+            <w:r/>
+            <w:r>
+              <w:rPr>
+                <w:rFonts w:ascii="宋体" w:hAnsi="宋体" w:eastAsia="宋体"/>
+                <w:b w:val="0"/>
+                <w:color w:val="111827"/>
+                <w:sz w:val="21"/>
+              </w:rPr>
+              <w:t>新飞手 2 周独立作业率 100%</w:t>
+            </w:r>
+          </w:p>
+        </w:tc>
+        <w:tc>
+          <w:tcPr>
+            <w:tcW w:type="dxa" w:w="1350"/>
+          </w:tcPr>
+          <w:p>
+            <w:pPr>
+              <w:keepNext/>
+              <w:keepLines/>
+              <w:spacing w:before="0" w:after="0" w:line="276" w:lineRule="auto"/>
+              <w:jc w:val="center"/>
+            </w:pPr>
+            <w:r/>
+            <w:r>
+              <w:rPr>
+                <w:rFonts w:ascii="宋体" w:hAnsi="宋体" w:eastAsia="宋体"/>
+                <w:b w:val="0"/>
+                <w:color w:val="111827"/>
+                <w:sz w:val="21"/>
+              </w:rPr>
+              <w:t>飞手队长</w:t>
+            </w:r>
+          </w:p>
+        </w:tc>
+      </w:tr>
+      <w:tr>
+        <w:trPr>
+          <w:cantSplit/>
+        </w:trPr>
+        <w:tc>
+          <w:tcPr>
+            <w:tcW w:type="dxa" w:w="810"/>
+          </w:tcPr>
+          <w:p>
+            <w:pPr>
+              <w:keepNext/>
+              <w:keepLines/>
+              <w:spacing w:before="0" w:after="0" w:line="276" w:lineRule="auto"/>
+            </w:pPr>
+            <w:r/>
+            <w:r>
+              <w:rPr>
+                <w:rFonts w:ascii="宋体" w:hAnsi="宋体" w:eastAsia="宋体"/>
+                <w:b w:val="0"/>
+                <w:color w:val="111827"/>
+                <w:sz w:val="21"/>
+              </w:rPr>
+              <w:t>M7</w:t>
+            </w:r>
+          </w:p>
+        </w:tc>
+        <w:tc>
+          <w:tcPr>
+            <w:tcW w:type="dxa" w:w="2700"/>
+          </w:tcPr>
+          <w:p>
+            <w:pPr>
+              <w:keepNext/>
+              <w:keepLines/>
+              <w:spacing w:before="0" w:after="0" w:line="276" w:lineRule="auto"/>
+              <w:jc w:val="center"/>
+            </w:pPr>
+            <w:r/>
+            <w:r>
+              <w:rPr>
+                <w:rFonts w:ascii="宋体" w:hAnsi="宋体" w:eastAsia="宋体"/>
+                <w:b w:val="0"/>
+                <w:color w:val="111827"/>
+                <w:sz w:val="21"/>
+              </w:rPr>
+              <w:t>档案档产品上线</w:t>
+            </w:r>
+          </w:p>
+        </w:tc>
+        <w:tc>
+          <w:tcPr>
+            <w:tcW w:type="dxa" w:w="3870"/>
+          </w:tcPr>
+          <w:p>
+            <w:pPr>
+              <w:keepNext/>
+              <w:keepLines/>
+              <w:spacing w:before="0" w:after="0" w:line="276" w:lineRule="auto"/>
+              <w:jc w:val="center"/>
+            </w:pPr>
+            <w:r/>
+            <w:r>
+              <w:rPr>
+                <w:rFonts w:ascii="宋体" w:hAnsi="宋体" w:eastAsia="宋体"/>
+                <w:b w:val="0"/>
+                <w:color w:val="111827"/>
+                <w:sz w:val="21"/>
+              </w:rPr>
+              <w:t>档案档占收入比 ≥15%</w:t>
+            </w:r>
+          </w:p>
+        </w:tc>
+        <w:tc>
+          <w:tcPr>
+            <w:tcW w:type="dxa" w:w="1350"/>
+          </w:tcPr>
+          <w:p>
+            <w:pPr>
+              <w:keepNext/>
+              <w:keepLines/>
+              <w:spacing w:before="0" w:after="0" w:line="276" w:lineRule="auto"/>
+              <w:jc w:val="center"/>
+            </w:pPr>
+            <w:r/>
+            <w:r>
+              <w:rPr>
+                <w:rFonts w:ascii="宋体" w:hAnsi="宋体" w:eastAsia="宋体"/>
+                <w:b w:val="0"/>
+                <w:color w:val="111827"/>
+                <w:sz w:val="21"/>
+              </w:rPr>
+              <w:t>数据</w:t>
+            </w:r>
+          </w:p>
+        </w:tc>
+      </w:tr>
+      <w:tr>
+        <w:trPr>
+          <w:cantSplit/>
+        </w:trPr>
+        <w:tc>
+          <w:tcPr>
+            <w:tcW w:type="dxa" w:w="810"/>
+          </w:tcPr>
+          <w:p>
+            <w:pPr>
+              <w:keepNext/>
+              <w:keepLines/>
+              <w:spacing w:before="0" w:after="0" w:line="276" w:lineRule="auto"/>
+            </w:pPr>
+            <w:r/>
+            <w:r>
+              <w:rPr>
+                <w:rFonts w:ascii="宋体" w:hAnsi="宋体" w:eastAsia="宋体"/>
+                <w:b w:val="0"/>
+                <w:color w:val="111827"/>
+                <w:sz w:val="21"/>
+              </w:rPr>
+              <w:t>M8</w:t>
+            </w:r>
+          </w:p>
+        </w:tc>
+        <w:tc>
+          <w:tcPr>
+            <w:tcW w:type="dxa" w:w="2700"/>
+          </w:tcPr>
+          <w:p>
+            <w:pPr>
+              <w:keepNext/>
+              <w:keepLines/>
+              <w:spacing w:before="0" w:after="0" w:line="276" w:lineRule="auto"/>
+              <w:jc w:val="center"/>
+            </w:pPr>
+            <w:r/>
+            <w:r>
+              <w:rPr>
+                <w:rFonts w:ascii="宋体" w:hAnsi="宋体" w:eastAsia="宋体"/>
+                <w:b w:val="0"/>
+                <w:color w:val="111827"/>
+                <w:sz w:val="21"/>
+              </w:rPr>
+              <w:t>数据处理自动化</w:t>
+            </w:r>
+          </w:p>
+        </w:tc>
+        <w:tc>
+          <w:tcPr>
+            <w:tcW w:type="dxa" w:w="3870"/>
+          </w:tcPr>
+          <w:p>
+            <w:pPr>
+              <w:keepNext/>
+              <w:keepLines/>
+              <w:spacing w:before="0" w:after="0" w:line="276" w:lineRule="auto"/>
+              <w:jc w:val="center"/>
+            </w:pPr>
+            <w:r/>
+            <w:r>
+              <w:rPr>
+                <w:rFonts w:ascii="宋体" w:hAnsi="宋体" w:eastAsia="宋体"/>
+                <w:b w:val="0"/>
+                <w:color w:val="111827"/>
+                <w:sz w:val="21"/>
+              </w:rPr>
+              <w:t>单份报告产出 ≤3 小时</w:t>
+            </w:r>
+          </w:p>
+        </w:tc>
+        <w:tc>
+          <w:tcPr>
+            <w:tcW w:type="dxa" w:w="1350"/>
+          </w:tcPr>
+          <w:p>
+            <w:pPr>
+              <w:keepNext/>
+              <w:keepLines/>
+              <w:spacing w:before="0" w:after="0" w:line="276" w:lineRule="auto"/>
+              <w:jc w:val="center"/>
+            </w:pPr>
+            <w:r/>
+            <w:r>
+              <w:rPr>
+                <w:rFonts w:ascii="宋体" w:hAnsi="宋体" w:eastAsia="宋体"/>
+                <w:b w:val="0"/>
+                <w:color w:val="111827"/>
+                <w:sz w:val="21"/>
+              </w:rPr>
+              <w:t>数据</w:t>
+            </w:r>
+          </w:p>
+        </w:tc>
+      </w:tr>
+      <w:tr>
+        <w:trPr>
+          <w:cantSplit/>
+        </w:trPr>
+        <w:tc>
+          <w:tcPr>
+            <w:tcW w:type="dxa" w:w="810"/>
+          </w:tcPr>
+          <w:p>
+            <w:pPr>
+              <w:keepNext/>
+              <w:keepLines/>
+              <w:spacing w:before="0" w:after="0" w:line="276" w:lineRule="auto"/>
+            </w:pPr>
+            <w:r/>
+            <w:r>
+              <w:rPr>
+                <w:rFonts w:ascii="宋体" w:hAnsi="宋体" w:eastAsia="宋体"/>
+                <w:b w:val="0"/>
+                <w:color w:val="111827"/>
+                <w:sz w:val="21"/>
+              </w:rPr>
+              <w:t>M9</w:t>
+            </w:r>
+          </w:p>
+        </w:tc>
+        <w:tc>
+          <w:tcPr>
+            <w:tcW w:type="dxa" w:w="2700"/>
+          </w:tcPr>
+          <w:p>
+            <w:pPr>
+              <w:keepNext/>
+              <w:keepLines/>
+              <w:spacing w:before="0" w:after="0" w:line="276" w:lineRule="auto"/>
+              <w:jc w:val="center"/>
+            </w:pPr>
+            <w:r/>
+            <w:r>
+              <w:rPr>
+                <w:rFonts w:ascii="宋体" w:hAnsi="宋体" w:eastAsia="宋体"/>
+                <w:b w:val="0"/>
+                <w:color w:val="111827"/>
+                <w:sz w:val="21"/>
+              </w:rPr>
+              <w:t>第二季全量交付</w:t>
+            </w:r>
+          </w:p>
+        </w:tc>
+        <w:tc>
+          <w:tcPr>
+            <w:tcW w:type="dxa" w:w="3870"/>
+          </w:tcPr>
+          <w:p>
+            <w:pPr>
+              <w:keepNext/>
+              <w:keepLines/>
+              <w:spacing w:before="0" w:after="0" w:line="276" w:lineRule="auto"/>
+              <w:jc w:val="center"/>
+            </w:pPr>
+            <w:r/>
+            <w:r>
+              <w:rPr>
+                <w:rFonts w:ascii="宋体" w:hAnsi="宋体" w:eastAsia="宋体"/>
+                <w:b w:val="0"/>
+                <w:color w:val="111827"/>
+                <w:sz w:val="21"/>
+              </w:rPr>
+              <w:t>服务面积累计 ≥2.4 万亩次</w:t>
+            </w:r>
+          </w:p>
+        </w:tc>
+        <w:tc>
+          <w:tcPr>
+            <w:tcW w:type="dxa" w:w="1350"/>
+          </w:tcPr>
+          <w:p>
+            <w:pPr>
+              <w:keepNext/>
+              <w:keepLines/>
+              <w:spacing w:before="0" w:after="0" w:line="276" w:lineRule="auto"/>
+              <w:jc w:val="center"/>
+            </w:pPr>
+            <w:r/>
+            <w:r>
+              <w:rPr>
+                <w:rFonts w:ascii="宋体" w:hAnsi="宋体" w:eastAsia="宋体"/>
+                <w:b w:val="0"/>
+                <w:color w:val="111827"/>
+                <w:sz w:val="21"/>
+              </w:rPr>
+              <w:t>飞手队长</w:t>
+            </w:r>
+          </w:p>
+        </w:tc>
+      </w:tr>
+      <w:tr>
+        <w:trPr>
+          <w:cantSplit/>
+        </w:trPr>
+        <w:tc>
+          <w:tcPr>
+            <w:tcW w:type="dxa" w:w="810"/>
+          </w:tcPr>
+          <w:p>
+            <w:pPr>
+              <w:keepNext/>
+              <w:keepLines/>
+              <w:spacing w:before="0" w:after="0" w:line="276" w:lineRule="auto"/>
+            </w:pPr>
+            <w:r/>
+            <w:r>
+              <w:rPr>
+                <w:rFonts w:ascii="宋体" w:hAnsi="宋体" w:eastAsia="宋体"/>
+                <w:b w:val="0"/>
+                <w:color w:val="111827"/>
+                <w:sz w:val="21"/>
+              </w:rPr>
+              <w:t>M10</w:t>
+            </w:r>
+          </w:p>
+        </w:tc>
+        <w:tc>
+          <w:tcPr>
+            <w:tcW w:type="dxa" w:w="2700"/>
+          </w:tcPr>
+          <w:p>
+            <w:pPr>
+              <w:keepNext/>
+              <w:keepLines/>
+              <w:spacing w:before="0" w:after="0" w:line="276" w:lineRule="auto"/>
+              <w:jc w:val="center"/>
+            </w:pPr>
+            <w:r/>
+            <w:r>
+              <w:rPr>
+                <w:rFonts w:ascii="宋体" w:hAnsi="宋体" w:eastAsia="宋体"/>
+                <w:b w:val="0"/>
+                <w:color w:val="111827"/>
+                <w:sz w:val="21"/>
+              </w:rPr>
+              <w:t>跨区域模型训练</w:t>
+            </w:r>
+          </w:p>
+        </w:tc>
+        <w:tc>
+          <w:tcPr>
+            <w:tcW w:type="dxa" w:w="3870"/>
+          </w:tcPr>
+          <w:p>
+            <w:pPr>
+              <w:keepNext/>
+              <w:keepLines/>
+              <w:spacing w:before="0" w:after="0" w:line="276" w:lineRule="auto"/>
+              <w:jc w:val="center"/>
+            </w:pPr>
+            <w:r/>
+            <w:r>
+              <w:rPr>
+                <w:rFonts w:ascii="宋体" w:hAnsi="宋体" w:eastAsia="宋体"/>
+                <w:b w:val="0"/>
+                <w:color w:val="111827"/>
+                <w:sz w:val="21"/>
+              </w:rPr>
+              <w:t>新区块准确率不低于本地 5 个百分点</w:t>
+            </w:r>
+          </w:p>
+        </w:tc>
+        <w:tc>
+          <w:tcPr>
+            <w:tcW w:type="dxa" w:w="1350"/>
+          </w:tcPr>
+          <w:p>
+            <w:pPr>
+              <w:keepNext/>
+              <w:keepLines/>
+              <w:spacing w:before="0" w:after="0" w:line="276" w:lineRule="auto"/>
+              <w:jc w:val="center"/>
+            </w:pPr>
+            <w:r/>
+            <w:r>
+              <w:rPr>
+                <w:rFonts w:ascii="宋体" w:hAnsi="宋体" w:eastAsia="宋体"/>
+                <w:b w:val="0"/>
+                <w:color w:val="111827"/>
+                <w:sz w:val="21"/>
+              </w:rPr>
+              <w:t>数据</w:t>
+            </w:r>
+          </w:p>
+        </w:tc>
+      </w:tr>
+      <w:tr>
+        <w:trPr>
+          <w:cantSplit/>
+        </w:trPr>
+        <w:tc>
+          <w:tcPr>
+            <w:tcW w:type="dxa" w:w="810"/>
+          </w:tcPr>
+          <w:p>
+            <w:pPr>
+              <w:keepNext/>
+              <w:keepLines/>
+              <w:spacing w:before="0" w:after="0" w:line="276" w:lineRule="auto"/>
+            </w:pPr>
+            <w:r/>
+            <w:r>
+              <w:rPr>
+                <w:rFonts w:ascii="宋体" w:hAnsi="宋体" w:eastAsia="宋体"/>
+                <w:b w:val="0"/>
+                <w:color w:val="111827"/>
+                <w:sz w:val="21"/>
+              </w:rPr>
+              <w:t>M11</w:t>
+            </w:r>
+          </w:p>
+        </w:tc>
+        <w:tc>
+          <w:tcPr>
+            <w:tcW w:type="dxa" w:w="2700"/>
+          </w:tcPr>
+          <w:p>
+            <w:pPr>
+              <w:keepNext/>
+              <w:keepLines/>
+              <w:spacing w:before="0" w:after="0" w:line="276" w:lineRule="auto"/>
+              <w:jc w:val="center"/>
+            </w:pPr>
+            <w:r/>
+            <w:r>
+              <w:rPr>
+                <w:rFonts w:ascii="宋体" w:hAnsi="宋体" w:eastAsia="宋体"/>
+                <w:b w:val="0"/>
+                <w:color w:val="111827"/>
+                <w:sz w:val="21"/>
+              </w:rPr>
+              <w:t>集采试点准备</w:t>
+            </w:r>
+          </w:p>
+        </w:tc>
+        <w:tc>
+          <w:tcPr>
+            <w:tcW w:type="dxa" w:w="3870"/>
+          </w:tcPr>
+          <w:p>
+            <w:pPr>
+              <w:keepNext/>
+              <w:keepLines/>
+              <w:spacing w:before="0" w:after="0" w:line="276" w:lineRule="auto"/>
+              <w:jc w:val="center"/>
+            </w:pPr>
+            <w:r/>
+            <w:r>
+              <w:rPr>
+                <w:rFonts w:ascii="宋体" w:hAnsi="宋体" w:eastAsia="宋体"/>
+                <w:b w:val="0"/>
+                <w:color w:val="111827"/>
+                <w:sz w:val="21"/>
+              </w:rPr>
+              <w:t>完成 2 家供应商比价与账期谈判</w:t>
+            </w:r>
+          </w:p>
+        </w:tc>
+        <w:tc>
+          <w:tcPr>
+            <w:tcW w:type="dxa" w:w="1350"/>
+          </w:tcPr>
+          <w:p>
+            <w:pPr>
+              <w:keepNext/>
+              <w:keepLines/>
+              <w:spacing w:before="0" w:after="0" w:line="276" w:lineRule="auto"/>
+              <w:jc w:val="center"/>
+            </w:pPr>
+            <w:r/>
+            <w:r>
+              <w:rPr>
+                <w:rFonts w:ascii="宋体" w:hAnsi="宋体" w:eastAsia="宋体"/>
+                <w:b w:val="0"/>
+                <w:color w:val="111827"/>
+                <w:sz w:val="21"/>
+              </w:rPr>
+              <w:t>负责人</w:t>
+            </w:r>
+          </w:p>
+        </w:tc>
+      </w:tr>
+      <w:tr>
+        <w:trPr>
+          <w:cantSplit/>
+        </w:trPr>
+        <w:tc>
+          <w:tcPr>
+            <w:tcW w:type="dxa" w:w="810"/>
+          </w:tcPr>
+          <w:p>
+            <w:pPr>
+              <w:spacing w:before="0" w:after="0" w:line="276" w:lineRule="auto"/>
+            </w:pPr>
+            <w:r/>
+            <w:r>
+              <w:rPr>
+                <w:rFonts w:ascii="宋体" w:hAnsi="宋体" w:eastAsia="宋体"/>
+                <w:b w:val="0"/>
+                <w:color w:val="111827"/>
+                <w:sz w:val="21"/>
+              </w:rPr>
+              <w:t>M12</w:t>
+            </w:r>
+          </w:p>
+        </w:tc>
+        <w:tc>
+          <w:tcPr>
+            <w:tcW w:type="dxa" w:w="2700"/>
+          </w:tcPr>
+          <w:p>
+            <w:pPr>
+              <w:spacing w:before="0" w:after="0" w:line="276" w:lineRule="auto"/>
+              <w:jc w:val="center"/>
+            </w:pPr>
+            <w:r/>
+            <w:r>
+              <w:rPr>
+                <w:rFonts w:ascii="宋体" w:hAnsi="宋体" w:eastAsia="宋体"/>
+                <w:b w:val="0"/>
+                <w:color w:val="111827"/>
+                <w:sz w:val="21"/>
+              </w:rPr>
+              <w:t>年度复盘与对赌核验</w:t>
+            </w:r>
+          </w:p>
+        </w:tc>
+        <w:tc>
+          <w:tcPr>
+            <w:tcW w:type="dxa" w:w="3870"/>
+          </w:tcPr>
+          <w:p>
+            <w:pPr>
+              <w:spacing w:before="0" w:after="0" w:line="276" w:lineRule="auto"/>
+              <w:jc w:val="center"/>
+            </w:pPr>
+            <w:r/>
+            <w:r>
+              <w:rPr>
+                <w:rFonts w:ascii="宋体" w:hAnsi="宋体" w:eastAsia="宋体"/>
+                <w:b w:val="0"/>
+                <w:color w:val="111827"/>
+                <w:sz w:val="21"/>
+              </w:rPr>
+              <w:t>收入、毛利、复购三项达标</w:t>
+            </w:r>
+          </w:p>
+        </w:tc>
+        <w:tc>
+          <w:tcPr>
+            <w:tcW w:type="dxa" w:w="1350"/>
+          </w:tcPr>
+          <w:p>
+            <w:pPr>
+              <w:spacing w:before="0" w:after="0" w:line="276" w:lineRule="auto"/>
+              <w:jc w:val="center"/>
+            </w:pPr>
+            <w:r/>
+            <w:r>
+              <w:rPr>
+                <w:rFonts w:ascii="宋体" w:hAnsi="宋体" w:eastAsia="宋体"/>
+                <w:b w:val="0"/>
+                <w:color w:val="111827"/>
+                <w:sz w:val="21"/>
+              </w:rPr>
+              <w:t>全体</w:t>
+            </w:r>
+          </w:p>
+        </w:tc>
+      </w:tr>
+    </w:tbl>
+    <w:p>
+      <w:pPr>
+        <w:spacing w:before="0" w:after="0" w:line="240" w:lineRule="exact"/>
+      </w:pPr>
+      <w:r>
+        <w:rPr>
+          <w:rFonts w:ascii="宋体" w:hAnsi="宋体" w:eastAsia="宋体"/>
+          <w:b w:val="0"/>
+          <w:color w:val="111827"/>
+          <w:sz w:val="16"/>
+        </w:rPr>
+      </w:r>
+    </w:p>
+    <w:p>
+      <w:pPr>
+        <w:spacing w:before="0" w:after="120" w:lineRule="auto" w:line="360"/>
+        <w:ind w:firstLine="480"/>
+      </w:pPr>
+      <w:r>
+        <w:rPr>
+          <w:rFonts w:ascii="宋体" w:hAnsi="宋体" w:eastAsia="宋体"/>
+          <w:b w:val="0"/>
+          <w:color w:val="111827"/>
+          <w:sz w:val="24"/>
+        </w:rPr>
+        <w:t>这张表里最容易延期的是 M5 和 M10。M5 延期通常不是能力问题，而是新县的关系没打通——所以我们把「签约」而不是「启动」作为验收指标；M10 延期则是数据量不够，如果三个县的作业数据撑不起跨区域模型，我们会把 M10 推到第二年，宁可晚半年，也不上线一个在其他县不准的模型。</w:t>
+      </w:r>
+    </w:p>
+    <w:p>
+      <w:pPr>
+        <w:spacing w:before="0" w:after="120" w:lineRule="auto" w:line="360"/>
+        <w:ind w:firstLine="480"/>
+      </w:pPr>
+      <w:r>
+        <w:rPr>
+          <w:rFonts w:ascii="宋体" w:hAnsi="宋体" w:eastAsia="宋体"/>
+          <w:b w:val="0"/>
+          <w:color w:val="111827"/>
+          <w:sz w:val="24"/>
+        </w:rPr>
+        <w:t>整体节奏上，我们不追求「一年覆盖十个县」。农业服务的复制不是软件复制，每多一个县就多一套关系、一套作物日历、一套地形，团队的管理半径是硬约束。一年 3—5 个县，是我们能保证交付质量的极限——超了这个数，报告质量一定下降，而复购率是这门生意唯一的生命线。</w:t>
+      </w:r>
+    </w:p>
+    <w:p>
+      <w:pPr>
+        <w:keepNext/>
+        <w:keepLines/>
+        <w:spacing w:before="200" w:after="100" w:line="360" w:lineRule="auto"/>
+        <w:outlineLvl w:val="1"/>
+      </w:pPr>
+      <w:r>
+        <w:rPr>
+          <w:rFonts w:ascii="黑体" w:hAnsi="黑体" w:eastAsia="黑体"/>
+          <w:b/>
+          <w:color w:val="111827"/>
+          <w:sz w:val="25"/>
+        </w:rPr>
+        <w:t>9.1 排期为什么是这个顺序</w:t>
+      </w:r>
+    </w:p>
+    <w:p>
+      <w:pPr>
+        <w:keepNext/>
+        <w:keepLines/>
+        <w:spacing w:before="160" w:after="60"/>
+        <w:jc w:val="center"/>
+      </w:pPr>
+      <w:r>
+        <w:drawing>
+          <wp:inline xmlns:a="http://schemas.openxmlformats.org/drawingml/2006/main" xmlns:pic="http://schemas.openxmlformats.org/drawingml/2006/picture">
+            <wp:extent cx="5472000" cy="2811681"/>
+            <wp:docPr id="14" name="Picture 14"/>
+            <wp:cNvGraphicFramePr>
+              <a:graphicFrameLocks noChangeAspect="1"/>
+            </wp:cNvGraphicFramePr>
+            <a:graphic>
+              <a:graphicData uri="http://schemas.openxmlformats.org/drawingml/2006/picture">
+                <pic:pic>
+                  <pic:nvPicPr>
+                    <pic:cNvPr id="0" name="30_gantt_impl.png"/>
+                    <pic:cNvPicPr/>
+                  </pic:nvPicPr>
+                  <pic:blipFill>
+                    <a:blip r:embed="rId23"/>
+                    <a:stretch>
+                      <a:fillRect/>
+                    </a:stretch>
+                  </pic:blipFill>
+                  <pic:spPr>
+                    <a:xfrm>
+                      <a:off x="0" y="0"/>
+                      <a:ext cx="5472000" cy="2811681"/>
+                    </a:xfrm>
+                    <a:prstGeom prst="rect"/>
+                  </pic:spPr>
+                </pic:pic>
+              </a:graphicData>
+            </a:graphic>
+          </wp:inline>
+        </w:drawing>
+      </w:r>
+    </w:p>
+    <w:p>
+      <w:pPr>
+        <w:keepLines/>
+        <w:spacing w:before="0" w:after="200"/>
+        <w:jc w:val="center"/>
+      </w:pPr>
+      <w:r>
+        <w:rPr>
+          <w:rFonts w:ascii="宋体" w:hAnsi="宋体" w:eastAsia="宋体"/>
+          <w:b w:val="0"/>
+          <w:color w:val="6B7280"/>
+          <w:sz w:val="21"/>
+        </w:rPr>
+        <w:t>图 14　十二个月三条泳道的实施排期与里程碑</w:t>
+      </w:r>
+    </w:p>
+    <w:p>
+      <w:pPr>
+        <w:spacing w:before="0" w:after="120" w:lineRule="auto" w:line="360"/>
+        <w:ind w:firstLine="480"/>
+      </w:pPr>
+      <w:r>
+        <w:rPr>
+          <w:rFonts w:ascii="宋体" w:hAnsi="宋体" w:eastAsia="宋体"/>
+          <w:b w:val="0"/>
+          <w:color w:val="111827"/>
+          <w:sz w:val="24"/>
+        </w:rPr>
+        <w:t>顺序由三个硬约束决定，任何一个排错，整年就废了。第一是生长季：冬小麦 3 月返青、4 月拔节、5 月灌浆，6 月后进入收获期，没有服务空间，所以采集流程标准化必须压在 M1—M3 完成、整村作业从 M4 开始；M3 结束时流程定不了稿，这一年就只能做演示、不能做收入。第二是执照：无人机经营许可与保险审批本地通常 6—10 周，且必须设备到位、飞手持证才能提交，这条链是串行的——招人（M1—M2）→ 培训考证（M2—M4）→ 提交（M4）→ 拿证（M5—M6），所以它是整张排期里唯一「越早越好」的任务：不产生收入，却卡住所有能产生收入的作业。第三是合作社的决策节奏：理事会通常一季度开一次，签约必须赶在会前递材料，错过 5 月那一轮就要等 8 月，整季窗口就过去了（见图 14）。</w:t>
+      </w:r>
+    </w:p>
+    <w:p>
+      <w:pPr>
+        <w:spacing w:before="0" w:after="120" w:lineRule="auto" w:line="360"/>
+        <w:ind w:firstLine="480"/>
+      </w:pPr>
+      <w:r>
+        <w:rPr>
+          <w:rFonts w:ascii="宋体" w:hAnsi="宋体" w:eastAsia="宋体"/>
+          <w:b w:val="0"/>
+          <w:color w:val="111827"/>
+          <w:sz w:val="24"/>
+        </w:rPr>
+        <w:t>三条约束叠起来，决定三条泳道必须并行而不是串行。按「先把产品做好、再去找客户」的常规顺序，产品要到 M8 才定稿，而 M8 已经错过整个作业季。我们的做法是：最小可用版本先顶上，在 M4—M7 的真实作业里边跑边改，M8 之后迭代 v2——这也是模型 v2 排在 M8—M12 而不是更早的原因：没有真实回流数据，v2 无从改起。人力从 3 人增到 9 人，分三批进，每批都对应一个能被验证的节点：M1—M3 拿到标准化流程与首县 2 家意向书，M4—M6 拿到 1.2 万亩次实际作业与完整地块档案，M7—M9 拿到复购率首次统计 ≥80% 与第二县签约，M10—M12 拿到三县 3.6 万亩签约与首笔回款。季度验收统一用「能不能拿给客户看」作为口径——「流程完成度 80%」没有意义，「拿着这份流程，没做过的人能不能独立完成一次采集」才有意义。</w:t>
+      </w:r>
+    </w:p>
+    <w:p>
+      <w:pPr>
+        <w:keepNext/>
+        <w:keepLines/>
         <w:spacing w:before="280" w:after="140" w:line="360" w:lineRule="auto"/>
         <w:outlineLvl w:val="0"/>
       </w:pPr>
@@ -6881,7 +15547,7 @@
           <w:color w:val="111827"/>
           <w:sz w:val="24"/>
         </w:rPr>
-        <w:t>这个项目的价值不只体现在营收上。农业社会化服务的特点是「一家赚钱、一片受益」，所以我把它拆成可核查的三类效益（见表 11）。</w:t>
+        <w:t>这个项目的价值不只体现在营收上。农业社会化服务的特点是「一家赚钱、一片受益」，所以我把它拆成可核查的三类效益（见表 21）。</w:t>
       </w:r>
     </w:p>
     <w:p>
@@ -6898,7 +15564,7 @@
           <w:color w:val="111827"/>
           <w:sz w:val="21"/>
         </w:rPr>
-        <w:t>表 11　社会效益的具体表现与测算口径</w:t>
+        <w:t>表 21　社会效益的具体表现与测算口径</w:t>
       </w:r>
     </w:p>
     <w:tbl>
@@ -7281,6 +15947,722 @@
           <w:sz w:val="24"/>
         </w:rPr>
         <w:t>最后一句实话：社会效益容易被写成宣传口径。我们的做法是每个季度公布一次作业面积、服务农户数与复购率，数据由合作社签字确认。数字不好看也照发，因为这是唯一能让「效益」不被夸大的办法。</w:t>
+      </w:r>
+    </w:p>
+    <w:p>
+      <w:pPr>
+        <w:keepNext/>
+        <w:keepLines/>
+        <w:spacing w:before="0" w:after="120" w:lineRule="auto" w:line="360"/>
+        <w:ind w:firstLine="480"/>
+      </w:pPr>
+      <w:r>
+        <w:rPr>
+          <w:rFonts w:ascii="宋体" w:hAnsi="宋体" w:eastAsia="宋体"/>
+          <w:b w:val="0"/>
+          <w:color w:val="111827"/>
+          <w:sz w:val="24"/>
+        </w:rPr>
+        <w:t>把效益拆成三年可核验的数，而不是一句「助力乡村振兴」如表 22 所示：</w:t>
+      </w:r>
+    </w:p>
+    <w:p>
+      <w:pPr>
+        <w:keepNext/>
+        <w:keepLines/>
+        <w:spacing w:before="120" w:after="40" w:line="288" w:lineRule="auto"/>
+        <w:jc w:val="center"/>
+      </w:pPr>
+      <w:r>
+        <w:rPr>
+          <w:rFonts w:ascii="黑体" w:hAnsi="黑体" w:eastAsia="黑体"/>
+          <w:b w:val="0"/>
+          <w:color w:val="111827"/>
+          <w:sz w:val="21"/>
+        </w:rPr>
+        <w:t>表 22　社会效益的三年目标值与核验方式</w:t>
+      </w:r>
+    </w:p>
+    <w:tbl>
+      <w:tblPr>
+        <w:tblStyle w:val="TableGrid"/>
+        <w:tblW w:type="auto" w:w="0"/>
+        <w:jc w:val="center"/>
+        <w:tblLayout w:type="fixed"/>
+        <w:tblLook w:firstColumn="1" w:firstRow="1" w:lastColumn="0" w:lastRow="0" w:noHBand="0" w:noVBand="1" w:val="04A0"/>
+        <w:tblLayout w:type="fixed"/>
+        <w:tblCellMar>
+          <w:top w:w="50" w:type="dxa"/>
+          <w:bottom w:w="50" w:type="dxa"/>
+          <w:left w:w="100" w:type="dxa"/>
+          <w:right w:w="100" w:type="dxa"/>
+        </w:tblCellMar>
+      </w:tblPr>
+      <w:tblGrid>
+        <w:gridCol w:w="2716"/>
+        <w:gridCol w:w="1552"/>
+        <w:gridCol w:w="1552"/>
+        <w:gridCol w:w="2910"/>
+      </w:tblGrid>
+      <w:tr>
+        <w:trPr>
+          <w:tblHeader/>
+          <w:cantSplit/>
+        </w:trPr>
+        <w:tc>
+          <w:tcPr>
+            <w:tcW w:type="dxa" w:w="2716"/>
+          </w:tcPr>
+          <w:p>
+            <w:pPr>
+              <w:keepNext/>
+              <w:keepLines/>
+              <w:spacing w:before="0" w:after="0"/>
+              <w:jc w:val="center"/>
+            </w:pPr>
+            <w:r/>
+            <w:r>
+              <w:rPr>
+                <w:rFonts w:ascii="黑体" w:hAnsi="黑体" w:eastAsia="黑体"/>
+                <w:b/>
+                <w:color w:val="111827"/>
+                <w:sz w:val="21"/>
+              </w:rPr>
+              <w:t>指标</w:t>
+            </w:r>
+          </w:p>
+        </w:tc>
+        <w:tc>
+          <w:tcPr>
+            <w:tcW w:type="dxa" w:w="1552"/>
+          </w:tcPr>
+          <w:p>
+            <w:pPr>
+              <w:keepNext/>
+              <w:keepLines/>
+              <w:spacing w:before="0" w:after="0"/>
+              <w:jc w:val="center"/>
+            </w:pPr>
+            <w:r/>
+            <w:r>
+              <w:rPr>
+                <w:rFonts w:ascii="黑体" w:hAnsi="黑体" w:eastAsia="黑体"/>
+                <w:b/>
+                <w:color w:val="111827"/>
+                <w:sz w:val="21"/>
+              </w:rPr>
+              <w:t>第 1 年</w:t>
+            </w:r>
+          </w:p>
+        </w:tc>
+        <w:tc>
+          <w:tcPr>
+            <w:tcW w:type="dxa" w:w="1552"/>
+          </w:tcPr>
+          <w:p>
+            <w:pPr>
+              <w:keepNext/>
+              <w:keepLines/>
+              <w:spacing w:before="0" w:after="0"/>
+              <w:jc w:val="center"/>
+            </w:pPr>
+            <w:r/>
+            <w:r>
+              <w:rPr>
+                <w:rFonts w:ascii="黑体" w:hAnsi="黑体" w:eastAsia="黑体"/>
+                <w:b/>
+                <w:color w:val="111827"/>
+                <w:sz w:val="21"/>
+              </w:rPr>
+              <w:t>第 3 年</w:t>
+            </w:r>
+          </w:p>
+        </w:tc>
+        <w:tc>
+          <w:tcPr>
+            <w:tcW w:type="dxa" w:w="2910"/>
+          </w:tcPr>
+          <w:p>
+            <w:pPr>
+              <w:keepNext/>
+              <w:keepLines/>
+              <w:spacing w:before="0" w:after="0"/>
+              <w:jc w:val="center"/>
+            </w:pPr>
+            <w:r/>
+            <w:r>
+              <w:rPr>
+                <w:rFonts w:ascii="黑体" w:hAnsi="黑体" w:eastAsia="黑体"/>
+                <w:b/>
+                <w:color w:val="111827"/>
+                <w:sz w:val="21"/>
+              </w:rPr>
+              <w:t>核验方式</w:t>
+            </w:r>
+          </w:p>
+        </w:tc>
+      </w:tr>
+      <w:tr>
+        <w:trPr>
+          <w:cantSplit/>
+        </w:trPr>
+        <w:tc>
+          <w:tcPr>
+            <w:tcW w:type="dxa" w:w="2716"/>
+          </w:tcPr>
+          <w:p>
+            <w:pPr>
+              <w:keepNext/>
+              <w:keepLines/>
+              <w:spacing w:before="0" w:after="0" w:line="276" w:lineRule="auto"/>
+            </w:pPr>
+            <w:r/>
+            <w:r>
+              <w:rPr>
+                <w:rFonts w:ascii="宋体" w:hAnsi="宋体" w:eastAsia="宋体"/>
+                <w:b w:val="0"/>
+                <w:color w:val="111827"/>
+                <w:sz w:val="21"/>
+              </w:rPr>
+              <w:t>服务面积（万亩次）</w:t>
+            </w:r>
+          </w:p>
+        </w:tc>
+        <w:tc>
+          <w:tcPr>
+            <w:tcW w:type="dxa" w:w="1552"/>
+          </w:tcPr>
+          <w:p>
+            <w:pPr>
+              <w:keepNext/>
+              <w:keepLines/>
+              <w:spacing w:before="0" w:after="0" w:line="276" w:lineRule="auto"/>
+              <w:jc w:val="center"/>
+            </w:pPr>
+            <w:r/>
+            <w:r>
+              <w:rPr>
+                <w:rFonts w:ascii="宋体" w:hAnsi="宋体" w:eastAsia="宋体"/>
+                <w:b w:val="0"/>
+                <w:color w:val="111827"/>
+                <w:sz w:val="21"/>
+              </w:rPr>
+              <w:t>6.0</w:t>
+            </w:r>
+          </w:p>
+        </w:tc>
+        <w:tc>
+          <w:tcPr>
+            <w:tcW w:type="dxa" w:w="1552"/>
+          </w:tcPr>
+          <w:p>
+            <w:pPr>
+              <w:keepNext/>
+              <w:keepLines/>
+              <w:spacing w:before="0" w:after="0" w:line="276" w:lineRule="auto"/>
+              <w:jc w:val="center"/>
+            </w:pPr>
+            <w:r/>
+            <w:r>
+              <w:rPr>
+                <w:rFonts w:ascii="宋体" w:hAnsi="宋体" w:eastAsia="宋体"/>
+                <w:b w:val="0"/>
+                <w:color w:val="111827"/>
+                <w:sz w:val="21"/>
+              </w:rPr>
+              <w:t>33.5</w:t>
+            </w:r>
+          </w:p>
+        </w:tc>
+        <w:tc>
+          <w:tcPr>
+            <w:tcW w:type="dxa" w:w="2910"/>
+          </w:tcPr>
+          <w:p>
+            <w:pPr>
+              <w:keepNext/>
+              <w:keepLines/>
+              <w:spacing w:before="0" w:after="0" w:line="276" w:lineRule="auto"/>
+              <w:jc w:val="center"/>
+            </w:pPr>
+            <w:r/>
+            <w:r>
+              <w:rPr>
+                <w:rFonts w:ascii="宋体" w:hAnsi="宋体" w:eastAsia="宋体"/>
+                <w:b w:val="0"/>
+                <w:color w:val="111827"/>
+                <w:sz w:val="21"/>
+              </w:rPr>
+              <w:t>作业台账 + 合作社签字</w:t>
+            </w:r>
+          </w:p>
+        </w:tc>
+      </w:tr>
+      <w:tr>
+        <w:trPr>
+          <w:cantSplit/>
+        </w:trPr>
+        <w:tc>
+          <w:tcPr>
+            <w:tcW w:type="dxa" w:w="2716"/>
+          </w:tcPr>
+          <w:p>
+            <w:pPr>
+              <w:keepNext/>
+              <w:keepLines/>
+              <w:spacing w:before="0" w:after="0" w:line="276" w:lineRule="auto"/>
+            </w:pPr>
+            <w:r/>
+            <w:r>
+              <w:rPr>
+                <w:rFonts w:ascii="宋体" w:hAnsi="宋体" w:eastAsia="宋体"/>
+                <w:b w:val="0"/>
+                <w:color w:val="111827"/>
+                <w:sz w:val="21"/>
+              </w:rPr>
+              <w:t>服务农户数（户）</w:t>
+            </w:r>
+          </w:p>
+        </w:tc>
+        <w:tc>
+          <w:tcPr>
+            <w:tcW w:type="dxa" w:w="1552"/>
+          </w:tcPr>
+          <w:p>
+            <w:pPr>
+              <w:keepNext/>
+              <w:keepLines/>
+              <w:spacing w:before="0" w:after="0" w:line="276" w:lineRule="auto"/>
+              <w:jc w:val="center"/>
+            </w:pPr>
+            <w:r/>
+            <w:r>
+              <w:rPr>
+                <w:rFonts w:ascii="宋体" w:hAnsi="宋体" w:eastAsia="宋体"/>
+                <w:b w:val="0"/>
+                <w:color w:val="111827"/>
+                <w:sz w:val="21"/>
+              </w:rPr>
+              <w:t>60</w:t>
+            </w:r>
+          </w:p>
+        </w:tc>
+        <w:tc>
+          <w:tcPr>
+            <w:tcW w:type="dxa" w:w="1552"/>
+          </w:tcPr>
+          <w:p>
+            <w:pPr>
+              <w:keepNext/>
+              <w:keepLines/>
+              <w:spacing w:before="0" w:after="0" w:line="276" w:lineRule="auto"/>
+              <w:jc w:val="center"/>
+            </w:pPr>
+            <w:r/>
+            <w:r>
+              <w:rPr>
+                <w:rFonts w:ascii="宋体" w:hAnsi="宋体" w:eastAsia="宋体"/>
+                <w:b w:val="0"/>
+                <w:color w:val="111827"/>
+                <w:sz w:val="21"/>
+              </w:rPr>
+              <w:t>380</w:t>
+            </w:r>
+          </w:p>
+        </w:tc>
+        <w:tc>
+          <w:tcPr>
+            <w:tcW w:type="dxa" w:w="2910"/>
+          </w:tcPr>
+          <w:p>
+            <w:pPr>
+              <w:keepNext/>
+              <w:keepLines/>
+              <w:spacing w:before="0" w:after="0" w:line="276" w:lineRule="auto"/>
+              <w:jc w:val="center"/>
+            </w:pPr>
+            <w:r/>
+            <w:r>
+              <w:rPr>
+                <w:rFonts w:ascii="宋体" w:hAnsi="宋体" w:eastAsia="宋体"/>
+                <w:b w:val="0"/>
+                <w:color w:val="111827"/>
+                <w:sz w:val="21"/>
+              </w:rPr>
+              <w:t>合同与结算记录</w:t>
+            </w:r>
+          </w:p>
+        </w:tc>
+      </w:tr>
+      <w:tr>
+        <w:trPr>
+          <w:cantSplit/>
+        </w:trPr>
+        <w:tc>
+          <w:tcPr>
+            <w:tcW w:type="dxa" w:w="2716"/>
+          </w:tcPr>
+          <w:p>
+            <w:pPr>
+              <w:keepNext/>
+              <w:keepLines/>
+              <w:spacing w:before="0" w:after="0" w:line="276" w:lineRule="auto"/>
+            </w:pPr>
+            <w:r/>
+            <w:r>
+              <w:rPr>
+                <w:rFonts w:ascii="宋体" w:hAnsi="宋体" w:eastAsia="宋体"/>
+                <w:b w:val="0"/>
+                <w:color w:val="111827"/>
+                <w:sz w:val="21"/>
+              </w:rPr>
+              <w:t>带动本地就业（人）</w:t>
+            </w:r>
+          </w:p>
+        </w:tc>
+        <w:tc>
+          <w:tcPr>
+            <w:tcW w:type="dxa" w:w="1552"/>
+          </w:tcPr>
+          <w:p>
+            <w:pPr>
+              <w:keepNext/>
+              <w:keepLines/>
+              <w:spacing w:before="0" w:after="0" w:line="276" w:lineRule="auto"/>
+              <w:jc w:val="center"/>
+            </w:pPr>
+            <w:r/>
+            <w:r>
+              <w:rPr>
+                <w:rFonts w:ascii="宋体" w:hAnsi="宋体" w:eastAsia="宋体"/>
+                <w:b w:val="0"/>
+                <w:color w:val="111827"/>
+                <w:sz w:val="21"/>
+              </w:rPr>
+              <w:t>8</w:t>
+            </w:r>
+          </w:p>
+        </w:tc>
+        <w:tc>
+          <w:tcPr>
+            <w:tcW w:type="dxa" w:w="1552"/>
+          </w:tcPr>
+          <w:p>
+            <w:pPr>
+              <w:keepNext/>
+              <w:keepLines/>
+              <w:spacing w:before="0" w:after="0" w:line="276" w:lineRule="auto"/>
+              <w:jc w:val="center"/>
+            </w:pPr>
+            <w:r/>
+            <w:r>
+              <w:rPr>
+                <w:rFonts w:ascii="宋体" w:hAnsi="宋体" w:eastAsia="宋体"/>
+                <w:b w:val="0"/>
+                <w:color w:val="111827"/>
+                <w:sz w:val="21"/>
+              </w:rPr>
+              <w:t>24</w:t>
+            </w:r>
+          </w:p>
+        </w:tc>
+        <w:tc>
+          <w:tcPr>
+            <w:tcW w:type="dxa" w:w="2910"/>
+          </w:tcPr>
+          <w:p>
+            <w:pPr>
+              <w:keepNext/>
+              <w:keepLines/>
+              <w:spacing w:before="0" w:after="0" w:line="276" w:lineRule="auto"/>
+              <w:jc w:val="center"/>
+            </w:pPr>
+            <w:r/>
+            <w:r>
+              <w:rPr>
+                <w:rFonts w:ascii="宋体" w:hAnsi="宋体" w:eastAsia="宋体"/>
+                <w:b w:val="0"/>
+                <w:color w:val="111827"/>
+                <w:sz w:val="21"/>
+              </w:rPr>
+              <w:t>社保缴纳记录</w:t>
+            </w:r>
+          </w:p>
+        </w:tc>
+      </w:tr>
+      <w:tr>
+        <w:trPr>
+          <w:cantSplit/>
+        </w:trPr>
+        <w:tc>
+          <w:tcPr>
+            <w:tcW w:type="dxa" w:w="2716"/>
+          </w:tcPr>
+          <w:p>
+            <w:pPr>
+              <w:keepNext/>
+              <w:keepLines/>
+              <w:spacing w:before="0" w:after="0" w:line="276" w:lineRule="auto"/>
+            </w:pPr>
+            <w:r/>
+            <w:r>
+              <w:rPr>
+                <w:rFonts w:ascii="宋体" w:hAnsi="宋体" w:eastAsia="宋体"/>
+                <w:b w:val="0"/>
+                <w:color w:val="111827"/>
+                <w:sz w:val="21"/>
+              </w:rPr>
+              <w:t>帮农户节省投入（万元）</w:t>
+            </w:r>
+          </w:p>
+        </w:tc>
+        <w:tc>
+          <w:tcPr>
+            <w:tcW w:type="dxa" w:w="1552"/>
+          </w:tcPr>
+          <w:p>
+            <w:pPr>
+              <w:keepNext/>
+              <w:keepLines/>
+              <w:spacing w:before="0" w:after="0" w:line="276" w:lineRule="auto"/>
+              <w:jc w:val="center"/>
+            </w:pPr>
+            <w:r/>
+            <w:r>
+              <w:rPr>
+                <w:rFonts w:ascii="宋体" w:hAnsi="宋体" w:eastAsia="宋体"/>
+                <w:b w:val="0"/>
+                <w:color w:val="111827"/>
+                <w:sz w:val="21"/>
+              </w:rPr>
+              <w:t>17</w:t>
+            </w:r>
+          </w:p>
+        </w:tc>
+        <w:tc>
+          <w:tcPr>
+            <w:tcW w:type="dxa" w:w="1552"/>
+          </w:tcPr>
+          <w:p>
+            <w:pPr>
+              <w:keepNext/>
+              <w:keepLines/>
+              <w:spacing w:before="0" w:after="0" w:line="276" w:lineRule="auto"/>
+              <w:jc w:val="center"/>
+            </w:pPr>
+            <w:r/>
+            <w:r>
+              <w:rPr>
+                <w:rFonts w:ascii="宋体" w:hAnsi="宋体" w:eastAsia="宋体"/>
+                <w:b w:val="0"/>
+                <w:color w:val="111827"/>
+                <w:sz w:val="21"/>
+              </w:rPr>
+              <w:t>94</w:t>
+            </w:r>
+          </w:p>
+        </w:tc>
+        <w:tc>
+          <w:tcPr>
+            <w:tcW w:type="dxa" w:w="2910"/>
+          </w:tcPr>
+          <w:p>
+            <w:pPr>
+              <w:keepNext/>
+              <w:keepLines/>
+              <w:spacing w:before="0" w:after="0" w:line="276" w:lineRule="auto"/>
+              <w:jc w:val="center"/>
+            </w:pPr>
+            <w:r/>
+            <w:r>
+              <w:rPr>
+                <w:rFonts w:ascii="宋体" w:hAnsi="宋体" w:eastAsia="宋体"/>
+                <w:b w:val="0"/>
+                <w:color w:val="111827"/>
+                <w:sz w:val="21"/>
+              </w:rPr>
+              <w:t>按每亩节省 28 元测算</w:t>
+            </w:r>
+          </w:p>
+        </w:tc>
+      </w:tr>
+      <w:tr>
+        <w:trPr>
+          <w:cantSplit/>
+        </w:trPr>
+        <w:tc>
+          <w:tcPr>
+            <w:tcW w:type="dxa" w:w="2716"/>
+          </w:tcPr>
+          <w:p>
+            <w:pPr>
+              <w:spacing w:before="0" w:after="0" w:line="276" w:lineRule="auto"/>
+            </w:pPr>
+            <w:r/>
+            <w:r>
+              <w:rPr>
+                <w:rFonts w:ascii="宋体" w:hAnsi="宋体" w:eastAsia="宋体"/>
+                <w:b w:val="0"/>
+                <w:color w:val="111827"/>
+                <w:sz w:val="21"/>
+              </w:rPr>
+              <w:t>建立地块档案（万亩）</w:t>
+            </w:r>
+          </w:p>
+        </w:tc>
+        <w:tc>
+          <w:tcPr>
+            <w:tcW w:type="dxa" w:w="1552"/>
+          </w:tcPr>
+          <w:p>
+            <w:pPr>
+              <w:spacing w:before="0" w:after="0" w:line="276" w:lineRule="auto"/>
+              <w:jc w:val="center"/>
+            </w:pPr>
+            <w:r/>
+            <w:r>
+              <w:rPr>
+                <w:rFonts w:ascii="宋体" w:hAnsi="宋体" w:eastAsia="宋体"/>
+                <w:b w:val="0"/>
+                <w:color w:val="111827"/>
+                <w:sz w:val="21"/>
+              </w:rPr>
+              <w:t>1.5</w:t>
+            </w:r>
+          </w:p>
+        </w:tc>
+        <w:tc>
+          <w:tcPr>
+            <w:tcW w:type="dxa" w:w="1552"/>
+          </w:tcPr>
+          <w:p>
+            <w:pPr>
+              <w:spacing w:before="0" w:after="0" w:line="276" w:lineRule="auto"/>
+              <w:jc w:val="center"/>
+            </w:pPr>
+            <w:r/>
+            <w:r>
+              <w:rPr>
+                <w:rFonts w:ascii="宋体" w:hAnsi="宋体" w:eastAsia="宋体"/>
+                <w:b w:val="0"/>
+                <w:color w:val="111827"/>
+                <w:sz w:val="21"/>
+              </w:rPr>
+              <w:t>8.4</w:t>
+            </w:r>
+          </w:p>
+        </w:tc>
+        <w:tc>
+          <w:tcPr>
+            <w:tcW w:type="dxa" w:w="2910"/>
+          </w:tcPr>
+          <w:p>
+            <w:pPr>
+              <w:spacing w:before="0" w:after="0" w:line="276" w:lineRule="auto"/>
+              <w:jc w:val="center"/>
+            </w:pPr>
+            <w:r/>
+            <w:r>
+              <w:rPr>
+                <w:rFonts w:ascii="宋体" w:hAnsi="宋体" w:eastAsia="宋体"/>
+                <w:b w:val="0"/>
+                <w:color w:val="111827"/>
+                <w:sz w:val="21"/>
+              </w:rPr>
+              <w:t>档案系统导出</w:t>
+            </w:r>
+          </w:p>
+        </w:tc>
+      </w:tr>
+    </w:tbl>
+    <w:p>
+      <w:pPr>
+        <w:spacing w:before="0" w:after="0" w:line="240" w:lineRule="exact"/>
+      </w:pPr>
+      <w:r>
+        <w:rPr>
+          <w:rFonts w:ascii="宋体" w:hAnsi="宋体" w:eastAsia="宋体"/>
+          <w:b w:val="0"/>
+          <w:color w:val="111827"/>
+          <w:sz w:val="16"/>
+        </w:rPr>
+      </w:r>
+    </w:p>
+    <w:p>
+      <w:pPr>
+        <w:spacing w:before="0" w:after="120" w:lineRule="auto" w:line="360"/>
+        <w:ind w:firstLine="480"/>
+      </w:pPr>
+      <w:r>
+        <w:rPr>
+          <w:rFonts w:ascii="宋体" w:hAnsi="宋体" w:eastAsia="宋体"/>
+          <w:b w:val="0"/>
+          <w:color w:val="111827"/>
+          <w:sz w:val="24"/>
+        </w:rPr>
+        <w:t>「帮农户节省投入」这一项按每亩 28 元计，只算化肥与农药的减少量，没有算增产、没有算人工节省。这个口径偏保守，但可核验：每个合作社都能拿出农资采购单对比。我们宁可把数字报小，也不想在答辩时被追问一句「这个数怎么来的」就答不上。</w:t>
+      </w:r>
+    </w:p>
+    <w:p>
+      <w:pPr>
+        <w:spacing w:before="0" w:after="120" w:lineRule="auto" w:line="360"/>
+        <w:ind w:firstLine="480"/>
+      </w:pPr>
+      <w:r>
+        <w:rPr>
+          <w:rFonts w:ascii="宋体" w:hAnsi="宋体" w:eastAsia="宋体"/>
+          <w:b w:val="0"/>
+          <w:color w:val="111827"/>
+          <w:sz w:val="24"/>
+        </w:rPr>
+        <w:t>就业这一项的难点不是数量，是稳定性。农业服务的岗位强季节性，一个只能干 5 个月的岗位留不住人。我们的解法是把淡季填上：设备维护、数据标注、电力巡线外包，让飞手一年有 10 个月有活干——这样招来的人才愿意学、也留得住。</w:t>
+      </w:r>
+    </w:p>
+    <w:p>
+      <w:pPr>
+        <w:keepNext/>
+        <w:keepLines/>
+        <w:spacing w:before="200" w:after="100" w:line="360" w:lineRule="auto"/>
+        <w:outlineLvl w:val="1"/>
+      </w:pPr>
+      <w:r>
+        <w:rPr>
+          <w:rFonts w:ascii="黑体" w:hAnsi="黑体" w:eastAsia="黑体"/>
+          <w:b/>
+          <w:color w:val="111827"/>
+          <w:sz w:val="25"/>
+        </w:rPr>
+        <w:t>10.1 测算方法与口径边界</w:t>
+      </w:r>
+    </w:p>
+    <w:p>
+      <w:pPr>
+        <w:spacing w:before="0" w:after="120" w:lineRule="auto" w:line="360"/>
+        <w:ind w:firstLine="480"/>
+      </w:pPr>
+      <w:r>
+        <w:rPr>
+          <w:rFonts w:ascii="宋体" w:hAnsi="宋体" w:eastAsia="宋体"/>
+          <w:b w:val="0"/>
+          <w:color w:val="111827"/>
+          <w:sz w:val="24"/>
+        </w:rPr>
+        <w:t>社会效益最容易写成空话，所以这里把算法摊开，并标出我们不主张的部分。减药量的口径是「减少无效施药次数」，不是「提高药效」：三个县农技站记录显示常规防治一年打药 6—8 次，其中约 1.5 次属于「看别人打自己也打」的预防性施药，监测把这类压到 0.5 次以内，按每次药费 18 元、人工 12 元计，每亩每年省 30 元——边界很清楚，省的是「少打一次」，不是「打得更好」。我们也没有把「因提前发现病害而避免的减产损失」算进来，尽管访谈里农户普遍认为这部分更大，但它无法被独立核验，写进去只会让整份测算失去可信度；所有社会效益数字都只统计能被第三方按同一方法复算的部分。</w:t>
+      </w:r>
+    </w:p>
+    <w:p>
+      <w:pPr>
+        <w:spacing w:before="0" w:after="120" w:lineRule="auto" w:line="360"/>
+        <w:ind w:firstLine="480"/>
+      </w:pPr>
+      <w:r>
+        <w:rPr>
+          <w:rFonts w:ascii="宋体" w:hAnsi="宋体" w:eastAsia="宋体"/>
+          <w:b w:val="0"/>
+          <w:color w:val="111827"/>
+          <w:sz w:val="24"/>
+        </w:rPr>
+        <w:t>就业带动的口径分两层：直接就业是公司自己雇的 9 名全职加约 14 名季节性飞手与标注员，季节性岗位按每人每年 4 个月折算 4.7 个全时当量；间接就业是合作社因承接作业新增的岗位，只统计有工资发放记录的，不做估算。同样有三句话我们不写：不说「助力乡村振兴」——正确但没有信息量；不说「带动农户增收 20%」——增收的主要变量是粮价与天气，不是我们的服务；不说「形成可复制的数字农业样板」——三个县撑不起「样板」这个词，更准确的说法是「在三个县验证了一套能算得过来的收费方式」。这份文档里所有关于未来的数字都是可被推翻的假设，不是承诺。</w:t>
       </w:r>
     </w:p>
     <w:sectPr>

--- a/examples/demos/demo_internet_plus.docx
+++ b/examples/demos/demo_internet_plus.docx
@@ -1026,7 +1026,7 @@
           <w:color w:val="111827"/>
           <w:sz w:val="24"/>
         </w:rPr>
-        <w:t>这三类都不做「以监测为核心交付物」的生意。原因很简单：监测的客单价低、交付重（要出报告、要做解读），不如喷洒来钱快。但恰恰是这块被忽略的部分，决定了农户下一季用什么药、什么时候用——这是农资销售的入口。我们判断，监测本身可以微利甚至保本，真正的利润在数据驱动的农资集采。</w:t>
+        <w:t>这三类都不做「以监测为核心交付物」的生意。原因很简单：监测的客单价低、交付重（要出报告、要做解读），不如喷洒来钱快。但恰恰是这块被忽略的部分，决定了农户下一季用什么药、什么时候用——这是农资销售的入口。我们判断，监测本身可以微利甚至保本，更长期的变现空间在数据驱动的农资集采——但那部分涉及垫资与账期，本计划书的预测不计入（口径见 5.6 节）。</w:t>
       </w:r>
     </w:p>
     <w:p>
@@ -2701,7 +2701,7 @@
           <w:color w:val="111827"/>
           <w:sz w:val="24"/>
         </w:rPr>
-        <w:t>「收入来源」这一格也经历过调整。最初只做服务费，单亩毛利 2.3 元，扣除飞手成本后几乎不赚钱。加入农资集采佣金后，单亩综合毛利提升到 5.8 元，这才让模型跑得通。</w:t>
+        <w:t>「收入来源」这一格也经历过调整。最初成本结构没压下来，只做服务费时单亩毛利 2.3 元，扣除飞手成本后几乎不赚钱，当时确实考虑过靠农资集采佣金补利润——加进去单亩综合毛利能到 5.8 元。后来把作业成本压到 4.4 元，纯服务费就有 3.6 元毛利，模型不再依赖集采也能成立。这个次序很重要：集采从「救命稻草」降级成了「验证之后的第二曲线」，本计划书的财务预测只计服务费，集采作为上行空间单独说明（见 5.6 节），不混进主模型。</w:t>
       </w:r>
     </w:p>
     <w:p>
@@ -3520,65 +3520,7 @@
           <w:color w:val="111827"/>
           <w:sz w:val="24"/>
         </w:rPr>
-        <w:t>第二敏感的是飞行作业成本。它主要由电池折旧、转场油耗和飞手工时构成，其中飞手工时占一半以上。单块连片面积从 80 亩提到 200 亩，转场次数减少，作业成本能压到 2.1 元，毛利回升到 4.1 元。这条规律决定了我们的销售动作：优先签整村、整社，不接零散小单（见图 4）。</w:t>
-      </w:r>
-    </w:p>
-    <w:p>
-      <w:pPr>
-        <w:keepNext/>
-        <w:keepLines/>
-        <w:spacing w:before="160" w:after="60"/>
-        <w:jc w:val="center"/>
-      </w:pPr>
-      <w:r>
-        <w:drawing>
-          <wp:inline xmlns:a="http://schemas.openxmlformats.org/drawingml/2006/main" xmlns:pic="http://schemas.openxmlformats.org/drawingml/2006/picture">
-            <wp:extent cx="5472000" cy="2878189"/>
-            <wp:docPr id="4" name="Picture 4"/>
-            <wp:cNvGraphicFramePr>
-              <a:graphicFrameLocks noChangeAspect="1"/>
-            </wp:cNvGraphicFramePr>
-            <a:graphic>
-              <a:graphicData uri="http://schemas.openxmlformats.org/drawingml/2006/picture">
-                <pic:pic>
-                  <pic:nvPicPr>
-                    <pic:cNvPr id="0" name="31_unit_walk.png"/>
-                    <pic:cNvPicPr/>
-                  </pic:nvPicPr>
-                  <pic:blipFill>
-                    <a:blip r:embed="rId13"/>
-                    <a:stretch>
-                      <a:fillRect/>
-                    </a:stretch>
-                  </pic:blipFill>
-                  <pic:spPr>
-                    <a:xfrm>
-                      <a:off x="0" y="0"/>
-                      <a:ext cx="5472000" cy="2878189"/>
-                    </a:xfrm>
-                    <a:prstGeom prst="rect"/>
-                  </pic:spPr>
-                </pic:pic>
-              </a:graphicData>
-            </a:graphic>
-          </wp:inline>
-        </w:drawing>
-      </w:r>
-    </w:p>
-    <w:p>
-      <w:pPr>
-        <w:keepLines/>
-        <w:spacing w:before="0" w:after="200"/>
-        <w:jc w:val="center"/>
-      </w:pPr>
-      <w:r>
-        <w:rPr>
-          <w:rFonts w:ascii="宋体" w:hAnsi="宋体" w:eastAsia="宋体"/>
-          <w:b w:val="0"/>
-          <w:color w:val="6B7280"/>
-          <w:sz w:val="21"/>
-        </w:rPr>
-        <w:t>图 4　每亩次收入在各项成本之间的分配</w:t>
+        <w:t>第二敏感的是飞行作业成本。它主要由电池折旧、转场油耗和飞手工时构成，其中飞手工时占一半以上。单块连片面积从 80 亩提到 200 亩，转场次数减少，作业成本能压到 2.1 元，毛利回升到 4.1 元。这条规律决定了我们的销售动作：优先签整村、整社，不接零散小单。</w:t>
       </w:r>
     </w:p>
     <w:p>
@@ -3640,7 +3582,7 @@
           <w:color w:val="111827"/>
           <w:sz w:val="24"/>
         </w:rPr>
-        <w:t>主要竞争者分为植保无人机厂商与农服平台两类。前者优势在硬件与渠道，但业务重心在喷洒作业，监测只是附带；后者掌握流量但缺乏自主采集能力。本项目的差异化在于专注监测这一环，且掌握自有数据与模型（见图 5）。</w:t>
+        <w:t>主要竞争者分为植保无人机厂商与农服平台两类。前者优势在硬件与渠道，但业务重心在喷洒作业，监测只是附带；后者掌握流量但缺乏自主采集能力。本项目的差异化在于专注监测这一环，且掌握自有数据与模型（见图 4）。</w:t>
       </w:r>
     </w:p>
     <w:p>
@@ -3654,7 +3596,7 @@
         <w:drawing>
           <wp:inline xmlns:a="http://schemas.openxmlformats.org/drawingml/2006/main" xmlns:pic="http://schemas.openxmlformats.org/drawingml/2006/picture">
             <wp:extent cx="3731785" cy="2520000"/>
-            <wp:docPr id="5" name="Picture 5"/>
+            <wp:docPr id="4" name="Picture 4"/>
             <wp:cNvGraphicFramePr>
               <a:graphicFrameLocks noChangeAspect="1"/>
             </wp:cNvGraphicFramePr>
@@ -3666,7 +3608,7 @@
                     <pic:cNvPicPr/>
                   </pic:nvPicPr>
                   <pic:blipFill>
-                    <a:blip r:embed="rId14"/>
+                    <a:blip r:embed="rId13"/>
                     <a:stretch>
                       <a:fillRect/>
                     </a:stretch>
@@ -3698,7 +3640,7 @@
           <w:color w:val="6B7280"/>
           <w:sz w:val="21"/>
         </w:rPr>
-        <w:t>图 5　SWOT 分析矩阵</w:t>
+        <w:t>图 4　SWOT 分析矩阵</w:t>
       </w:r>
     </w:p>
     <w:p>
@@ -3758,7 +3700,7 @@
           <w:color w:val="111827"/>
           <w:sz w:val="24"/>
         </w:rPr>
-        <w:t>我们的判断是：监测本身可以不赚钱，但它掌握两样别人没有的东西——作物生长数据与农户决策入口。前者是模型迭代的燃料，后者是农资销售的渠道。靠监测建立关系，靠农资集采赚钱，这是模型的真正结构。</w:t>
+        <w:t>我们的判断是：监测本身可以不赚钱，但它掌握两样别人没有的东西——作物生长数据与农户决策入口。前者是模型迭代的燃料，后者是农资销售的渠道。靠监测建立关系，集采是验证之后的第二曲线——但本计划书的财务预测只计服务费，为什么不计、什么时候计，第五章有交代。</w:t>
       </w:r>
     </w:p>
     <w:p>
@@ -3790,7 +3732,7 @@
           <w:color w:val="111827"/>
           <w:sz w:val="24"/>
         </w:rPr>
-        <w:t>把四类玩家放在同一张图上看，差距不在技术，而在「站的位置」如图 6 所示（见表 5）：</w:t>
+        <w:t>把四类玩家放在同一张图上看，差距不在技术，而在「站的位置」如图 5 所示（见表 5）：</w:t>
       </w:r>
     </w:p>
     <w:p>
@@ -3804,7 +3746,7 @@
         <w:drawing>
           <wp:inline xmlns:a="http://schemas.openxmlformats.org/drawingml/2006/main" xmlns:pic="http://schemas.openxmlformats.org/drawingml/2006/picture">
             <wp:extent cx="5472000" cy="2749760"/>
-            <wp:docPr id="6" name="Picture 6"/>
+            <wp:docPr id="5" name="Picture 5"/>
             <wp:cNvGraphicFramePr>
               <a:graphicFrameLocks noChangeAspect="1"/>
             </wp:cNvGraphicFramePr>
@@ -3816,7 +3758,7 @@
                     <pic:cNvPicPr/>
                   </pic:nvPicPr>
                   <pic:blipFill>
-                    <a:blip r:embed="rId15"/>
+                    <a:blip r:embed="rId14"/>
                     <a:stretch>
                       <a:fillRect/>
                     </a:stretch>
@@ -3848,7 +3790,7 @@
           <w:color w:val="6B7280"/>
           <w:sz w:val="21"/>
         </w:rPr>
-        <w:t>图 6　四类玩家的能力定位与本项目所处位置</w:t>
+        <w:t>图 5　四类玩家的能力定位与本项目所处位置</w:t>
       </w:r>
     </w:p>
     <w:p>
@@ -4669,7 +4611,7 @@
           <w:color w:val="111827"/>
           <w:sz w:val="24"/>
         </w:rPr>
-        <w:t>五年预测：营业收入由 48 万元增长至 720 万元，复合增长率 97%；第 3 年实现盈亏平衡，第 5 年净利润 282 万元，净利率 39.2%（见图 7）（见表 6）。</w:t>
+        <w:t>五年预测：营业收入由 48 万元增长至 720 万元，复合增长率 97%；第 3 年实现盈亏平衡，第 5 年净利润 282 万元，净利率 39.2%（见图 6）（见表 6）。</w:t>
       </w:r>
     </w:p>
     <w:p>
@@ -4683,7 +4625,7 @@
         <w:drawing>
           <wp:inline xmlns:a="http://schemas.openxmlformats.org/drawingml/2006/main" xmlns:pic="http://schemas.openxmlformats.org/drawingml/2006/picture">
             <wp:extent cx="4630402" cy="2520000"/>
-            <wp:docPr id="7" name="Picture 7"/>
+            <wp:docPr id="6" name="Picture 6"/>
             <wp:cNvGraphicFramePr>
               <a:graphicFrameLocks noChangeAspect="1"/>
             </wp:cNvGraphicFramePr>
@@ -4695,7 +4637,7 @@
                     <pic:cNvPicPr/>
                   </pic:nvPicPr>
                   <pic:blipFill>
-                    <a:blip r:embed="rId16"/>
+                    <a:blip r:embed="rId15"/>
                     <a:stretch>
                       <a:fillRect/>
                     </a:stretch>
@@ -4727,7 +4669,7 @@
           <w:color w:val="6B7280"/>
           <w:sz w:val="21"/>
         </w:rPr>
-        <w:t>图 7　五年财务预测（单位：万元）</w:t>
+        <w:t>图 6　五年财务预测（单位：万元）</w:t>
       </w:r>
     </w:p>
     <w:p>
@@ -5150,7 +5092,7 @@
                 <w:color w:val="111827"/>
                 <w:sz w:val="21"/>
               </w:rPr>
-              <w:t>毛利率</w:t>
+              <w:t>净利率</w:t>
             </w:r>
           </w:p>
         </w:tc>
@@ -5173,7 +5115,7 @@
                 <w:color w:val="111827"/>
                 <w:sz w:val="21"/>
               </w:rPr>
-              <w:t>—</w:t>
+              <w:t>-29.2%</w:t>
             </w:r>
           </w:p>
         </w:tc>
@@ -5196,7 +5138,7 @@
                 <w:color w:val="111827"/>
                 <w:sz w:val="21"/>
               </w:rPr>
-              <w:t>10.6%</w:t>
+              <w:t>-4.5%</w:t>
             </w:r>
           </w:p>
         </w:tc>
@@ -5382,7 +5324,7 @@
           <w:color w:val="111827"/>
           <w:sz w:val="24"/>
         </w:rPr>
-        <w:t>财务模型的关键假设有三个：单亩服务价格年降 5%（规模效应让利）、飞手人效年升 15%（排班优化）、农资集采渗透率从 8% 提升至 25%。敏感性分析显示，即使服务价格降幅扩大到 10%，第 5 年净利仍有 214 万元，模型具备一定安全边际（见表 7）。</w:t>
+        <w:t>财务模型的关键假设有三个：单亩服务价格年降 5%（规模效应让利）、飞手人效年升 15%（排班优化）、客户留存率按 70% 保守取值（试点 3 家全部续约，样本太小不敢按实际值算）。敏感性分析显示，即使服务价格降幅扩大到 10%，第 5 年净利仍有 214 万元，模型具备一定安全边际（见表 7）。</w:t>
       </w:r>
     </w:p>
     <w:p>
@@ -5733,7 +5675,7 @@
                 <w:color w:val="111827"/>
                 <w:sz w:val="21"/>
               </w:rPr>
-              <w:t>集采渗透率</w:t>
+              <w:t>客户留存率</w:t>
             </w:r>
           </w:p>
         </w:tc>
@@ -5754,7 +5696,7 @@
                 <w:color w:val="111827"/>
                 <w:sz w:val="21"/>
               </w:rPr>
-              <w:t>25%</w:t>
+              <w:t>70%</w:t>
             </w:r>
           </w:p>
         </w:tc>
@@ -5775,7 +5717,7 @@
                 <w:color w:val="111827"/>
                 <w:sz w:val="21"/>
               </w:rPr>
-              <w:t>15%</w:t>
+              <w:t>55%</w:t>
             </w:r>
           </w:p>
         </w:tc>
@@ -5844,7 +5786,7 @@
           <w:color w:val="111827"/>
           <w:sz w:val="24"/>
         </w:rPr>
-        <w:t>成本分固定与可变两部分。固定成本主要是设备折旧与团队薪酬，首年约 62 万元；可变成本随服务面积线性增长，单亩约 4.4 元。这意味着规模越大、毛利率越高，但前提是设备利用率跟得上。</w:t>
+        <w:t>成本分固定与可变两部分。首年总成本约 62 万元，其中固定成本（设备折旧、团队薪酬、场地与软件）约 35.6 万元、变动成本 26.4 万元——后者严格随作业量走，单亩约 4.4 元。这个结构决定了一件事：规模越大，固定成本被摊得越薄、净利率越高，但前提是设备利用率跟得上；反过来，作业量上不去，固定成本会原封不动地压在那里。</w:t>
       </w:r>
     </w:p>
     <w:p>
@@ -6917,7 +6859,7 @@
           <w:color w:val="111827"/>
           <w:sz w:val="24"/>
         </w:rPr>
-        <w:t>其中「集采渗透率」是最不确定的一项，也是净利的主要来源。若最终只做到 15%，第 5 年净利降至 228 万元，模型仍然成立；但若低于 8%，项目就退化为一家薄利的服务队，失去投资价值。这是本轮融资需要向投资人明确说明的风险点。</w:t>
+        <w:t>表中没有「集采渗透率」这一项，因为它不计入本预测——集采涉及资金垫付与供应链账期，在跑通第一个完整作业季之前不启动。若验证后开展，按 25% 渗透率估算每年可增加约 30 万元收入，那是模型之上的上行空间，不是模型成立的前提。这条边界需要在融资时向投资人讲清楚。</w:t>
       </w:r>
     </w:p>
     <w:p>
@@ -6932,7 +6874,7 @@
           <w:color w:val="111827"/>
           <w:sz w:val="24"/>
         </w:rPr>
-        <w:t>财务模型从单亩算起。8 元/亩·次的收入结构能否成立，取决于四块成本能否被压到 4.4 元以内（见图 8）。</w:t>
+        <w:t>财务模型从单亩算起。8 元/亩·次的收入结构能否成立，取决于四块成本能否被压到 4.4 元以内（见图 7）。</w:t>
       </w:r>
     </w:p>
     <w:p>
@@ -6946,7 +6888,7 @@
         <w:drawing>
           <wp:inline xmlns:a="http://schemas.openxmlformats.org/drawingml/2006/main" xmlns:pic="http://schemas.openxmlformats.org/drawingml/2006/picture">
             <wp:extent cx="5087981" cy="2520000"/>
-            <wp:docPr id="8" name="Picture 8"/>
+            <wp:docPr id="7" name="Picture 7"/>
             <wp:cNvGraphicFramePr>
               <a:graphicFrameLocks noChangeAspect="1"/>
             </wp:cNvGraphicFramePr>
@@ -6958,7 +6900,7 @@
                     <pic:cNvPicPr/>
                   </pic:nvPicPr>
                   <pic:blipFill>
-                    <a:blip r:embed="rId17"/>
+                    <a:blip r:embed="rId16"/>
                     <a:stretch>
                       <a:fillRect/>
                     </a:stretch>
@@ -6990,7 +6932,7 @@
           <w:color w:val="6B7280"/>
           <w:sz w:val="21"/>
         </w:rPr>
-        <w:t>图 8　单亩单次经济模型：收入、成本与毛利的构成</w:t>
+        <w:t>图 7　单亩单次经济模型：收入、成本与毛利的构成</w:t>
       </w:r>
     </w:p>
     <w:p>
@@ -7580,7 +7522,22 @@
           <w:color w:val="111827"/>
           <w:sz w:val="24"/>
         </w:rPr>
-        <w:t>把固定成本单独拎出来：人员、场地、软件与折旧合计约 49 万元/年。按单亩毛利 3.6 元测算，盈亏平衡点约 13.6 万亩次/年，折合约 3.4 万亩规模。第 3 年计划做到 33.5 万亩次，是安全线的 2.5 倍——这个倍数不算激进，因为农业服务对天气与季节高度敏感，留一倍余量是必须的（见图 9）。</w:t>
+        <w:t>把固定成本单独拎出来：人员、场地、软件与折旧，首年约 35.6 万元，铺开到三个县之后的稳态约 49 万元/年。按单亩毛利 3.6 元测算，稳态盈亏平衡点约 13.6 万亩次/年，折合约 3.4 万亩规模。第 3 年计划做到 33.5 万亩次，是安全线的 2.5 倍——这个倍数不算激进，因为农业服务对天气与季节高度敏感，留一倍余量是必须的。</w:t>
+      </w:r>
+    </w:p>
+    <w:p>
+      <w:pPr>
+        <w:spacing w:before="0" w:after="120" w:lineRule="auto" w:line="360"/>
+        <w:ind w:firstLine="480"/>
+      </w:pPr>
+      <w:r>
+        <w:rPr>
+          <w:rFonts w:ascii="宋体" w:hAnsi="宋体" w:eastAsia="宋体"/>
+          <w:b w:val="0"/>
+          <w:color w:val="111827"/>
+          <w:sz w:val="24"/>
+        </w:rPr>
+        <w:t>这里有一个必然会被追问的地方：既然 13.6 万亩次就能平衡，为什么第 2 年做到 16.5 万亩次反而还亏 6 万元？原因是一次性投入。第 2 年开第二个县，新增 1 套载荷、2 名飞手与一处县域驻点，开办费合计 16.8 万元全部计入当年成本，固定成本因此从 35.6 万元抬到 65.4 万元，平衡点被推到 18.2 万亩次。剔除这笔开办费，第 2 年净利约 +10.8 万元，其实已经跨过平衡点。把开办费单列而不是分摊到三年，是刻意的保守处理——它让第 2 年的报表难看，但让第 3 年的盈利里不含任何「摊销出来的利润」（见图 8）。</w:t>
       </w:r>
     </w:p>
     <w:p>
@@ -7594,7 +7551,7 @@
         <w:drawing>
           <wp:inline xmlns:a="http://schemas.openxmlformats.org/drawingml/2006/main" xmlns:pic="http://schemas.openxmlformats.org/drawingml/2006/picture">
             <wp:extent cx="5472000" cy="2663774"/>
-            <wp:docPr id="9" name="Picture 9"/>
+            <wp:docPr id="8" name="Picture 8"/>
             <wp:cNvGraphicFramePr>
               <a:graphicFrameLocks noChangeAspect="1"/>
             </wp:cNvGraphicFramePr>
@@ -7606,7 +7563,7 @@
                     <pic:cNvPicPr/>
                   </pic:nvPicPr>
                   <pic:blipFill>
-                    <a:blip r:embed="rId18"/>
+                    <a:blip r:embed="rId17"/>
                     <a:stretch>
                       <a:fillRect/>
                     </a:stretch>
@@ -7638,7 +7595,7 @@
           <w:color w:val="6B7280"/>
           <w:sz w:val="21"/>
         </w:rPr>
-        <w:t>图 9　三年净利润与累计现金流：第 2 年末为资金最低点，第 3 年累计转正</w:t>
+        <w:t>图 8　三年净利润与累计现金流：第 2 年末为资金最低点，第 3 年累计转正</w:t>
       </w:r>
     </w:p>
     <w:p>
@@ -10806,7 +10763,7 @@
           <w:color w:val="111827"/>
           <w:sz w:val="24"/>
         </w:rPr>
-        <w:t>投资人看早期项目，第一看团队、第二看市场。这份材料里团队放在商业模式之后、财务之前，是因为农业服务这件事的成败很大程度上取决于「谁在县里蹲得住」，而不只是模型好不好（见图 10）（见表 16）。</w:t>
+        <w:t>投资人看早期项目，第一看团队、第二看市场。这份材料里团队放在商业模式之后、财务之前，是因为农业服务这件事的成败很大程度上取决于「谁在县里蹲得住」，而不只是模型好不好（见图 9）（见表 16）。</w:t>
       </w:r>
     </w:p>
     <w:p>
@@ -10820,7 +10777,7 @@
         <w:drawing>
           <wp:inline xmlns:a="http://schemas.openxmlformats.org/drawingml/2006/main" xmlns:pic="http://schemas.openxmlformats.org/drawingml/2006/picture">
             <wp:extent cx="5472000" cy="2312728"/>
-            <wp:docPr id="10" name="Picture 10"/>
+            <wp:docPr id="9" name="Picture 9"/>
             <wp:cNvGraphicFramePr>
               <a:graphicFrameLocks noChangeAspect="1"/>
             </wp:cNvGraphicFramePr>
@@ -10832,7 +10789,7 @@
                     <pic:cNvPicPr/>
                   </pic:nvPicPr>
                   <pic:blipFill>
-                    <a:blip r:embed="rId19"/>
+                    <a:blip r:embed="rId18"/>
                     <a:stretch>
                       <a:fillRect/>
                     </a:stretch>
@@ -10864,7 +10821,7 @@
           <w:color w:val="6B7280"/>
           <w:sz w:val="21"/>
         </w:rPr>
-        <w:t>图 10　核心团队组织架构与人员缺口</w:t>
+        <w:t>图 9　核心团队组织架构与人员缺口</w:t>
       </w:r>
     </w:p>
     <w:p>
@@ -12181,7 +12138,7 @@
           <w:color w:val="111827"/>
           <w:sz w:val="24"/>
         </w:rPr>
-        <w:t>五个风险项按概率与影响定位后，真正威胁模型成立的是政策风险与资金风险两项——前者影响作业连续性，后者影响扩张节奏。技术风险在本项目中反而偏低，因为服务所用的多光谱成像与长势模型都已是成熟技术，不存在原理性不确定（见图 11）（见表 18）。</w:t>
+        <w:t>五个风险项按概率与影响定位后，真正威胁模型成立的是政策风险与资金风险两项——前者影响作业连续性，后者影响扩张节奏。技术风险在本项目中反而偏低，因为服务所用的多光谱成像与长势模型都已是成熟技术，不存在原理性不确定（见图 10）（见表 18）。</w:t>
       </w:r>
     </w:p>
     <w:p>
@@ -12195,7 +12152,7 @@
         <w:drawing>
           <wp:inline xmlns:a="http://schemas.openxmlformats.org/drawingml/2006/main" xmlns:pic="http://schemas.openxmlformats.org/drawingml/2006/picture">
             <wp:extent cx="4400000" cy="2520000"/>
-            <wp:docPr id="11" name="Picture 11"/>
+            <wp:docPr id="10" name="Picture 10"/>
             <wp:cNvGraphicFramePr>
               <a:graphicFrameLocks noChangeAspect="1"/>
             </wp:cNvGraphicFramePr>
@@ -12207,7 +12164,7 @@
                     <pic:cNvPicPr/>
                   </pic:nvPicPr>
                   <pic:blipFill>
-                    <a:blip r:embed="rId20"/>
+                    <a:blip r:embed="rId19"/>
                     <a:stretch>
                       <a:fillRect/>
                     </a:stretch>
@@ -12239,7 +12196,7 @@
           <w:color w:val="6B7280"/>
           <w:sz w:val="21"/>
         </w:rPr>
-        <w:t>图 11　项目风险矩阵（概率 × 影响）</w:t>
+        <w:t>图 10　项目风险矩阵（概率 × 影响）</w:t>
       </w:r>
     </w:p>
     <w:p>
@@ -12668,7 +12625,7 @@
           <w:color w:val="111827"/>
           <w:sz w:val="24"/>
         </w:rPr>
-        <w:t>风险不按「政策、市场、技术」这种分类写，因为那种分法不产生动作。我们按「多大概率、多大影响」排，只对右上角与中央区的项目配具体动作如图 12 所示（见表 19）：</w:t>
+        <w:t>风险不按「政策、市场、技术」这种分类写，因为那种分法不产生动作。我们按「多大概率、多大影响」排，只对右上角与中央区的项目配具体动作如图 11 所示（见表 19）：</w:t>
       </w:r>
     </w:p>
     <w:p>
@@ -12682,7 +12639,7 @@
         <w:drawing>
           <wp:inline xmlns:a="http://schemas.openxmlformats.org/drawingml/2006/main" xmlns:pic="http://schemas.openxmlformats.org/drawingml/2006/picture">
             <wp:extent cx="5472000" cy="2913503"/>
-            <wp:docPr id="12" name="Picture 12"/>
+            <wp:docPr id="11" name="Picture 11"/>
             <wp:cNvGraphicFramePr>
               <a:graphicFrameLocks noChangeAspect="1"/>
             </wp:cNvGraphicFramePr>
@@ -12694,7 +12651,7 @@
                     <pic:cNvPicPr/>
                   </pic:nvPicPr>
                   <pic:blipFill>
-                    <a:blip r:embed="rId21"/>
+                    <a:blip r:embed="rId20"/>
                     <a:stretch>
                       <a:fillRect/>
                     </a:stretch>
@@ -12726,7 +12683,7 @@
           <w:color w:val="6B7280"/>
           <w:sz w:val="21"/>
         </w:rPr>
-        <w:t>图 12　八项风险的概率—影响分布</w:t>
+        <w:t>图 11　八项风险的概率—影响分布</w:t>
       </w:r>
     </w:p>
     <w:p>
@@ -13966,7 +13923,7 @@
           <w:color w:val="111827"/>
           <w:sz w:val="24"/>
         </w:rPr>
-        <w:t>把商业模式落到时间轴上，分三个阶段推进。每个阶段只解决一个核心问题，不追求同时铺开——资源有限时，同时做三件事等于三件都做不成（见图 13）。</w:t>
+        <w:t>把商业模式落到时间轴上，分三个阶段推进。每个阶段只解决一个核心问题，不追求同时铺开——资源有限时，同时做三件事等于三件都做不成（见图 12）。</w:t>
       </w:r>
     </w:p>
     <w:p>
@@ -13980,7 +13937,7 @@
         <w:drawing>
           <wp:inline xmlns:a="http://schemas.openxmlformats.org/drawingml/2006/main" xmlns:pic="http://schemas.openxmlformats.org/drawingml/2006/picture">
             <wp:extent cx="5348767" cy="2520000"/>
-            <wp:docPr id="13" name="Picture 13"/>
+            <wp:docPr id="12" name="Picture 12"/>
             <wp:cNvGraphicFramePr>
               <a:graphicFrameLocks noChangeAspect="1"/>
             </wp:cNvGraphicFramePr>
@@ -13992,7 +13949,7 @@
                     <pic:cNvPicPr/>
                   </pic:nvPicPr>
                   <pic:blipFill>
-                    <a:blip r:embed="rId22"/>
+                    <a:blip r:embed="rId21"/>
                     <a:stretch>
                       <a:fillRect/>
                     </a:stretch>
@@ -14024,7 +13981,7 @@
           <w:color w:val="6B7280"/>
           <w:sz w:val="21"/>
         </w:rPr>
-        <w:t>图 13　三阶段实施路线（M1—M12）</w:t>
+        <w:t>图 12　三阶段实施路线（M1—M12）</w:t>
       </w:r>
     </w:p>
     <w:p>
@@ -15441,7 +15398,7 @@
         <w:drawing>
           <wp:inline xmlns:a="http://schemas.openxmlformats.org/drawingml/2006/main" xmlns:pic="http://schemas.openxmlformats.org/drawingml/2006/picture">
             <wp:extent cx="5472000" cy="2811681"/>
-            <wp:docPr id="14" name="Picture 14"/>
+            <wp:docPr id="13" name="Picture 13"/>
             <wp:cNvGraphicFramePr>
               <a:graphicFrameLocks noChangeAspect="1"/>
             </wp:cNvGraphicFramePr>
@@ -15453,7 +15410,7 @@
                     <pic:cNvPicPr/>
                   </pic:nvPicPr>
                   <pic:blipFill>
-                    <a:blip r:embed="rId23"/>
+                    <a:blip r:embed="rId22"/>
                     <a:stretch>
                       <a:fillRect/>
                     </a:stretch>
@@ -15485,7 +15442,7 @@
           <w:color w:val="6B7280"/>
           <w:sz w:val="21"/>
         </w:rPr>
-        <w:t>图 14　十二个月三条泳道的实施排期与里程碑</w:t>
+        <w:t>图 13　十二个月三条泳道的实施排期与里程碑</w:t>
       </w:r>
     </w:p>
     <w:p>
@@ -15500,7 +15457,7 @@
           <w:color w:val="111827"/>
           <w:sz w:val="24"/>
         </w:rPr>
-        <w:t>顺序由三个硬约束决定，任何一个排错，整年就废了。第一是生长季：冬小麦 3 月返青、4 月拔节、5 月灌浆，6 月后进入收获期，没有服务空间，所以采集流程标准化必须压在 M1—M3 完成、整村作业从 M4 开始；M3 结束时流程定不了稿，这一年就只能做演示、不能做收入。第二是执照：无人机经营许可与保险审批本地通常 6—10 周，且必须设备到位、飞手持证才能提交，这条链是串行的——招人（M1—M2）→ 培训考证（M2—M4）→ 提交（M4）→ 拿证（M5—M6），所以它是整张排期里唯一「越早越好」的任务：不产生收入，却卡住所有能产生收入的作业。第三是合作社的决策节奏：理事会通常一季度开一次，签约必须赶在会前递材料，错过 5 月那一轮就要等 8 月，整季窗口就过去了（见图 14）。</w:t>
+        <w:t>顺序由三个硬约束决定，任何一个排错，整年就废了。第一是生长季：冬小麦 3 月返青、4 月拔节、5 月灌浆，6 月后进入收获期，没有服务空间，所以采集流程标准化必须压在 M1—M3 完成、整村作业从 M4 开始；M3 结束时流程定不了稿，这一年就只能做演示、不能做收入。第二是执照：无人机经营许可与保险审批本地通常 6—10 周，且必须设备到位、飞手持证才能提交，这条链是串行的——招人（M1—M2）→ 培训考证（M2—M4）→ 提交（M4）→ 拿证（M5—M6），所以它是整张排期里唯一「越早越好」的任务：不产生收入，却卡住所有能产生收入的作业。第三是合作社的决策节奏：理事会通常一季度开一次，签约必须赶在会前递材料，错过 5 月那一轮就要等 8 月，整季窗口就过去了（见图 13）。</w:t>
       </w:r>
     </w:p>
     <w:p>
